--- a/template_bb1.docx
+++ b/template_bb1.docx
@@ -3,402 +3,364 @@
 <w:document xmlns:wpc="http://schemas.microsoft.com/office/word/2010/wordprocessingCanvas" xmlns:cx="http://schemas.microsoft.com/office/drawing/2014/chartex" xmlns:cx1="http://schemas.microsoft.com/office/drawing/2015/9/8/chartex" xmlns:cx2="http://schemas.microsoft.com/office/drawing/2015/10/21/chartex" xmlns:cx3="http://schemas.microsoft.com/office/drawing/2016/5/9/chartex" xmlns:cx4="http://schemas.microsoft.com/office/drawing/2016/5/10/chartex" xmlns:cx5="http://schemas.microsoft.com/office/drawing/2016/5/11/chartex" xmlns:cx6="http://schemas.microsoft.com/office/drawing/2016/5/12/chartex" xmlns:cx7="http://schemas.microsoft.com/office/drawing/2016/5/13/chartex" xmlns:cx8="http://schemas.microsoft.com/office/drawing/2016/5/14/chartex" xmlns:mc="http://schemas.openxmlformats.org/markup-compatibility/2006" xmlns:aink="http://schemas.microsoft.com/office/drawing/2016/ink" xmlns:am3d="http://schemas.microsoft.com/office/drawing/2017/model3d" xmlns:o="urn:schemas-microsoft-com:office:office" xmlns:oel="http://schemas.microsoft.com/office/2019/extlst" xmlns:r="http://schemas.openxmlformats.org/officeDocument/2006/relationships" xmlns:m="http://schemas.openxmlformats.org/officeDocument/2006/math" xmlns:v="urn:schemas-microsoft-com:vml" xmlns:wp14="http://schemas.microsoft.com/office/word/2010/wordprocessingDrawing" xmlns:wp="http://schemas.openxmlformats.org/drawingml/2006/wordprocessingDrawing" xmlns:w10="urn:schemas-microsoft-com:office:word" xmlns:w="http://schemas.openxmlformats.org/wordprocessingml/2006/main" xmlns:w14="http://schemas.microsoft.com/office/word/2010/wordml" xmlns:w15="http://schemas.microsoft.com/office/word/2012/wordml" xmlns:w16cei="http://schemas.microsoft.com/office/word/2026/wordml/cei" xmlns:w16cex="http://schemas.microsoft.com/office/word/2018/wordml/cex" xmlns:w16cid="http://schemas.microsoft.com/office/word/2016/wordml/cid" xmlns:w16="http://schemas.microsoft.com/office/word/2018/wordml" xmlns:w16du="http://schemas.microsoft.com/office/word/2023/wordml/word16du" xmlns:w16sdtdh="http://schemas.microsoft.com/office/word/2020/wordml/sdtdatahash" xmlns:w16sdtfl="http://schemas.microsoft.com/office/word/2024/wordml/sdtformatlock" xmlns:w16se="http://schemas.microsoft.com/office/word/2015/wordml/symex" xmlns:wpg="http://schemas.microsoft.com/office/word/2010/wordprocessingGroup" xmlns:wpi="http://schemas.microsoft.com/office/word/2010/wordprocessingInk" xmlns:wne="http://schemas.microsoft.com/office/word/2006/wordml" xmlns:wps="http://schemas.microsoft.com/office/word/2010/wordprocessingShape" mc:Ignorable="w14 w15 w16se w16cid w16 w16cex w16sdtdh w16sdtfl w16du wp14">
   <w:background w:color="FFFFFF"/>
   <w:body>
-    <w:sdt>
-      <w:sdtPr>
-        <w:id w:val="574790546"/>
-        <w:lock w:val="sdtContentLocked"/>
-        <w:placeholder>
-          <w:docPart w:val="DefaultPlaceholder_-1854013440"/>
-        </w:placeholder>
-        <w:group/>
-      </w:sdtPr>
-      <w:sdtEndPr>
-        <w:rPr>
-          <w:i/>
-          <w:iCs/>
-          <w:sz w:val="26"/>
-          <w:szCs w:val="26"/>
-        </w:rPr>
-      </w:sdtEndPr>
-      <w:sdtContent>
-        <w:tbl>
-          <w:tblPr>
-            <w:tblW w:w="5079" w:type="pct"/>
-            <w:tblCellMar>
-              <w:left w:w="28" w:type="dxa"/>
-              <w:right w:w="28" w:type="dxa"/>
-            </w:tblCellMar>
-            <w:tblLook w:val="04A0" w:firstRow="1" w:lastRow="0" w:firstColumn="1" w:lastColumn="0" w:noHBand="0" w:noVBand="1"/>
-          </w:tblPr>
-          <w:tblGrid>
-            <w:gridCol w:w="4160"/>
-            <w:gridCol w:w="5341"/>
-          </w:tblGrid>
-          <w:tr>
-            <w:trPr>
-              <w:trHeight w:val="648"/>
-            </w:trPr>
-            <w:tc>
-              <w:tcPr>
-                <w:tcW w:w="2189" w:type="pct"/>
-              </w:tcPr>
-              <w:p>
-                <w:pPr>
-                  <w:tabs>
-                    <w:tab w:val="center" w:pos="1418"/>
-                    <w:tab w:val="center" w:pos="6096"/>
-                  </w:tabs>
-                  <w:jc w:val="center"/>
-                </w:pPr>
-                <w:r>
-                  <w:t>ĐỘI</w:t>
-                </w:r>
-                <w:r>
-                  <w:t xml:space="preserve"> SỬA CHỮA,</w:t>
-                </w:r>
-              </w:p>
-              <w:p>
-                <w:pPr>
-                  <w:tabs>
-                    <w:tab w:val="center" w:pos="1418"/>
-                    <w:tab w:val="center" w:pos="6096"/>
-                  </w:tabs>
-                  <w:jc w:val="center"/>
-                  <w:rPr>
-                    <w:b/>
-                  </w:rPr>
-                </w:pPr>
-                <w:r>
-                  <w:t>THÍ NGHIỆM ĐIỆN 3</w:t>
-                </w:r>
-              </w:p>
-              <w:p>
-                <w:pPr>
-                  <w:tabs>
-                    <w:tab w:val="center" w:pos="1418"/>
-                    <w:tab w:val="center" w:pos="6096"/>
-                  </w:tabs>
-                  <w:jc w:val="center"/>
-                  <w:rPr>
-                    <w:b/>
-                  </w:rPr>
-                </w:pPr>
-                <w:r>
-                  <w:rPr>
-                    <w:b/>
-                  </w:rPr>
-                  <w:t>TỔ THÍ NGHIỆM ĐIỆN LÂM ĐỒNG</w:t>
-                </w:r>
-              </w:p>
-              <w:p>
-                <w:pPr>
-                  <w:tabs>
-                    <w:tab w:val="center" w:pos="1418"/>
-                    <w:tab w:val="center" w:pos="6096"/>
-                  </w:tabs>
-                  <w:jc w:val="center"/>
-                  <w:rPr>
-                    <w:b/>
-                  </w:rPr>
-                </w:pPr>
-                <w:r>
-                  <w:rPr>
-                    <w:lang w:eastAsia="en-US"/>
-                  </w:rPr>
-                  <mc:AlternateContent>
-                    <mc:Choice Requires="wps">
-                      <w:drawing>
-                        <wp:anchor distT="0" distB="0" distL="114300" distR="114300" simplePos="0" relativeHeight="251658246" behindDoc="0" locked="0" layoutInCell="1" allowOverlap="1" wp14:anchorId="50843948" wp14:editId="7B96576B">
-                          <wp:simplePos x="0" y="0"/>
-                          <wp:positionH relativeFrom="margin">
-                            <wp:align>center</wp:align>
-                          </wp:positionH>
-                          <wp:positionV relativeFrom="paragraph">
-                            <wp:posOffset>55245</wp:posOffset>
-                          </wp:positionV>
-                          <wp:extent cx="835863" cy="0"/>
-                          <wp:effectExtent l="0" t="0" r="0" b="0"/>
-                          <wp:wrapNone/>
-                          <wp:docPr id="1765707615" name="Line 13"/>
-                          <wp:cNvGraphicFramePr>
-                            <a:graphicFrameLocks xmlns:a="http://schemas.openxmlformats.org/drawingml/2006/main"/>
-                          </wp:cNvGraphicFramePr>
-                          <a:graphic xmlns:a="http://schemas.openxmlformats.org/drawingml/2006/main">
-                            <a:graphicData uri="http://schemas.microsoft.com/office/word/2010/wordprocessingShape">
-                              <wps:wsp>
-                                <wps:cNvCnPr>
-                                  <a:cxnSpLocks noChangeShapeType="1"/>
-                                </wps:cNvCnPr>
-                                <wps:spPr bwMode="auto">
-                                  <a:xfrm>
-                                    <a:off x="0" y="0"/>
-                                    <a:ext cx="835863" cy="0"/>
-                                  </a:xfrm>
-                                  <a:prstGeom prst="line">
-                                    <a:avLst/>
-                                  </a:prstGeom>
-                                  <a:noFill/>
-                                  <a:ln w="9525">
-                                    <a:solidFill>
-                                      <a:srgbClr val="000000"/>
-                                    </a:solidFill>
-                                    <a:round/>
-                                    <a:headEnd/>
-                                    <a:tailEnd/>
-                                  </a:ln>
-                                  <a:extLst>
-                                    <a:ext uri="{909E8E84-426E-40DD-AFC4-6F175D3DCCD1}">
-                                      <a14:hiddenFill xmlns:a14="http://schemas.microsoft.com/office/drawing/2010/main">
-                                        <a:noFill/>
-                                      </a14:hiddenFill>
-                                    </a:ext>
-                                  </a:extLst>
-                                </wps:spPr>
-                                <wps:bodyPr/>
-                              </wps:wsp>
-                            </a:graphicData>
-                          </a:graphic>
-                          <wp14:sizeRelH relativeFrom="page">
-                            <wp14:pctWidth>0</wp14:pctWidth>
-                          </wp14:sizeRelH>
-                          <wp14:sizeRelV relativeFrom="page">
-                            <wp14:pctHeight>0</wp14:pctHeight>
-                          </wp14:sizeRelV>
-                        </wp:anchor>
-                      </w:drawing>
-                    </mc:Choice>
-                    <mc:Fallback>
-                      <w:pict>
-                        <v:line w14:anchorId="57C046EB" id="Line 13" o:spid="_x0000_s1026" style="position:absolute;z-index:251658246;visibility:visible;mso-wrap-style:square;mso-width-percent:0;mso-height-percent:0;mso-wrap-distance-left:9pt;mso-wrap-distance-top:0;mso-wrap-distance-right:9pt;mso-wrap-distance-bottom:0;mso-position-horizontal:center;mso-position-horizontal-relative:margin;mso-position-vertical:absolute;mso-position-vertical-relative:text;mso-width-percent:0;mso-height-percent:0;mso-width-relative:page;mso-height-relative:page" from="0,4.35pt" to="65.8pt,4.35pt" o:gfxdata="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">
-                          <w10:wrap anchorx="margin"/>
-                        </v:line>
-                      </w:pict>
-                    </mc:Fallback>
-                  </mc:AlternateContent>
-                </w:r>
-              </w:p>
-            </w:tc>
-            <w:tc>
-              <w:tcPr>
-                <w:tcW w:w="2811" w:type="pct"/>
-              </w:tcPr>
-              <w:p>
-                <w:pPr>
-                  <w:tabs>
-                    <w:tab w:val="center" w:pos="1418"/>
-                    <w:tab w:val="center" w:pos="6096"/>
-                  </w:tabs>
-                  <w:jc w:val="center"/>
-                  <w:rPr>
-                    <w:b/>
-                  </w:rPr>
-                </w:pPr>
-                <w:r>
-                  <w:rPr>
-                    <w:b/>
-                  </w:rPr>
-                  <w:t>CỘNG HÒA XÃ HỘI CHỦ NGHĨA VIỆT NAM</w:t>
-                </w:r>
-              </w:p>
-              <w:p>
-                <w:pPr>
-                  <w:tabs>
-                    <w:tab w:val="center" w:pos="1418"/>
-                    <w:tab w:val="center" w:pos="6096"/>
-                  </w:tabs>
-                  <w:jc w:val="center"/>
-                  <w:rPr>
-                    <w:b/>
-                  </w:rPr>
-                </w:pPr>
-                <w:r>
-                  <w:rPr>
-                    <w:lang w:eastAsia="en-US"/>
-                  </w:rPr>
-                  <mc:AlternateContent>
-                    <mc:Choice Requires="wps">
-                      <w:drawing>
-                        <wp:anchor distT="0" distB="0" distL="114300" distR="114300" simplePos="0" relativeHeight="251658245" behindDoc="0" locked="0" layoutInCell="1" allowOverlap="1" wp14:anchorId="51A4A306" wp14:editId="340F0076">
-                          <wp:simplePos x="0" y="0"/>
-                          <wp:positionH relativeFrom="margin">
-                            <wp:posOffset>733616</wp:posOffset>
-                          </wp:positionH>
-                          <wp:positionV relativeFrom="paragraph">
-                            <wp:posOffset>209784</wp:posOffset>
-                          </wp:positionV>
-                          <wp:extent cx="1795141" cy="0"/>
-                          <wp:effectExtent l="0" t="0" r="0" b="0"/>
-                          <wp:wrapNone/>
-                          <wp:docPr id="2" name="Line 13"/>
-                          <wp:cNvGraphicFramePr>
-                            <a:graphicFrameLocks xmlns:a="http://schemas.openxmlformats.org/drawingml/2006/main"/>
-                          </wp:cNvGraphicFramePr>
-                          <a:graphic xmlns:a="http://schemas.openxmlformats.org/drawingml/2006/main">
-                            <a:graphicData uri="http://schemas.microsoft.com/office/word/2010/wordprocessingShape">
-                              <wps:wsp>
-                                <wps:cNvCnPr>
-                                  <a:cxnSpLocks noChangeShapeType="1"/>
-                                </wps:cNvCnPr>
-                                <wps:spPr bwMode="auto">
-                                  <a:xfrm>
-                                    <a:off x="0" y="0"/>
-                                    <a:ext cx="1795141" cy="0"/>
-                                  </a:xfrm>
-                                  <a:prstGeom prst="line">
-                                    <a:avLst/>
-                                  </a:prstGeom>
-                                  <a:noFill/>
-                                  <a:ln w="9525">
-                                    <a:solidFill>
-                                      <a:srgbClr val="000000"/>
-                                    </a:solidFill>
-                                    <a:round/>
-                                    <a:headEnd/>
-                                    <a:tailEnd/>
-                                  </a:ln>
-                                  <a:extLst>
-                                    <a:ext uri="{909E8E84-426E-40DD-AFC4-6F175D3DCCD1}">
-                                      <a14:hiddenFill xmlns:a14="http://schemas.microsoft.com/office/drawing/2010/main">
-                                        <a:noFill/>
-                                      </a14:hiddenFill>
-                                    </a:ext>
-                                  </a:extLst>
-                                </wps:spPr>
-                                <wps:bodyPr/>
-                              </wps:wsp>
-                            </a:graphicData>
-                          </a:graphic>
-                          <wp14:sizeRelH relativeFrom="page">
-                            <wp14:pctWidth>0</wp14:pctWidth>
-                          </wp14:sizeRelH>
-                          <wp14:sizeRelV relativeFrom="page">
-                            <wp14:pctHeight>0</wp14:pctHeight>
-                          </wp14:sizeRelV>
-                        </wp:anchor>
-                      </w:drawing>
-                    </mc:Choice>
-                    <mc:Fallback>
-                      <w:pict>
-                        <v:line w14:anchorId="3E4C04EE" id="Line 13" o:spid="_x0000_s1026" style="position:absolute;z-index:251658245;visibility:visible;mso-wrap-style:square;mso-width-percent:0;mso-height-percent:0;mso-wrap-distance-left:9pt;mso-wrap-distance-top:0;mso-wrap-distance-right:9pt;mso-wrap-distance-bottom:0;mso-position-horizontal:absolute;mso-position-horizontal-relative:margin;mso-position-vertical:absolute;mso-position-vertical-relative:text;mso-width-percent:0;mso-height-percent:0;mso-width-relative:page;mso-height-relative:page" from="57.75pt,16.5pt" to="199.1pt,16.5pt" o:gfxdata="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">
-                          <w10:wrap anchorx="margin"/>
-                        </v:line>
-                      </w:pict>
-                    </mc:Fallback>
-                  </mc:AlternateContent>
-                </w:r>
-                <w:r>
-                  <w:rPr>
-                    <w:b/>
-                  </w:rPr>
-                  <w:t>Độc lập - Tự do - Hạnh phúc</w:t>
-                </w:r>
-              </w:p>
-            </w:tc>
-          </w:tr>
-          <w:tr>
-            <w:tc>
-              <w:tcPr>
-                <w:tcW w:w="2189" w:type="pct"/>
-              </w:tcPr>
-              <w:p>
-                <w:pPr>
-                  <w:tabs>
-                    <w:tab w:val="center" w:pos="1418"/>
-                    <w:tab w:val="center" w:pos="6096"/>
-                  </w:tabs>
-                  <w:jc w:val="center"/>
-                  <w:rPr>
-                    <w:i/>
-                    <w:szCs w:val="26"/>
-                  </w:rPr>
-                </w:pPr>
-              </w:p>
-            </w:tc>
-            <w:tc>
-              <w:tcPr>
-                <w:tcW w:w="2811" w:type="pct"/>
-              </w:tcPr>
-              <w:p>
-                <w:pPr>
-                  <w:tabs>
-                    <w:tab w:val="center" w:pos="1418"/>
-                    <w:tab w:val="center" w:pos="6096"/>
-                  </w:tabs>
-                  <w:jc w:val="center"/>
-                  <w:rPr>
-                    <w:i/>
-                    <w:iCs/>
-                  </w:rPr>
-                </w:pPr>
-                <w:r>
-                  <w:rPr>
-                    <w:i/>
-                    <w:iCs/>
-                    <w:sz w:val="26"/>
-                    <w:szCs w:val="26"/>
-                  </w:rPr>
-                  <w:t xml:space="preserve">Lâm Đồng, ngày </w:t>
-                </w:r>
-                <w:sdt>
-                  <w:sdtPr>
-                    <w:rPr>
-                      <w:i/>
-                      <w:iCs/>
-                      <w:sz w:val="26"/>
-                      <w:szCs w:val="26"/>
-                    </w:rPr>
-                    <w:id w:val="1045488662"/>
-                    <w:placeholder>
-                      <w:docPart w:val="DefaultPlaceholder_-1854013440"/>
-                    </w:placeholder>
-                    <w:dataBinding w:prefixMappings="xmlns:ns0='tranphuclinh' " w:xpath="/ns0:MrLinh[1]/ns0:PhobienPATC[1]/ns0:Ngay_PATC[1]" w:storeItemID="{9D7C7E3C-431E-4096-A5D6-821764FB404C}"/>
-                    <w:text/>
-                  </w:sdtPr>
-                  <w:sdtContent>
-                    <w:r>
-                      <w:rPr>
-                        <w:i/>
-                        <w:iCs/>
-                        <w:sz w:val="26"/>
-                        <w:szCs w:val="26"/>
-                      </w:rPr>
-                      <w:t>29</w:t>
-                    </w:r>
-                    <w:r>
-                      <w:rPr>
-                        <w:i/>
-                        <w:iCs/>
-                        <w:sz w:val="26"/>
-                        <w:szCs w:val="26"/>
-                      </w:rPr>
-                      <w:t xml:space="preserve"> tháng </w:t>
-                    </w:r>
-                    <w:r>
-                      <w:rPr>
-                        <w:i/>
-                        <w:iCs/>
-                        <w:sz w:val="26"/>
-                        <w:szCs w:val="26"/>
-                      </w:rPr>
-                      <w:t>4</w:t>
-                    </w:r>
-                    <w:r>
-                      <w:rPr>
-                        <w:i/>
-                        <w:iCs/>
-                        <w:sz w:val="26"/>
-                        <w:szCs w:val="26"/>
-                      </w:rPr>
-                      <w:t xml:space="preserve"> năm 2026</w:t>
-                    </w:r>
-                  </w:sdtContent>
-                </w:sdt>
-              </w:p>
-            </w:tc>
-          </w:tr>
-        </w:tbl>
-      </w:sdtContent>
-    </w:sdt>
+    <w:tbl>
+      <w:tblPr>
+        <w:tblW w:w="5079" w:type="pct"/>
+        <w:tblCellMar>
+          <w:left w:w="28" w:type="dxa"/>
+          <w:right w:w="28" w:type="dxa"/>
+        </w:tblCellMar>
+        <w:tblLook w:val="04A0" w:firstRow="1" w:lastRow="0" w:firstColumn="1" w:lastColumn="0" w:noHBand="0" w:noVBand="1"/>
+      </w:tblPr>
+      <w:tblGrid>
+        <w:gridCol w:w="4160"/>
+        <w:gridCol w:w="5341"/>
+      </w:tblGrid>
+      <w:tr>
+        <w:trPr>
+          <w:trHeight w:val="648"/>
+        </w:trPr>
+        <w:tc>
+          <w:tcPr>
+            <w:tcW w:w="2189" w:type="pct"/>
+          </w:tcPr>
+          <w:p>
+            <w:pPr>
+              <w:tabs>
+                <w:tab w:val="center" w:pos="1418"/>
+                <w:tab w:val="center" w:pos="6096"/>
+              </w:tabs>
+              <w:jc w:val="center"/>
+            </w:pPr>
+            <w:r>
+              <w:t>ĐỘI</w:t>
+            </w:r>
+            <w:r>
+              <w:t xml:space="preserve"> SỬA CHỮA,</w:t>
+            </w:r>
+          </w:p>
+          <w:p>
+            <w:pPr>
+              <w:tabs>
+                <w:tab w:val="center" w:pos="1418"/>
+                <w:tab w:val="center" w:pos="6096"/>
+              </w:tabs>
+              <w:jc w:val="center"/>
+              <w:rPr>
+                <w:b/>
+              </w:rPr>
+            </w:pPr>
+            <w:r>
+              <w:t>THÍ NGHIỆM ĐIỆN 3</w:t>
+            </w:r>
+          </w:p>
+          <w:p>
+            <w:pPr>
+              <w:tabs>
+                <w:tab w:val="center" w:pos="1418"/>
+                <w:tab w:val="center" w:pos="6096"/>
+              </w:tabs>
+              <w:jc w:val="center"/>
+              <w:rPr>
+                <w:b/>
+              </w:rPr>
+            </w:pPr>
+            <w:r>
+              <w:rPr>
+                <w:b/>
+              </w:rPr>
+              <w:t>TỔ THÍ NGHIỆM ĐIỆN LÂM ĐỒNG</w:t>
+            </w:r>
+          </w:p>
+          <w:p>
+            <w:pPr>
+              <w:tabs>
+                <w:tab w:val="center" w:pos="1418"/>
+                <w:tab w:val="center" w:pos="6096"/>
+              </w:tabs>
+              <w:jc w:val="center"/>
+              <w:rPr>
+                <w:b/>
+              </w:rPr>
+            </w:pPr>
+            <w:r>
+              <w:rPr>
+                <w:lang w:eastAsia="en-US"/>
+              </w:rPr>
+              <mc:AlternateContent>
+                <mc:Choice Requires="wps">
+                  <w:drawing>
+                    <wp:anchor distT="0" distB="0" distL="114300" distR="114300" simplePos="0" relativeHeight="251658246" behindDoc="0" locked="0" layoutInCell="1" allowOverlap="1" wp14:anchorId="50843948" wp14:editId="7B96576B">
+                      <wp:simplePos x="0" y="0"/>
+                      <wp:positionH relativeFrom="margin">
+                        <wp:align>center</wp:align>
+                      </wp:positionH>
+                      <wp:positionV relativeFrom="paragraph">
+                        <wp:posOffset>55245</wp:posOffset>
+                      </wp:positionV>
+                      <wp:extent cx="835863" cy="0"/>
+                      <wp:effectExtent l="0" t="0" r="0" b="0"/>
+                      <wp:wrapNone/>
+                      <wp:docPr id="1765707615" name="Line 13"/>
+                      <wp:cNvGraphicFramePr>
+                        <a:graphicFrameLocks xmlns:a="http://schemas.openxmlformats.org/drawingml/2006/main"/>
+                      </wp:cNvGraphicFramePr>
+                      <a:graphic xmlns:a="http://schemas.openxmlformats.org/drawingml/2006/main">
+                        <a:graphicData uri="http://schemas.microsoft.com/office/word/2010/wordprocessingShape">
+                          <wps:wsp>
+                            <wps:cNvCnPr>
+                              <a:cxnSpLocks noChangeShapeType="1"/>
+                            </wps:cNvCnPr>
+                            <wps:spPr bwMode="auto">
+                              <a:xfrm>
+                                <a:off x="0" y="0"/>
+                                <a:ext cx="835863" cy="0"/>
+                              </a:xfrm>
+                              <a:prstGeom prst="line">
+                                <a:avLst/>
+                              </a:prstGeom>
+                              <a:noFill/>
+                              <a:ln w="9525">
+                                <a:solidFill>
+                                  <a:srgbClr val="000000"/>
+                                </a:solidFill>
+                                <a:round/>
+                                <a:headEnd/>
+                                <a:tailEnd/>
+                              </a:ln>
+                              <a:extLst>
+                                <a:ext uri="{909E8E84-426E-40DD-AFC4-6F175D3DCCD1}">
+                                  <a14:hiddenFill xmlns:a14="http://schemas.microsoft.com/office/drawing/2010/main">
+                                    <a:noFill/>
+                                  </a14:hiddenFill>
+                                </a:ext>
+                              </a:extLst>
+                            </wps:spPr>
+                            <wps:bodyPr/>
+                          </wps:wsp>
+                        </a:graphicData>
+                      </a:graphic>
+                      <wp14:sizeRelH relativeFrom="page">
+                        <wp14:pctWidth>0</wp14:pctWidth>
+                      </wp14:sizeRelH>
+                      <wp14:sizeRelV relativeFrom="page">
+                        <wp14:pctHeight>0</wp14:pctHeight>
+                      </wp14:sizeRelV>
+                    </wp:anchor>
+                  </w:drawing>
+                </mc:Choice>
+                <mc:Fallback>
+                  <w:pict>
+                    <v:line w14:anchorId="57C046EB" id="Line 13" o:spid="_x0000_s1026" style="position:absolute;z-index:251658246;visibility:visible;mso-wrap-style:square;mso-width-percent:0;mso-height-percent:0;mso-wrap-distance-left:9pt;mso-wrap-distance-top:0;mso-wrap-distance-right:9pt;mso-wrap-distance-bottom:0;mso-position-horizontal:center;mso-position-horizontal-relative:margin;mso-position-vertical:absolute;mso-position-vertical-relative:text;mso-width-percent:0;mso-height-percent:0;mso-width-relative:page;mso-height-relative:page" from="0,4.35pt" to="65.8pt,4.35pt" o:gfxdata="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">
+                      <w10:wrap anchorx="margin"/>
+                    </v:line>
+                  </w:pict>
+                </mc:Fallback>
+              </mc:AlternateContent>
+            </w:r>
+          </w:p>
+        </w:tc>
+        <w:tc>
+          <w:tcPr>
+            <w:tcW w:w="2811" w:type="pct"/>
+          </w:tcPr>
+          <w:p>
+            <w:pPr>
+              <w:tabs>
+                <w:tab w:val="center" w:pos="1418"/>
+                <w:tab w:val="center" w:pos="6096"/>
+              </w:tabs>
+              <w:jc w:val="center"/>
+              <w:rPr>
+                <w:b/>
+              </w:rPr>
+            </w:pPr>
+            <w:r>
+              <w:rPr>
+                <w:b/>
+              </w:rPr>
+              <w:t>CỘNG HÒA XÃ HỘI CHỦ NGHĨA VIỆT NAM</w:t>
+            </w:r>
+          </w:p>
+          <w:p>
+            <w:pPr>
+              <w:tabs>
+                <w:tab w:val="center" w:pos="1418"/>
+                <w:tab w:val="center" w:pos="6096"/>
+              </w:tabs>
+              <w:jc w:val="center"/>
+              <w:rPr>
+                <w:b/>
+              </w:rPr>
+            </w:pPr>
+            <w:r>
+              <w:rPr>
+                <w:lang w:eastAsia="en-US"/>
+              </w:rPr>
+              <mc:AlternateContent>
+                <mc:Choice Requires="wps">
+                  <w:drawing>
+                    <wp:anchor distT="0" distB="0" distL="114300" distR="114300" simplePos="0" relativeHeight="251658245" behindDoc="0" locked="0" layoutInCell="1" allowOverlap="1" wp14:anchorId="51A4A306" wp14:editId="340F0076">
+                      <wp:simplePos x="0" y="0"/>
+                      <wp:positionH relativeFrom="margin">
+                        <wp:posOffset>733616</wp:posOffset>
+                      </wp:positionH>
+                      <wp:positionV relativeFrom="paragraph">
+                        <wp:posOffset>209784</wp:posOffset>
+                      </wp:positionV>
+                      <wp:extent cx="1795141" cy="0"/>
+                      <wp:effectExtent l="0" t="0" r="0" b="0"/>
+                      <wp:wrapNone/>
+                      <wp:docPr id="2" name="Line 13"/>
+                      <wp:cNvGraphicFramePr>
+                        <a:graphicFrameLocks xmlns:a="http://schemas.openxmlformats.org/drawingml/2006/main"/>
+                      </wp:cNvGraphicFramePr>
+                      <a:graphic xmlns:a="http://schemas.openxmlformats.org/drawingml/2006/main">
+                        <a:graphicData uri="http://schemas.microsoft.com/office/word/2010/wordprocessingShape">
+                          <wps:wsp>
+                            <wps:cNvCnPr>
+                              <a:cxnSpLocks noChangeShapeType="1"/>
+                            </wps:cNvCnPr>
+                            <wps:spPr bwMode="auto">
+                              <a:xfrm>
+                                <a:off x="0" y="0"/>
+                                <a:ext cx="1795141" cy="0"/>
+                              </a:xfrm>
+                              <a:prstGeom prst="line">
+                                <a:avLst/>
+                              </a:prstGeom>
+                              <a:noFill/>
+                              <a:ln w="9525">
+                                <a:solidFill>
+                                  <a:srgbClr val="000000"/>
+                                </a:solidFill>
+                                <a:round/>
+                                <a:headEnd/>
+                                <a:tailEnd/>
+                              </a:ln>
+                              <a:extLst>
+                                <a:ext uri="{909E8E84-426E-40DD-AFC4-6F175D3DCCD1}">
+                                  <a14:hiddenFill xmlns:a14="http://schemas.microsoft.com/office/drawing/2010/main">
+                                    <a:noFill/>
+                                  </a14:hiddenFill>
+                                </a:ext>
+                              </a:extLst>
+                            </wps:spPr>
+                            <wps:bodyPr/>
+                          </wps:wsp>
+                        </a:graphicData>
+                      </a:graphic>
+                      <wp14:sizeRelH relativeFrom="page">
+                        <wp14:pctWidth>0</wp14:pctWidth>
+                      </wp14:sizeRelH>
+                      <wp14:sizeRelV relativeFrom="page">
+                        <wp14:pctHeight>0</wp14:pctHeight>
+                      </wp14:sizeRelV>
+                    </wp:anchor>
+                  </w:drawing>
+                </mc:Choice>
+                <mc:Fallback>
+                  <w:pict>
+                    <v:line w14:anchorId="3E4C04EE" id="Line 13" o:spid="_x0000_s1026" style="position:absolute;z-index:251658245;visibility:visible;mso-wrap-style:square;mso-width-percent:0;mso-height-percent:0;mso-wrap-distance-left:9pt;mso-wrap-distance-top:0;mso-wrap-distance-right:9pt;mso-wrap-distance-bottom:0;mso-position-horizontal:absolute;mso-position-horizontal-relative:margin;mso-position-vertical:absolute;mso-position-vertical-relative:text;mso-width-percent:0;mso-height-percent:0;mso-width-relative:page;mso-height-relative:page" from="57.75pt,16.5pt" to="199.1pt,16.5pt" o:gfxdata="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">
+                      <w10:wrap anchorx="margin"/>
+                    </v:line>
+                  </w:pict>
+                </mc:Fallback>
+              </mc:AlternateContent>
+            </w:r>
+            <w:r>
+              <w:rPr>
+                <w:b/>
+              </w:rPr>
+              <w:t>Độc lập - Tự do - Hạnh phúc</w:t>
+            </w:r>
+          </w:p>
+        </w:tc>
+      </w:tr>
+      <w:tr>
+        <w:tc>
+          <w:tcPr>
+            <w:tcW w:w="2189" w:type="pct"/>
+          </w:tcPr>
+          <w:p>
+            <w:pPr>
+              <w:tabs>
+                <w:tab w:val="center" w:pos="1418"/>
+                <w:tab w:val="center" w:pos="6096"/>
+              </w:tabs>
+              <w:jc w:val="center"/>
+              <w:rPr>
+                <w:i/>
+                <w:szCs w:val="26"/>
+              </w:rPr>
+            </w:pPr>
+          </w:p>
+        </w:tc>
+        <w:tc>
+          <w:tcPr>
+            <w:tcW w:w="2811" w:type="pct"/>
+          </w:tcPr>
+          <w:p>
+            <w:pPr>
+              <w:tabs>
+                <w:tab w:val="center" w:pos="1418"/>
+                <w:tab w:val="center" w:pos="6096"/>
+              </w:tabs>
+              <w:jc w:val="center"/>
+              <w:rPr>
+                <w:i/>
+                <w:iCs/>
+              </w:rPr>
+            </w:pPr>
+            <w:r>
+              <w:rPr>
+                <w:i/>
+                <w:iCs/>
+                <w:sz w:val="26"/>
+                <w:szCs w:val="26"/>
+              </w:rPr>
+              <w:t xml:space="preserve">Lâm Đồng, ngày </w:t>
+            </w:r>
+            <w:r>
+              <w:rPr>
+                <w:i/>
+                <w:iCs/>
+                <w:sz w:val="26"/>
+                <w:szCs w:val="26"/>
+              </w:rPr>
+              <w:t>29</w:t>
+            </w:r>
+            <w:r>
+              <w:rPr>
+                <w:i/>
+                <w:iCs/>
+                <w:sz w:val="26"/>
+                <w:szCs w:val="26"/>
+              </w:rPr>
+              <w:t xml:space="preserve"> tháng </w:t>
+            </w:r>
+            <w:r>
+              <w:rPr>
+                <w:i/>
+                <w:iCs/>
+                <w:sz w:val="26"/>
+                <w:szCs w:val="26"/>
+              </w:rPr>
+              <w:t>4</w:t>
+            </w:r>
+            <w:r>
+              <w:rPr>
+                <w:i/>
+                <w:iCs/>
+                <w:sz w:val="26"/>
+                <w:szCs w:val="26"/>
+              </w:rPr>
+              <w:t xml:space="preserve"> năm 2026</w:t>
+            </w:r>
+          </w:p>
+        </w:tc>
+      </w:tr>
+    </w:tbl>
     <w:p>
       <w:pPr>
         <w:tabs>
@@ -873,36 +835,19 @@
         </w:rPr>
         <w:t xml:space="preserve">Ông: </w:t>
       </w:r>
-      <w:sdt>
-        <w:sdtPr>
-          <w:rPr>
-            <w:color w:val="000000" w:themeColor="text1"/>
-            <w:sz w:val="26"/>
-            <w:szCs w:val="26"/>
-          </w:rPr>
-          <w:id w:val="-594781896"/>
-          <w:placeholder>
-            <w:docPart w:val="DefaultPlaceholder_-1854013440"/>
-          </w:placeholder>
-          <w:dataBinding w:prefixMappings="xmlns:ns0='tranphuclinh' " w:xpath="/ns0:MrLinh[1]/ns0:PhobienPATC[1]/ns0:Thuky[1]" w:storeItemID="{9D7C7E3C-431E-4096-A5D6-821764FB404C}"/>
-          <w:text/>
-        </w:sdtPr>
-        <w:sdtContent>
-          <w:r>
-            <w:rPr>
-              <w:color w:val="000000" w:themeColor="text1"/>
-              <w:sz w:val="26"/>
-              <w:szCs w:val="26"/>
-            </w:rPr>
-            <w:t>Trần Phúc Linh</w:t>
-          </w:r>
-        </w:sdtContent>
-      </w:sdt>
       <w:r>
         <w:rPr>
           <w:color w:val="000000" w:themeColor="text1"/>
           <w:sz w:val="26"/>
           <w:szCs w:val="26"/>
+        </w:rPr>
+        <w:t>Trần Phúc Linh</w:t>
+      </w:r>
+      <w:r>
+        <w:rPr>
+          <w:color w:val="000000" w:themeColor="text1"/>
+          <w:sz w:val="26"/>
+          <w:szCs w:val="26"/>
           <w:lang w:val="vi-VN"/>
         </w:rPr>
         <w:tab/>
@@ -916,996 +861,973 @@
         <w:t>- Thư ký.</w:t>
       </w:r>
     </w:p>
-    <w:sdt>
-      <w:sdtPr>
-        <w:rPr>
-          <w:sz w:val="26"/>
-          <w:szCs w:val="26"/>
-        </w:rPr>
-        <w:id w:val="998777920"/>
-        <w:lock w:val="contentLocked"/>
-        <w:placeholder>
-          <w:docPart w:val="91706DBD7CD04C2C93BF038DA01E2944"/>
-        </w:placeholder>
-        <w:group/>
-      </w:sdtPr>
-      <w:sdtEndPr>
+    <w:p>
+      <w:pPr>
+        <w:numPr>
+          <w:ilvl w:val="1"/>
+          <w:numId w:val="3"/>
+        </w:numPr>
+        <w:tabs>
+          <w:tab w:val="clear" w:pos="567"/>
+          <w:tab w:val="left" w:pos="784"/>
+        </w:tabs>
+        <w:spacing w:before="120"/>
+        <w:ind w:left="0" w:firstLine="0"/>
+        <w:jc w:val="both"/>
+        <w:rPr>
+          <w:sz w:val="26"/>
+          <w:szCs w:val="26"/>
+        </w:rPr>
+      </w:pPr>
+      <w:r>
+        <w:rPr>
+          <w:sz w:val="26"/>
+          <w:szCs w:val="26"/>
+        </w:rPr>
+        <w:tab/>
+        <w:t xml:space="preserve">Và các ông </w:t>
+      </w:r>
+    </w:p>
+    <w:tbl>
+      <w:tblPr>
+        <w:tblW w:w="5000" w:type="pct"/>
+        <w:jc w:val="center"/>
+        <w:tblBorders>
+          <w:top w:val="single" w:sz="4" w:space="0" w:color="000000"/>
+          <w:left w:val="single" w:sz="4" w:space="0" w:color="000000"/>
+          <w:bottom w:val="single" w:sz="4" w:space="0" w:color="000000"/>
+          <w:right w:val="single" w:sz="4" w:space="0" w:color="000000"/>
+          <w:insideH w:val="single" w:sz="4" w:space="0" w:color="000000"/>
+          <w:insideV w:val="single" w:sz="4" w:space="0" w:color="000000"/>
+        </w:tblBorders>
+        <w:tblLook w:val="04A0" w:firstRow="1" w:lastRow="0" w:firstColumn="1" w:lastColumn="0" w:noHBand="0" w:noVBand="1"/>
+      </w:tblPr>
+      <w:tblGrid>
+        <w:gridCol w:w="936"/>
+        <w:gridCol w:w="3177"/>
+        <w:gridCol w:w="3431"/>
+        <w:gridCol w:w="1799"/>
+      </w:tblGrid>
+      <w:tr>
+        <w:trPr>
+          <w:jc w:val="center"/>
+        </w:trPr>
+        <w:tc>
+          <w:tcPr>
+            <w:tcW w:w="501" w:type="pct"/>
+          </w:tcPr>
+          <w:p>
+            <w:pPr>
+              <w:spacing w:before="60" w:after="60"/>
+              <w:rPr>
+                <w:b/>
+                <w:sz w:val="26"/>
+                <w:szCs w:val="26"/>
+              </w:rPr>
+            </w:pPr>
+            <w:r>
+              <w:rPr>
+                <w:b/>
+                <w:sz w:val="26"/>
+                <w:szCs w:val="26"/>
+              </w:rPr>
+              <w:t>STT</w:t>
+            </w:r>
+          </w:p>
+        </w:tc>
+        <w:tc>
+          <w:tcPr>
+            <w:tcW w:w="1700" w:type="pct"/>
+          </w:tcPr>
+          <w:p>
+            <w:pPr>
+              <w:spacing w:before="60" w:after="60"/>
+              <w:jc w:val="center"/>
+              <w:rPr>
+                <w:b/>
+                <w:sz w:val="26"/>
+                <w:szCs w:val="26"/>
+              </w:rPr>
+            </w:pPr>
+            <w:r>
+              <w:rPr>
+                <w:sz w:val="26"/>
+                <w:szCs w:val="26"/>
+                <w:lang w:val="vi-VN"/>
+              </w:rPr>
+              <mc:AlternateContent>
+                <mc:Choice Requires="wps">
+                  <w:drawing>
+                    <wp:anchor distT="0" distB="0" distL="114300" distR="114300" simplePos="0" relativeHeight="251658247" behindDoc="0" locked="0" layoutInCell="1" allowOverlap="1" wp14:anchorId="00227040" wp14:editId="15D3B9FA">
+                      <wp:simplePos x="0" y="0"/>
+                      <wp:positionH relativeFrom="column">
+                        <wp:posOffset>-691559</wp:posOffset>
+                      </wp:positionH>
+                      <wp:positionV relativeFrom="paragraph">
+                        <wp:posOffset>198711</wp:posOffset>
+                      </wp:positionV>
+                      <wp:extent cx="2861442" cy="3259521"/>
+                      <wp:effectExtent l="0" t="0" r="0" b="0"/>
+                      <wp:wrapNone/>
+                      <wp:docPr id="1120134375" name="Text Box 12"/>
+                      <wp:cNvGraphicFramePr/>
+                      <a:graphic xmlns:a="http://schemas.openxmlformats.org/drawingml/2006/main">
+                        <a:graphicData uri="http://schemas.microsoft.com/office/word/2010/wordprocessingShape">
+                          <wps:wsp>
+                            <wps:cNvSpPr txBox="1"/>
+                            <wps:spPr>
+                              <a:xfrm>
+                                <a:off x="0" y="0"/>
+                                <a:ext cx="2861442" cy="3259521"/>
+                              </a:xfrm>
+                              <a:prstGeom prst="rect">
+                                <a:avLst/>
+                              </a:prstGeom>
+                              <a:noFill/>
+                              <a:ln w="6350">
+                                <a:noFill/>
+                              </a:ln>
+                            </wps:spPr>
+                            <wps:txbx>
+                              <w:txbxContent>
+                                <w:p>
+                                  <w:pPr>
+                                    <w:spacing w:line="540" w:lineRule="exact"/>
+                                    <w:ind w:left="1064"/>
+                                    <w:rPr>
+                                      <w:sz w:val="26"/>
+                                      <w:szCs w:val="26"/>
+                                    </w:rPr>
+                                  </w:pPr>
+                                  <w:r>
+                                    <w:rPr>
+                                      <w:sz w:val="26"/>
+                                      <w:szCs w:val="26"/>
+                                    </w:rPr>
+                                    <w:t>{#danh_sach_nhan_vien }... {ten_nhan_vien} ... {/danh_sach_nhan_vien}:</w:t>
+                                  </w:r>
+                                </w:p>
+                              </w:txbxContent>
+                            </wps:txbx>
+                            <wps:bodyPr rot="0" spcFirstLastPara="0" vertOverflow="overflow" horzOverflow="overflow" vert="horz" wrap="square" lIns="91440" tIns="45720" rIns="91440" bIns="45720" numCol="1" spcCol="0" rtlCol="0" fromWordArt="0" anchor="t" anchorCtr="0" forceAA="0" compatLnSpc="1">
+                              <a:prstTxWarp prst="textNoShape">
+                                <a:avLst/>
+                              </a:prstTxWarp>
+                              <a:noAutofit/>
+                            </wps:bodyPr>
+                          </wps:wsp>
+                        </a:graphicData>
+                      </a:graphic>
+                      <wp14:sizeRelH relativeFrom="margin">
+                        <wp14:pctWidth>0</wp14:pctWidth>
+                      </wp14:sizeRelH>
+                      <wp14:sizeRelV relativeFrom="margin">
+                        <wp14:pctHeight>0</wp14:pctHeight>
+                      </wp14:sizeRelV>
+                    </wp:anchor>
+                  </w:drawing>
+                </mc:Choice>
+                <mc:Fallback>
+                  <w:pict>
+                    <v:shapetype w14:anchorId="00227040" id="_x0000_t202" coordsize="21600,21600" o:spt="202" path="m,l,21600r21600,l21600,xe">
+                      <v:stroke joinstyle="miter"/>
+                      <v:path gradientshapeok="t" o:connecttype="rect"/>
+                    </v:shapetype>
+                    <v:shape id="Text Box 12" o:spid="_x0000_s1026" type="#_x0000_t202" style="position:absolute;left:0;text-align:left;margin-left:-54.45pt;margin-top:15.65pt;width:225.3pt;height:256.65pt;z-index:251658247;visibility:visible;mso-wrap-style:square;mso-width-percent:0;mso-height-percent:0;mso-wrap-distance-left:9pt;mso-wrap-distance-top:0;mso-wrap-distance-right:9pt;mso-wrap-distance-bottom:0;mso-position-horizontal:absolute;mso-position-horizontal-relative:text;mso-position-vertical:absolute;mso-position-vertical-relative:text;mso-width-percent:0;mso-height-percent:0;mso-width-relative:margin;mso-height-relative:margin;v-text-anchor:top" o:gfxdata="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" filled="f" stroked="f" strokeweight=".5pt">
+                      <v:textbox>
+                        <w:txbxContent>
+                          <w:p>
+                            <w:pPr>
+                              <w:spacing w:line="540" w:lineRule="exact"/>
+                              <w:ind w:left="1064"/>
+                              <w:rPr>
+                                <w:sz w:val="26"/>
+                                <w:szCs w:val="26"/>
+                              </w:rPr>
+                            </w:pPr>
+                            <w:r>
+                              <w:rPr>
+                                <w:sz w:val="26"/>
+                                <w:szCs w:val="26"/>
+                              </w:rPr>
+                              <w:t>{#danh_sach_nhan_vien }... {ten_nhan_vien} ... {/danh_sach_nhan_vien}:</w:t>
+                            </w:r>
+                          </w:p>
+                        </w:txbxContent>
+                      </v:textbox>
+                    </v:shape>
+                  </w:pict>
+                </mc:Fallback>
+              </mc:AlternateContent>
+            </w:r>
+            <w:r>
+              <w:rPr>
+                <w:b/>
+                <w:sz w:val="26"/>
+                <w:szCs w:val="26"/>
+              </w:rPr>
+              <w:t>Họ và tên</w:t>
+            </w:r>
+          </w:p>
+        </w:tc>
+        <w:tc>
+          <w:tcPr>
+            <w:tcW w:w="1836" w:type="pct"/>
+          </w:tcPr>
+          <w:p>
+            <w:pPr>
+              <w:spacing w:before="60" w:after="60"/>
+              <w:jc w:val="center"/>
+              <w:rPr>
+                <w:b/>
+                <w:sz w:val="26"/>
+                <w:szCs w:val="26"/>
+              </w:rPr>
+            </w:pPr>
+            <w:r>
+              <w:rPr>
+                <w:b/>
+                <w:sz w:val="26"/>
+                <w:szCs w:val="26"/>
+              </w:rPr>
+              <w:t>Ký tên</w:t>
+            </w:r>
+          </w:p>
+        </w:tc>
+        <w:tc>
+          <w:tcPr>
+            <w:tcW w:w="963" w:type="pct"/>
+          </w:tcPr>
+          <w:p>
+            <w:pPr>
+              <w:spacing w:before="60" w:after="60"/>
+              <w:jc w:val="center"/>
+              <w:rPr>
+                <w:b/>
+                <w:sz w:val="26"/>
+                <w:szCs w:val="26"/>
+              </w:rPr>
+            </w:pPr>
+            <w:r>
+              <w:rPr>
+                <w:b/>
+                <w:sz w:val="26"/>
+                <w:szCs w:val="26"/>
+              </w:rPr>
+              <w:t>Ghi chú</w:t>
+            </w:r>
+          </w:p>
+        </w:tc>
+      </w:tr>
+      <w:tr>
+        <w:trPr>
+          <w:jc w:val="center"/>
+        </w:trPr>
+        <w:tc>
+          <w:tcPr>
+            <w:tcW w:w="501" w:type="pct"/>
+          </w:tcPr>
+          <w:p>
+            <w:pPr>
+              <w:pStyle w:val="ListParagraph"/>
+              <w:numPr>
+                <w:ilvl w:val="0"/>
+                <w:numId w:val="42"/>
+              </w:numPr>
+              <w:spacing w:before="120" w:after="120"/>
+              <w:ind w:left="357" w:firstLine="0"/>
+              <w:rPr>
+                <w:sz w:val="26"/>
+                <w:szCs w:val="26"/>
+                <w:lang w:val="vi-VN"/>
+              </w:rPr>
+            </w:pPr>
+          </w:p>
+        </w:tc>
+        <w:tc>
+          <w:tcPr>
+            <w:tcW w:w="1700" w:type="pct"/>
+          </w:tcPr>
+          <w:p>
+            <w:pPr>
+              <w:spacing w:line="540" w:lineRule="exact"/>
+              <w:jc w:val="both"/>
+              <w:rPr>
+                <w:sz w:val="26"/>
+                <w:szCs w:val="26"/>
+                <w:lang w:val="vi-VN"/>
+              </w:rPr>
+            </w:pPr>
+          </w:p>
+        </w:tc>
+        <w:tc>
+          <w:tcPr>
+            <w:tcW w:w="1836" w:type="pct"/>
+          </w:tcPr>
+          <w:p>
+            <w:pPr>
+              <w:spacing w:before="120" w:after="120"/>
+              <w:jc w:val="both"/>
+              <w:rPr>
+                <w:sz w:val="26"/>
+                <w:szCs w:val="26"/>
+                <w:lang w:val="vi-VN"/>
+              </w:rPr>
+            </w:pPr>
+          </w:p>
+        </w:tc>
+        <w:tc>
+          <w:tcPr>
+            <w:tcW w:w="963" w:type="pct"/>
+          </w:tcPr>
+          <w:p>
+            <w:pPr>
+              <w:spacing w:before="120" w:after="120"/>
+              <w:jc w:val="both"/>
+              <w:rPr>
+                <w:sz w:val="26"/>
+                <w:szCs w:val="26"/>
+              </w:rPr>
+            </w:pPr>
+          </w:p>
+        </w:tc>
+      </w:tr>
+      <w:tr>
+        <w:trPr>
+          <w:jc w:val="center"/>
+        </w:trPr>
+        <w:tc>
+          <w:tcPr>
+            <w:tcW w:w="501" w:type="pct"/>
+          </w:tcPr>
+          <w:p>
+            <w:pPr>
+              <w:pStyle w:val="ListParagraph"/>
+              <w:numPr>
+                <w:ilvl w:val="0"/>
+                <w:numId w:val="42"/>
+              </w:numPr>
+              <w:spacing w:before="120" w:after="120"/>
+              <w:ind w:left="357" w:firstLine="0"/>
+              <w:rPr>
+                <w:sz w:val="26"/>
+                <w:szCs w:val="26"/>
+                <w:lang w:val="vi-VN"/>
+              </w:rPr>
+            </w:pPr>
+          </w:p>
+        </w:tc>
+        <w:tc>
+          <w:tcPr>
+            <w:tcW w:w="1700" w:type="pct"/>
+          </w:tcPr>
+          <w:p>
+            <w:pPr>
+              <w:spacing w:before="120" w:after="120"/>
+              <w:ind w:left="-6"/>
+              <w:jc w:val="both"/>
+              <w:rPr>
+                <w:sz w:val="26"/>
+                <w:szCs w:val="26"/>
+                <w:lang w:val="vi-VN"/>
+              </w:rPr>
+            </w:pPr>
+          </w:p>
+        </w:tc>
+        <w:tc>
+          <w:tcPr>
+            <w:tcW w:w="1836" w:type="pct"/>
+          </w:tcPr>
+          <w:p>
+            <w:pPr>
+              <w:spacing w:before="120" w:after="120"/>
+              <w:jc w:val="both"/>
+              <w:rPr>
+                <w:sz w:val="26"/>
+                <w:szCs w:val="26"/>
+                <w:lang w:val="vi-VN"/>
+              </w:rPr>
+            </w:pPr>
+          </w:p>
+        </w:tc>
+        <w:tc>
+          <w:tcPr>
+            <w:tcW w:w="963" w:type="pct"/>
+          </w:tcPr>
+          <w:p>
+            <w:pPr>
+              <w:spacing w:before="120" w:after="120"/>
+              <w:jc w:val="both"/>
+              <w:rPr>
+                <w:sz w:val="26"/>
+                <w:szCs w:val="26"/>
+              </w:rPr>
+            </w:pPr>
+          </w:p>
+        </w:tc>
+      </w:tr>
+      <w:tr>
+        <w:trPr>
+          <w:jc w:val="center"/>
+        </w:trPr>
+        <w:tc>
+          <w:tcPr>
+            <w:tcW w:w="501" w:type="pct"/>
+          </w:tcPr>
+          <w:p>
+            <w:pPr>
+              <w:pStyle w:val="ListParagraph"/>
+              <w:numPr>
+                <w:ilvl w:val="0"/>
+                <w:numId w:val="42"/>
+              </w:numPr>
+              <w:spacing w:before="120" w:after="120"/>
+              <w:ind w:left="357" w:firstLine="0"/>
+              <w:rPr>
+                <w:sz w:val="26"/>
+                <w:szCs w:val="26"/>
+                <w:lang w:val="vi-VN"/>
+              </w:rPr>
+            </w:pPr>
+          </w:p>
+        </w:tc>
+        <w:tc>
+          <w:tcPr>
+            <w:tcW w:w="1700" w:type="pct"/>
+          </w:tcPr>
+          <w:p>
+            <w:pPr>
+              <w:spacing w:before="120" w:after="120"/>
+              <w:ind w:left="-6"/>
+              <w:jc w:val="both"/>
+              <w:rPr>
+                <w:sz w:val="26"/>
+                <w:szCs w:val="26"/>
+                <w:lang w:val="vi-VN"/>
+              </w:rPr>
+            </w:pPr>
+          </w:p>
+        </w:tc>
+        <w:tc>
+          <w:tcPr>
+            <w:tcW w:w="1836" w:type="pct"/>
+          </w:tcPr>
+          <w:p>
+            <w:pPr>
+              <w:spacing w:before="120" w:after="120"/>
+              <w:jc w:val="both"/>
+              <w:rPr>
+                <w:sz w:val="26"/>
+                <w:szCs w:val="26"/>
+                <w:lang w:val="vi-VN"/>
+              </w:rPr>
+            </w:pPr>
+          </w:p>
+        </w:tc>
+        <w:tc>
+          <w:tcPr>
+            <w:tcW w:w="963" w:type="pct"/>
+          </w:tcPr>
+          <w:p>
+            <w:pPr>
+              <w:spacing w:before="120" w:after="120"/>
+              <w:jc w:val="both"/>
+              <w:rPr>
+                <w:sz w:val="26"/>
+                <w:szCs w:val="26"/>
+              </w:rPr>
+            </w:pPr>
+          </w:p>
+        </w:tc>
+      </w:tr>
+      <w:tr>
+        <w:trPr>
+          <w:jc w:val="center"/>
+        </w:trPr>
+        <w:tc>
+          <w:tcPr>
+            <w:tcW w:w="501" w:type="pct"/>
+          </w:tcPr>
+          <w:p>
+            <w:pPr>
+              <w:pStyle w:val="ListParagraph"/>
+              <w:numPr>
+                <w:ilvl w:val="0"/>
+                <w:numId w:val="42"/>
+              </w:numPr>
+              <w:spacing w:before="120" w:after="120"/>
+              <w:ind w:left="357" w:firstLine="0"/>
+              <w:rPr>
+                <w:sz w:val="26"/>
+                <w:szCs w:val="26"/>
+                <w:lang w:val="vi-VN"/>
+              </w:rPr>
+            </w:pPr>
+          </w:p>
+        </w:tc>
+        <w:tc>
+          <w:tcPr>
+            <w:tcW w:w="1700" w:type="pct"/>
+          </w:tcPr>
+          <w:p>
+            <w:pPr>
+              <w:spacing w:before="120" w:after="120"/>
+              <w:ind w:left="-6"/>
+              <w:jc w:val="both"/>
+              <w:rPr>
+                <w:sz w:val="26"/>
+                <w:szCs w:val="26"/>
+                <w:lang w:val="vi-VN"/>
+              </w:rPr>
+            </w:pPr>
+          </w:p>
+        </w:tc>
+        <w:tc>
+          <w:tcPr>
+            <w:tcW w:w="1836" w:type="pct"/>
+          </w:tcPr>
+          <w:p>
+            <w:pPr>
+              <w:spacing w:before="120" w:after="120"/>
+              <w:jc w:val="both"/>
+              <w:rPr>
+                <w:sz w:val="26"/>
+                <w:szCs w:val="26"/>
+                <w:lang w:val="vi-VN"/>
+              </w:rPr>
+            </w:pPr>
+          </w:p>
+        </w:tc>
+        <w:tc>
+          <w:tcPr>
+            <w:tcW w:w="963" w:type="pct"/>
+          </w:tcPr>
+          <w:p>
+            <w:pPr>
+              <w:spacing w:before="120" w:after="120"/>
+              <w:jc w:val="both"/>
+              <w:rPr>
+                <w:sz w:val="26"/>
+                <w:szCs w:val="26"/>
+              </w:rPr>
+            </w:pPr>
+          </w:p>
+        </w:tc>
+      </w:tr>
+      <w:tr>
+        <w:trPr>
+          <w:jc w:val="center"/>
+        </w:trPr>
+        <w:tc>
+          <w:tcPr>
+            <w:tcW w:w="501" w:type="pct"/>
+          </w:tcPr>
+          <w:p>
+            <w:pPr>
+              <w:pStyle w:val="ListParagraph"/>
+              <w:numPr>
+                <w:ilvl w:val="0"/>
+                <w:numId w:val="42"/>
+              </w:numPr>
+              <w:spacing w:before="120" w:after="120"/>
+              <w:ind w:left="357" w:firstLine="0"/>
+              <w:rPr>
+                <w:sz w:val="26"/>
+                <w:szCs w:val="26"/>
+                <w:lang w:val="vi-VN"/>
+              </w:rPr>
+            </w:pPr>
+          </w:p>
+        </w:tc>
+        <w:tc>
+          <w:tcPr>
+            <w:tcW w:w="1700" w:type="pct"/>
+          </w:tcPr>
+          <w:p>
+            <w:pPr>
+              <w:spacing w:before="120" w:after="120"/>
+              <w:ind w:left="-6"/>
+              <w:jc w:val="both"/>
+              <w:rPr>
+                <w:sz w:val="26"/>
+                <w:szCs w:val="26"/>
+                <w:lang w:val="vi-VN"/>
+              </w:rPr>
+            </w:pPr>
+          </w:p>
+        </w:tc>
+        <w:tc>
+          <w:tcPr>
+            <w:tcW w:w="1836" w:type="pct"/>
+          </w:tcPr>
+          <w:p>
+            <w:pPr>
+              <w:spacing w:before="120" w:after="120"/>
+              <w:jc w:val="both"/>
+              <w:rPr>
+                <w:sz w:val="26"/>
+                <w:szCs w:val="26"/>
+                <w:lang w:val="vi-VN"/>
+              </w:rPr>
+            </w:pPr>
+          </w:p>
+        </w:tc>
+        <w:tc>
+          <w:tcPr>
+            <w:tcW w:w="963" w:type="pct"/>
+          </w:tcPr>
+          <w:p>
+            <w:pPr>
+              <w:spacing w:before="120" w:after="120"/>
+              <w:jc w:val="both"/>
+              <w:rPr>
+                <w:sz w:val="26"/>
+                <w:szCs w:val="26"/>
+              </w:rPr>
+            </w:pPr>
+          </w:p>
+        </w:tc>
+      </w:tr>
+      <w:tr>
+        <w:trPr>
+          <w:jc w:val="center"/>
+        </w:trPr>
+        <w:tc>
+          <w:tcPr>
+            <w:tcW w:w="501" w:type="pct"/>
+          </w:tcPr>
+          <w:p>
+            <w:pPr>
+              <w:pStyle w:val="ListParagraph"/>
+              <w:numPr>
+                <w:ilvl w:val="0"/>
+                <w:numId w:val="42"/>
+              </w:numPr>
+              <w:spacing w:before="120" w:after="120"/>
+              <w:ind w:left="357" w:firstLine="0"/>
+              <w:rPr>
+                <w:sz w:val="26"/>
+                <w:szCs w:val="26"/>
+                <w:lang w:val="vi-VN"/>
+              </w:rPr>
+            </w:pPr>
+          </w:p>
+        </w:tc>
+        <w:tc>
+          <w:tcPr>
+            <w:tcW w:w="1700" w:type="pct"/>
+          </w:tcPr>
+          <w:p>
+            <w:pPr>
+              <w:spacing w:before="120" w:after="120"/>
+              <w:ind w:left="-6"/>
+              <w:jc w:val="both"/>
+              <w:rPr>
+                <w:sz w:val="26"/>
+                <w:szCs w:val="26"/>
+                <w:lang w:val="vi-VN"/>
+              </w:rPr>
+            </w:pPr>
+          </w:p>
+        </w:tc>
+        <w:tc>
+          <w:tcPr>
+            <w:tcW w:w="1836" w:type="pct"/>
+          </w:tcPr>
+          <w:p>
+            <w:pPr>
+              <w:spacing w:before="120" w:after="120"/>
+              <w:jc w:val="both"/>
+              <w:rPr>
+                <w:sz w:val="26"/>
+                <w:szCs w:val="26"/>
+                <w:lang w:val="vi-VN"/>
+              </w:rPr>
+            </w:pPr>
+          </w:p>
+        </w:tc>
+        <w:tc>
+          <w:tcPr>
+            <w:tcW w:w="963" w:type="pct"/>
+          </w:tcPr>
+          <w:p>
+            <w:pPr>
+              <w:spacing w:before="120" w:after="120"/>
+              <w:jc w:val="both"/>
+              <w:rPr>
+                <w:sz w:val="26"/>
+                <w:szCs w:val="26"/>
+              </w:rPr>
+            </w:pPr>
+          </w:p>
+        </w:tc>
+      </w:tr>
+      <w:tr>
+        <w:trPr>
+          <w:jc w:val="center"/>
+        </w:trPr>
+        <w:tc>
+          <w:tcPr>
+            <w:tcW w:w="501" w:type="pct"/>
+          </w:tcPr>
+          <w:p>
+            <w:pPr>
+              <w:pStyle w:val="ListParagraph"/>
+              <w:numPr>
+                <w:ilvl w:val="0"/>
+                <w:numId w:val="42"/>
+              </w:numPr>
+              <w:spacing w:before="120" w:after="120"/>
+              <w:ind w:left="357" w:firstLine="0"/>
+              <w:rPr>
+                <w:sz w:val="26"/>
+                <w:szCs w:val="26"/>
+                <w:lang w:val="vi-VN"/>
+              </w:rPr>
+            </w:pPr>
+          </w:p>
+        </w:tc>
+        <w:tc>
+          <w:tcPr>
+            <w:tcW w:w="1700" w:type="pct"/>
+          </w:tcPr>
+          <w:p>
+            <w:pPr>
+              <w:spacing w:before="120" w:after="120"/>
+              <w:ind w:left="-6"/>
+              <w:jc w:val="both"/>
+              <w:rPr>
+                <w:sz w:val="26"/>
+                <w:szCs w:val="26"/>
+                <w:lang w:val="vi-VN"/>
+              </w:rPr>
+            </w:pPr>
+          </w:p>
+        </w:tc>
+        <w:tc>
+          <w:tcPr>
+            <w:tcW w:w="1836" w:type="pct"/>
+          </w:tcPr>
+          <w:p>
+            <w:pPr>
+              <w:spacing w:before="120" w:after="120"/>
+              <w:jc w:val="both"/>
+              <w:rPr>
+                <w:sz w:val="26"/>
+                <w:szCs w:val="26"/>
+                <w:lang w:val="vi-VN"/>
+              </w:rPr>
+            </w:pPr>
+          </w:p>
+        </w:tc>
+        <w:tc>
+          <w:tcPr>
+            <w:tcW w:w="963" w:type="pct"/>
+          </w:tcPr>
+          <w:p>
+            <w:pPr>
+              <w:spacing w:before="120" w:after="120"/>
+              <w:jc w:val="both"/>
+              <w:rPr>
+                <w:sz w:val="26"/>
+                <w:szCs w:val="26"/>
+                <w:lang w:val="vi-VN"/>
+              </w:rPr>
+            </w:pPr>
+          </w:p>
+        </w:tc>
+      </w:tr>
+      <w:tr>
+        <w:trPr>
+          <w:jc w:val="center"/>
+        </w:trPr>
+        <w:tc>
+          <w:tcPr>
+            <w:tcW w:w="501" w:type="pct"/>
+          </w:tcPr>
+          <w:p>
+            <w:pPr>
+              <w:pStyle w:val="ListParagraph"/>
+              <w:numPr>
+                <w:ilvl w:val="0"/>
+                <w:numId w:val="42"/>
+              </w:numPr>
+              <w:spacing w:before="120" w:after="120"/>
+              <w:ind w:left="357" w:firstLine="0"/>
+              <w:rPr>
+                <w:sz w:val="26"/>
+                <w:szCs w:val="26"/>
+                <w:lang w:val="vi-VN"/>
+              </w:rPr>
+            </w:pPr>
+          </w:p>
+        </w:tc>
+        <w:tc>
+          <w:tcPr>
+            <w:tcW w:w="1700" w:type="pct"/>
+          </w:tcPr>
+          <w:p>
+            <w:pPr>
+              <w:spacing w:before="120" w:after="120"/>
+              <w:ind w:left="-6"/>
+              <w:jc w:val="both"/>
+              <w:rPr>
+                <w:sz w:val="26"/>
+                <w:szCs w:val="26"/>
+                <w:lang w:val="vi-VN"/>
+              </w:rPr>
+            </w:pPr>
+          </w:p>
+        </w:tc>
+        <w:tc>
+          <w:tcPr>
+            <w:tcW w:w="1836" w:type="pct"/>
+          </w:tcPr>
+          <w:p>
+            <w:pPr>
+              <w:spacing w:before="120" w:after="120"/>
+              <w:jc w:val="both"/>
+              <w:rPr>
+                <w:sz w:val="26"/>
+                <w:szCs w:val="26"/>
+                <w:lang w:val="vi-VN"/>
+              </w:rPr>
+            </w:pPr>
+          </w:p>
+        </w:tc>
+        <w:tc>
+          <w:tcPr>
+            <w:tcW w:w="963" w:type="pct"/>
+          </w:tcPr>
+          <w:p>
+            <w:pPr>
+              <w:spacing w:before="120" w:after="120"/>
+              <w:jc w:val="both"/>
+              <w:rPr>
+                <w:sz w:val="26"/>
+                <w:szCs w:val="26"/>
+              </w:rPr>
+            </w:pPr>
+          </w:p>
+        </w:tc>
+      </w:tr>
+      <w:tr>
+        <w:trPr>
+          <w:jc w:val="center"/>
+        </w:trPr>
+        <w:tc>
+          <w:tcPr>
+            <w:tcW w:w="501" w:type="pct"/>
+          </w:tcPr>
+          <w:p>
+            <w:pPr>
+              <w:pStyle w:val="ListParagraph"/>
+              <w:numPr>
+                <w:ilvl w:val="0"/>
+                <w:numId w:val="42"/>
+              </w:numPr>
+              <w:spacing w:before="120" w:after="120"/>
+              <w:ind w:left="357" w:firstLine="0"/>
+              <w:rPr>
+                <w:sz w:val="26"/>
+                <w:szCs w:val="26"/>
+                <w:lang w:val="vi-VN"/>
+              </w:rPr>
+            </w:pPr>
+          </w:p>
+        </w:tc>
+        <w:tc>
+          <w:tcPr>
+            <w:tcW w:w="1700" w:type="pct"/>
+          </w:tcPr>
+          <w:p>
+            <w:pPr>
+              <w:spacing w:before="120" w:after="120"/>
+              <w:ind w:left="-6"/>
+              <w:jc w:val="both"/>
+              <w:rPr>
+                <w:sz w:val="26"/>
+                <w:szCs w:val="26"/>
+                <w:lang w:val="vi-VN"/>
+              </w:rPr>
+            </w:pPr>
+          </w:p>
+        </w:tc>
+        <w:tc>
+          <w:tcPr>
+            <w:tcW w:w="1836" w:type="pct"/>
+          </w:tcPr>
+          <w:p>
+            <w:pPr>
+              <w:spacing w:before="120" w:after="120"/>
+              <w:jc w:val="both"/>
+              <w:rPr>
+                <w:sz w:val="26"/>
+                <w:szCs w:val="26"/>
+                <w:lang w:val="vi-VN"/>
+              </w:rPr>
+            </w:pPr>
+          </w:p>
+        </w:tc>
+        <w:tc>
+          <w:tcPr>
+            <w:tcW w:w="963" w:type="pct"/>
+          </w:tcPr>
+          <w:p>
+            <w:pPr>
+              <w:spacing w:before="120" w:after="120"/>
+              <w:jc w:val="both"/>
+              <w:rPr>
+                <w:sz w:val="26"/>
+                <w:szCs w:val="26"/>
+              </w:rPr>
+            </w:pPr>
+          </w:p>
+        </w:tc>
+      </w:tr>
+    </w:tbl>
+    <w:p>
+      <w:pPr>
+        <w:numPr>
+          <w:ilvl w:val="0"/>
+          <w:numId w:val="3"/>
+        </w:numPr>
+        <w:spacing w:before="120" w:after="120"/>
+        <w:ind w:left="0" w:firstLine="0"/>
         <w:rPr>
           <w:b/>
-          <w:bCs/>
+          <w:sz w:val="26"/>
+          <w:szCs w:val="26"/>
+        </w:rPr>
+      </w:pPr>
+      <w:r>
+        <w:rPr>
+          <w:b/>
+          <w:sz w:val="26"/>
+          <w:szCs w:val="26"/>
           <w:u w:val="single"/>
         </w:rPr>
-      </w:sdtEndPr>
-      <w:sdtContent>
-        <w:p>
-          <w:pPr>
-            <w:numPr>
-              <w:ilvl w:val="1"/>
-              <w:numId w:val="3"/>
-            </w:numPr>
-            <w:tabs>
-              <w:tab w:val="clear" w:pos="567"/>
-              <w:tab w:val="left" w:pos="784"/>
-            </w:tabs>
-            <w:spacing w:before="120"/>
-            <w:ind w:left="0" w:firstLine="0"/>
-            <w:jc w:val="both"/>
-            <w:rPr>
-              <w:sz w:val="26"/>
-              <w:szCs w:val="26"/>
-            </w:rPr>
-          </w:pPr>
-          <w:r>
-            <w:rPr>
-              <w:sz w:val="26"/>
-              <w:szCs w:val="26"/>
-            </w:rPr>
-            <w:tab/>
-            <w:t xml:space="preserve">Và các ông </w:t>
-          </w:r>
-        </w:p>
-        <w:tbl>
-          <w:tblPr>
-            <w:tblW w:w="5000" w:type="pct"/>
-            <w:jc w:val="center"/>
-            <w:tblBorders>
-              <w:top w:val="single" w:sz="4" w:space="0" w:color="000000"/>
-              <w:left w:val="single" w:sz="4" w:space="0" w:color="000000"/>
-              <w:bottom w:val="single" w:sz="4" w:space="0" w:color="000000"/>
-              <w:right w:val="single" w:sz="4" w:space="0" w:color="000000"/>
-              <w:insideH w:val="single" w:sz="4" w:space="0" w:color="000000"/>
-              <w:insideV w:val="single" w:sz="4" w:space="0" w:color="000000"/>
-            </w:tblBorders>
-            <w:tblLook w:val="04A0" w:firstRow="1" w:lastRow="0" w:firstColumn="1" w:lastColumn="0" w:noHBand="0" w:noVBand="1"/>
-          </w:tblPr>
-          <w:tblGrid>
-            <w:gridCol w:w="936"/>
-            <w:gridCol w:w="3177"/>
-            <w:gridCol w:w="3431"/>
-            <w:gridCol w:w="1799"/>
-          </w:tblGrid>
-          <w:tr>
-            <w:trPr>
-              <w:jc w:val="center"/>
-            </w:trPr>
-            <w:tc>
-              <w:tcPr>
-                <w:tcW w:w="501" w:type="pct"/>
-              </w:tcPr>
-              <w:p>
-                <w:pPr>
-                  <w:spacing w:before="60" w:after="60"/>
-                  <w:rPr>
-                    <w:b/>
-                    <w:sz w:val="26"/>
-                    <w:szCs w:val="26"/>
-                  </w:rPr>
-                </w:pPr>
-                <w:r>
-                  <w:rPr>
-                    <w:b/>
-                    <w:sz w:val="26"/>
-                    <w:szCs w:val="26"/>
-                  </w:rPr>
-                  <w:t>STT</w:t>
-                </w:r>
-              </w:p>
-            </w:tc>
-            <w:tc>
-              <w:tcPr>
-                <w:tcW w:w="1700" w:type="pct"/>
-              </w:tcPr>
-              <w:p>
-                <w:pPr>
-                  <w:spacing w:before="60" w:after="60"/>
-                  <w:jc w:val="center"/>
-                  <w:rPr>
-                    <w:b/>
-                    <w:sz w:val="26"/>
-                    <w:szCs w:val="26"/>
-                  </w:rPr>
-                </w:pPr>
-                <w:r>
-                  <w:rPr>
-                    <w:sz w:val="26"/>
-                    <w:szCs w:val="26"/>
-                    <w:lang w:val="vi-VN"/>
-                  </w:rPr>
-                  <mc:AlternateContent>
-                    <mc:Choice Requires="wps">
-                      <w:drawing>
-                        <wp:anchor distT="0" distB="0" distL="114300" distR="114300" simplePos="0" relativeHeight="251658247" behindDoc="0" locked="0" layoutInCell="1" allowOverlap="1" wp14:anchorId="00227040" wp14:editId="15D3B9FA">
-                          <wp:simplePos x="0" y="0"/>
-                          <wp:positionH relativeFrom="column">
-                            <wp:posOffset>-691559</wp:posOffset>
-                          </wp:positionH>
-                          <wp:positionV relativeFrom="paragraph">
-                            <wp:posOffset>198711</wp:posOffset>
-                          </wp:positionV>
-                          <wp:extent cx="2861442" cy="3259521"/>
-                          <wp:effectExtent l="0" t="0" r="0" b="0"/>
-                          <wp:wrapNone/>
-                          <wp:docPr id="1120134375" name="Text Box 12"/>
-                          <wp:cNvGraphicFramePr/>
-                          <a:graphic xmlns:a="http://schemas.openxmlformats.org/drawingml/2006/main">
-                            <a:graphicData uri="http://schemas.microsoft.com/office/word/2010/wordprocessingShape">
-                              <wps:wsp>
-                                <wps:cNvSpPr txBox="1"/>
-                                <wps:spPr>
-                                  <a:xfrm>
-                                    <a:off x="0" y="0"/>
-                                    <a:ext cx="2861442" cy="3259521"/>
-                                  </a:xfrm>
-                                  <a:prstGeom prst="rect">
-                                    <a:avLst/>
-                                  </a:prstGeom>
-                                  <a:noFill/>
-                                  <a:ln w="6350">
-                                    <a:noFill/>
-                                  </a:ln>
-                                </wps:spPr>
-                                <wps:txbx>
-                                  <w:txbxContent>
-                                    <w:p>
-                                      <w:pPr>
-                                        <w:spacing w:line="540" w:lineRule="exact"/>
-                                        <w:ind w:left="1064"/>
-                                        <w:rPr>
-                                          <w:sz w:val="26"/>
-                                          <w:szCs w:val="26"/>
-                                        </w:rPr>
-                                      </w:pPr>
-                                      <w:r>
-                                        <w:rPr>
-                                          <w:sz w:val="26"/>
-                                          <w:szCs w:val="26"/>
-                                        </w:rPr>
-                                        <w:t>#danh_sach_nhan_vien ... {ten_nhan_vien} ... /danh_sach_nhan_vien</w:t>
-                                      </w:r>
-                                    </w:p>
-                                  </w:txbxContent>
-                                </wps:txbx>
-                                <wps:bodyPr rot="0" spcFirstLastPara="0" vertOverflow="overflow" horzOverflow="overflow" vert="horz" wrap="square" lIns="91440" tIns="45720" rIns="91440" bIns="45720" numCol="1" spcCol="0" rtlCol="0" fromWordArt="0" anchor="t" anchorCtr="0" forceAA="0" compatLnSpc="1">
-                                  <a:prstTxWarp prst="textNoShape">
-                                    <a:avLst/>
-                                  </a:prstTxWarp>
-                                  <a:noAutofit/>
-                                </wps:bodyPr>
-                              </wps:wsp>
-                            </a:graphicData>
-                          </a:graphic>
-                          <wp14:sizeRelH relativeFrom="margin">
-                            <wp14:pctWidth>0</wp14:pctWidth>
-                          </wp14:sizeRelH>
-                          <wp14:sizeRelV relativeFrom="margin">
-                            <wp14:pctHeight>0</wp14:pctHeight>
-                          </wp14:sizeRelV>
-                        </wp:anchor>
-                      </w:drawing>
-                    </mc:Choice>
-                    <mc:Fallback>
-                      <w:pict>
-                        <v:shapetype w14:anchorId="00227040" id="_x0000_t202" coordsize="21600,21600" o:spt="202" path="m,l,21600r21600,l21600,xe">
-                          <v:stroke joinstyle="miter"/>
-                          <v:path gradientshapeok="t" o:connecttype="rect"/>
-                        </v:shapetype>
-                        <v:shape id="Text Box 12" o:spid="_x0000_s1026" type="#_x0000_t202" style="position:absolute;left:0;text-align:left;margin-left:-54.45pt;margin-top:15.65pt;width:225.3pt;height:256.65pt;z-index:251658247;visibility:visible;mso-wrap-style:square;mso-width-percent:0;mso-height-percent:0;mso-wrap-distance-left:9pt;mso-wrap-distance-top:0;mso-wrap-distance-right:9pt;mso-wrap-distance-bottom:0;mso-position-horizontal:absolute;mso-position-horizontal-relative:text;mso-position-vertical:absolute;mso-position-vertical-relative:text;mso-width-percent:0;mso-height-percent:0;mso-width-relative:margin;mso-height-relative:margin;v-text-anchor:top" o:gfxdata="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" filled="f" stroked="f" strokeweight=".5pt">
-                          <v:textbox>
-                            <w:txbxContent>
-                              <w:p>
-                                <w:pPr>
-                                  <w:spacing w:line="540" w:lineRule="exact"/>
-                                  <w:ind w:left="1064"/>
-                                  <w:rPr>
-                                    <w:sz w:val="26"/>
-                                    <w:szCs w:val="26"/>
-                                  </w:rPr>
-                                </w:pPr>
-                                <w:r>
-                                  <w:rPr>
-                                    <w:sz w:val="26"/>
-                                    <w:szCs w:val="26"/>
-                                  </w:rPr>
-                                  <w:t>#danh_sach_nhan_vien ... {ten_nhan_vien} ... /danh_sach_nhan_vien</w:t>
-                                </w:r>
-                              </w:p>
-                            </w:txbxContent>
-                          </v:textbox>
-                        </v:shape>
-                      </w:pict>
-                    </mc:Fallback>
-                  </mc:AlternateContent>
-                </w:r>
-                <w:r>
-                  <w:rPr>
-                    <w:b/>
-                    <w:sz w:val="26"/>
-                    <w:szCs w:val="26"/>
-                  </w:rPr>
-                  <w:t>Họ và tên</w:t>
-                </w:r>
-              </w:p>
-            </w:tc>
-            <w:tc>
-              <w:tcPr>
-                <w:tcW w:w="1836" w:type="pct"/>
-              </w:tcPr>
-              <w:p>
-                <w:pPr>
-                  <w:spacing w:before="60" w:after="60"/>
-                  <w:jc w:val="center"/>
-                  <w:rPr>
-                    <w:b/>
-                    <w:sz w:val="26"/>
-                    <w:szCs w:val="26"/>
-                  </w:rPr>
-                </w:pPr>
-                <w:r>
-                  <w:rPr>
-                    <w:b/>
-                    <w:sz w:val="26"/>
-                    <w:szCs w:val="26"/>
-                  </w:rPr>
-                  <w:t>Ký tên</w:t>
-                </w:r>
-              </w:p>
-            </w:tc>
-            <w:tc>
-              <w:tcPr>
-                <w:tcW w:w="963" w:type="pct"/>
-              </w:tcPr>
-              <w:p>
-                <w:pPr>
-                  <w:spacing w:before="60" w:after="60"/>
-                  <w:jc w:val="center"/>
-                  <w:rPr>
-                    <w:b/>
-                    <w:sz w:val="26"/>
-                    <w:szCs w:val="26"/>
-                  </w:rPr>
-                </w:pPr>
-                <w:r>
-                  <w:rPr>
-                    <w:b/>
-                    <w:sz w:val="26"/>
-                    <w:szCs w:val="26"/>
-                  </w:rPr>
-                  <w:t>Ghi chú</w:t>
-                </w:r>
-              </w:p>
-            </w:tc>
-          </w:tr>
-          <w:tr>
-            <w:trPr>
-              <w:jc w:val="center"/>
-            </w:trPr>
-            <w:tc>
-              <w:tcPr>
-                <w:tcW w:w="501" w:type="pct"/>
-              </w:tcPr>
-              <w:p>
-                <w:pPr>
-                  <w:pStyle w:val="ListParagraph"/>
-                  <w:numPr>
-                    <w:ilvl w:val="0"/>
-                    <w:numId w:val="42"/>
-                  </w:numPr>
-                  <w:spacing w:before="120" w:after="120"/>
-                  <w:ind w:left="357" w:firstLine="0"/>
-                  <w:rPr>
-                    <w:sz w:val="26"/>
-                    <w:szCs w:val="26"/>
-                    <w:lang w:val="vi-VN"/>
-                  </w:rPr>
-                </w:pPr>
-              </w:p>
-            </w:tc>
-            <w:tc>
-              <w:tcPr>
-                <w:tcW w:w="1700" w:type="pct"/>
-              </w:tcPr>
-              <w:p>
-                <w:pPr>
-                  <w:spacing w:line="540" w:lineRule="exact"/>
-                  <w:jc w:val="both"/>
-                  <w:rPr>
-                    <w:sz w:val="26"/>
-                    <w:szCs w:val="26"/>
-                    <w:lang w:val="vi-VN"/>
-                  </w:rPr>
-                </w:pPr>
-              </w:p>
-            </w:tc>
-            <w:tc>
-              <w:tcPr>
-                <w:tcW w:w="1836" w:type="pct"/>
-              </w:tcPr>
-              <w:p>
-                <w:pPr>
-                  <w:spacing w:before="120" w:after="120"/>
-                  <w:jc w:val="both"/>
-                  <w:rPr>
-                    <w:sz w:val="26"/>
-                    <w:szCs w:val="26"/>
-                    <w:lang w:val="vi-VN"/>
-                  </w:rPr>
-                </w:pPr>
-              </w:p>
-            </w:tc>
-            <w:tc>
-              <w:tcPr>
-                <w:tcW w:w="963" w:type="pct"/>
-              </w:tcPr>
-              <w:p>
-                <w:pPr>
-                  <w:spacing w:before="120" w:after="120"/>
-                  <w:jc w:val="both"/>
-                  <w:rPr>
-                    <w:sz w:val="26"/>
-                    <w:szCs w:val="26"/>
-                  </w:rPr>
-                </w:pPr>
-              </w:p>
-            </w:tc>
-          </w:tr>
-          <w:tr>
-            <w:trPr>
-              <w:jc w:val="center"/>
-            </w:trPr>
-            <w:tc>
-              <w:tcPr>
-                <w:tcW w:w="501" w:type="pct"/>
-              </w:tcPr>
-              <w:p>
-                <w:pPr>
-                  <w:pStyle w:val="ListParagraph"/>
-                  <w:numPr>
-                    <w:ilvl w:val="0"/>
-                    <w:numId w:val="42"/>
-                  </w:numPr>
-                  <w:spacing w:before="120" w:after="120"/>
-                  <w:ind w:left="357" w:firstLine="0"/>
-                  <w:rPr>
-                    <w:sz w:val="26"/>
-                    <w:szCs w:val="26"/>
-                    <w:lang w:val="vi-VN"/>
-                  </w:rPr>
-                </w:pPr>
-              </w:p>
-            </w:tc>
-            <w:tc>
-              <w:tcPr>
-                <w:tcW w:w="1700" w:type="pct"/>
-              </w:tcPr>
-              <w:p>
-                <w:pPr>
-                  <w:spacing w:before="120" w:after="120"/>
-                  <w:ind w:left="-6"/>
-                  <w:jc w:val="both"/>
-                  <w:rPr>
-                    <w:sz w:val="26"/>
-                    <w:szCs w:val="26"/>
-                    <w:lang w:val="vi-VN"/>
-                  </w:rPr>
-                </w:pPr>
-              </w:p>
-            </w:tc>
-            <w:tc>
-              <w:tcPr>
-                <w:tcW w:w="1836" w:type="pct"/>
-              </w:tcPr>
-              <w:p>
-                <w:pPr>
-                  <w:spacing w:before="120" w:after="120"/>
-                  <w:jc w:val="both"/>
-                  <w:rPr>
-                    <w:sz w:val="26"/>
-                    <w:szCs w:val="26"/>
-                    <w:lang w:val="vi-VN"/>
-                  </w:rPr>
-                </w:pPr>
-              </w:p>
-            </w:tc>
-            <w:tc>
-              <w:tcPr>
-                <w:tcW w:w="963" w:type="pct"/>
-              </w:tcPr>
-              <w:p>
-                <w:pPr>
-                  <w:spacing w:before="120" w:after="120"/>
-                  <w:jc w:val="both"/>
-                  <w:rPr>
-                    <w:sz w:val="26"/>
-                    <w:szCs w:val="26"/>
-                  </w:rPr>
-                </w:pPr>
-              </w:p>
-            </w:tc>
-          </w:tr>
-          <w:tr>
-            <w:trPr>
-              <w:jc w:val="center"/>
-            </w:trPr>
-            <w:tc>
-              <w:tcPr>
-                <w:tcW w:w="501" w:type="pct"/>
-              </w:tcPr>
-              <w:p>
-                <w:pPr>
-                  <w:pStyle w:val="ListParagraph"/>
-                  <w:numPr>
-                    <w:ilvl w:val="0"/>
-                    <w:numId w:val="42"/>
-                  </w:numPr>
-                  <w:spacing w:before="120" w:after="120"/>
-                  <w:ind w:left="357" w:firstLine="0"/>
-                  <w:rPr>
-                    <w:sz w:val="26"/>
-                    <w:szCs w:val="26"/>
-                    <w:lang w:val="vi-VN"/>
-                  </w:rPr>
-                </w:pPr>
-              </w:p>
-            </w:tc>
-            <w:tc>
-              <w:tcPr>
-                <w:tcW w:w="1700" w:type="pct"/>
-              </w:tcPr>
-              <w:p>
-                <w:pPr>
-                  <w:spacing w:before="120" w:after="120"/>
-                  <w:ind w:left="-6"/>
-                  <w:jc w:val="both"/>
-                  <w:rPr>
-                    <w:sz w:val="26"/>
-                    <w:szCs w:val="26"/>
-                    <w:lang w:val="vi-VN"/>
-                  </w:rPr>
-                </w:pPr>
-              </w:p>
-            </w:tc>
-            <w:tc>
-              <w:tcPr>
-                <w:tcW w:w="1836" w:type="pct"/>
-              </w:tcPr>
-              <w:p>
-                <w:pPr>
-                  <w:spacing w:before="120" w:after="120"/>
-                  <w:jc w:val="both"/>
-                  <w:rPr>
-                    <w:sz w:val="26"/>
-                    <w:szCs w:val="26"/>
-                    <w:lang w:val="vi-VN"/>
-                  </w:rPr>
-                </w:pPr>
-              </w:p>
-            </w:tc>
-            <w:tc>
-              <w:tcPr>
-                <w:tcW w:w="963" w:type="pct"/>
-              </w:tcPr>
-              <w:p>
-                <w:pPr>
-                  <w:spacing w:before="120" w:after="120"/>
-                  <w:jc w:val="both"/>
-                  <w:rPr>
-                    <w:sz w:val="26"/>
-                    <w:szCs w:val="26"/>
-                  </w:rPr>
-                </w:pPr>
-              </w:p>
-            </w:tc>
-          </w:tr>
-          <w:tr>
-            <w:trPr>
-              <w:jc w:val="center"/>
-            </w:trPr>
-            <w:tc>
-              <w:tcPr>
-                <w:tcW w:w="501" w:type="pct"/>
-              </w:tcPr>
-              <w:p>
-                <w:pPr>
-                  <w:pStyle w:val="ListParagraph"/>
-                  <w:numPr>
-                    <w:ilvl w:val="0"/>
-                    <w:numId w:val="42"/>
-                  </w:numPr>
-                  <w:spacing w:before="120" w:after="120"/>
-                  <w:ind w:left="357" w:firstLine="0"/>
-                  <w:rPr>
-                    <w:sz w:val="26"/>
-                    <w:szCs w:val="26"/>
-                    <w:lang w:val="vi-VN"/>
-                  </w:rPr>
-                </w:pPr>
-              </w:p>
-            </w:tc>
-            <w:tc>
-              <w:tcPr>
-                <w:tcW w:w="1700" w:type="pct"/>
-              </w:tcPr>
-              <w:p>
-                <w:pPr>
-                  <w:spacing w:before="120" w:after="120"/>
-                  <w:ind w:left="-6"/>
-                  <w:jc w:val="both"/>
-                  <w:rPr>
-                    <w:sz w:val="26"/>
-                    <w:szCs w:val="26"/>
-                    <w:lang w:val="vi-VN"/>
-                  </w:rPr>
-                </w:pPr>
-              </w:p>
-            </w:tc>
-            <w:tc>
-              <w:tcPr>
-                <w:tcW w:w="1836" w:type="pct"/>
-              </w:tcPr>
-              <w:p>
-                <w:pPr>
-                  <w:spacing w:before="120" w:after="120"/>
-                  <w:jc w:val="both"/>
-                  <w:rPr>
-                    <w:sz w:val="26"/>
-                    <w:szCs w:val="26"/>
-                    <w:lang w:val="vi-VN"/>
-                  </w:rPr>
-                </w:pPr>
-              </w:p>
-            </w:tc>
-            <w:tc>
-              <w:tcPr>
-                <w:tcW w:w="963" w:type="pct"/>
-              </w:tcPr>
-              <w:p>
-                <w:pPr>
-                  <w:spacing w:before="120" w:after="120"/>
-                  <w:jc w:val="both"/>
-                  <w:rPr>
-                    <w:sz w:val="26"/>
-                    <w:szCs w:val="26"/>
-                  </w:rPr>
-                </w:pPr>
-              </w:p>
-            </w:tc>
-          </w:tr>
-          <w:tr>
-            <w:trPr>
-              <w:jc w:val="center"/>
-            </w:trPr>
-            <w:tc>
-              <w:tcPr>
-                <w:tcW w:w="501" w:type="pct"/>
-              </w:tcPr>
-              <w:p>
-                <w:pPr>
-                  <w:pStyle w:val="ListParagraph"/>
-                  <w:numPr>
-                    <w:ilvl w:val="0"/>
-                    <w:numId w:val="42"/>
-                  </w:numPr>
-                  <w:spacing w:before="120" w:after="120"/>
-                  <w:ind w:left="357" w:firstLine="0"/>
-                  <w:rPr>
-                    <w:sz w:val="26"/>
-                    <w:szCs w:val="26"/>
-                    <w:lang w:val="vi-VN"/>
-                  </w:rPr>
-                </w:pPr>
-              </w:p>
-            </w:tc>
-            <w:tc>
-              <w:tcPr>
-                <w:tcW w:w="1700" w:type="pct"/>
-              </w:tcPr>
-              <w:p>
-                <w:pPr>
-                  <w:spacing w:before="120" w:after="120"/>
-                  <w:ind w:left="-6"/>
-                  <w:jc w:val="both"/>
-                  <w:rPr>
-                    <w:sz w:val="26"/>
-                    <w:szCs w:val="26"/>
-                    <w:lang w:val="vi-VN"/>
-                  </w:rPr>
-                </w:pPr>
-              </w:p>
-            </w:tc>
-            <w:tc>
-              <w:tcPr>
-                <w:tcW w:w="1836" w:type="pct"/>
-              </w:tcPr>
-              <w:p>
-                <w:pPr>
-                  <w:spacing w:before="120" w:after="120"/>
-                  <w:jc w:val="both"/>
-                  <w:rPr>
-                    <w:sz w:val="26"/>
-                    <w:szCs w:val="26"/>
-                    <w:lang w:val="vi-VN"/>
-                  </w:rPr>
-                </w:pPr>
-              </w:p>
-            </w:tc>
-            <w:tc>
-              <w:tcPr>
-                <w:tcW w:w="963" w:type="pct"/>
-              </w:tcPr>
-              <w:p>
-                <w:pPr>
-                  <w:spacing w:before="120" w:after="120"/>
-                  <w:jc w:val="both"/>
-                  <w:rPr>
-                    <w:sz w:val="26"/>
-                    <w:szCs w:val="26"/>
-                  </w:rPr>
-                </w:pPr>
-              </w:p>
-            </w:tc>
-          </w:tr>
-          <w:tr>
-            <w:trPr>
-              <w:jc w:val="center"/>
-            </w:trPr>
-            <w:tc>
-              <w:tcPr>
-                <w:tcW w:w="501" w:type="pct"/>
-              </w:tcPr>
-              <w:p>
-                <w:pPr>
-                  <w:pStyle w:val="ListParagraph"/>
-                  <w:numPr>
-                    <w:ilvl w:val="0"/>
-                    <w:numId w:val="42"/>
-                  </w:numPr>
-                  <w:spacing w:before="120" w:after="120"/>
-                  <w:ind w:left="357" w:firstLine="0"/>
-                  <w:rPr>
-                    <w:sz w:val="26"/>
-                    <w:szCs w:val="26"/>
-                    <w:lang w:val="vi-VN"/>
-                  </w:rPr>
-                </w:pPr>
-              </w:p>
-            </w:tc>
-            <w:tc>
-              <w:tcPr>
-                <w:tcW w:w="1700" w:type="pct"/>
-              </w:tcPr>
-              <w:p>
-                <w:pPr>
-                  <w:spacing w:before="120" w:after="120"/>
-                  <w:ind w:left="-6"/>
-                  <w:jc w:val="both"/>
-                  <w:rPr>
-                    <w:sz w:val="26"/>
-                    <w:szCs w:val="26"/>
-                    <w:lang w:val="vi-VN"/>
-                  </w:rPr>
-                </w:pPr>
-              </w:p>
-            </w:tc>
-            <w:tc>
-              <w:tcPr>
-                <w:tcW w:w="1836" w:type="pct"/>
-              </w:tcPr>
-              <w:p>
-                <w:pPr>
-                  <w:spacing w:before="120" w:after="120"/>
-                  <w:jc w:val="both"/>
-                  <w:rPr>
-                    <w:sz w:val="26"/>
-                    <w:szCs w:val="26"/>
-                    <w:lang w:val="vi-VN"/>
-                  </w:rPr>
-                </w:pPr>
-              </w:p>
-            </w:tc>
-            <w:tc>
-              <w:tcPr>
-                <w:tcW w:w="963" w:type="pct"/>
-              </w:tcPr>
-              <w:p>
-                <w:pPr>
-                  <w:spacing w:before="120" w:after="120"/>
-                  <w:jc w:val="both"/>
-                  <w:rPr>
-                    <w:sz w:val="26"/>
-                    <w:szCs w:val="26"/>
-                  </w:rPr>
-                </w:pPr>
-              </w:p>
-            </w:tc>
-          </w:tr>
-          <w:tr>
-            <w:trPr>
-              <w:jc w:val="center"/>
-            </w:trPr>
-            <w:tc>
-              <w:tcPr>
-                <w:tcW w:w="501" w:type="pct"/>
-              </w:tcPr>
-              <w:p>
-                <w:pPr>
-                  <w:pStyle w:val="ListParagraph"/>
-                  <w:numPr>
-                    <w:ilvl w:val="0"/>
-                    <w:numId w:val="42"/>
-                  </w:numPr>
-                  <w:spacing w:before="120" w:after="120"/>
-                  <w:ind w:left="357" w:firstLine="0"/>
-                  <w:rPr>
-                    <w:sz w:val="26"/>
-                    <w:szCs w:val="26"/>
-                    <w:lang w:val="vi-VN"/>
-                  </w:rPr>
-                </w:pPr>
-              </w:p>
-            </w:tc>
-            <w:tc>
-              <w:tcPr>
-                <w:tcW w:w="1700" w:type="pct"/>
-              </w:tcPr>
-              <w:p>
-                <w:pPr>
-                  <w:spacing w:before="120" w:after="120"/>
-                  <w:ind w:left="-6"/>
-                  <w:jc w:val="both"/>
-                  <w:rPr>
-                    <w:sz w:val="26"/>
-                    <w:szCs w:val="26"/>
-                    <w:lang w:val="vi-VN"/>
-                  </w:rPr>
-                </w:pPr>
-              </w:p>
-            </w:tc>
-            <w:tc>
-              <w:tcPr>
-                <w:tcW w:w="1836" w:type="pct"/>
-              </w:tcPr>
-              <w:p>
-                <w:pPr>
-                  <w:spacing w:before="120" w:after="120"/>
-                  <w:jc w:val="both"/>
-                  <w:rPr>
-                    <w:sz w:val="26"/>
-                    <w:szCs w:val="26"/>
-                    <w:lang w:val="vi-VN"/>
-                  </w:rPr>
-                </w:pPr>
-              </w:p>
-            </w:tc>
-            <w:tc>
-              <w:tcPr>
-                <w:tcW w:w="963" w:type="pct"/>
-              </w:tcPr>
-              <w:p>
-                <w:pPr>
-                  <w:spacing w:before="120" w:after="120"/>
-                  <w:jc w:val="both"/>
-                  <w:rPr>
-                    <w:sz w:val="26"/>
-                    <w:szCs w:val="26"/>
-                    <w:lang w:val="vi-VN"/>
-                  </w:rPr>
-                </w:pPr>
-              </w:p>
-            </w:tc>
-          </w:tr>
-          <w:tr>
-            <w:trPr>
-              <w:jc w:val="center"/>
-            </w:trPr>
-            <w:tc>
-              <w:tcPr>
-                <w:tcW w:w="501" w:type="pct"/>
-              </w:tcPr>
-              <w:p>
-                <w:pPr>
-                  <w:pStyle w:val="ListParagraph"/>
-                  <w:numPr>
-                    <w:ilvl w:val="0"/>
-                    <w:numId w:val="42"/>
-                  </w:numPr>
-                  <w:spacing w:before="120" w:after="120"/>
-                  <w:ind w:left="357" w:firstLine="0"/>
-                  <w:rPr>
-                    <w:sz w:val="26"/>
-                    <w:szCs w:val="26"/>
-                    <w:lang w:val="vi-VN"/>
-                  </w:rPr>
-                </w:pPr>
-              </w:p>
-            </w:tc>
-            <w:tc>
-              <w:tcPr>
-                <w:tcW w:w="1700" w:type="pct"/>
-              </w:tcPr>
-              <w:p>
-                <w:pPr>
-                  <w:spacing w:before="120" w:after="120"/>
-                  <w:ind w:left="-6"/>
-                  <w:jc w:val="both"/>
-                  <w:rPr>
-                    <w:sz w:val="26"/>
-                    <w:szCs w:val="26"/>
-                    <w:lang w:val="vi-VN"/>
-                  </w:rPr>
-                </w:pPr>
-              </w:p>
-            </w:tc>
-            <w:tc>
-              <w:tcPr>
-                <w:tcW w:w="1836" w:type="pct"/>
-              </w:tcPr>
-              <w:p>
-                <w:pPr>
-                  <w:spacing w:before="120" w:after="120"/>
-                  <w:jc w:val="both"/>
-                  <w:rPr>
-                    <w:sz w:val="26"/>
-                    <w:szCs w:val="26"/>
-                    <w:lang w:val="vi-VN"/>
-                  </w:rPr>
-                </w:pPr>
-              </w:p>
-            </w:tc>
-            <w:tc>
-              <w:tcPr>
-                <w:tcW w:w="963" w:type="pct"/>
-              </w:tcPr>
-              <w:p>
-                <w:pPr>
-                  <w:spacing w:before="120" w:after="120"/>
-                  <w:jc w:val="both"/>
-                  <w:rPr>
-                    <w:sz w:val="26"/>
-                    <w:szCs w:val="26"/>
-                  </w:rPr>
-                </w:pPr>
-              </w:p>
-            </w:tc>
-          </w:tr>
-          <w:tr>
-            <w:trPr>
-              <w:jc w:val="center"/>
-            </w:trPr>
-            <w:tc>
-              <w:tcPr>
-                <w:tcW w:w="501" w:type="pct"/>
-              </w:tcPr>
-              <w:p>
-                <w:pPr>
-                  <w:pStyle w:val="ListParagraph"/>
-                  <w:numPr>
-                    <w:ilvl w:val="0"/>
-                    <w:numId w:val="42"/>
-                  </w:numPr>
-                  <w:spacing w:before="120" w:after="120"/>
-                  <w:ind w:left="357" w:firstLine="0"/>
-                  <w:rPr>
-                    <w:sz w:val="26"/>
-                    <w:szCs w:val="26"/>
-                    <w:lang w:val="vi-VN"/>
-                  </w:rPr>
-                </w:pPr>
-              </w:p>
-            </w:tc>
-            <w:tc>
-              <w:tcPr>
-                <w:tcW w:w="1700" w:type="pct"/>
-              </w:tcPr>
-              <w:p>
-                <w:pPr>
-                  <w:spacing w:before="120" w:after="120"/>
-                  <w:ind w:left="-6"/>
-                  <w:jc w:val="both"/>
-                  <w:rPr>
-                    <w:sz w:val="26"/>
-                    <w:szCs w:val="26"/>
-                    <w:lang w:val="vi-VN"/>
-                  </w:rPr>
-                </w:pPr>
-              </w:p>
-            </w:tc>
-            <w:tc>
-              <w:tcPr>
-                <w:tcW w:w="1836" w:type="pct"/>
-              </w:tcPr>
-              <w:p>
-                <w:pPr>
-                  <w:spacing w:before="120" w:after="120"/>
-                  <w:jc w:val="both"/>
-                  <w:rPr>
-                    <w:sz w:val="26"/>
-                    <w:szCs w:val="26"/>
-                    <w:lang w:val="vi-VN"/>
-                  </w:rPr>
-                </w:pPr>
-              </w:p>
-            </w:tc>
-            <w:tc>
-              <w:tcPr>
-                <w:tcW w:w="963" w:type="pct"/>
-              </w:tcPr>
-              <w:p>
-                <w:pPr>
-                  <w:spacing w:before="120" w:after="120"/>
-                  <w:jc w:val="both"/>
-                  <w:rPr>
-                    <w:sz w:val="26"/>
-                    <w:szCs w:val="26"/>
-                  </w:rPr>
-                </w:pPr>
-              </w:p>
-            </w:tc>
-          </w:tr>
-        </w:tbl>
-        <w:p>
-          <w:pPr>
-            <w:numPr>
-              <w:ilvl w:val="0"/>
-              <w:numId w:val="3"/>
-            </w:numPr>
-            <w:spacing w:before="120" w:after="120"/>
-            <w:ind w:left="0" w:firstLine="0"/>
-            <w:rPr>
-              <w:b/>
-              <w:sz w:val="26"/>
-              <w:szCs w:val="26"/>
-            </w:rPr>
-          </w:pPr>
-          <w:r>
-            <w:rPr>
-              <w:b/>
-              <w:sz w:val="26"/>
-              <w:szCs w:val="26"/>
-              <w:u w:val="single"/>
-            </w:rPr>
-            <w:t xml:space="preserve">Nội </w:t>
-          </w:r>
-          <w:r>
-            <w:rPr>
-              <w:b/>
-              <w:sz w:val="26"/>
-              <w:szCs w:val="26"/>
-              <w:u w:val="single"/>
-            </w:rPr>
-            <w:t>dun</w:t>
-          </w:r>
-          <w:r>
-            <w:rPr>
-              <w:b/>
-              <w:sz w:val="26"/>
-              <w:szCs w:val="26"/>
-              <w:u w:val="single"/>
-            </w:rPr>
-            <w:t>g:</w:t>
-          </w:r>
-        </w:p>
-      </w:sdtContent>
-    </w:sdt>
+        <w:t xml:space="preserve">Nội </w:t>
+      </w:r>
+      <w:r>
+        <w:rPr>
+          <w:b/>
+          <w:sz w:val="26"/>
+          <w:szCs w:val="26"/>
+          <w:u w:val="single"/>
+        </w:rPr>
+        <w:t>dun</w:t>
+      </w:r>
+      <w:r>
+        <w:rPr>
+          <w:b/>
+          <w:sz w:val="26"/>
+          <w:szCs w:val="26"/>
+          <w:u w:val="single"/>
+        </w:rPr>
+        <w:t>g:</w:t>
+      </w:r>
+    </w:p>
     <w:p>
       <w:pPr>
         <w:ind w:firstLine="567"/>
@@ -1926,14 +1848,7 @@
           <w:sz w:val="26"/>
           <w:szCs w:val="26"/>
         </w:rPr>
-        <w:t xml:space="preserve"> </w:t>
-      </w:r>
-      <w:r>
-        <w:rPr>
-          <w:sz w:val="26"/>
-          <w:szCs w:val="26"/>
-        </w:rPr>
-        <w:t>{noi_dung_cong_tac}</w:t>
+        <w:t xml:space="preserve"> {noi_dung_cong_tac}</w:t>
       </w:r>
       <w:r>
         <w:rPr>
@@ -2752,6 +2667,7 @@
           <w:szCs w:val="26"/>
           <w:u w:val="single"/>
         </w:rPr>
+        <w:lastRenderedPageBreak/>
         <w:t>Thảo</w:t>
       </w:r>
       <w:r>
@@ -7291,8 +7207,9 @@
               </w:rPr>
             </w:pPr>
           </w:p>
-          <w:sdt>
-            <w:sdtPr>
+          <w:p>
+            <w:pPr>
+              <w:jc w:val="center"/>
               <w:rPr>
                 <w:b/>
                 <w:bCs/>
@@ -7300,78 +7217,24 @@
                 <w:szCs w:val="26"/>
                 <w:lang w:val="vi-VN"/>
               </w:rPr>
-              <w:id w:val="-655991453"/>
-              <w:placeholder>
-                <w:docPart w:val="DefaultPlaceholder_-1854013440"/>
-              </w:placeholder>
-              <w:dataBinding w:prefixMappings="xmlns:ns0='tranphuclinh' " w:xpath="/ns0:MrLinh[1]/ns0:PhobienPATC[1]/ns0:Thuky[1]" w:storeItemID="{9D7C7E3C-431E-4096-A5D6-821764FB404C}"/>
-              <w:text/>
-            </w:sdtPr>
-            <w:sdtContent>
-              <w:p>
-                <w:pPr>
-                  <w:jc w:val="center"/>
-                  <w:rPr>
-                    <w:b/>
-                    <w:bCs/>
-                    <w:sz w:val="26"/>
-                    <w:szCs w:val="26"/>
-                    <w:lang w:val="vi-VN"/>
-                  </w:rPr>
-                </w:pPr>
-                <w:r>
-                  <w:rPr>
-                    <w:b/>
-                    <w:bCs/>
-                    <w:sz w:val="26"/>
-                    <w:szCs w:val="26"/>
-                    <w:lang w:val="vi-VN"/>
-                  </w:rPr>
-                  <w:t>Trần Phúc Linh</w:t>
-                </w:r>
-              </w:p>
-            </w:sdtContent>
-          </w:sdt>
+            </w:pPr>
+            <w:r>
+              <w:rPr>
+                <w:b/>
+                <w:bCs/>
+                <w:sz w:val="26"/>
+                <w:szCs w:val="26"/>
+                <w:lang w:val="vi-VN"/>
+              </w:rPr>
+              <w:t>Trần Phúc Linh</w:t>
+            </w:r>
+          </w:p>
         </w:tc>
       </w:tr>
     </w:tbl>
     <w:p>
       <w:pPr>
-        <w:tabs>
-          <w:tab w:val="center" w:pos="2410"/>
-          <w:tab w:val="center" w:pos="6120"/>
-        </w:tabs>
-        <w:rPr>
-          <w:b/>
-          <w:sz w:val="26"/>
-          <w:szCs w:val="26"/>
-        </w:rPr>
-      </w:pPr>
-    </w:p>
-    <w:p>
-      <w:pPr>
         <w:suppressAutoHyphens w:val="0"/>
-        <w:rPr>
-          <w:b/>
-          <w:sz w:val="26"/>
-          <w:szCs w:val="26"/>
-        </w:rPr>
-      </w:pPr>
-      <w:r>
-        <w:rPr>
-          <w:b/>
-          <w:sz w:val="26"/>
-          <w:szCs w:val="26"/>
-        </w:rPr>
-        <w:br w:type="page"/>
-      </w:r>
-    </w:p>
-    <w:p>
-      <w:pPr>
-        <w:tabs>
-          <w:tab w:val="center" w:pos="2410"/>
-          <w:tab w:val="center" w:pos="6120"/>
-        </w:tabs>
         <w:rPr>
           <w:b/>
           <w:sz w:val="26"/>
@@ -12921,6 +12784,7 @@
   <w:style w:type="character" w:default="1" w:styleId="DefaultParagraphFont">
     <w:name w:val="Default Paragraph Font"/>
     <w:uiPriority w:val="1"/>
+    <w:semiHidden/>
     <w:unhideWhenUsed/>
   </w:style>
   <w:style w:type="table" w:default="1" w:styleId="TableNormal">
@@ -13374,769 +13238,6 @@
     </w:rPr>
   </w:style>
 </w:styles>
-</file>
-
-<file path=word/glossary/document.xml><?xml version="1.0" encoding="utf-8"?>
-<w:glossaryDocument xmlns:wpc="http://schemas.microsoft.com/office/word/2010/wordprocessingCanvas" xmlns:cx="http://schemas.microsoft.com/office/drawing/2014/chartex" xmlns:cx1="http://schemas.microsoft.com/office/drawing/2015/9/8/chartex" xmlns:cx2="http://schemas.microsoft.com/office/drawing/2015/10/21/chartex" xmlns:cx3="http://schemas.microsoft.com/office/drawing/2016/5/9/chartex" xmlns:cx4="http://schemas.microsoft.com/office/drawing/2016/5/10/chartex" xmlns:cx5="http://schemas.microsoft.com/office/drawing/2016/5/11/chartex" xmlns:cx6="http://schemas.microsoft.com/office/drawing/2016/5/12/chartex" xmlns:cx7="http://schemas.microsoft.com/office/drawing/2016/5/13/chartex" xmlns:cx8="http://schemas.microsoft.com/office/drawing/2016/5/14/chartex" xmlns:mc="http://schemas.openxmlformats.org/markup-compatibility/2006" xmlns:aink="http://schemas.microsoft.com/office/drawing/2016/ink" xmlns:am3d="http://schemas.microsoft.com/office/drawing/2017/model3d" xmlns:o="urn:schemas-microsoft-com:office:office" xmlns:oel="http://schemas.microsoft.com/office/2019/extlst" xmlns:r="http://schemas.openxmlformats.org/officeDocument/2006/relationships" xmlns:m="http://schemas.openxmlformats.org/officeDocument/2006/math" xmlns:v="urn:schemas-microsoft-com:vml" xmlns:wp14="http://schemas.microsoft.com/office/word/2010/wordprocessingDrawing" xmlns:wp="http://schemas.openxmlformats.org/drawingml/2006/wordprocessingDrawing" xmlns:w10="urn:schemas-microsoft-com:office:word" xmlns:w="http://schemas.openxmlformats.org/wordprocessingml/2006/main" xmlns:w14="http://schemas.microsoft.com/office/word/2010/wordml" xmlns:w15="http://schemas.microsoft.com/office/word/2012/wordml" xmlns:w16cei="http://schemas.microsoft.com/office/word/2026/wordml/cei" xmlns:w16cex="http://schemas.microsoft.com/office/word/2018/wordml/cex" xmlns:w16cid="http://schemas.microsoft.com/office/word/2016/wordml/cid" xmlns:w16="http://schemas.microsoft.com/office/word/2018/wordml" xmlns:w16du="http://schemas.microsoft.com/office/word/2023/wordml/word16du" xmlns:w16sdtdh="http://schemas.microsoft.com/office/word/2020/wordml/sdtdatahash" xmlns:w16sdtfl="http://schemas.microsoft.com/office/word/2024/wordml/sdtformatlock" xmlns:w16se="http://schemas.microsoft.com/office/word/2015/wordml/symex" xmlns:wpg="http://schemas.microsoft.com/office/word/2010/wordprocessingGroup" xmlns:wpi="http://schemas.microsoft.com/office/word/2010/wordprocessingInk" xmlns:wne="http://schemas.microsoft.com/office/word/2006/wordml" xmlns:wps="http://schemas.microsoft.com/office/word/2010/wordprocessingShape" mc:Ignorable="w14 w15 w16se w16cid w16 w16cex w16sdtdh w16sdtfl w16du wp14">
-  <w:docParts>
-    <w:docPart>
-      <w:docPartPr>
-        <w:name w:val="DefaultPlaceholder_-1854013440"/>
-        <w:category>
-          <w:name w:val="General"/>
-          <w:gallery w:val="placeholder"/>
-        </w:category>
-        <w:types>
-          <w:type w:val="bbPlcHdr"/>
-        </w:types>
-        <w:behaviors>
-          <w:behavior w:val="content"/>
-        </w:behaviors>
-        <w:guid w:val="{B6429549-D48D-4C6A-A1F7-78ACA363EB80}"/>
-      </w:docPartPr>
-      <w:docPartBody>
-        <w:p>
-          <w:r>
-            <w:rPr>
-              <w:rStyle w:val="PlaceholderText"/>
-            </w:rPr>
-            <w:t>Click or tap here to enter text.</w:t>
-          </w:r>
-        </w:p>
-      </w:docPartBody>
-    </w:docPart>
-    <w:docPart>
-      <w:docPartPr>
-        <w:name w:val="91706DBD7CD04C2C93BF038DA01E2944"/>
-        <w:category>
-          <w:name w:val="General"/>
-          <w:gallery w:val="placeholder"/>
-        </w:category>
-        <w:types>
-          <w:type w:val="bbPlcHdr"/>
-        </w:types>
-        <w:behaviors>
-          <w:behavior w:val="content"/>
-        </w:behaviors>
-        <w:guid w:val="{2A281488-C5D6-4338-89E2-BD9F87F2A2AE}"/>
-      </w:docPartPr>
-      <w:docPartBody>
-        <w:p>
-          <w:pPr>
-            <w:pStyle w:val="91706DBD7CD04C2C93BF038DA01E29442"/>
-          </w:pPr>
-          <w:r>
-            <w:rPr>
-              <w:rStyle w:val="PlaceholderText"/>
-            </w:rPr>
-            <w:t>Click or tap here to enter text.</w:t>
-          </w:r>
-        </w:p>
-      </w:docPartBody>
-    </w:docPart>
-  </w:docParts>
-</w:glossaryDocument>
-</file>
-
-<file path=word/glossary/fontTable.xml><?xml version="1.0" encoding="utf-8"?>
-<w:fonts xmlns:mc="http://schemas.openxmlformats.org/markup-compatibility/2006" xmlns:r="http://schemas.openxmlformats.org/officeDocument/2006/relationships" xmlns:w="http://schemas.openxmlformats.org/wordprocessingml/2006/main" xmlns:w14="http://schemas.microsoft.com/office/word/2010/wordml" xmlns:w15="http://schemas.microsoft.com/office/word/2012/wordml" xmlns:w16cex="http://schemas.microsoft.com/office/word/2018/wordml/cex" xmlns:w16cid="http://schemas.microsoft.com/office/word/2016/wordml/cid" xmlns:w16="http://schemas.microsoft.com/office/word/2018/wordml" xmlns:w16du="http://schemas.microsoft.com/office/word/2023/wordml/word16du" xmlns:w16sdtdh="http://schemas.microsoft.com/office/word/2020/wordml/sdtdatahash" xmlns:w16sdtfl="http://schemas.microsoft.com/office/word/2024/wordml/sdtformatlock" xmlns:w16se="http://schemas.microsoft.com/office/word/2015/wordml/symex" mc:Ignorable="w14 w15 w16se w16cid w16 w16cex w16sdtdh w16sdtfl w16du">
-  <w:font w:name="Symbol">
-    <w:panose1 w:val="05050102010706020507"/>
-    <w:charset w:val="02"/>
-    <w:family w:val="roman"/>
-    <w:pitch w:val="variable"/>
-    <w:sig w:usb0="00000000" w:usb1="10000000" w:usb2="00000000" w:usb3="00000000" w:csb0="80000000" w:csb1="00000000"/>
-  </w:font>
-  <w:font w:name="Times New Roman">
-    <w:panose1 w:val="02020603050405020304"/>
-    <w:charset w:val="00"/>
-    <w:family w:val="roman"/>
-    <w:pitch w:val="variable"/>
-    <w:sig w:usb0="E0002EFF" w:usb1="C000785B" w:usb2="00000009" w:usb3="00000000" w:csb0="000001FF" w:csb1="00000000"/>
-  </w:font>
-  <w:font w:name="Courier New">
-    <w:panose1 w:val="02070309020205020404"/>
-    <w:charset w:val="00"/>
-    <w:family w:val="modern"/>
-    <w:pitch w:val="fixed"/>
-    <w:sig w:usb0="E0002EFF" w:usb1="C0007843" w:usb2="00000009" w:usb3="00000000" w:csb0="000001FF" w:csb1="00000000"/>
-  </w:font>
-  <w:font w:name="Wingdings">
-    <w:panose1 w:val="05000000000000000000"/>
-    <w:charset w:val="02"/>
-    <w:family w:val="auto"/>
-    <w:pitch w:val="variable"/>
-    <w:sig w:usb0="00000000" w:usb1="10000000" w:usb2="00000000" w:usb3="00000000" w:csb0="80000000" w:csb1="00000000"/>
-  </w:font>
-  <w:font w:name="VNI-Times">
-    <w:altName w:val="Calibri"/>
-    <w:charset w:val="00"/>
-    <w:family w:val="auto"/>
-    <w:pitch w:val="variable"/>
-    <w:sig w:usb0="00000007" w:usb1="00000000" w:usb2="00000000" w:usb3="00000000" w:csb0="00000013" w:csb1="00000000"/>
-  </w:font>
-  <w:font w:name="Calibri">
-    <w:panose1 w:val="020F0502020204030204"/>
-    <w:charset w:val="00"/>
-    <w:family w:val="swiss"/>
-    <w:pitch w:val="variable"/>
-    <w:sig w:usb0="E4002EFF" w:usb1="C200247B" w:usb2="00000009" w:usb3="00000000" w:csb0="000001FF" w:csb1="00000000"/>
-  </w:font>
-  <w:font w:name="Arial">
-    <w:panose1 w:val="020B0604020202020204"/>
-    <w:charset w:val="00"/>
-    <w:family w:val="swiss"/>
-    <w:pitch w:val="variable"/>
-    <w:sig w:usb0="E0002EFF" w:usb1="C000785B" w:usb2="00000009" w:usb3="00000000" w:csb0="000001FF" w:csb1="00000000"/>
-  </w:font>
-  <w:font w:name="MS Mincho">
-    <w:panose1 w:val="02020609040205080304"/>
-    <w:charset w:val="80"/>
-    <w:family w:val="modern"/>
-    <w:pitch w:val="fixed"/>
-    <w:sig w:usb0="E00002FF" w:usb1="6AC7FDFB" w:usb2="08000012" w:usb3="00000000" w:csb0="0002009F" w:csb1="00000000"/>
-  </w:font>
-  <w:font w:name="Tahoma">
-    <w:panose1 w:val="020B0604030504040204"/>
-    <w:charset w:val="00"/>
-    <w:family w:val="swiss"/>
-    <w:pitch w:val="variable"/>
-    <w:sig w:usb0="E1002EFF" w:usb1="C000605B" w:usb2="00000029" w:usb3="00000000" w:csb0="000101FF" w:csb1="00000000"/>
-  </w:font>
-  <w:font w:name="SimSun">
-    <w:altName w:val="宋体"/>
-    <w:panose1 w:val="02010600030101010101"/>
-    <w:charset w:val="86"/>
-    <w:family w:val="auto"/>
-    <w:pitch w:val="variable"/>
-    <w:sig w:usb0="00000203" w:usb1="288F0000" w:usb2="00000016" w:usb3="00000000" w:csb0="00040001" w:csb1="00000000"/>
-  </w:font>
-  <w:font w:name="Segoe UI">
-    <w:panose1 w:val="020B0502040204020203"/>
-    <w:charset w:val="A3"/>
-    <w:family w:val="swiss"/>
-    <w:pitch w:val="variable"/>
-    <w:sig w:usb0="E4002EFF" w:usb1="C000E47F" w:usb2="00000009" w:usb3="00000000" w:csb0="000001FF" w:csb1="00000000"/>
-  </w:font>
-  <w:font w:name="Helvetica">
-    <w:panose1 w:val="020B0604020202020204"/>
-    <w:charset w:val="00"/>
-    <w:family w:val="auto"/>
-    <w:pitch w:val="variable"/>
-    <w:sig w:usb0="E00002FF" w:usb1="5000785B" w:usb2="00000000" w:usb3="00000000" w:csb0="0000019F" w:csb1="00000000"/>
-  </w:font>
-  <w:font w:name="MS Gothic">
-    <w:altName w:val="ＭＳ ゴシック"/>
-    <w:panose1 w:val="020B0609070205080204"/>
-    <w:charset w:val="80"/>
-    <w:family w:val="modern"/>
-    <w:pitch w:val="fixed"/>
-    <w:sig w:usb0="E00002FF" w:usb1="6AC7FDFB" w:usb2="08000012" w:usb3="00000000" w:csb0="0002009F" w:csb1="00000000"/>
-  </w:font>
-  <w:font w:name="Cambria">
-    <w:panose1 w:val="02040503050406030204"/>
-    <w:charset w:val="00"/>
-    <w:family w:val="roman"/>
-    <w:pitch w:val="variable"/>
-    <w:sig w:usb0="E00006FF" w:usb1="420024FF" w:usb2="02000000" w:usb3="00000000" w:csb0="0000019F" w:csb1="00000000"/>
-  </w:font>
-</w:fonts>
-</file>
-
-<file path=word/glossary/settings.xml><?xml version="1.0" encoding="utf-8"?>
-<w:settings xmlns:mc="http://schemas.openxmlformats.org/markup-compatibility/2006" xmlns:o="urn:schemas-microsoft-com:office:office" xmlns:r="http://schemas.openxmlformats.org/officeDocument/2006/relationships" xmlns:m="http://schemas.openxmlformats.org/officeDocument/2006/math" xmlns:v="urn:schemas-microsoft-com:vml" xmlns:w10="urn:schemas-microsoft-com:office:word" xmlns:w="http://schemas.openxmlformats.org/wordprocessingml/2006/main" xmlns:w14="http://schemas.microsoft.com/office/word/2010/wordml" xmlns:w15="http://schemas.microsoft.com/office/word/2012/wordml" xmlns:w16cex="http://schemas.microsoft.com/office/word/2018/wordml/cex" xmlns:w16cid="http://schemas.microsoft.com/office/word/2016/wordml/cid" xmlns:w16="http://schemas.microsoft.com/office/word/2018/wordml" xmlns:w16du="http://schemas.microsoft.com/office/word/2023/wordml/word16du" xmlns:w16sdtdh="http://schemas.microsoft.com/office/word/2020/wordml/sdtdatahash" xmlns:w16sdtfl="http://schemas.microsoft.com/office/word/2024/wordml/sdtformatlock" xmlns:w16se="http://schemas.microsoft.com/office/word/2015/wordml/symex" xmlns:sl="http://schemas.openxmlformats.org/schemaLibrary/2006/main" mc:Ignorable="w14 w15 w16se w16cid w16 w16cex w16sdtdh w16sdtfl w16du">
-  <w:view w:val="normal"/>
-  <w:revisionView w:formatting="0" w:inkAnnotations="0"/>
-  <w:defaultTabStop w:val="720"/>
-  <w:characterSpacingControl w:val="doNotCompress"/>
-  <w:compat>
-    <w:useFELayout/>
-    <w:compatSetting w:name="compatibilityMode" w:uri="http://schemas.microsoft.com/office/word" w:val="15"/>
-    <w:compatSetting w:name="overrideTableStyleFontSizeAndJustification" w:uri="http://schemas.microsoft.com/office/word" w:val="1"/>
-    <w:compatSetting w:name="enableOpenTypeFeatures" w:uri="http://schemas.microsoft.com/office/word" w:val="1"/>
-    <w:compatSetting w:name="doNotFlipMirrorIndents" w:uri="http://schemas.microsoft.com/office/word" w:val="1"/>
-    <w:compatSetting w:name="differentiateMultirowTableHeaders" w:uri="http://schemas.microsoft.com/office/word" w:val="1"/>
-    <w:compatSetting w:name="useWord2013TrackBottomHyphenation" w:uri="http://schemas.microsoft.com/office/word" w:val="0"/>
-  </w:compat>
-  <w:rsids>
-    <w:rsidRoot w:val="00747A7F"/>
-    <w:rsid w:val="0000005A"/>
-    <w:rsid w:val="000454AF"/>
-    <w:rsid w:val="000C3C39"/>
-    <w:rsid w:val="0013581B"/>
-    <w:rsid w:val="001614CB"/>
-    <w:rsid w:val="00220DC7"/>
-    <w:rsid w:val="002F27BB"/>
-    <w:rsid w:val="003001B3"/>
-    <w:rsid w:val="00313AE2"/>
-    <w:rsid w:val="00327713"/>
-    <w:rsid w:val="00351B7B"/>
-    <w:rsid w:val="00373B50"/>
-    <w:rsid w:val="00391FF3"/>
-    <w:rsid w:val="003D43FD"/>
-    <w:rsid w:val="00445111"/>
-    <w:rsid w:val="004B330A"/>
-    <w:rsid w:val="004D6E79"/>
-    <w:rsid w:val="004E427B"/>
-    <w:rsid w:val="00503558"/>
-    <w:rsid w:val="005173CC"/>
-    <w:rsid w:val="00556BFC"/>
-    <w:rsid w:val="005823E9"/>
-    <w:rsid w:val="005D02B9"/>
-    <w:rsid w:val="005F0A2D"/>
-    <w:rsid w:val="0062253D"/>
-    <w:rsid w:val="006357A9"/>
-    <w:rsid w:val="00637E9E"/>
-    <w:rsid w:val="00680AA5"/>
-    <w:rsid w:val="00697BE9"/>
-    <w:rsid w:val="006E3D8F"/>
-    <w:rsid w:val="0072218B"/>
-    <w:rsid w:val="00747A7F"/>
-    <w:rsid w:val="007831F7"/>
-    <w:rsid w:val="00784F23"/>
-    <w:rsid w:val="007B2DE0"/>
-    <w:rsid w:val="007D16BA"/>
-    <w:rsid w:val="007D6A84"/>
-    <w:rsid w:val="007D78D3"/>
-    <w:rsid w:val="0087387A"/>
-    <w:rsid w:val="008B52CE"/>
-    <w:rsid w:val="00930CB3"/>
-    <w:rsid w:val="00944535"/>
-    <w:rsid w:val="009A49AA"/>
-    <w:rsid w:val="009A52B6"/>
-    <w:rsid w:val="009E5A26"/>
-    <w:rsid w:val="009E75E0"/>
-    <w:rsid w:val="00A05FB9"/>
-    <w:rsid w:val="00A51822"/>
-    <w:rsid w:val="00A64CB7"/>
-    <w:rsid w:val="00A8140A"/>
-    <w:rsid w:val="00A8235A"/>
-    <w:rsid w:val="00B2569E"/>
-    <w:rsid w:val="00B40167"/>
-    <w:rsid w:val="00B63643"/>
-    <w:rsid w:val="00B64191"/>
-    <w:rsid w:val="00B833D6"/>
-    <w:rsid w:val="00B85F6B"/>
-    <w:rsid w:val="00B96554"/>
-    <w:rsid w:val="00BA07B5"/>
-    <w:rsid w:val="00BC1356"/>
-    <w:rsid w:val="00CA422D"/>
-    <w:rsid w:val="00CA4807"/>
-    <w:rsid w:val="00CD40F9"/>
-    <w:rsid w:val="00D80E41"/>
-    <w:rsid w:val="00DC4196"/>
-    <w:rsid w:val="00E248C6"/>
-    <w:rsid w:val="00E64998"/>
-    <w:rsid w:val="00E73E97"/>
-    <w:rsid w:val="00E77DBF"/>
-    <w:rsid w:val="00EC43AB"/>
-    <w:rsid w:val="00ED474B"/>
-    <w:rsid w:val="00F66918"/>
-    <w:rsid w:val="00F814C8"/>
-    <w:rsid w:val="00FA61AE"/>
-    <w:rsid w:val="00FD477D"/>
-  </w:rsids>
-  <m:mathPr>
-    <m:mathFont m:val="Cambria Math"/>
-    <m:brkBin m:val="before"/>
-    <m:brkBinSub m:val="--"/>
-    <m:smallFrac m:val="0"/>
-    <m:dispDef/>
-    <m:lMargin m:val="0"/>
-    <m:rMargin m:val="0"/>
-    <m:defJc m:val="centerGroup"/>
-    <m:wrapIndent m:val="1440"/>
-    <m:intLim m:val="subSup"/>
-    <m:naryLim m:val="undOvr"/>
-  </m:mathPr>
-  <w:themeFontLang w:val="vi-VN"/>
-  <w:clrSchemeMapping w:bg1="light1" w:t1="dark1" w:bg2="light2" w:t2="dark2" w:accent1="accent1" w:accent2="accent2" w:accent3="accent3" w:accent4="accent4" w:accent5="accent5" w:accent6="accent6" w:hyperlink="hyperlink" w:followedHyperlink="followedHyperlink"/>
-  <w:decimalSymbol w:val="."/>
-  <w:listSeparator w:val=","/>
-  <w15:chartTrackingRefBased/>
-</w:settings>
-</file>
-
-<file path=word/glossary/styles.xml><?xml version="1.0" encoding="utf-8"?>
-<w:styles xmlns:mc="http://schemas.openxmlformats.org/markup-compatibility/2006" xmlns:r="http://schemas.openxmlformats.org/officeDocument/2006/relationships" xmlns:w="http://schemas.openxmlformats.org/wordprocessingml/2006/main" xmlns:w14="http://schemas.microsoft.com/office/word/2010/wordml" xmlns:w15="http://schemas.microsoft.com/office/word/2012/wordml" xmlns:w16cex="http://schemas.microsoft.com/office/word/2018/wordml/cex" xmlns:w16cid="http://schemas.microsoft.com/office/word/2016/wordml/cid" xmlns:w16="http://schemas.microsoft.com/office/word/2018/wordml" xmlns:w16du="http://schemas.microsoft.com/office/word/2023/wordml/word16du" xmlns:w16sdtdh="http://schemas.microsoft.com/office/word/2020/wordml/sdtdatahash" xmlns:w16sdtfl="http://schemas.microsoft.com/office/word/2024/wordml/sdtformatlock" xmlns:w16se="http://schemas.microsoft.com/office/word/2015/wordml/symex" mc:Ignorable="w14 w15 w16se w16cid w16 w16cex w16sdtdh w16sdtfl w16du">
-  <w:docDefaults>
-    <w:rPrDefault>
-      <w:rPr>
-        <w:rFonts w:asciiTheme="minorHAnsi" w:eastAsiaTheme="minorEastAsia" w:hAnsiTheme="minorHAnsi" w:cstheme="minorBidi"/>
-        <w:kern w:val="2"/>
-        <w:sz w:val="24"/>
-        <w:szCs w:val="24"/>
-        <w:lang w:val="vi-VN" w:eastAsia="vi-VN" w:bidi="ar-SA"/>
-        <w14:ligatures w14:val="standardContextual"/>
-      </w:rPr>
-    </w:rPrDefault>
-    <w:pPrDefault>
-      <w:pPr>
-        <w:spacing w:after="160" w:line="278" w:lineRule="auto"/>
-      </w:pPr>
-    </w:pPrDefault>
-  </w:docDefaults>
-  <w:latentStyles w:defLockedState="0" w:defUIPriority="99" w:defSemiHidden="0" w:defUnhideWhenUsed="0" w:defQFormat="0" w:count="376">
-    <w:lsdException w:name="Normal" w:uiPriority="0" w:qFormat="1"/>
-    <w:lsdException w:name="heading 1" w:uiPriority="9" w:qFormat="1"/>
-    <w:lsdException w:name="heading 2" w:semiHidden="1" w:uiPriority="9" w:unhideWhenUsed="1" w:qFormat="1"/>
-    <w:lsdException w:name="heading 3" w:semiHidden="1" w:uiPriority="9" w:unhideWhenUsed="1" w:qFormat="1"/>
-    <w:lsdException w:name="heading 4" w:semiHidden="1" w:uiPriority="9" w:unhideWhenUsed="1" w:qFormat="1"/>
-    <w:lsdException w:name="heading 5" w:semiHidden="1" w:uiPriority="9" w:unhideWhenUsed="1" w:qFormat="1"/>
-    <w:lsdException w:name="heading 6" w:semiHidden="1" w:uiPriority="9" w:unhideWhenUsed="1" w:qFormat="1"/>
-    <w:lsdException w:name="heading 7" w:semiHidden="1" w:uiPriority="9" w:unhideWhenUsed="1" w:qFormat="1"/>
-    <w:lsdException w:name="heading 8" w:semiHidden="1" w:uiPriority="9" w:unhideWhenUsed="1" w:qFormat="1"/>
-    <w:lsdException w:name="heading 9" w:semiHidden="1" w:uiPriority="9" w:unhideWhenUsed="1" w:qFormat="1"/>
-    <w:lsdException w:name="index 1" w:semiHidden="1" w:unhideWhenUsed="1"/>
-    <w:lsdException w:name="index 2" w:semiHidden="1" w:unhideWhenUsed="1"/>
-    <w:lsdException w:name="index 3" w:semiHidden="1" w:unhideWhenUsed="1"/>
-    <w:lsdException w:name="index 4" w:semiHidden="1" w:unhideWhenUsed="1"/>
-    <w:lsdException w:name="index 5" w:semiHidden="1" w:unhideWhenUsed="1"/>
-    <w:lsdException w:name="index 6" w:semiHidden="1" w:unhideWhenUsed="1"/>
-    <w:lsdException w:name="index 7" w:semiHidden="1" w:unhideWhenUsed="1"/>
-    <w:lsdException w:name="index 8" w:semiHidden="1" w:unhideWhenUsed="1"/>
-    <w:lsdException w:name="index 9" w:semiHidden="1" w:unhideWhenUsed="1"/>
-    <w:lsdException w:name="toc 1" w:semiHidden="1" w:uiPriority="39" w:unhideWhenUsed="1"/>
-    <w:lsdException w:name="toc 2" w:semiHidden="1" w:uiPriority="39" w:unhideWhenUsed="1"/>
-    <w:lsdException w:name="toc 3" w:semiHidden="1" w:uiPriority="39" w:unhideWhenUsed="1"/>
-    <w:lsdException w:name="toc 4" w:semiHidden="1" w:uiPriority="39" w:unhideWhenUsed="1"/>
-    <w:lsdException w:name="toc 5" w:semiHidden="1" w:uiPriority="39" w:unhideWhenUsed="1"/>
-    <w:lsdException w:name="toc 6" w:semiHidden="1" w:uiPriority="39" w:unhideWhenUsed="1"/>
-    <w:lsdException w:name="toc 7" w:semiHidden="1" w:uiPriority="39" w:unhideWhenUsed="1"/>
-    <w:lsdException w:name="toc 8" w:semiHidden="1" w:uiPriority="39" w:unhideWhenUsed="1"/>
-    <w:lsdException w:name="toc 9" w:semiHidden="1" w:uiPriority="39" w:unhideWhenUsed="1"/>
-    <w:lsdException w:name="Normal Indent" w:semiHidden="1" w:unhideWhenUsed="1"/>
-    <w:lsdException w:name="footnote text" w:semiHidden="1" w:unhideWhenUsed="1"/>
-    <w:lsdException w:name="annotation text" w:semiHidden="1" w:unhideWhenUsed="1"/>
-    <w:lsdException w:name="header" w:semiHidden="1" w:unhideWhenUsed="1"/>
-    <w:lsdException w:name="footer" w:semiHidden="1" w:unhideWhenUsed="1"/>
-    <w:lsdException w:name="index heading" w:semiHidden="1" w:unhideWhenUsed="1"/>
-    <w:lsdException w:name="caption" w:semiHidden="1" w:uiPriority="35" w:unhideWhenUsed="1" w:qFormat="1"/>
-    <w:lsdException w:name="table of figures" w:semiHidden="1" w:unhideWhenUsed="1"/>
-    <w:lsdException w:name="envelope address" w:semiHidden="1" w:unhideWhenUsed="1"/>
-    <w:lsdException w:name="envelope return" w:semiHidden="1" w:unhideWhenUsed="1"/>
-    <w:lsdException w:name="footnote reference" w:semiHidden="1" w:unhideWhenUsed="1"/>
-    <w:lsdException w:name="annotation reference" w:semiHidden="1" w:unhideWhenUsed="1"/>
-    <w:lsdException w:name="line number" w:semiHidden="1" w:unhideWhenUsed="1"/>
-    <w:lsdException w:name="page number" w:semiHidden="1" w:unhideWhenUsed="1"/>
-    <w:lsdException w:name="endnote reference" w:semiHidden="1" w:unhideWhenUsed="1"/>
-    <w:lsdException w:name="endnote text" w:semiHidden="1" w:unhideWhenUsed="1"/>
-    <w:lsdException w:name="table of authorities" w:semiHidden="1" w:unhideWhenUsed="1"/>
-    <w:lsdException w:name="macro" w:semiHidden="1" w:unhideWhenUsed="1"/>
-    <w:lsdException w:name="toa heading" w:semiHidden="1" w:unhideWhenUsed="1"/>
-    <w:lsdException w:name="List" w:semiHidden="1" w:unhideWhenUsed="1"/>
-    <w:lsdException w:name="List Bullet" w:semiHidden="1" w:unhideWhenUsed="1"/>
-    <w:lsdException w:name="List Number" w:semiHidden="1" w:unhideWhenUsed="1"/>
-    <w:lsdException w:name="List 2" w:semiHidden="1" w:unhideWhenUsed="1"/>
-    <w:lsdException w:name="List 3" w:semiHidden="1" w:unhideWhenUsed="1"/>
-    <w:lsdException w:name="List 4" w:semiHidden="1" w:unhideWhenUsed="1"/>
-    <w:lsdException w:name="List 5" w:semiHidden="1" w:unhideWhenUsed="1"/>
-    <w:lsdException w:name="List Bullet 2" w:semiHidden="1" w:unhideWhenUsed="1"/>
-    <w:lsdException w:name="List Bullet 3" w:semiHidden="1" w:unhideWhenUsed="1"/>
-    <w:lsdException w:name="List Bullet 4" w:semiHidden="1" w:unhideWhenUsed="1"/>
-    <w:lsdException w:name="List Bullet 5" w:semiHidden="1" w:unhideWhenUsed="1"/>
-    <w:lsdException w:name="List Number 2" w:semiHidden="1" w:unhideWhenUsed="1"/>
-    <w:lsdException w:name="List Number 3" w:semiHidden="1" w:unhideWhenUsed="1"/>
-    <w:lsdException w:name="List Number 4" w:semiHidden="1" w:unhideWhenUsed="1"/>
-    <w:lsdException w:name="List Number 5" w:semiHidden="1" w:unhideWhenUsed="1"/>
-    <w:lsdException w:name="Title" w:uiPriority="10" w:qFormat="1"/>
-    <w:lsdException w:name="Closing" w:semiHidden="1" w:unhideWhenUsed="1"/>
-    <w:lsdException w:name="Signature" w:semiHidden="1" w:unhideWhenUsed="1"/>
-    <w:lsdException w:name="Default Paragraph Font" w:semiHidden="1" w:uiPriority="1" w:unhideWhenUsed="1"/>
-    <w:lsdException w:name="Body Text" w:semiHidden="1" w:unhideWhenUsed="1"/>
-    <w:lsdException w:name="Body Text Indent" w:semiHidden="1" w:unhideWhenUsed="1"/>
-    <w:lsdException w:name="List Continue" w:semiHidden="1" w:unhideWhenUsed="1"/>
-    <w:lsdException w:name="List Continue 2" w:semiHidden="1" w:unhideWhenUsed="1"/>
-    <w:lsdException w:name="List Continue 3" w:semiHidden="1" w:unhideWhenUsed="1"/>
-    <w:lsdException w:name="List Continue 4" w:semiHidden="1" w:unhideWhenUsed="1"/>
-    <w:lsdException w:name="List Continue 5" w:semiHidden="1" w:unhideWhenUsed="1"/>
-    <w:lsdException w:name="Message Header" w:semiHidden="1" w:unhideWhenUsed="1"/>
-    <w:lsdException w:name="Subtitle" w:uiPriority="11" w:qFormat="1"/>
-    <w:lsdException w:name="Salutation" w:semiHidden="1" w:unhideWhenUsed="1"/>
-    <w:lsdException w:name="Date" w:semiHidden="1" w:unhideWhenUsed="1"/>
-    <w:lsdException w:name="Body Text First Indent" w:semiHidden="1" w:unhideWhenUsed="1"/>
-    <w:lsdException w:name="Body Text First Indent 2" w:semiHidden="1" w:unhideWhenUsed="1"/>
-    <w:lsdException w:name="Note Heading" w:semiHidden="1" w:unhideWhenUsed="1"/>
-    <w:lsdException w:name="Body Text 2" w:semiHidden="1" w:unhideWhenUsed="1"/>
-    <w:lsdException w:name="Body Text 3" w:semiHidden="1" w:unhideWhenUsed="1"/>
-    <w:lsdException w:name="Body Text Indent 2" w:semiHidden="1" w:unhideWhenUsed="1"/>
-    <w:lsdException w:name="Body Text Indent 3" w:semiHidden="1" w:unhideWhenUsed="1"/>
-    <w:lsdException w:name="Block Text" w:semiHidden="1" w:unhideWhenUsed="1"/>
-    <w:lsdException w:name="Hyperlink" w:semiHidden="1" w:unhideWhenUsed="1"/>
-    <w:lsdException w:name="FollowedHyperlink" w:semiHidden="1" w:unhideWhenUsed="1"/>
-    <w:lsdException w:name="Strong" w:uiPriority="22" w:qFormat="1"/>
-    <w:lsdException w:name="Emphasis" w:uiPriority="20" w:qFormat="1"/>
-    <w:lsdException w:name="Document Map" w:semiHidden="1" w:unhideWhenUsed="1"/>
-    <w:lsdException w:name="Plain Text" w:semiHidden="1" w:unhideWhenUsed="1"/>
-    <w:lsdException w:name="E-mail Signature" w:semiHidden="1" w:unhideWhenUsed="1"/>
-    <w:lsdException w:name="HTML Top of Form" w:semiHidden="1" w:unhideWhenUsed="1"/>
-    <w:lsdException w:name="HTML Bottom of Form" w:semiHidden="1" w:unhideWhenUsed="1"/>
-    <w:lsdException w:name="Normal (Web)" w:semiHidden="1" w:unhideWhenUsed="1"/>
-    <w:lsdException w:name="HTML Acronym" w:semiHidden="1" w:unhideWhenUsed="1"/>
-    <w:lsdException w:name="HTML Address" w:semiHidden="1" w:unhideWhenUsed="1"/>
-    <w:lsdException w:name="HTML Cite" w:semiHidden="1" w:unhideWhenUsed="1"/>
-    <w:lsdException w:name="HTML Code" w:semiHidden="1" w:unhideWhenUsed="1"/>
-    <w:lsdException w:name="HTML Definition" w:semiHidden="1" w:unhideWhenUsed="1"/>
-    <w:lsdException w:name="HTML Keyboard" w:semiHidden="1" w:unhideWhenUsed="1"/>
-    <w:lsdException w:name="HTML Preformatted" w:semiHidden="1" w:unhideWhenUsed="1"/>
-    <w:lsdException w:name="HTML Sample" w:semiHidden="1" w:unhideWhenUsed="1"/>
-    <w:lsdException w:name="HTML Typewriter" w:semiHidden="1" w:unhideWhenUsed="1"/>
-    <w:lsdException w:name="HTML Variable" w:semiHidden="1" w:unhideWhenUsed="1"/>
-    <w:lsdException w:name="Normal Table" w:semiHidden="1" w:unhideWhenUsed="1"/>
-    <w:lsdException w:name="annotation subject" w:semiHidden="1" w:unhideWhenUsed="1"/>
-    <w:lsdException w:name="No List" w:semiHidden="1" w:unhideWhenUsed="1"/>
-    <w:lsdException w:name="Outline List 1" w:semiHidden="1" w:unhideWhenUsed="1"/>
-    <w:lsdException w:name="Outline List 2" w:semiHidden="1" w:unhideWhenUsed="1"/>
-    <w:lsdException w:name="Outline List 3" w:semiHidden="1" w:unhideWhenUsed="1"/>
-    <w:lsdException w:name="Table Simple 1" w:semiHidden="1" w:unhideWhenUsed="1"/>
-    <w:lsdException w:name="Table Simple 2" w:semiHidden="1" w:unhideWhenUsed="1"/>
-    <w:lsdException w:name="Table Simple 3" w:semiHidden="1" w:unhideWhenUsed="1"/>
-    <w:lsdException w:name="Table Classic 1" w:semiHidden="1" w:unhideWhenUsed="1"/>
-    <w:lsdException w:name="Table Classic 2" w:semiHidden="1" w:unhideWhenUsed="1"/>
-    <w:lsdException w:name="Table Classic 3" w:semiHidden="1" w:unhideWhenUsed="1"/>
-    <w:lsdException w:name="Table Classic 4" w:semiHidden="1" w:unhideWhenUsed="1"/>
-    <w:lsdException w:name="Table Colorful 1" w:semiHidden="1" w:unhideWhenUsed="1"/>
-    <w:lsdException w:name="Table Colorful 2" w:semiHidden="1" w:unhideWhenUsed="1"/>
-    <w:lsdException w:name="Table Colorful 3" w:semiHidden="1" w:unhideWhenUsed="1"/>
-    <w:lsdException w:name="Table Columns 1" w:semiHidden="1" w:unhideWhenUsed="1"/>
-    <w:lsdException w:name="Table Columns 2" w:semiHidden="1" w:unhideWhenUsed="1"/>
-    <w:lsdException w:name="Table Columns 3" w:semiHidden="1" w:unhideWhenUsed="1"/>
-    <w:lsdException w:name="Table Columns 4" w:semiHidden="1" w:unhideWhenUsed="1"/>
-    <w:lsdException w:name="Table Columns 5" w:semiHidden="1" w:unhideWhenUsed="1"/>
-    <w:lsdException w:name="Table Grid 1" w:semiHidden="1" w:unhideWhenUsed="1"/>
-    <w:lsdException w:name="Table Grid 2" w:semiHidden="1" w:unhideWhenUsed="1"/>
-    <w:lsdException w:name="Table Grid 3" w:semiHidden="1" w:unhideWhenUsed="1"/>
-    <w:lsdException w:name="Table Grid 4" w:semiHidden="1" w:unhideWhenUsed="1"/>
-    <w:lsdException w:name="Table Grid 5" w:semiHidden="1" w:unhideWhenUsed="1"/>
-    <w:lsdException w:name="Table Grid 6" w:semiHidden="1" w:unhideWhenUsed="1"/>
-    <w:lsdException w:name="Table Grid 7" w:semiHidden="1" w:unhideWhenUsed="1"/>
-    <w:lsdException w:name="Table Grid 8" w:semiHidden="1" w:unhideWhenUsed="1"/>
-    <w:lsdException w:name="Table List 1" w:semiHidden="1" w:unhideWhenUsed="1"/>
-    <w:lsdException w:name="Table List 2" w:semiHidden="1" w:unhideWhenUsed="1"/>
-    <w:lsdException w:name="Table List 3" w:semiHidden="1" w:unhideWhenUsed="1"/>
-    <w:lsdException w:name="Table List 4" w:semiHidden="1" w:unhideWhenUsed="1"/>
-    <w:lsdException w:name="Table List 5" w:semiHidden="1" w:unhideWhenUsed="1"/>
-    <w:lsdException w:name="Table List 6" w:semiHidden="1" w:unhideWhenUsed="1"/>
-    <w:lsdException w:name="Table List 7" w:semiHidden="1" w:unhideWhenUsed="1"/>
-    <w:lsdException w:name="Table List 8" w:semiHidden="1" w:unhideWhenUsed="1"/>
-    <w:lsdException w:name="Table 3D effects 1" w:semiHidden="1" w:unhideWhenUsed="1"/>
-    <w:lsdException w:name="Table 3D effects 2" w:semiHidden="1" w:unhideWhenUsed="1"/>
-    <w:lsdException w:name="Table 3D effects 3" w:semiHidden="1" w:unhideWhenUsed="1"/>
-    <w:lsdException w:name="Table Contemporary" w:semiHidden="1" w:unhideWhenUsed="1"/>
-    <w:lsdException w:name="Table Elegant" w:semiHidden="1" w:unhideWhenUsed="1"/>
-    <w:lsdException w:name="Table Professional" w:semiHidden="1" w:unhideWhenUsed="1"/>
-    <w:lsdException w:name="Table Subtle 1" w:semiHidden="1" w:unhideWhenUsed="1"/>
-    <w:lsdException w:name="Table Subtle 2" w:semiHidden="1" w:unhideWhenUsed="1"/>
-    <w:lsdException w:name="Table Web 1" w:semiHidden="1" w:unhideWhenUsed="1"/>
-    <w:lsdException w:name="Table Web 2" w:semiHidden="1" w:unhideWhenUsed="1"/>
-    <w:lsdException w:name="Table Web 3" w:semiHidden="1" w:unhideWhenUsed="1"/>
-    <w:lsdException w:name="Balloon Text" w:semiHidden="1" w:unhideWhenUsed="1"/>
-    <w:lsdException w:name="Table Grid" w:uiPriority="39"/>
-    <w:lsdException w:name="Table Theme" w:semiHidden="1" w:unhideWhenUsed="1"/>
-    <w:lsdException w:name="Placeholder Text" w:semiHidden="1"/>
-    <w:lsdException w:name="No Spacing" w:uiPriority="1" w:qFormat="1"/>
-    <w:lsdException w:name="Light Shading" w:uiPriority="60"/>
-    <w:lsdException w:name="Light List" w:uiPriority="61"/>
-    <w:lsdException w:name="Light Grid" w:uiPriority="62"/>
-    <w:lsdException w:name="Medium Shading 1" w:uiPriority="63"/>
-    <w:lsdException w:name="Medium Shading 2" w:uiPriority="64"/>
-    <w:lsdException w:name="Medium List 1" w:uiPriority="65"/>
-    <w:lsdException w:name="Medium List 2" w:uiPriority="66"/>
-    <w:lsdException w:name="Medium Grid 1" w:uiPriority="67"/>
-    <w:lsdException w:name="Medium Grid 2" w:uiPriority="68"/>
-    <w:lsdException w:name="Medium Grid 3" w:uiPriority="69"/>
-    <w:lsdException w:name="Dark List" w:uiPriority="70"/>
-    <w:lsdException w:name="Colorful Shading" w:uiPriority="71"/>
-    <w:lsdException w:name="Colorful List" w:uiPriority="72"/>
-    <w:lsdException w:name="Colorful Grid" w:uiPriority="73"/>
-    <w:lsdException w:name="Light Shading Accent 1" w:uiPriority="60"/>
-    <w:lsdException w:name="Light List Accent 1" w:uiPriority="61"/>
-    <w:lsdException w:name="Light Grid Accent 1" w:uiPriority="62"/>
-    <w:lsdException w:name="Medium Shading 1 Accent 1" w:uiPriority="63"/>
-    <w:lsdException w:name="Medium Shading 2 Accent 1" w:uiPriority="64"/>
-    <w:lsdException w:name="Medium List 1 Accent 1" w:uiPriority="65"/>
-    <w:lsdException w:name="Revision" w:semiHidden="1"/>
-    <w:lsdException w:name="List Paragraph" w:uiPriority="34" w:qFormat="1"/>
-    <w:lsdException w:name="Quote" w:uiPriority="29" w:qFormat="1"/>
-    <w:lsdException w:name="Intense Quote" w:uiPriority="30" w:qFormat="1"/>
-    <w:lsdException w:name="Medium List 2 Accent 1" w:uiPriority="66"/>
-    <w:lsdException w:name="Medium Grid 1 Accent 1" w:uiPriority="67"/>
-    <w:lsdException w:name="Medium Grid 2 Accent 1" w:uiPriority="68"/>
-    <w:lsdException w:name="Medium Grid 3 Accent 1" w:uiPriority="69"/>
-    <w:lsdException w:name="Dark List Accent 1" w:uiPriority="70"/>
-    <w:lsdException w:name="Colorful Shading Accent 1" w:uiPriority="71"/>
-    <w:lsdException w:name="Colorful List Accent 1" w:uiPriority="72"/>
-    <w:lsdException w:name="Colorful Grid Accent 1" w:uiPriority="73"/>
-    <w:lsdException w:name="Light Shading Accent 2" w:uiPriority="60"/>
-    <w:lsdException w:name="Light List Accent 2" w:uiPriority="61"/>
-    <w:lsdException w:name="Light Grid Accent 2" w:uiPriority="62"/>
-    <w:lsdException w:name="Medium Shading 1 Accent 2" w:uiPriority="63"/>
-    <w:lsdException w:name="Medium Shading 2 Accent 2" w:uiPriority="64"/>
-    <w:lsdException w:name="Medium List 1 Accent 2" w:uiPriority="65"/>
-    <w:lsdException w:name="Medium List 2 Accent 2" w:uiPriority="66"/>
-    <w:lsdException w:name="Medium Grid 1 Accent 2" w:uiPriority="67"/>
-    <w:lsdException w:name="Medium Grid 2 Accent 2" w:uiPriority="68"/>
-    <w:lsdException w:name="Medium Grid 3 Accent 2" w:uiPriority="69"/>
-    <w:lsdException w:name="Dark List Accent 2" w:uiPriority="70"/>
-    <w:lsdException w:name="Colorful Shading Accent 2" w:uiPriority="71"/>
-    <w:lsdException w:name="Colorful List Accent 2" w:uiPriority="72"/>
-    <w:lsdException w:name="Colorful Grid Accent 2" w:uiPriority="73"/>
-    <w:lsdException w:name="Light Shading Accent 3" w:uiPriority="60"/>
-    <w:lsdException w:name="Light List Accent 3" w:uiPriority="61"/>
-    <w:lsdException w:name="Light Grid Accent 3" w:uiPriority="62"/>
-    <w:lsdException w:name="Medium Shading 1 Accent 3" w:uiPriority="63"/>
-    <w:lsdException w:name="Medium Shading 2 Accent 3" w:uiPriority="64"/>
-    <w:lsdException w:name="Medium List 1 Accent 3" w:uiPriority="65"/>
-    <w:lsdException w:name="Medium List 2 Accent 3" w:uiPriority="66"/>
-    <w:lsdException w:name="Medium Grid 1 Accent 3" w:uiPriority="67"/>
-    <w:lsdException w:name="Medium Grid 2 Accent 3" w:uiPriority="68"/>
-    <w:lsdException w:name="Medium Grid 3 Accent 3" w:uiPriority="69"/>
-    <w:lsdException w:name="Dark List Accent 3" w:uiPriority="70"/>
-    <w:lsdException w:name="Colorful Shading Accent 3" w:uiPriority="71"/>
-    <w:lsdException w:name="Colorful List Accent 3" w:uiPriority="72"/>
-    <w:lsdException w:name="Colorful Grid Accent 3" w:uiPriority="73"/>
-    <w:lsdException w:name="Light Shading Accent 4" w:uiPriority="60"/>
-    <w:lsdException w:name="Light List Accent 4" w:uiPriority="61"/>
-    <w:lsdException w:name="Light Grid Accent 4" w:uiPriority="62"/>
-    <w:lsdException w:name="Medium Shading 1 Accent 4" w:uiPriority="63"/>
-    <w:lsdException w:name="Medium Shading 2 Accent 4" w:uiPriority="64"/>
-    <w:lsdException w:name="Medium List 1 Accent 4" w:uiPriority="65"/>
-    <w:lsdException w:name="Medium List 2 Accent 4" w:uiPriority="66"/>
-    <w:lsdException w:name="Medium Grid 1 Accent 4" w:uiPriority="67"/>
-    <w:lsdException w:name="Medium Grid 2 Accent 4" w:uiPriority="68"/>
-    <w:lsdException w:name="Medium Grid 3 Accent 4" w:uiPriority="69"/>
-    <w:lsdException w:name="Dark List Accent 4" w:uiPriority="70"/>
-    <w:lsdException w:name="Colorful Shading Accent 4" w:uiPriority="71"/>
-    <w:lsdException w:name="Colorful List Accent 4" w:uiPriority="72"/>
-    <w:lsdException w:name="Colorful Grid Accent 4" w:uiPriority="73"/>
-    <w:lsdException w:name="Light Shading Accent 5" w:uiPriority="60"/>
-    <w:lsdException w:name="Light List Accent 5" w:uiPriority="61"/>
-    <w:lsdException w:name="Light Grid Accent 5" w:uiPriority="62"/>
-    <w:lsdException w:name="Medium Shading 1 Accent 5" w:uiPriority="63"/>
-    <w:lsdException w:name="Medium Shading 2 Accent 5" w:uiPriority="64"/>
-    <w:lsdException w:name="Medium List 1 Accent 5" w:uiPriority="65"/>
-    <w:lsdException w:name="Medium List 2 Accent 5" w:uiPriority="66"/>
-    <w:lsdException w:name="Medium Grid 1 Accent 5" w:uiPriority="67"/>
-    <w:lsdException w:name="Medium Grid 2 Accent 5" w:uiPriority="68"/>
-    <w:lsdException w:name="Medium Grid 3 Accent 5" w:uiPriority="69"/>
-    <w:lsdException w:name="Dark List Accent 5" w:uiPriority="70"/>
-    <w:lsdException w:name="Colorful Shading Accent 5" w:uiPriority="71"/>
-    <w:lsdException w:name="Colorful List Accent 5" w:uiPriority="72"/>
-    <w:lsdException w:name="Colorful Grid Accent 5" w:uiPriority="73"/>
-    <w:lsdException w:name="Light Shading Accent 6" w:uiPriority="60"/>
-    <w:lsdException w:name="Light List Accent 6" w:uiPriority="61"/>
-    <w:lsdException w:name="Light Grid Accent 6" w:uiPriority="62"/>
-    <w:lsdException w:name="Medium Shading 1 Accent 6" w:uiPriority="63"/>
-    <w:lsdException w:name="Medium Shading 2 Accent 6" w:uiPriority="64"/>
-    <w:lsdException w:name="Medium List 1 Accent 6" w:uiPriority="65"/>
-    <w:lsdException w:name="Medium List 2 Accent 6" w:uiPriority="66"/>
-    <w:lsdException w:name="Medium Grid 1 Accent 6" w:uiPriority="67"/>
-    <w:lsdException w:name="Medium Grid 2 Accent 6" w:uiPriority="68"/>
-    <w:lsdException w:name="Medium Grid 3 Accent 6" w:uiPriority="69"/>
-    <w:lsdException w:name="Dark List Accent 6" w:uiPriority="70"/>
-    <w:lsdException w:name="Colorful Shading Accent 6" w:uiPriority="71"/>
-    <w:lsdException w:name="Colorful List Accent 6" w:uiPriority="72"/>
-    <w:lsdException w:name="Colorful Grid Accent 6" w:uiPriority="73"/>
-    <w:lsdException w:name="Subtle Emphasis" w:uiPriority="19" w:qFormat="1"/>
-    <w:lsdException w:name="Intense Emphasis" w:uiPriority="21" w:qFormat="1"/>
-    <w:lsdException w:name="Subtle Reference" w:uiPriority="31" w:qFormat="1"/>
-    <w:lsdException w:name="Intense Reference" w:uiPriority="32" w:qFormat="1"/>
-    <w:lsdException w:name="Book Title" w:uiPriority="33" w:qFormat="1"/>
-    <w:lsdException w:name="Bibliography" w:semiHidden="1" w:uiPriority="37" w:unhideWhenUsed="1"/>
-    <w:lsdException w:name="TOC Heading" w:semiHidden="1" w:uiPriority="39" w:unhideWhenUsed="1" w:qFormat="1"/>
-    <w:lsdException w:name="Plain Table 1" w:uiPriority="41"/>
-    <w:lsdException w:name="Plain Table 2" w:uiPriority="42"/>
-    <w:lsdException w:name="Plain Table 3" w:uiPriority="43"/>
-    <w:lsdException w:name="Plain Table 4" w:uiPriority="44"/>
-    <w:lsdException w:name="Plain Table 5" w:uiPriority="45"/>
-    <w:lsdException w:name="Grid Table Light" w:uiPriority="40"/>
-    <w:lsdException w:name="Grid Table 1 Light" w:uiPriority="46"/>
-    <w:lsdException w:name="Grid Table 2" w:uiPriority="47"/>
-    <w:lsdException w:name="Grid Table 3" w:uiPriority="48"/>
-    <w:lsdException w:name="Grid Table 4" w:uiPriority="49"/>
-    <w:lsdException w:name="Grid Table 5 Dark" w:uiPriority="50"/>
-    <w:lsdException w:name="Grid Table 6 Colorful" w:uiPriority="51"/>
-    <w:lsdException w:name="Grid Table 7 Colorful" w:uiPriority="52"/>
-    <w:lsdException w:name="Grid Table 1 Light Accent 1" w:uiPriority="46"/>
-    <w:lsdException w:name="Grid Table 2 Accent 1" w:uiPriority="47"/>
-    <w:lsdException w:name="Grid Table 3 Accent 1" w:uiPriority="48"/>
-    <w:lsdException w:name="Grid Table 4 Accent 1" w:uiPriority="49"/>
-    <w:lsdException w:name="Grid Table 5 Dark Accent 1" w:uiPriority="50"/>
-    <w:lsdException w:name="Grid Table 6 Colorful Accent 1" w:uiPriority="51"/>
-    <w:lsdException w:name="Grid Table 7 Colorful Accent 1" w:uiPriority="52"/>
-    <w:lsdException w:name="Grid Table 1 Light Accent 2" w:uiPriority="46"/>
-    <w:lsdException w:name="Grid Table 2 Accent 2" w:uiPriority="47"/>
-    <w:lsdException w:name="Grid Table 3 Accent 2" w:uiPriority="48"/>
-    <w:lsdException w:name="Grid Table 4 Accent 2" w:uiPriority="49"/>
-    <w:lsdException w:name="Grid Table 5 Dark Accent 2" w:uiPriority="50"/>
-    <w:lsdException w:name="Grid Table 6 Colorful Accent 2" w:uiPriority="51"/>
-    <w:lsdException w:name="Grid Table 7 Colorful Accent 2" w:uiPriority="52"/>
-    <w:lsdException w:name="Grid Table 1 Light Accent 3" w:uiPriority="46"/>
-    <w:lsdException w:name="Grid Table 2 Accent 3" w:uiPriority="47"/>
-    <w:lsdException w:name="Grid Table 3 Accent 3" w:uiPriority="48"/>
-    <w:lsdException w:name="Grid Table 4 Accent 3" w:uiPriority="49"/>
-    <w:lsdException w:name="Grid Table 5 Dark Accent 3" w:uiPriority="50"/>
-    <w:lsdException w:name="Grid Table 6 Colorful Accent 3" w:uiPriority="51"/>
-    <w:lsdException w:name="Grid Table 7 Colorful Accent 3" w:uiPriority="52"/>
-    <w:lsdException w:name="Grid Table 1 Light Accent 4" w:uiPriority="46"/>
-    <w:lsdException w:name="Grid Table 2 Accent 4" w:uiPriority="47"/>
-    <w:lsdException w:name="Grid Table 3 Accent 4" w:uiPriority="48"/>
-    <w:lsdException w:name="Grid Table 4 Accent 4" w:uiPriority="49"/>
-    <w:lsdException w:name="Grid Table 5 Dark Accent 4" w:uiPriority="50"/>
-    <w:lsdException w:name="Grid Table 6 Colorful Accent 4" w:uiPriority="51"/>
-    <w:lsdException w:name="Grid Table 7 Colorful Accent 4" w:uiPriority="52"/>
-    <w:lsdException w:name="Grid Table 1 Light Accent 5" w:uiPriority="46"/>
-    <w:lsdException w:name="Grid Table 2 Accent 5" w:uiPriority="47"/>
-    <w:lsdException w:name="Grid Table 3 Accent 5" w:uiPriority="48"/>
-    <w:lsdException w:name="Grid Table 4 Accent 5" w:uiPriority="49"/>
-    <w:lsdException w:name="Grid Table 5 Dark Accent 5" w:uiPriority="50"/>
-    <w:lsdException w:name="Grid Table 6 Colorful Accent 5" w:uiPriority="51"/>
-    <w:lsdException w:name="Grid Table 7 Colorful Accent 5" w:uiPriority="52"/>
-    <w:lsdException w:name="Grid Table 1 Light Accent 6" w:uiPriority="46"/>
-    <w:lsdException w:name="Grid Table 2 Accent 6" w:uiPriority="47"/>
-    <w:lsdException w:name="Grid Table 3 Accent 6" w:uiPriority="48"/>
-    <w:lsdException w:name="Grid Table 4 Accent 6" w:uiPriority="49"/>
-    <w:lsdException w:name="Grid Table 5 Dark Accent 6" w:uiPriority="50"/>
-    <w:lsdException w:name="Grid Table 6 Colorful Accent 6" w:uiPriority="51"/>
-    <w:lsdException w:name="Grid Table 7 Colorful Accent 6" w:uiPriority="52"/>
-    <w:lsdException w:name="List Table 1 Light" w:uiPriority="46"/>
-    <w:lsdException w:name="List Table 2" w:uiPriority="47"/>
-    <w:lsdException w:name="List Table 3" w:uiPriority="48"/>
-    <w:lsdException w:name="List Table 4" w:uiPriority="49"/>
-    <w:lsdException w:name="List Table 5 Dark" w:uiPriority="50"/>
-    <w:lsdException w:name="List Table 6 Colorful" w:uiPriority="51"/>
-    <w:lsdException w:name="List Table 7 Colorful" w:uiPriority="52"/>
-    <w:lsdException w:name="List Table 1 Light Accent 1" w:uiPriority="46"/>
-    <w:lsdException w:name="List Table 2 Accent 1" w:uiPriority="47"/>
-    <w:lsdException w:name="List Table 3 Accent 1" w:uiPriority="48"/>
-    <w:lsdException w:name="List Table 4 Accent 1" w:uiPriority="49"/>
-    <w:lsdException w:name="List Table 5 Dark Accent 1" w:uiPriority="50"/>
-    <w:lsdException w:name="List Table 6 Colorful Accent 1" w:uiPriority="51"/>
-    <w:lsdException w:name="List Table 7 Colorful Accent 1" w:uiPriority="52"/>
-    <w:lsdException w:name="List Table 1 Light Accent 2" w:uiPriority="46"/>
-    <w:lsdException w:name="List Table 2 Accent 2" w:uiPriority="47"/>
-    <w:lsdException w:name="List Table 3 Accent 2" w:uiPriority="48"/>
-    <w:lsdException w:name="List Table 4 Accent 2" w:uiPriority="49"/>
-    <w:lsdException w:name="List Table 5 Dark Accent 2" w:uiPriority="50"/>
-    <w:lsdException w:name="List Table 6 Colorful Accent 2" w:uiPriority="51"/>
-    <w:lsdException w:name="List Table 7 Colorful Accent 2" w:uiPriority="52"/>
-    <w:lsdException w:name="List Table 1 Light Accent 3" w:uiPriority="46"/>
-    <w:lsdException w:name="List Table 2 Accent 3" w:uiPriority="47"/>
-    <w:lsdException w:name="List Table 3 Accent 3" w:uiPriority="48"/>
-    <w:lsdException w:name="List Table 4 Accent 3" w:uiPriority="49"/>
-    <w:lsdException w:name="List Table 5 Dark Accent 3" w:uiPriority="50"/>
-    <w:lsdException w:name="List Table 6 Colorful Accent 3" w:uiPriority="51"/>
-    <w:lsdException w:name="List Table 7 Colorful Accent 3" w:uiPriority="52"/>
-    <w:lsdException w:name="List Table 1 Light Accent 4" w:uiPriority="46"/>
-    <w:lsdException w:name="List Table 2 Accent 4" w:uiPriority="47"/>
-    <w:lsdException w:name="List Table 3 Accent 4" w:uiPriority="48"/>
-    <w:lsdException w:name="List Table 4 Accent 4" w:uiPriority="49"/>
-    <w:lsdException w:name="List Table 5 Dark Accent 4" w:uiPriority="50"/>
-    <w:lsdException w:name="List Table 6 Colorful Accent 4" w:uiPriority="51"/>
-    <w:lsdException w:name="List Table 7 Colorful Accent 4" w:uiPriority="52"/>
-    <w:lsdException w:name="List Table 1 Light Accent 5" w:uiPriority="46"/>
-    <w:lsdException w:name="List Table 2 Accent 5" w:uiPriority="47"/>
-    <w:lsdException w:name="List Table 3 Accent 5" w:uiPriority="48"/>
-    <w:lsdException w:name="List Table 4 Accent 5" w:uiPriority="49"/>
-    <w:lsdException w:name="List Table 5 Dark Accent 5" w:uiPriority="50"/>
-    <w:lsdException w:name="List Table 6 Colorful Accent 5" w:uiPriority="51"/>
-    <w:lsdException w:name="List Table 7 Colorful Accent 5" w:uiPriority="52"/>
-    <w:lsdException w:name="List Table 1 Light Accent 6" w:uiPriority="46"/>
-    <w:lsdException w:name="List Table 2 Accent 6" w:uiPriority="47"/>
-    <w:lsdException w:name="List Table 3 Accent 6" w:uiPriority="48"/>
-    <w:lsdException w:name="List Table 4 Accent 6" w:uiPriority="49"/>
-    <w:lsdException w:name="List Table 5 Dark Accent 6" w:uiPriority="50"/>
-    <w:lsdException w:name="List Table 6 Colorful Accent 6" w:uiPriority="51"/>
-    <w:lsdException w:name="List Table 7 Colorful Accent 6" w:uiPriority="52"/>
-    <w:lsdException w:name="Mention" w:semiHidden="1" w:unhideWhenUsed="1"/>
-    <w:lsdException w:name="Smart Hyperlink" w:semiHidden="1" w:unhideWhenUsed="1"/>
-    <w:lsdException w:name="Hashtag" w:semiHidden="1" w:unhideWhenUsed="1"/>
-    <w:lsdException w:name="Unresolved Mention" w:semiHidden="1" w:unhideWhenUsed="1"/>
-    <w:lsdException w:name="Smart Link" w:semiHidden="1" w:unhideWhenUsed="1"/>
-  </w:latentStyles>
-  <w:style w:type="paragraph" w:default="1" w:styleId="Normal">
-    <w:name w:val="Normal"/>
-    <w:qFormat/>
-  </w:style>
-  <w:style w:type="character" w:default="1" w:styleId="DefaultParagraphFont">
-    <w:name w:val="Default Paragraph Font"/>
-    <w:uiPriority w:val="1"/>
-    <w:semiHidden/>
-    <w:unhideWhenUsed/>
-  </w:style>
-  <w:style w:type="table" w:default="1" w:styleId="TableNormal">
-    <w:name w:val="Normal Table"/>
-    <w:uiPriority w:val="99"/>
-    <w:semiHidden/>
-    <w:unhideWhenUsed/>
-    <w:tblPr>
-      <w:tblInd w:w="0" w:type="dxa"/>
-      <w:tblCellMar>
-        <w:top w:w="0" w:type="dxa"/>
-        <w:left w:w="108" w:type="dxa"/>
-        <w:bottom w:w="0" w:type="dxa"/>
-        <w:right w:w="108" w:type="dxa"/>
-      </w:tblCellMar>
-    </w:tblPr>
-  </w:style>
-  <w:style w:type="numbering" w:default="1" w:styleId="NoList">
-    <w:name w:val="No List"/>
-    <w:uiPriority w:val="99"/>
-    <w:semiHidden/>
-    <w:unhideWhenUsed/>
-  </w:style>
-  <w:style w:type="character" w:styleId="PlaceholderText">
-    <w:name w:val="Placeholder Text"/>
-    <w:basedOn w:val="DefaultParagraphFont"/>
-    <w:uiPriority w:val="99"/>
-    <w:semiHidden/>
-    <w:rsid w:val="0062253D"/>
-    <w:rPr>
-      <w:color w:val="666666"/>
-    </w:rPr>
-  </w:style>
-  <w:style w:type="paragraph" w:customStyle="1" w:styleId="B9E3D7326A7440E7B04ECFDEC73CEDE0">
-    <w:name w:val="B9E3D7326A7440E7B04ECFDEC73CEDE0"/>
-    <w:rsid w:val="0000005A"/>
-    <w:rPr>
-      <w:lang w:val="en-US" w:eastAsia="en-US"/>
-    </w:rPr>
-  </w:style>
-  <w:style w:type="paragraph" w:customStyle="1" w:styleId="91706DBD7CD04C2C93BF038DA01E29442">
-    <w:name w:val="91706DBD7CD04C2C93BF038DA01E29442"/>
-    <w:rsid w:val="0000005A"/>
-    <w:pPr>
-      <w:suppressAutoHyphens/>
-      <w:spacing w:after="0" w:line="240" w:lineRule="auto"/>
-    </w:pPr>
-    <w:rPr>
-      <w:rFonts w:ascii="Times New Roman" w:eastAsia="Times New Roman" w:hAnsi="Times New Roman" w:cs="Times New Roman"/>
-      <w:noProof/>
-      <w:kern w:val="0"/>
-      <w:lang w:val="sv-SE" w:eastAsia="ar-SA"/>
-      <w14:ligatures w14:val="none"/>
-    </w:rPr>
-  </w:style>
-  <w:style w:type="paragraph" w:customStyle="1" w:styleId="9371EE52483D46BE8E2564BE669F602E">
-    <w:name w:val="9371EE52483D46BE8E2564BE669F602E"/>
-    <w:rsid w:val="00373B50"/>
-  </w:style>
-  <w:style w:type="paragraph" w:customStyle="1" w:styleId="6BC814CD38B84AB0846C8D970035403F">
-    <w:name w:val="6BC814CD38B84AB0846C8D970035403F"/>
-    <w:rsid w:val="00373B50"/>
-  </w:style>
-  <w:style w:type="paragraph" w:customStyle="1" w:styleId="673A4025D42A4A74AEF673AE716AABAB">
-    <w:name w:val="673A4025D42A4A74AEF673AE716AABAB"/>
-    <w:rsid w:val="00373B50"/>
-  </w:style>
-</w:styles>
-</file>
-
-<file path=word/glossary/webSettings.xml><?xml version="1.0" encoding="utf-8"?>
-<w:webSettings xmlns:mc="http://schemas.openxmlformats.org/markup-compatibility/2006" xmlns:r="http://schemas.openxmlformats.org/officeDocument/2006/relationships" xmlns:w="http://schemas.openxmlformats.org/wordprocessingml/2006/main" xmlns:w14="http://schemas.microsoft.com/office/word/2010/wordml" xmlns:w15="http://schemas.microsoft.com/office/word/2012/wordml" xmlns:w16cex="http://schemas.microsoft.com/office/word/2018/wordml/cex" xmlns:w16cid="http://schemas.microsoft.com/office/word/2016/wordml/cid" xmlns:w16="http://schemas.microsoft.com/office/word/2018/wordml" xmlns:w16du="http://schemas.microsoft.com/office/word/2023/wordml/word16du" xmlns:w16sdtdh="http://schemas.microsoft.com/office/word/2020/wordml/sdtdatahash" xmlns:w16sdtfl="http://schemas.microsoft.com/office/word/2024/wordml/sdtformatlock" xmlns:w16se="http://schemas.microsoft.com/office/word/2015/wordml/symex" mc:Ignorable="w14 w15 w16se w16cid w16 w16cex w16sdtdh w16sdtfl w16du">
-  <w:optimizeForBrowser/>
-  <w:allowPNG/>
-</w:webSettings>
 </file>
 
 <file path=word/theme/theme1.xml><?xml version="1.0" encoding="utf-8"?>

--- a/template_bb1.docx
+++ b/template_bb1.docx
@@ -3,532 +3,6 @@
 <w:document xmlns:wpc="http://schemas.microsoft.com/office/word/2010/wordprocessingCanvas" xmlns:cx="http://schemas.microsoft.com/office/drawing/2014/chartex" xmlns:cx1="http://schemas.microsoft.com/office/drawing/2015/9/8/chartex" xmlns:cx2="http://schemas.microsoft.com/office/drawing/2015/10/21/chartex" xmlns:cx3="http://schemas.microsoft.com/office/drawing/2016/5/9/chartex" xmlns:cx4="http://schemas.microsoft.com/office/drawing/2016/5/10/chartex" xmlns:cx5="http://schemas.microsoft.com/office/drawing/2016/5/11/chartex" xmlns:cx6="http://schemas.microsoft.com/office/drawing/2016/5/12/chartex" xmlns:cx7="http://schemas.microsoft.com/office/drawing/2016/5/13/chartex" xmlns:cx8="http://schemas.microsoft.com/office/drawing/2016/5/14/chartex" xmlns:mc="http://schemas.openxmlformats.org/markup-compatibility/2006" xmlns:aink="http://schemas.microsoft.com/office/drawing/2016/ink" xmlns:am3d="http://schemas.microsoft.com/office/drawing/2017/model3d" xmlns:o="urn:schemas-microsoft-com:office:office" xmlns:oel="http://schemas.microsoft.com/office/2019/extlst" xmlns:r="http://schemas.openxmlformats.org/officeDocument/2006/relationships" xmlns:m="http://schemas.openxmlformats.org/officeDocument/2006/math" xmlns:v="urn:schemas-microsoft-com:vml" xmlns:wp14="http://schemas.microsoft.com/office/word/2010/wordprocessingDrawing" xmlns:wp="http://schemas.openxmlformats.org/drawingml/2006/wordprocessingDrawing" xmlns:w10="urn:schemas-microsoft-com:office:word" xmlns:w="http://schemas.openxmlformats.org/wordprocessingml/2006/main" xmlns:w14="http://schemas.microsoft.com/office/word/2010/wordml" xmlns:w15="http://schemas.microsoft.com/office/word/2012/wordml" xmlns:w16cei="http://schemas.microsoft.com/office/word/2026/wordml/cei" xmlns:w16cex="http://schemas.microsoft.com/office/word/2018/wordml/cex" xmlns:w16cid="http://schemas.microsoft.com/office/word/2016/wordml/cid" xmlns:w16="http://schemas.microsoft.com/office/word/2018/wordml" xmlns:w16du="http://schemas.microsoft.com/office/word/2023/wordml/word16du" xmlns:w16sdtdh="http://schemas.microsoft.com/office/word/2020/wordml/sdtdatahash" xmlns:w16sdtfl="http://schemas.microsoft.com/office/word/2024/wordml/sdtformatlock" xmlns:w16se="http://schemas.microsoft.com/office/word/2015/wordml/symex" xmlns:wpg="http://schemas.microsoft.com/office/word/2010/wordprocessingGroup" xmlns:wpi="http://schemas.microsoft.com/office/word/2010/wordprocessingInk" xmlns:wne="http://schemas.microsoft.com/office/word/2006/wordml" xmlns:wps="http://schemas.microsoft.com/office/word/2010/wordprocessingShape" mc:Ignorable="w14 w15 w16se w16cid w16 w16cex w16sdtdh w16sdtfl w16du wp14">
   <w:background w:color="FFFFFF"/>
   <w:body>
-    <w:tbl>
-      <w:tblPr>
-        <w:tblW w:w="5079" w:type="pct"/>
-        <w:tblCellMar>
-          <w:left w:w="28" w:type="dxa"/>
-          <w:right w:w="28" w:type="dxa"/>
-        </w:tblCellMar>
-        <w:tblLook w:val="04A0" w:firstRow="1" w:lastRow="0" w:firstColumn="1" w:lastColumn="0" w:noHBand="0" w:noVBand="1"/>
-      </w:tblPr>
-      <w:tblGrid>
-        <w:gridCol w:w="4160"/>
-        <w:gridCol w:w="5341"/>
-      </w:tblGrid>
-      <w:tr>
-        <w:trPr>
-          <w:trHeight w:val="648"/>
-        </w:trPr>
-        <w:tc>
-          <w:tcPr>
-            <w:tcW w:w="2189" w:type="pct"/>
-          </w:tcPr>
-          <w:p>
-            <w:pPr>
-              <w:tabs>
-                <w:tab w:val="center" w:pos="1418"/>
-                <w:tab w:val="center" w:pos="6096"/>
-              </w:tabs>
-              <w:jc w:val="center"/>
-            </w:pPr>
-            <w:r>
-              <w:t>ĐỘI</w:t>
-            </w:r>
-            <w:r>
-              <w:t xml:space="preserve"> SỬA CHỮA,</w:t>
-            </w:r>
-          </w:p>
-          <w:p>
-            <w:pPr>
-              <w:tabs>
-                <w:tab w:val="center" w:pos="1418"/>
-                <w:tab w:val="center" w:pos="6096"/>
-              </w:tabs>
-              <w:jc w:val="center"/>
-              <w:rPr>
-                <w:b/>
-              </w:rPr>
-            </w:pPr>
-            <w:r>
-              <w:t>THÍ NGHIỆM ĐIỆN 3</w:t>
-            </w:r>
-          </w:p>
-          <w:p>
-            <w:pPr>
-              <w:tabs>
-                <w:tab w:val="center" w:pos="1418"/>
-                <w:tab w:val="center" w:pos="6096"/>
-              </w:tabs>
-              <w:jc w:val="center"/>
-              <w:rPr>
-                <w:b/>
-              </w:rPr>
-            </w:pPr>
-            <w:r>
-              <w:rPr>
-                <w:b/>
-              </w:rPr>
-              <w:t>TỔ THÍ NGHIỆM ĐIỆN LÂM ĐỒNG</w:t>
-            </w:r>
-          </w:p>
-          <w:p>
-            <w:pPr>
-              <w:tabs>
-                <w:tab w:val="center" w:pos="1418"/>
-                <w:tab w:val="center" w:pos="6096"/>
-              </w:tabs>
-              <w:jc w:val="center"/>
-              <w:rPr>
-                <w:b/>
-              </w:rPr>
-            </w:pPr>
-            <w:r>
-              <w:rPr>
-                <w:lang w:eastAsia="en-US"/>
-              </w:rPr>
-              <mc:AlternateContent>
-                <mc:Choice Requires="wps">
-                  <w:drawing>
-                    <wp:anchor distT="0" distB="0" distL="114300" distR="114300" simplePos="0" relativeHeight="251658246" behindDoc="0" locked="0" layoutInCell="1" allowOverlap="1" wp14:anchorId="50843948" wp14:editId="7B96576B">
-                      <wp:simplePos x="0" y="0"/>
-                      <wp:positionH relativeFrom="margin">
-                        <wp:align>center</wp:align>
-                      </wp:positionH>
-                      <wp:positionV relativeFrom="paragraph">
-                        <wp:posOffset>55245</wp:posOffset>
-                      </wp:positionV>
-                      <wp:extent cx="835863" cy="0"/>
-                      <wp:effectExtent l="0" t="0" r="0" b="0"/>
-                      <wp:wrapNone/>
-                      <wp:docPr id="1765707615" name="Line 13"/>
-                      <wp:cNvGraphicFramePr>
-                        <a:graphicFrameLocks xmlns:a="http://schemas.openxmlformats.org/drawingml/2006/main"/>
-                      </wp:cNvGraphicFramePr>
-                      <a:graphic xmlns:a="http://schemas.openxmlformats.org/drawingml/2006/main">
-                        <a:graphicData uri="http://schemas.microsoft.com/office/word/2010/wordprocessingShape">
-                          <wps:wsp>
-                            <wps:cNvCnPr>
-                              <a:cxnSpLocks noChangeShapeType="1"/>
-                            </wps:cNvCnPr>
-                            <wps:spPr bwMode="auto">
-                              <a:xfrm>
-                                <a:off x="0" y="0"/>
-                                <a:ext cx="835863" cy="0"/>
-                              </a:xfrm>
-                              <a:prstGeom prst="line">
-                                <a:avLst/>
-                              </a:prstGeom>
-                              <a:noFill/>
-                              <a:ln w="9525">
-                                <a:solidFill>
-                                  <a:srgbClr val="000000"/>
-                                </a:solidFill>
-                                <a:round/>
-                                <a:headEnd/>
-                                <a:tailEnd/>
-                              </a:ln>
-                              <a:extLst>
-                                <a:ext uri="{909E8E84-426E-40DD-AFC4-6F175D3DCCD1}">
-                                  <a14:hiddenFill xmlns:a14="http://schemas.microsoft.com/office/drawing/2010/main">
-                                    <a:noFill/>
-                                  </a14:hiddenFill>
-                                </a:ext>
-                              </a:extLst>
-                            </wps:spPr>
-                            <wps:bodyPr/>
-                          </wps:wsp>
-                        </a:graphicData>
-                      </a:graphic>
-                      <wp14:sizeRelH relativeFrom="page">
-                        <wp14:pctWidth>0</wp14:pctWidth>
-                      </wp14:sizeRelH>
-                      <wp14:sizeRelV relativeFrom="page">
-                        <wp14:pctHeight>0</wp14:pctHeight>
-                      </wp14:sizeRelV>
-                    </wp:anchor>
-                  </w:drawing>
-                </mc:Choice>
-                <mc:Fallback>
-                  <w:pict>
-                    <v:line w14:anchorId="57C046EB" id="Line 13" o:spid="_x0000_s1026" style="position:absolute;z-index:251658246;visibility:visible;mso-wrap-style:square;mso-width-percent:0;mso-height-percent:0;mso-wrap-distance-left:9pt;mso-wrap-distance-top:0;mso-wrap-distance-right:9pt;mso-wrap-distance-bottom:0;mso-position-horizontal:center;mso-position-horizontal-relative:margin;mso-position-vertical:absolute;mso-position-vertical-relative:text;mso-width-percent:0;mso-height-percent:0;mso-width-relative:page;mso-height-relative:page" from="0,4.35pt" to="65.8pt,4.35pt" o:gfxdata="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">
-                      <w10:wrap anchorx="margin"/>
-                    </v:line>
-                  </w:pict>
-                </mc:Fallback>
-              </mc:AlternateContent>
-            </w:r>
-          </w:p>
-        </w:tc>
-        <w:tc>
-          <w:tcPr>
-            <w:tcW w:w="2811" w:type="pct"/>
-          </w:tcPr>
-          <w:p>
-            <w:pPr>
-              <w:tabs>
-                <w:tab w:val="center" w:pos="1418"/>
-                <w:tab w:val="center" w:pos="6096"/>
-              </w:tabs>
-              <w:jc w:val="center"/>
-              <w:rPr>
-                <w:b/>
-              </w:rPr>
-            </w:pPr>
-            <w:r>
-              <w:rPr>
-                <w:b/>
-              </w:rPr>
-              <w:t>CỘNG HÒA XÃ HỘI CHỦ NGHĨA VIỆT NAM</w:t>
-            </w:r>
-          </w:p>
-          <w:p>
-            <w:pPr>
-              <w:tabs>
-                <w:tab w:val="center" w:pos="1418"/>
-                <w:tab w:val="center" w:pos="6096"/>
-              </w:tabs>
-              <w:jc w:val="center"/>
-              <w:rPr>
-                <w:b/>
-              </w:rPr>
-            </w:pPr>
-            <w:r>
-              <w:rPr>
-                <w:lang w:eastAsia="en-US"/>
-              </w:rPr>
-              <mc:AlternateContent>
-                <mc:Choice Requires="wps">
-                  <w:drawing>
-                    <wp:anchor distT="0" distB="0" distL="114300" distR="114300" simplePos="0" relativeHeight="251658245" behindDoc="0" locked="0" layoutInCell="1" allowOverlap="1" wp14:anchorId="51A4A306" wp14:editId="340F0076">
-                      <wp:simplePos x="0" y="0"/>
-                      <wp:positionH relativeFrom="margin">
-                        <wp:posOffset>733616</wp:posOffset>
-                      </wp:positionH>
-                      <wp:positionV relativeFrom="paragraph">
-                        <wp:posOffset>209784</wp:posOffset>
-                      </wp:positionV>
-                      <wp:extent cx="1795141" cy="0"/>
-                      <wp:effectExtent l="0" t="0" r="0" b="0"/>
-                      <wp:wrapNone/>
-                      <wp:docPr id="2" name="Line 13"/>
-                      <wp:cNvGraphicFramePr>
-                        <a:graphicFrameLocks xmlns:a="http://schemas.openxmlformats.org/drawingml/2006/main"/>
-                      </wp:cNvGraphicFramePr>
-                      <a:graphic xmlns:a="http://schemas.openxmlformats.org/drawingml/2006/main">
-                        <a:graphicData uri="http://schemas.microsoft.com/office/word/2010/wordprocessingShape">
-                          <wps:wsp>
-                            <wps:cNvCnPr>
-                              <a:cxnSpLocks noChangeShapeType="1"/>
-                            </wps:cNvCnPr>
-                            <wps:spPr bwMode="auto">
-                              <a:xfrm>
-                                <a:off x="0" y="0"/>
-                                <a:ext cx="1795141" cy="0"/>
-                              </a:xfrm>
-                              <a:prstGeom prst="line">
-                                <a:avLst/>
-                              </a:prstGeom>
-                              <a:noFill/>
-                              <a:ln w="9525">
-                                <a:solidFill>
-                                  <a:srgbClr val="000000"/>
-                                </a:solidFill>
-                                <a:round/>
-                                <a:headEnd/>
-                                <a:tailEnd/>
-                              </a:ln>
-                              <a:extLst>
-                                <a:ext uri="{909E8E84-426E-40DD-AFC4-6F175D3DCCD1}">
-                                  <a14:hiddenFill xmlns:a14="http://schemas.microsoft.com/office/drawing/2010/main">
-                                    <a:noFill/>
-                                  </a14:hiddenFill>
-                                </a:ext>
-                              </a:extLst>
-                            </wps:spPr>
-                            <wps:bodyPr/>
-                          </wps:wsp>
-                        </a:graphicData>
-                      </a:graphic>
-                      <wp14:sizeRelH relativeFrom="page">
-                        <wp14:pctWidth>0</wp14:pctWidth>
-                      </wp14:sizeRelH>
-                      <wp14:sizeRelV relativeFrom="page">
-                        <wp14:pctHeight>0</wp14:pctHeight>
-                      </wp14:sizeRelV>
-                    </wp:anchor>
-                  </w:drawing>
-                </mc:Choice>
-                <mc:Fallback>
-                  <w:pict>
-                    <v:line w14:anchorId="3E4C04EE" id="Line 13" o:spid="_x0000_s1026" style="position:absolute;z-index:251658245;visibility:visible;mso-wrap-style:square;mso-width-percent:0;mso-height-percent:0;mso-wrap-distance-left:9pt;mso-wrap-distance-top:0;mso-wrap-distance-right:9pt;mso-wrap-distance-bottom:0;mso-position-horizontal:absolute;mso-position-horizontal-relative:margin;mso-position-vertical:absolute;mso-position-vertical-relative:text;mso-width-percent:0;mso-height-percent:0;mso-width-relative:page;mso-height-relative:page" from="57.75pt,16.5pt" to="199.1pt,16.5pt" o:gfxdata="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">
-                      <w10:wrap anchorx="margin"/>
-                    </v:line>
-                  </w:pict>
-                </mc:Fallback>
-              </mc:AlternateContent>
-            </w:r>
-            <w:r>
-              <w:rPr>
-                <w:b/>
-              </w:rPr>
-              <w:t>Độc lập - Tự do - Hạnh phúc</w:t>
-            </w:r>
-          </w:p>
-        </w:tc>
-      </w:tr>
-      <w:tr>
-        <w:tc>
-          <w:tcPr>
-            <w:tcW w:w="2189" w:type="pct"/>
-          </w:tcPr>
-          <w:p>
-            <w:pPr>
-              <w:tabs>
-                <w:tab w:val="center" w:pos="1418"/>
-                <w:tab w:val="center" w:pos="6096"/>
-              </w:tabs>
-              <w:jc w:val="center"/>
-              <w:rPr>
-                <w:i/>
-                <w:szCs w:val="26"/>
-              </w:rPr>
-            </w:pPr>
-          </w:p>
-        </w:tc>
-        <w:tc>
-          <w:tcPr>
-            <w:tcW w:w="2811" w:type="pct"/>
-          </w:tcPr>
-          <w:p>
-            <w:pPr>
-              <w:tabs>
-                <w:tab w:val="center" w:pos="1418"/>
-                <w:tab w:val="center" w:pos="6096"/>
-              </w:tabs>
-              <w:jc w:val="center"/>
-              <w:rPr>
-                <w:i/>
-                <w:iCs/>
-              </w:rPr>
-            </w:pPr>
-            <w:r>
-              <w:rPr>
-                <w:i/>
-                <w:iCs/>
-                <w:sz w:val="26"/>
-                <w:szCs w:val="26"/>
-              </w:rPr>
-              <w:t xml:space="preserve">Lâm Đồng, ngày </w:t>
-            </w:r>
-            <w:r>
-              <w:rPr>
-                <w:i/>
-                <w:iCs/>
-                <w:sz w:val="26"/>
-                <w:szCs w:val="26"/>
-              </w:rPr>
-              <w:t>29</w:t>
-            </w:r>
-            <w:r>
-              <w:rPr>
-                <w:i/>
-                <w:iCs/>
-                <w:sz w:val="26"/>
-                <w:szCs w:val="26"/>
-              </w:rPr>
-              <w:t xml:space="preserve"> tháng </w:t>
-            </w:r>
-            <w:r>
-              <w:rPr>
-                <w:i/>
-                <w:iCs/>
-                <w:sz w:val="26"/>
-                <w:szCs w:val="26"/>
-              </w:rPr>
-              <w:t>4</w:t>
-            </w:r>
-            <w:r>
-              <w:rPr>
-                <w:i/>
-                <w:iCs/>
-                <w:sz w:val="26"/>
-                <w:szCs w:val="26"/>
-              </w:rPr>
-              <w:t xml:space="preserve"> năm 2026</w:t>
-            </w:r>
-          </w:p>
-        </w:tc>
-      </w:tr>
-    </w:tbl>
-    <w:p>
-      <w:pPr>
-        <w:tabs>
-          <w:tab w:val="center" w:pos="1800"/>
-          <w:tab w:val="center" w:pos="6120"/>
-        </w:tabs>
-        <w:rPr>
-          <w:sz w:val="16"/>
-          <w:szCs w:val="16"/>
-        </w:rPr>
-      </w:pPr>
-    </w:p>
-    <w:p>
-      <w:pPr>
-        <w:tabs>
-          <w:tab w:val="center" w:pos="1800"/>
-          <w:tab w:val="center" w:pos="6120"/>
-        </w:tabs>
-        <w:jc w:val="center"/>
-        <w:rPr>
-          <w:b/>
-          <w:sz w:val="26"/>
-          <w:szCs w:val="32"/>
-        </w:rPr>
-      </w:pPr>
-      <w:r>
-        <w:rPr>
-          <w:b/>
-          <w:sz w:val="26"/>
-          <w:szCs w:val="32"/>
-        </w:rPr>
-        <w:t>BIÊN BẢN</w:t>
-      </w:r>
-    </w:p>
-    <w:p>
-      <w:pPr>
-        <w:tabs>
-          <w:tab w:val="center" w:pos="1800"/>
-          <w:tab w:val="center" w:pos="6120"/>
-        </w:tabs>
-        <w:spacing w:after="120"/>
-        <w:jc w:val="center"/>
-        <w:rPr>
-          <w:b/>
-          <w:sz w:val="26"/>
-          <w:szCs w:val="26"/>
-        </w:rPr>
-      </w:pPr>
-      <w:r>
-        <w:rPr>
-          <w:sz w:val="26"/>
-          <w:szCs w:val="26"/>
-          <w:lang w:eastAsia="en-US"/>
-        </w:rPr>
-        <mc:AlternateContent>
-          <mc:Choice Requires="wps">
-            <w:drawing>
-              <wp:anchor distT="0" distB="0" distL="114300" distR="114300" simplePos="0" relativeHeight="251658244" behindDoc="0" locked="0" layoutInCell="1" allowOverlap="1" wp14:anchorId="3E917C32" wp14:editId="6E564F05">
-                <wp:simplePos x="0" y="0"/>
-                <wp:positionH relativeFrom="margin">
-                  <wp:align>center</wp:align>
-                </wp:positionH>
-                <wp:positionV relativeFrom="paragraph">
-                  <wp:posOffset>251333</wp:posOffset>
-                </wp:positionV>
-                <wp:extent cx="1991203" cy="0"/>
-                <wp:effectExtent l="0" t="0" r="0" b="0"/>
-                <wp:wrapNone/>
-                <wp:docPr id="1831283624" name="Line 13"/>
-                <wp:cNvGraphicFramePr>
-                  <a:graphicFrameLocks xmlns:a="http://schemas.openxmlformats.org/drawingml/2006/main"/>
-                </wp:cNvGraphicFramePr>
-                <a:graphic xmlns:a="http://schemas.openxmlformats.org/drawingml/2006/main">
-                  <a:graphicData uri="http://schemas.microsoft.com/office/word/2010/wordprocessingShape">
-                    <wps:wsp>
-                      <wps:cNvCnPr>
-                        <a:cxnSpLocks noChangeShapeType="1"/>
-                      </wps:cNvCnPr>
-                      <wps:spPr bwMode="auto">
-                        <a:xfrm>
-                          <a:off x="0" y="0"/>
-                          <a:ext cx="1991203" cy="0"/>
-                        </a:xfrm>
-                        <a:prstGeom prst="line">
-                          <a:avLst/>
-                        </a:prstGeom>
-                        <a:noFill/>
-                        <a:ln w="9525">
-                          <a:solidFill>
-                            <a:srgbClr val="000000"/>
-                          </a:solidFill>
-                          <a:round/>
-                          <a:headEnd/>
-                          <a:tailEnd/>
-                        </a:ln>
-                        <a:extLst>
-                          <a:ext uri="{909E8E84-426E-40DD-AFC4-6F175D3DCCD1}">
-                            <a14:hiddenFill xmlns:a14="http://schemas.microsoft.com/office/drawing/2010/main">
-                              <a:noFill/>
-                            </a14:hiddenFill>
-                          </a:ext>
-                        </a:extLst>
-                      </wps:spPr>
-                      <wps:bodyPr/>
-                    </wps:wsp>
-                  </a:graphicData>
-                </a:graphic>
-                <wp14:sizeRelH relativeFrom="page">
-                  <wp14:pctWidth>0</wp14:pctWidth>
-                </wp14:sizeRelH>
-                <wp14:sizeRelV relativeFrom="page">
-                  <wp14:pctHeight>0</wp14:pctHeight>
-                </wp14:sizeRelV>
-              </wp:anchor>
-            </w:drawing>
-          </mc:Choice>
-          <mc:Fallback>
-            <w:pict>
-              <v:line w14:anchorId="00F46F9C" id="Line 13" o:spid="_x0000_s1026" style="position:absolute;z-index:251658244;visibility:visible;mso-wrap-style:square;mso-width-percent:0;mso-height-percent:0;mso-wrap-distance-left:9pt;mso-wrap-distance-top:0;mso-wrap-distance-right:9pt;mso-wrap-distance-bottom:0;mso-position-horizontal:center;mso-position-horizontal-relative:margin;mso-position-vertical:absolute;mso-position-vertical-relative:text;mso-width-percent:0;mso-height-percent:0;mso-width-relative:page;mso-height-relative:page" from="0,19.8pt" to="156.8pt,19.8pt" o:gfxdata="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">
-                <w10:wrap anchorx="margin"/>
-              </v:line>
-            </w:pict>
-          </mc:Fallback>
-        </mc:AlternateContent>
-      </w:r>
-      <w:r>
-        <w:rPr>
-          <w:b/>
-          <w:sz w:val="26"/>
-          <w:szCs w:val="26"/>
-        </w:rPr>
-        <w:t>V/v: Phổ biến phương án thi công và biện pháp an toàn</w:t>
-      </w:r>
-    </w:p>
-    <w:p>
-      <w:pPr>
-        <w:pStyle w:val="Heading3"/>
-        <w:spacing w:before="120"/>
-        <w:ind w:left="0" w:right="0" w:firstLine="0"/>
-        <w:jc w:val="left"/>
-        <w:rPr>
-          <w:rFonts w:ascii="Times New Roman" w:hAnsi="Times New Roman"/>
-          <w:b w:val="0"/>
-          <w:color w:val="000000" w:themeColor="text1"/>
-          <w:sz w:val="26"/>
-          <w:szCs w:val="26"/>
-        </w:rPr>
-      </w:pPr>
-      <w:r>
-        <w:rPr>
-          <w:rFonts w:ascii="Times New Roman" w:hAnsi="Times New Roman"/>
-          <w:b w:val="0"/>
-          <w:sz w:val="26"/>
-          <w:szCs w:val="26"/>
-        </w:rPr>
-        <w:t>Côn</w:t>
-      </w:r>
-      <w:r>
-        <w:rPr>
-          <w:rFonts w:ascii="Times New Roman" w:hAnsi="Times New Roman"/>
-          <w:b w:val="0"/>
-          <w:color w:val="000000" w:themeColor="text1"/>
-          <w:sz w:val="26"/>
-          <w:szCs w:val="26"/>
-        </w:rPr>
-        <w:t xml:space="preserve">g tác: </w:t>
-      </w:r>
-    </w:p>
     <w:p>
       <w:pPr>
         <w:ind w:firstLine="851"/>
@@ -564,7 +38,6 @@
           <w:numId w:val="3"/>
         </w:numPr>
         <w:tabs>
-          <w:tab w:val="clear" w:pos="567"/>
           <w:tab w:val="num" w:pos="784"/>
         </w:tabs>
         <w:spacing w:before="120" w:after="120"/>
@@ -622,7 +95,6 @@
           <w:numId w:val="3"/>
         </w:numPr>
         <w:tabs>
-          <w:tab w:val="clear" w:pos="567"/>
           <w:tab w:val="num" w:pos="784"/>
         </w:tabs>
         <w:spacing w:before="120" w:after="120"/>
@@ -679,7 +151,6 @@
           <w:numId w:val="3"/>
         </w:numPr>
         <w:tabs>
-          <w:tab w:val="clear" w:pos="567"/>
           <w:tab w:val="num" w:pos="784"/>
         </w:tabs>
         <w:spacing w:before="120" w:after="120"/>
@@ -816,976 +287,23 @@
         <w:tabs>
           <w:tab w:val="clear" w:pos="567"/>
           <w:tab w:val="left" w:pos="784"/>
-          <w:tab w:val="left" w:pos="4536"/>
         </w:tabs>
         <w:spacing w:before="120"/>
         <w:ind w:left="0" w:firstLine="0"/>
         <w:jc w:val="both"/>
         <w:rPr>
-          <w:color w:val="000000" w:themeColor="text1"/>
-          <w:sz w:val="26"/>
-          <w:szCs w:val="26"/>
-        </w:rPr>
-      </w:pPr>
-      <w:r>
-        <w:rPr>
-          <w:color w:val="000000" w:themeColor="text1"/>
-          <w:sz w:val="26"/>
-          <w:szCs w:val="26"/>
-        </w:rPr>
-        <w:t xml:space="preserve">Ông: </w:t>
-      </w:r>
-      <w:r>
-        <w:rPr>
-          <w:color w:val="000000" w:themeColor="text1"/>
-          <w:sz w:val="26"/>
-          <w:szCs w:val="26"/>
-        </w:rPr>
-        <w:t>Trần Phúc Linh</w:t>
-      </w:r>
-      <w:r>
-        <w:rPr>
-          <w:color w:val="000000" w:themeColor="text1"/>
-          <w:sz w:val="26"/>
-          <w:szCs w:val="26"/>
-          <w:lang w:val="vi-VN"/>
-        </w:rPr>
-        <w:tab/>
-      </w:r>
-      <w:r>
-        <w:rPr>
-          <w:color w:val="000000" w:themeColor="text1"/>
-          <w:sz w:val="26"/>
-          <w:szCs w:val="26"/>
-        </w:rPr>
-        <w:t>- Thư ký.</w:t>
+          <w:sz w:val="26"/>
+          <w:szCs w:val="26"/>
+        </w:rPr>
+      </w:pPr>
+      <w:r>
+        <w:rPr>
+          <w:sz w:val="26"/>
+          <w:szCs w:val="26"/>
+        </w:rPr>
+        <w:t xml:space="preserve">Và các ông </w:t>
       </w:r>
     </w:p>
-    <w:p>
-      <w:pPr>
-        <w:numPr>
-          <w:ilvl w:val="1"/>
-          <w:numId w:val="3"/>
-        </w:numPr>
-        <w:tabs>
-          <w:tab w:val="clear" w:pos="567"/>
-          <w:tab w:val="left" w:pos="784"/>
-        </w:tabs>
-        <w:spacing w:before="120"/>
-        <w:ind w:left="0" w:firstLine="0"/>
-        <w:jc w:val="both"/>
-        <w:rPr>
-          <w:sz w:val="26"/>
-          <w:szCs w:val="26"/>
-        </w:rPr>
-      </w:pPr>
-      <w:r>
-        <w:rPr>
-          <w:sz w:val="26"/>
-          <w:szCs w:val="26"/>
-        </w:rPr>
-        <w:tab/>
-        <w:t xml:space="preserve">Và các ông </w:t>
-      </w:r>
-    </w:p>
-    <w:tbl>
-      <w:tblPr>
-        <w:tblW w:w="5000" w:type="pct"/>
-        <w:jc w:val="center"/>
-        <w:tblBorders>
-          <w:top w:val="single" w:sz="4" w:space="0" w:color="000000"/>
-          <w:left w:val="single" w:sz="4" w:space="0" w:color="000000"/>
-          <w:bottom w:val="single" w:sz="4" w:space="0" w:color="000000"/>
-          <w:right w:val="single" w:sz="4" w:space="0" w:color="000000"/>
-          <w:insideH w:val="single" w:sz="4" w:space="0" w:color="000000"/>
-          <w:insideV w:val="single" w:sz="4" w:space="0" w:color="000000"/>
-        </w:tblBorders>
-        <w:tblLook w:val="04A0" w:firstRow="1" w:lastRow="0" w:firstColumn="1" w:lastColumn="0" w:noHBand="0" w:noVBand="1"/>
-      </w:tblPr>
-      <w:tblGrid>
-        <w:gridCol w:w="936"/>
-        <w:gridCol w:w="3177"/>
-        <w:gridCol w:w="3431"/>
-        <w:gridCol w:w="1799"/>
-      </w:tblGrid>
-      <w:tr>
-        <w:trPr>
-          <w:jc w:val="center"/>
-        </w:trPr>
-        <w:tc>
-          <w:tcPr>
-            <w:tcW w:w="501" w:type="pct"/>
-          </w:tcPr>
-          <w:p>
-            <w:pPr>
-              <w:spacing w:before="60" w:after="60"/>
-              <w:rPr>
-                <w:b/>
-                <w:sz w:val="26"/>
-                <w:szCs w:val="26"/>
-              </w:rPr>
-            </w:pPr>
-            <w:r>
-              <w:rPr>
-                <w:b/>
-                <w:sz w:val="26"/>
-                <w:szCs w:val="26"/>
-              </w:rPr>
-              <w:t>STT</w:t>
-            </w:r>
-          </w:p>
-        </w:tc>
-        <w:tc>
-          <w:tcPr>
-            <w:tcW w:w="1700" w:type="pct"/>
-          </w:tcPr>
-          <w:p>
-            <w:pPr>
-              <w:spacing w:before="60" w:after="60"/>
-              <w:jc w:val="center"/>
-              <w:rPr>
-                <w:b/>
-                <w:sz w:val="26"/>
-                <w:szCs w:val="26"/>
-              </w:rPr>
-            </w:pPr>
-            <w:r>
-              <w:rPr>
-                <w:sz w:val="26"/>
-                <w:szCs w:val="26"/>
-                <w:lang w:val="vi-VN"/>
-              </w:rPr>
-              <mc:AlternateContent>
-                <mc:Choice Requires="wps">
-                  <w:drawing>
-                    <wp:anchor distT="0" distB="0" distL="114300" distR="114300" simplePos="0" relativeHeight="251658247" behindDoc="0" locked="0" layoutInCell="1" allowOverlap="1" wp14:anchorId="00227040" wp14:editId="15D3B9FA">
-                      <wp:simplePos x="0" y="0"/>
-                      <wp:positionH relativeFrom="column">
-                        <wp:posOffset>-691559</wp:posOffset>
-                      </wp:positionH>
-                      <wp:positionV relativeFrom="paragraph">
-                        <wp:posOffset>198711</wp:posOffset>
-                      </wp:positionV>
-                      <wp:extent cx="2861442" cy="3259521"/>
-                      <wp:effectExtent l="0" t="0" r="0" b="0"/>
-                      <wp:wrapNone/>
-                      <wp:docPr id="1120134375" name="Text Box 12"/>
-                      <wp:cNvGraphicFramePr/>
-                      <a:graphic xmlns:a="http://schemas.openxmlformats.org/drawingml/2006/main">
-                        <a:graphicData uri="http://schemas.microsoft.com/office/word/2010/wordprocessingShape">
-                          <wps:wsp>
-                            <wps:cNvSpPr txBox="1"/>
-                            <wps:spPr>
-                              <a:xfrm>
-                                <a:off x="0" y="0"/>
-                                <a:ext cx="2861442" cy="3259521"/>
-                              </a:xfrm>
-                              <a:prstGeom prst="rect">
-                                <a:avLst/>
-                              </a:prstGeom>
-                              <a:noFill/>
-                              <a:ln w="6350">
-                                <a:noFill/>
-                              </a:ln>
-                            </wps:spPr>
-                            <wps:txbx>
-                              <w:txbxContent>
-                                <w:p>
-                                  <w:pPr>
-                                    <w:spacing w:line="540" w:lineRule="exact"/>
-                                    <w:ind w:left="1064"/>
-                                    <w:rPr>
-                                      <w:sz w:val="26"/>
-                                      <w:szCs w:val="26"/>
-                                    </w:rPr>
-                                  </w:pPr>
-                                  <w:r>
-                                    <w:rPr>
-                                      <w:sz w:val="26"/>
-                                      <w:szCs w:val="26"/>
-                                    </w:rPr>
-                                    <w:t>{#danh_sach_nhan_vien }... {ten_nhan_vien} ... {/danh_sach_nhan_vien}:</w:t>
-                                  </w:r>
-                                </w:p>
-                              </w:txbxContent>
-                            </wps:txbx>
-                            <wps:bodyPr rot="0" spcFirstLastPara="0" vertOverflow="overflow" horzOverflow="overflow" vert="horz" wrap="square" lIns="91440" tIns="45720" rIns="91440" bIns="45720" numCol="1" spcCol="0" rtlCol="0" fromWordArt="0" anchor="t" anchorCtr="0" forceAA="0" compatLnSpc="1">
-                              <a:prstTxWarp prst="textNoShape">
-                                <a:avLst/>
-                              </a:prstTxWarp>
-                              <a:noAutofit/>
-                            </wps:bodyPr>
-                          </wps:wsp>
-                        </a:graphicData>
-                      </a:graphic>
-                      <wp14:sizeRelH relativeFrom="margin">
-                        <wp14:pctWidth>0</wp14:pctWidth>
-                      </wp14:sizeRelH>
-                      <wp14:sizeRelV relativeFrom="margin">
-                        <wp14:pctHeight>0</wp14:pctHeight>
-                      </wp14:sizeRelV>
-                    </wp:anchor>
-                  </w:drawing>
-                </mc:Choice>
-                <mc:Fallback>
-                  <w:pict>
-                    <v:shapetype w14:anchorId="00227040" id="_x0000_t202" coordsize="21600,21600" o:spt="202" path="m,l,21600r21600,l21600,xe">
-                      <v:stroke joinstyle="miter"/>
-                      <v:path gradientshapeok="t" o:connecttype="rect"/>
-                    </v:shapetype>
-                    <v:shape id="Text Box 12" o:spid="_x0000_s1026" type="#_x0000_t202" style="position:absolute;left:0;text-align:left;margin-left:-54.45pt;margin-top:15.65pt;width:225.3pt;height:256.65pt;z-index:251658247;visibility:visible;mso-wrap-style:square;mso-width-percent:0;mso-height-percent:0;mso-wrap-distance-left:9pt;mso-wrap-distance-top:0;mso-wrap-distance-right:9pt;mso-wrap-distance-bottom:0;mso-position-horizontal:absolute;mso-position-horizontal-relative:text;mso-position-vertical:absolute;mso-position-vertical-relative:text;mso-width-percent:0;mso-height-percent:0;mso-width-relative:margin;mso-height-relative:margin;v-text-anchor:top" o:gfxdata="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" filled="f" stroked="f" strokeweight=".5pt">
-                      <v:textbox>
-                        <w:txbxContent>
-                          <w:p>
-                            <w:pPr>
-                              <w:spacing w:line="540" w:lineRule="exact"/>
-                              <w:ind w:left="1064"/>
-                              <w:rPr>
-                                <w:sz w:val="26"/>
-                                <w:szCs w:val="26"/>
-                              </w:rPr>
-                            </w:pPr>
-                            <w:r>
-                              <w:rPr>
-                                <w:sz w:val="26"/>
-                                <w:szCs w:val="26"/>
-                              </w:rPr>
-                              <w:t>{#danh_sach_nhan_vien }... {ten_nhan_vien} ... {/danh_sach_nhan_vien}:</w:t>
-                            </w:r>
-                          </w:p>
-                        </w:txbxContent>
-                      </v:textbox>
-                    </v:shape>
-                  </w:pict>
-                </mc:Fallback>
-              </mc:AlternateContent>
-            </w:r>
-            <w:r>
-              <w:rPr>
-                <w:b/>
-                <w:sz w:val="26"/>
-                <w:szCs w:val="26"/>
-              </w:rPr>
-              <w:t>Họ và tên</w:t>
-            </w:r>
-          </w:p>
-        </w:tc>
-        <w:tc>
-          <w:tcPr>
-            <w:tcW w:w="1836" w:type="pct"/>
-          </w:tcPr>
-          <w:p>
-            <w:pPr>
-              <w:spacing w:before="60" w:after="60"/>
-              <w:jc w:val="center"/>
-              <w:rPr>
-                <w:b/>
-                <w:sz w:val="26"/>
-                <w:szCs w:val="26"/>
-              </w:rPr>
-            </w:pPr>
-            <w:r>
-              <w:rPr>
-                <w:b/>
-                <w:sz w:val="26"/>
-                <w:szCs w:val="26"/>
-              </w:rPr>
-              <w:t>Ký tên</w:t>
-            </w:r>
-          </w:p>
-        </w:tc>
-        <w:tc>
-          <w:tcPr>
-            <w:tcW w:w="963" w:type="pct"/>
-          </w:tcPr>
-          <w:p>
-            <w:pPr>
-              <w:spacing w:before="60" w:after="60"/>
-              <w:jc w:val="center"/>
-              <w:rPr>
-                <w:b/>
-                <w:sz w:val="26"/>
-                <w:szCs w:val="26"/>
-              </w:rPr>
-            </w:pPr>
-            <w:r>
-              <w:rPr>
-                <w:b/>
-                <w:sz w:val="26"/>
-                <w:szCs w:val="26"/>
-              </w:rPr>
-              <w:t>Ghi chú</w:t>
-            </w:r>
-          </w:p>
-        </w:tc>
-      </w:tr>
-      <w:tr>
-        <w:trPr>
-          <w:jc w:val="center"/>
-        </w:trPr>
-        <w:tc>
-          <w:tcPr>
-            <w:tcW w:w="501" w:type="pct"/>
-          </w:tcPr>
-          <w:p>
-            <w:pPr>
-              <w:pStyle w:val="ListParagraph"/>
-              <w:numPr>
-                <w:ilvl w:val="0"/>
-                <w:numId w:val="42"/>
-              </w:numPr>
-              <w:spacing w:before="120" w:after="120"/>
-              <w:ind w:left="357" w:firstLine="0"/>
-              <w:rPr>
-                <w:sz w:val="26"/>
-                <w:szCs w:val="26"/>
-                <w:lang w:val="vi-VN"/>
-              </w:rPr>
-            </w:pPr>
-          </w:p>
-        </w:tc>
-        <w:tc>
-          <w:tcPr>
-            <w:tcW w:w="1700" w:type="pct"/>
-          </w:tcPr>
-          <w:p>
-            <w:pPr>
-              <w:spacing w:line="540" w:lineRule="exact"/>
-              <w:jc w:val="both"/>
-              <w:rPr>
-                <w:sz w:val="26"/>
-                <w:szCs w:val="26"/>
-                <w:lang w:val="vi-VN"/>
-              </w:rPr>
-            </w:pPr>
-          </w:p>
-        </w:tc>
-        <w:tc>
-          <w:tcPr>
-            <w:tcW w:w="1836" w:type="pct"/>
-          </w:tcPr>
-          <w:p>
-            <w:pPr>
-              <w:spacing w:before="120" w:after="120"/>
-              <w:jc w:val="both"/>
-              <w:rPr>
-                <w:sz w:val="26"/>
-                <w:szCs w:val="26"/>
-                <w:lang w:val="vi-VN"/>
-              </w:rPr>
-            </w:pPr>
-          </w:p>
-        </w:tc>
-        <w:tc>
-          <w:tcPr>
-            <w:tcW w:w="963" w:type="pct"/>
-          </w:tcPr>
-          <w:p>
-            <w:pPr>
-              <w:spacing w:before="120" w:after="120"/>
-              <w:jc w:val="both"/>
-              <w:rPr>
-                <w:sz w:val="26"/>
-                <w:szCs w:val="26"/>
-              </w:rPr>
-            </w:pPr>
-          </w:p>
-        </w:tc>
-      </w:tr>
-      <w:tr>
-        <w:trPr>
-          <w:jc w:val="center"/>
-        </w:trPr>
-        <w:tc>
-          <w:tcPr>
-            <w:tcW w:w="501" w:type="pct"/>
-          </w:tcPr>
-          <w:p>
-            <w:pPr>
-              <w:pStyle w:val="ListParagraph"/>
-              <w:numPr>
-                <w:ilvl w:val="0"/>
-                <w:numId w:val="42"/>
-              </w:numPr>
-              <w:spacing w:before="120" w:after="120"/>
-              <w:ind w:left="357" w:firstLine="0"/>
-              <w:rPr>
-                <w:sz w:val="26"/>
-                <w:szCs w:val="26"/>
-                <w:lang w:val="vi-VN"/>
-              </w:rPr>
-            </w:pPr>
-          </w:p>
-        </w:tc>
-        <w:tc>
-          <w:tcPr>
-            <w:tcW w:w="1700" w:type="pct"/>
-          </w:tcPr>
-          <w:p>
-            <w:pPr>
-              <w:spacing w:before="120" w:after="120"/>
-              <w:ind w:left="-6"/>
-              <w:jc w:val="both"/>
-              <w:rPr>
-                <w:sz w:val="26"/>
-                <w:szCs w:val="26"/>
-                <w:lang w:val="vi-VN"/>
-              </w:rPr>
-            </w:pPr>
-          </w:p>
-        </w:tc>
-        <w:tc>
-          <w:tcPr>
-            <w:tcW w:w="1836" w:type="pct"/>
-          </w:tcPr>
-          <w:p>
-            <w:pPr>
-              <w:spacing w:before="120" w:after="120"/>
-              <w:jc w:val="both"/>
-              <w:rPr>
-                <w:sz w:val="26"/>
-                <w:szCs w:val="26"/>
-                <w:lang w:val="vi-VN"/>
-              </w:rPr>
-            </w:pPr>
-          </w:p>
-        </w:tc>
-        <w:tc>
-          <w:tcPr>
-            <w:tcW w:w="963" w:type="pct"/>
-          </w:tcPr>
-          <w:p>
-            <w:pPr>
-              <w:spacing w:before="120" w:after="120"/>
-              <w:jc w:val="both"/>
-              <w:rPr>
-                <w:sz w:val="26"/>
-                <w:szCs w:val="26"/>
-              </w:rPr>
-            </w:pPr>
-          </w:p>
-        </w:tc>
-      </w:tr>
-      <w:tr>
-        <w:trPr>
-          <w:jc w:val="center"/>
-        </w:trPr>
-        <w:tc>
-          <w:tcPr>
-            <w:tcW w:w="501" w:type="pct"/>
-          </w:tcPr>
-          <w:p>
-            <w:pPr>
-              <w:pStyle w:val="ListParagraph"/>
-              <w:numPr>
-                <w:ilvl w:val="0"/>
-                <w:numId w:val="42"/>
-              </w:numPr>
-              <w:spacing w:before="120" w:after="120"/>
-              <w:ind w:left="357" w:firstLine="0"/>
-              <w:rPr>
-                <w:sz w:val="26"/>
-                <w:szCs w:val="26"/>
-                <w:lang w:val="vi-VN"/>
-              </w:rPr>
-            </w:pPr>
-          </w:p>
-        </w:tc>
-        <w:tc>
-          <w:tcPr>
-            <w:tcW w:w="1700" w:type="pct"/>
-          </w:tcPr>
-          <w:p>
-            <w:pPr>
-              <w:spacing w:before="120" w:after="120"/>
-              <w:ind w:left="-6"/>
-              <w:jc w:val="both"/>
-              <w:rPr>
-                <w:sz w:val="26"/>
-                <w:szCs w:val="26"/>
-                <w:lang w:val="vi-VN"/>
-              </w:rPr>
-            </w:pPr>
-          </w:p>
-        </w:tc>
-        <w:tc>
-          <w:tcPr>
-            <w:tcW w:w="1836" w:type="pct"/>
-          </w:tcPr>
-          <w:p>
-            <w:pPr>
-              <w:spacing w:before="120" w:after="120"/>
-              <w:jc w:val="both"/>
-              <w:rPr>
-                <w:sz w:val="26"/>
-                <w:szCs w:val="26"/>
-                <w:lang w:val="vi-VN"/>
-              </w:rPr>
-            </w:pPr>
-          </w:p>
-        </w:tc>
-        <w:tc>
-          <w:tcPr>
-            <w:tcW w:w="963" w:type="pct"/>
-          </w:tcPr>
-          <w:p>
-            <w:pPr>
-              <w:spacing w:before="120" w:after="120"/>
-              <w:jc w:val="both"/>
-              <w:rPr>
-                <w:sz w:val="26"/>
-                <w:szCs w:val="26"/>
-              </w:rPr>
-            </w:pPr>
-          </w:p>
-        </w:tc>
-      </w:tr>
-      <w:tr>
-        <w:trPr>
-          <w:jc w:val="center"/>
-        </w:trPr>
-        <w:tc>
-          <w:tcPr>
-            <w:tcW w:w="501" w:type="pct"/>
-          </w:tcPr>
-          <w:p>
-            <w:pPr>
-              <w:pStyle w:val="ListParagraph"/>
-              <w:numPr>
-                <w:ilvl w:val="0"/>
-                <w:numId w:val="42"/>
-              </w:numPr>
-              <w:spacing w:before="120" w:after="120"/>
-              <w:ind w:left="357" w:firstLine="0"/>
-              <w:rPr>
-                <w:sz w:val="26"/>
-                <w:szCs w:val="26"/>
-                <w:lang w:val="vi-VN"/>
-              </w:rPr>
-            </w:pPr>
-          </w:p>
-        </w:tc>
-        <w:tc>
-          <w:tcPr>
-            <w:tcW w:w="1700" w:type="pct"/>
-          </w:tcPr>
-          <w:p>
-            <w:pPr>
-              <w:spacing w:before="120" w:after="120"/>
-              <w:ind w:left="-6"/>
-              <w:jc w:val="both"/>
-              <w:rPr>
-                <w:sz w:val="26"/>
-                <w:szCs w:val="26"/>
-                <w:lang w:val="vi-VN"/>
-              </w:rPr>
-            </w:pPr>
-          </w:p>
-        </w:tc>
-        <w:tc>
-          <w:tcPr>
-            <w:tcW w:w="1836" w:type="pct"/>
-          </w:tcPr>
-          <w:p>
-            <w:pPr>
-              <w:spacing w:before="120" w:after="120"/>
-              <w:jc w:val="both"/>
-              <w:rPr>
-                <w:sz w:val="26"/>
-                <w:szCs w:val="26"/>
-                <w:lang w:val="vi-VN"/>
-              </w:rPr>
-            </w:pPr>
-          </w:p>
-        </w:tc>
-        <w:tc>
-          <w:tcPr>
-            <w:tcW w:w="963" w:type="pct"/>
-          </w:tcPr>
-          <w:p>
-            <w:pPr>
-              <w:spacing w:before="120" w:after="120"/>
-              <w:jc w:val="both"/>
-              <w:rPr>
-                <w:sz w:val="26"/>
-                <w:szCs w:val="26"/>
-              </w:rPr>
-            </w:pPr>
-          </w:p>
-        </w:tc>
-      </w:tr>
-      <w:tr>
-        <w:trPr>
-          <w:jc w:val="center"/>
-        </w:trPr>
-        <w:tc>
-          <w:tcPr>
-            <w:tcW w:w="501" w:type="pct"/>
-          </w:tcPr>
-          <w:p>
-            <w:pPr>
-              <w:pStyle w:val="ListParagraph"/>
-              <w:numPr>
-                <w:ilvl w:val="0"/>
-                <w:numId w:val="42"/>
-              </w:numPr>
-              <w:spacing w:before="120" w:after="120"/>
-              <w:ind w:left="357" w:firstLine="0"/>
-              <w:rPr>
-                <w:sz w:val="26"/>
-                <w:szCs w:val="26"/>
-                <w:lang w:val="vi-VN"/>
-              </w:rPr>
-            </w:pPr>
-          </w:p>
-        </w:tc>
-        <w:tc>
-          <w:tcPr>
-            <w:tcW w:w="1700" w:type="pct"/>
-          </w:tcPr>
-          <w:p>
-            <w:pPr>
-              <w:spacing w:before="120" w:after="120"/>
-              <w:ind w:left="-6"/>
-              <w:jc w:val="both"/>
-              <w:rPr>
-                <w:sz w:val="26"/>
-                <w:szCs w:val="26"/>
-                <w:lang w:val="vi-VN"/>
-              </w:rPr>
-            </w:pPr>
-          </w:p>
-        </w:tc>
-        <w:tc>
-          <w:tcPr>
-            <w:tcW w:w="1836" w:type="pct"/>
-          </w:tcPr>
-          <w:p>
-            <w:pPr>
-              <w:spacing w:before="120" w:after="120"/>
-              <w:jc w:val="both"/>
-              <w:rPr>
-                <w:sz w:val="26"/>
-                <w:szCs w:val="26"/>
-                <w:lang w:val="vi-VN"/>
-              </w:rPr>
-            </w:pPr>
-          </w:p>
-        </w:tc>
-        <w:tc>
-          <w:tcPr>
-            <w:tcW w:w="963" w:type="pct"/>
-          </w:tcPr>
-          <w:p>
-            <w:pPr>
-              <w:spacing w:before="120" w:after="120"/>
-              <w:jc w:val="both"/>
-              <w:rPr>
-                <w:sz w:val="26"/>
-                <w:szCs w:val="26"/>
-              </w:rPr>
-            </w:pPr>
-          </w:p>
-        </w:tc>
-      </w:tr>
-      <w:tr>
-        <w:trPr>
-          <w:jc w:val="center"/>
-        </w:trPr>
-        <w:tc>
-          <w:tcPr>
-            <w:tcW w:w="501" w:type="pct"/>
-          </w:tcPr>
-          <w:p>
-            <w:pPr>
-              <w:pStyle w:val="ListParagraph"/>
-              <w:numPr>
-                <w:ilvl w:val="0"/>
-                <w:numId w:val="42"/>
-              </w:numPr>
-              <w:spacing w:before="120" w:after="120"/>
-              <w:ind w:left="357" w:firstLine="0"/>
-              <w:rPr>
-                <w:sz w:val="26"/>
-                <w:szCs w:val="26"/>
-                <w:lang w:val="vi-VN"/>
-              </w:rPr>
-            </w:pPr>
-          </w:p>
-        </w:tc>
-        <w:tc>
-          <w:tcPr>
-            <w:tcW w:w="1700" w:type="pct"/>
-          </w:tcPr>
-          <w:p>
-            <w:pPr>
-              <w:spacing w:before="120" w:after="120"/>
-              <w:ind w:left="-6"/>
-              <w:jc w:val="both"/>
-              <w:rPr>
-                <w:sz w:val="26"/>
-                <w:szCs w:val="26"/>
-                <w:lang w:val="vi-VN"/>
-              </w:rPr>
-            </w:pPr>
-          </w:p>
-        </w:tc>
-        <w:tc>
-          <w:tcPr>
-            <w:tcW w:w="1836" w:type="pct"/>
-          </w:tcPr>
-          <w:p>
-            <w:pPr>
-              <w:spacing w:before="120" w:after="120"/>
-              <w:jc w:val="both"/>
-              <w:rPr>
-                <w:sz w:val="26"/>
-                <w:szCs w:val="26"/>
-                <w:lang w:val="vi-VN"/>
-              </w:rPr>
-            </w:pPr>
-          </w:p>
-        </w:tc>
-        <w:tc>
-          <w:tcPr>
-            <w:tcW w:w="963" w:type="pct"/>
-          </w:tcPr>
-          <w:p>
-            <w:pPr>
-              <w:spacing w:before="120" w:after="120"/>
-              <w:jc w:val="both"/>
-              <w:rPr>
-                <w:sz w:val="26"/>
-                <w:szCs w:val="26"/>
-              </w:rPr>
-            </w:pPr>
-          </w:p>
-        </w:tc>
-      </w:tr>
-      <w:tr>
-        <w:trPr>
-          <w:jc w:val="center"/>
-        </w:trPr>
-        <w:tc>
-          <w:tcPr>
-            <w:tcW w:w="501" w:type="pct"/>
-          </w:tcPr>
-          <w:p>
-            <w:pPr>
-              <w:pStyle w:val="ListParagraph"/>
-              <w:numPr>
-                <w:ilvl w:val="0"/>
-                <w:numId w:val="42"/>
-              </w:numPr>
-              <w:spacing w:before="120" w:after="120"/>
-              <w:ind w:left="357" w:firstLine="0"/>
-              <w:rPr>
-                <w:sz w:val="26"/>
-                <w:szCs w:val="26"/>
-                <w:lang w:val="vi-VN"/>
-              </w:rPr>
-            </w:pPr>
-          </w:p>
-        </w:tc>
-        <w:tc>
-          <w:tcPr>
-            <w:tcW w:w="1700" w:type="pct"/>
-          </w:tcPr>
-          <w:p>
-            <w:pPr>
-              <w:spacing w:before="120" w:after="120"/>
-              <w:ind w:left="-6"/>
-              <w:jc w:val="both"/>
-              <w:rPr>
-                <w:sz w:val="26"/>
-                <w:szCs w:val="26"/>
-                <w:lang w:val="vi-VN"/>
-              </w:rPr>
-            </w:pPr>
-          </w:p>
-        </w:tc>
-        <w:tc>
-          <w:tcPr>
-            <w:tcW w:w="1836" w:type="pct"/>
-          </w:tcPr>
-          <w:p>
-            <w:pPr>
-              <w:spacing w:before="120" w:after="120"/>
-              <w:jc w:val="both"/>
-              <w:rPr>
-                <w:sz w:val="26"/>
-                <w:szCs w:val="26"/>
-                <w:lang w:val="vi-VN"/>
-              </w:rPr>
-            </w:pPr>
-          </w:p>
-        </w:tc>
-        <w:tc>
-          <w:tcPr>
-            <w:tcW w:w="963" w:type="pct"/>
-          </w:tcPr>
-          <w:p>
-            <w:pPr>
-              <w:spacing w:before="120" w:after="120"/>
-              <w:jc w:val="both"/>
-              <w:rPr>
-                <w:sz w:val="26"/>
-                <w:szCs w:val="26"/>
-                <w:lang w:val="vi-VN"/>
-              </w:rPr>
-            </w:pPr>
-          </w:p>
-        </w:tc>
-      </w:tr>
-      <w:tr>
-        <w:trPr>
-          <w:jc w:val="center"/>
-        </w:trPr>
-        <w:tc>
-          <w:tcPr>
-            <w:tcW w:w="501" w:type="pct"/>
-          </w:tcPr>
-          <w:p>
-            <w:pPr>
-              <w:pStyle w:val="ListParagraph"/>
-              <w:numPr>
-                <w:ilvl w:val="0"/>
-                <w:numId w:val="42"/>
-              </w:numPr>
-              <w:spacing w:before="120" w:after="120"/>
-              <w:ind w:left="357" w:firstLine="0"/>
-              <w:rPr>
-                <w:sz w:val="26"/>
-                <w:szCs w:val="26"/>
-                <w:lang w:val="vi-VN"/>
-              </w:rPr>
-            </w:pPr>
-          </w:p>
-        </w:tc>
-        <w:tc>
-          <w:tcPr>
-            <w:tcW w:w="1700" w:type="pct"/>
-          </w:tcPr>
-          <w:p>
-            <w:pPr>
-              <w:spacing w:before="120" w:after="120"/>
-              <w:ind w:left="-6"/>
-              <w:jc w:val="both"/>
-              <w:rPr>
-                <w:sz w:val="26"/>
-                <w:szCs w:val="26"/>
-                <w:lang w:val="vi-VN"/>
-              </w:rPr>
-            </w:pPr>
-          </w:p>
-        </w:tc>
-        <w:tc>
-          <w:tcPr>
-            <w:tcW w:w="1836" w:type="pct"/>
-          </w:tcPr>
-          <w:p>
-            <w:pPr>
-              <w:spacing w:before="120" w:after="120"/>
-              <w:jc w:val="both"/>
-              <w:rPr>
-                <w:sz w:val="26"/>
-                <w:szCs w:val="26"/>
-                <w:lang w:val="vi-VN"/>
-              </w:rPr>
-            </w:pPr>
-          </w:p>
-        </w:tc>
-        <w:tc>
-          <w:tcPr>
-            <w:tcW w:w="963" w:type="pct"/>
-          </w:tcPr>
-          <w:p>
-            <w:pPr>
-              <w:spacing w:before="120" w:after="120"/>
-              <w:jc w:val="both"/>
-              <w:rPr>
-                <w:sz w:val="26"/>
-                <w:szCs w:val="26"/>
-              </w:rPr>
-            </w:pPr>
-          </w:p>
-        </w:tc>
-      </w:tr>
-      <w:tr>
-        <w:trPr>
-          <w:jc w:val="center"/>
-        </w:trPr>
-        <w:tc>
-          <w:tcPr>
-            <w:tcW w:w="501" w:type="pct"/>
-          </w:tcPr>
-          <w:p>
-            <w:pPr>
-              <w:pStyle w:val="ListParagraph"/>
-              <w:numPr>
-                <w:ilvl w:val="0"/>
-                <w:numId w:val="42"/>
-              </w:numPr>
-              <w:spacing w:before="120" w:after="120"/>
-              <w:ind w:left="357" w:firstLine="0"/>
-              <w:rPr>
-                <w:sz w:val="26"/>
-                <w:szCs w:val="26"/>
-                <w:lang w:val="vi-VN"/>
-              </w:rPr>
-            </w:pPr>
-          </w:p>
-        </w:tc>
-        <w:tc>
-          <w:tcPr>
-            <w:tcW w:w="1700" w:type="pct"/>
-          </w:tcPr>
-          <w:p>
-            <w:pPr>
-              <w:spacing w:before="120" w:after="120"/>
-              <w:ind w:left="-6"/>
-              <w:jc w:val="both"/>
-              <w:rPr>
-                <w:sz w:val="26"/>
-                <w:szCs w:val="26"/>
-                <w:lang w:val="vi-VN"/>
-              </w:rPr>
-            </w:pPr>
-          </w:p>
-        </w:tc>
-        <w:tc>
-          <w:tcPr>
-            <w:tcW w:w="1836" w:type="pct"/>
-          </w:tcPr>
-          <w:p>
-            <w:pPr>
-              <w:spacing w:before="120" w:after="120"/>
-              <w:jc w:val="both"/>
-              <w:rPr>
-                <w:sz w:val="26"/>
-                <w:szCs w:val="26"/>
-                <w:lang w:val="vi-VN"/>
-              </w:rPr>
-            </w:pPr>
-          </w:p>
-        </w:tc>
-        <w:tc>
-          <w:tcPr>
-            <w:tcW w:w="963" w:type="pct"/>
-          </w:tcPr>
-          <w:p>
-            <w:pPr>
-              <w:spacing w:before="120" w:after="120"/>
-              <w:jc w:val="both"/>
-              <w:rPr>
-                <w:sz w:val="26"/>
-                <w:szCs w:val="26"/>
-              </w:rPr>
-            </w:pPr>
-          </w:p>
-        </w:tc>
-      </w:tr>
-    </w:tbl>
     <w:p>
       <w:pPr>
         <w:numPr>
@@ -2667,7 +1185,6 @@
           <w:szCs w:val="26"/>
           <w:u w:val="single"/>
         </w:rPr>
-        <w:lastRenderedPageBreak/>
         <w:t>Thảo</w:t>
       </w:r>
       <w:r>
@@ -6895,6 +5412,7 @@
           <w:sz w:val="26"/>
           <w:szCs w:val="26"/>
         </w:rPr>
+        <w:lastRenderedPageBreak/>
         <w:t>Buổi</w:t>
       </w:r>
       <w:r>
@@ -10876,9 +9394,9 @@
       <w:lvlJc w:val="left"/>
       <w:pPr>
         <w:tabs>
-          <w:tab w:val="num" w:pos="567"/>
-        </w:tabs>
-        <w:ind w:left="284" w:hanging="284"/>
+          <w:tab w:val="num" w:pos="3119"/>
+        </w:tabs>
+        <w:ind w:left="2836" w:hanging="284"/>
       </w:pPr>
       <w:rPr>
         <w:rFonts w:hint="default"/>
@@ -13535,89 +12053,6 @@
 </file>
 
 <file path=customXml/item2.xml><?xml version="1.0" encoding="utf-8"?>
-<b:Sources xmlns:b="http://schemas.openxmlformats.org/officeDocument/2006/bibliography" xmlns="http://schemas.openxmlformats.org/officeDocument/2006/bibliography" SelectedStyle="\APA.XSL" StyleName="APA"/>
-</file>
-
-<file path=customXml/item3.xml><?xml version="1.0" encoding="utf-8"?>
-<MrLinh xmlns="tranphuclinh">
-  <PhobienPATC>
-    <Ngay_PATC>29 tháng 4 năm 2026</Ngay_PATC>
-    <GioPATC>09</GioPATC>
-    <ND_CViec> Thí nghiệm MBA TD41 TBA 220kV Phan Rí sau khi bổ sung dầu</ND_CViec>
-    <Diadiem>Ngăn MC 582 TBA 500kV Vĩnh Tân</Diadiem>
-    <CHTT>Trần Văn Hoàng</CHTT>
-    <DVCT>Nguyễn Hữu Kính
-Hoàng Trần Quản Trọng
-Trần Văn Hoàng
-Kim Văn Quỳnh
-Hồ Văn Huy
-Lê Hữu Anh
-Trần Phúc Linh
-Tạ Quốc Đạt
-Nguyễn Xuân Khánh
-Đoàn Hoàng Quang Định</DVCT>
-    <Thuky>Trần Phúc Linh</Thuky>
-    <Ngay_BBHT>03/4/2026</Ngay_BBHT>
-    <GioBBHT>06</GioBBHT>
-    <HangMuc>Hạng mục 9</HangMuc>
-    <HangMuc>Hạng mục 10</HangMuc>
-  </PhobienPATC>
-  <DanhMuc>
-    <TenDanhMuc>Danh mục 2</TenDanhMuc>
-    <HangMuc>Hạng mục 1</HangMuc>
-    <HangMuc>Hạng mục 2</HangMuc>
-    <HangMuc>Hạng mục 3</HangMuc>
-    <HangMuc>Hạng mục 4</HangMuc>
-    <HangMuc>Hạng mục 5</HangMuc>
-    <HangMuc>Hạng mục 6</HangMuc>
-    <HangMuc>Hạng mục 7</HangMuc>
-    <HangMuc>Hạng mục 8</HangMuc>
-    <HangMuc>Hạng mục 9</HangMuc>
-    <HangMuc>Hạng mục 10</HangMuc>
-  </DanhMuc>
-  <DanhMuc>
-    <TenDanhMuc>Danh mục 3</TenDanhMuc>
-    <HangMuc>Hạng mục 1</HangMuc>
-    <HangMuc>Hạng mục 2</HangMuc>
-    <HangMuc>Hạng mục 3</HangMuc>
-    <HangMuc>Hạng mục 4</HangMuc>
-    <HangMuc>Hạng mục 5</HangMuc>
-    <HangMuc>Hạng mục 6</HangMuc>
-    <HangMuc>Hạng mục 7</HangMuc>
-    <HangMuc>Hạng mục 8</HangMuc>
-    <HangMuc>Hạng mục 9</HangMuc>
-    <HangMuc>Hạng mục 10</HangMuc>
-  </DanhMuc>
-  <DanhMuc>
-    <TenDanhMuc>Danh mục 4</TenDanhMuc>
-    <HangMuc>Hạng mục 1</HangMuc>
-    <HangMuc>Hạng mục 2</HangMuc>
-    <HangMuc>Hạng mục 3</HangMuc>
-    <HangMuc>Hạng mục 4</HangMuc>
-    <HangMuc>Hạng mục 5</HangMuc>
-    <HangMuc>Hạng mục 6</HangMuc>
-    <HangMuc>Hạng mục 7</HangMuc>
-    <HangMuc>Hạng mục 8</HangMuc>
-    <HangMuc>Hạng mục 9</HangMuc>
-    <HangMuc>Hạng mục 10</HangMuc>
-  </DanhMuc>
-  <DanhMuc>
-    <TenDanhMuc>Danh mục 5</TenDanhMuc>
-    <HangMuc>Hạng mục 1</HangMuc>
-    <HangMuc>Hạng mục 2</HangMuc>
-    <HangMuc>Hạng mục 3</HangMuc>
-    <HangMuc>Hạng mục 4</HangMuc>
-    <HangMuc>Hạng mục 5</HangMuc>
-    <HangMuc>Hạng mục 6</HangMuc>
-    <HangMuc>Hạng mục 7</HangMuc>
-    <HangMuc>Hạng mục 8</HangMuc>
-    <HangMuc>Hạng mục 9</HangMuc>
-    <HangMuc>Hạng mục 10</HangMuc>
-  </DanhMuc>
-</MrLinh>
-</file>
-
-<file path=customXml/item4.xml><?xml version="1.0" encoding="utf-8"?>
 <ct:contentTypeSchema xmlns:ct="http://schemas.microsoft.com/office/2006/metadata/contentType" xmlns:ma="http://schemas.microsoft.com/office/2006/metadata/properties/metaAttributes" ct:_="" ma:_="" ma:contentTypeName="Tài liệu" ma:contentTypeID="0x0101003D6A26BEA43AD54C99CF6CFFD0AB935F" ma:contentTypeVersion="17" ma:contentTypeDescription="Tạo tài liệu mới." ma:contentTypeScope="" ma:versionID="af904db980aeeeb0c820978c361938b4">
   <xsd:schema xmlns:xsd="http://www.w3.org/2001/XMLSchema" xmlns:xs="http://www.w3.org/2001/XMLSchema" xmlns:p="http://schemas.microsoft.com/office/2006/metadata/properties" xmlns:ns3="f4a5a11c-7819-4824-9e21-1c6a953b54fb" xmlns:ns4="2cd0ddd0-898b-46ea-a782-d5498b2a516c" targetNamespace="http://schemas.microsoft.com/office/2006/metadata/properties" ma:root="true" ma:fieldsID="2a2c0ab740631f726e6fe3bbdb2b4cd3" ns3:_="" ns4:_="">
     <xsd:import namespace="f4a5a11c-7819-4824-9e21-1c6a953b54fb"/>
@@ -13862,21 +12297,104 @@
 </ct:contentTypeSchema>
 </file>
 
+<file path=customXml/item3.xml><?xml version="1.0" encoding="utf-8"?>
+<MrLinh xmlns="tranphuclinh">
+  <PhobienPATC>
+    <Ngay_PATC>29 tháng 4 năm 2026</Ngay_PATC>
+    <GioPATC>09</GioPATC>
+    <ND_CViec> Thí nghiệm MBA TD41 TBA 220kV Phan Rí sau khi bổ sung dầu</ND_CViec>
+    <Diadiem>Ngăn MC 582 TBA 500kV Vĩnh Tân</Diadiem>
+    <CHTT>Trần Văn Hoàng</CHTT>
+    <DVCT>Nguyễn Hữu Kính
+Hoàng Trần Quản Trọng
+Trần Văn Hoàng
+Kim Văn Quỳnh
+Hồ Văn Huy
+Lê Hữu Anh
+Trần Phúc Linh
+Tạ Quốc Đạt
+Nguyễn Xuân Khánh
+Đoàn Hoàng Quang Định</DVCT>
+    <Thuky>Trần Phúc Linh</Thuky>
+    <Ngay_BBHT>03/4/2026</Ngay_BBHT>
+    <GioBBHT>06</GioBBHT>
+    <HangMuc>Hạng mục 9</HangMuc>
+    <HangMuc>Hạng mục 10</HangMuc>
+  </PhobienPATC>
+  <DanhMuc>
+    <TenDanhMuc>Danh mục 2</TenDanhMuc>
+    <HangMuc>Hạng mục 1</HangMuc>
+    <HangMuc>Hạng mục 2</HangMuc>
+    <HangMuc>Hạng mục 3</HangMuc>
+    <HangMuc>Hạng mục 4</HangMuc>
+    <HangMuc>Hạng mục 5</HangMuc>
+    <HangMuc>Hạng mục 6</HangMuc>
+    <HangMuc>Hạng mục 7</HangMuc>
+    <HangMuc>Hạng mục 8</HangMuc>
+    <HangMuc>Hạng mục 9</HangMuc>
+    <HangMuc>Hạng mục 10</HangMuc>
+  </DanhMuc>
+  <DanhMuc>
+    <TenDanhMuc>Danh mục 3</TenDanhMuc>
+    <HangMuc>Hạng mục 1</HangMuc>
+    <HangMuc>Hạng mục 2</HangMuc>
+    <HangMuc>Hạng mục 3</HangMuc>
+    <HangMuc>Hạng mục 4</HangMuc>
+    <HangMuc>Hạng mục 5</HangMuc>
+    <HangMuc>Hạng mục 6</HangMuc>
+    <HangMuc>Hạng mục 7</HangMuc>
+    <HangMuc>Hạng mục 8</HangMuc>
+    <HangMuc>Hạng mục 9</HangMuc>
+    <HangMuc>Hạng mục 10</HangMuc>
+  </DanhMuc>
+  <DanhMuc>
+    <TenDanhMuc>Danh mục 4</TenDanhMuc>
+    <HangMuc>Hạng mục 1</HangMuc>
+    <HangMuc>Hạng mục 2</HangMuc>
+    <HangMuc>Hạng mục 3</HangMuc>
+    <HangMuc>Hạng mục 4</HangMuc>
+    <HangMuc>Hạng mục 5</HangMuc>
+    <HangMuc>Hạng mục 6</HangMuc>
+    <HangMuc>Hạng mục 7</HangMuc>
+    <HangMuc>Hạng mục 8</HangMuc>
+    <HangMuc>Hạng mục 9</HangMuc>
+    <HangMuc>Hạng mục 10</HangMuc>
+  </DanhMuc>
+  <DanhMuc>
+    <TenDanhMuc>Danh mục 5</TenDanhMuc>
+    <HangMuc>Hạng mục 1</HangMuc>
+    <HangMuc>Hạng mục 2</HangMuc>
+    <HangMuc>Hạng mục 3</HangMuc>
+    <HangMuc>Hạng mục 4</HangMuc>
+    <HangMuc>Hạng mục 5</HangMuc>
+    <HangMuc>Hạng mục 6</HangMuc>
+    <HangMuc>Hạng mục 7</HangMuc>
+    <HangMuc>Hạng mục 8</HangMuc>
+    <HangMuc>Hạng mục 9</HangMuc>
+    <HangMuc>Hạng mục 10</HangMuc>
+  </DanhMuc>
+</MrLinh>
+</file>
+
+<file path=customXml/item4.xml><?xml version="1.0" encoding="utf-8"?>
+<b:Sources xmlns:b="http://schemas.openxmlformats.org/officeDocument/2006/bibliography" xmlns="http://schemas.openxmlformats.org/officeDocument/2006/bibliography" SelectedStyle="\APA.XSL" StyleName="APA"/>
+</file>
+
 <file path=customXml/item5.xml><?xml version="1.0" encoding="utf-8"?>
+<p:properties xmlns:p="http://schemas.microsoft.com/office/2006/metadata/properties" xmlns:xsi="http://www.w3.org/2001/XMLSchema-instance" xmlns:pc="http://schemas.microsoft.com/office/infopath/2007/PartnerControls">
+  <documentManagement>
+    <_activity xmlns="f4a5a11c-7819-4824-9e21-1c6a953b54fb" xsi:nil="true"/>
+  </documentManagement>
+</p:properties>
+</file>
+
+<file path=customXml/item6.xml><?xml version="1.0" encoding="utf-8"?>
 <?mso-contentType ?>
 <FormTemplates xmlns="http://schemas.microsoft.com/sharepoint/v3/contenttype/forms">
   <Display>DocumentLibraryForm</Display>
   <Edit>DocumentLibraryForm</Edit>
   <New>DocumentLibraryForm</New>
 </FormTemplates>
-</file>
-
-<file path=customXml/item6.xml><?xml version="1.0" encoding="utf-8"?>
-<p:properties xmlns:p="http://schemas.microsoft.com/office/2006/metadata/properties" xmlns:xsi="http://www.w3.org/2001/XMLSchema-instance" xmlns:pc="http://schemas.microsoft.com/office/infopath/2007/PartnerControls">
-  <documentManagement>
-    <_activity xmlns="f4a5a11c-7819-4824-9e21-1c6a953b54fb" xsi:nil="true"/>
-  </documentManagement>
-</p:properties>
 </file>
 
 <file path=customXml/itemProps1.xml><?xml version="1.0" encoding="utf-8"?>
@@ -13888,22 +12406,6 @@
 </file>
 
 <file path=customXml/itemProps2.xml><?xml version="1.0" encoding="utf-8"?>
-<ds:datastoreItem xmlns:ds="http://schemas.openxmlformats.org/officeDocument/2006/customXml" ds:itemID="{2FBA5D8E-CB78-4A1C-BFBE-D410B0A0401B}">
-  <ds:schemaRefs>
-    <ds:schemaRef ds:uri="http://schemas.openxmlformats.org/officeDocument/2006/bibliography"/>
-  </ds:schemaRefs>
-</ds:datastoreItem>
-</file>
-
-<file path=customXml/itemProps3.xml><?xml version="1.0" encoding="utf-8"?>
-<ds:datastoreItem xmlns:ds="http://schemas.openxmlformats.org/officeDocument/2006/customXml" ds:itemID="{9D7C7E3C-431E-4096-A5D6-821764FB404C}">
-  <ds:schemaRefs>
-    <ds:schemaRef ds:uri="tranphuclinh"/>
-  </ds:schemaRefs>
-</ds:datastoreItem>
-</file>
-
-<file path=customXml/itemProps4.xml><?xml version="1.0" encoding="utf-8"?>
 <ds:datastoreItem xmlns:ds="http://schemas.openxmlformats.org/officeDocument/2006/customXml" ds:itemID="{2E5F3AD3-925F-45A8-802D-F3FA608239E5}">
   <ds:schemaRefs>
     <ds:schemaRef ds:uri="http://schemas.microsoft.com/office/2006/metadata/contentType"/>
@@ -13922,15 +12424,23 @@
 </ds:datastoreItem>
 </file>
 
-<file path=customXml/itemProps5.xml><?xml version="1.0" encoding="utf-8"?>
-<ds:datastoreItem xmlns:ds="http://schemas.openxmlformats.org/officeDocument/2006/customXml" ds:itemID="{533C5E75-3032-4E84-BB28-0F21C8ACB6A2}">
+<file path=customXml/itemProps3.xml><?xml version="1.0" encoding="utf-8"?>
+<ds:datastoreItem xmlns:ds="http://schemas.openxmlformats.org/officeDocument/2006/customXml" ds:itemID="{9D7C7E3C-431E-4096-A5D6-821764FB404C}">
   <ds:schemaRefs>
-    <ds:schemaRef ds:uri="http://schemas.microsoft.com/sharepoint/v3/contenttype/forms"/>
+    <ds:schemaRef ds:uri="tranphuclinh"/>
   </ds:schemaRefs>
 </ds:datastoreItem>
 </file>
 
-<file path=customXml/itemProps6.xml><?xml version="1.0" encoding="utf-8"?>
+<file path=customXml/itemProps4.xml><?xml version="1.0" encoding="utf-8"?>
+<ds:datastoreItem xmlns:ds="http://schemas.openxmlformats.org/officeDocument/2006/customXml" ds:itemID="{2FBA5D8E-CB78-4A1C-BFBE-D410B0A0401B}">
+  <ds:schemaRefs>
+    <ds:schemaRef ds:uri="http://schemas.openxmlformats.org/officeDocument/2006/bibliography"/>
+  </ds:schemaRefs>
+</ds:datastoreItem>
+</file>
+
+<file path=customXml/itemProps5.xml><?xml version="1.0" encoding="utf-8"?>
 <ds:datastoreItem xmlns:ds="http://schemas.openxmlformats.org/officeDocument/2006/customXml" ds:itemID="{75F95D7B-77FE-4EBD-BB81-BE9EFEC843E0}">
   <ds:schemaRefs>
     <ds:schemaRef ds:uri="http://schemas.microsoft.com/office/2006/metadata/properties"/>
@@ -13938,4 +12448,12 @@
     <ds:schemaRef ds:uri="f4a5a11c-7819-4824-9e21-1c6a953b54fb"/>
   </ds:schemaRefs>
 </ds:datastoreItem>
+</file>
+
+<file path=customXml/itemProps6.xml><?xml version="1.0" encoding="utf-8"?>
+<ds:datastoreItem xmlns:ds="http://schemas.openxmlformats.org/officeDocument/2006/customXml" ds:itemID="{533C5E75-3032-4E84-BB28-0F21C8ACB6A2}">
+  <ds:schemaRefs>
+    <ds:schemaRef ds:uri="http://schemas.microsoft.com/sharepoint/v3/contenttype/forms"/>
+  </ds:schemaRefs>
+</ds:datastoreItem>
 </file>
--- a/template_bb1.docx
+++ b/template_bb1.docx
@@ -5,13 +5,15 @@
   <w:body>
     <w:p>
       <w:pPr>
+        <w:tabs>
+          <w:tab w:val="num" w:pos="784"/>
+        </w:tabs>
         <w:ind w:firstLine="851"/>
         <w:jc w:val="both"/>
         <w:rPr>
-          <w:color w:val="000000" w:themeColor="text1"/>
+          <w:b/>
           <w:sz w:val="26"/>
           <w:szCs w:val="26"/>
-          <w:lang w:val="vi-VN"/>
         </w:rPr>
       </w:pPr>
       <w:r>
@@ -21,5744 +23,6 @@
         </w:rPr>
         <w:t>{noi_dung_cong_tac}</w:t>
       </w:r>
-      <w:r>
-        <w:rPr>
-          <w:color w:val="000000" w:themeColor="text1"/>
-          <w:sz w:val="26"/>
-          <w:szCs w:val="26"/>
-          <w:lang w:val="vi-VN"/>
-        </w:rPr>
-        <w:t>.</w:t>
-      </w:r>
-    </w:p>
-    <w:p>
-      <w:pPr>
-        <w:numPr>
-          <w:ilvl w:val="0"/>
-          <w:numId w:val="3"/>
-        </w:numPr>
-        <w:tabs>
-          <w:tab w:val="num" w:pos="784"/>
-        </w:tabs>
-        <w:spacing w:before="120" w:after="120"/>
-        <w:ind w:left="0" w:firstLine="0"/>
-        <w:rPr>
-          <w:sz w:val="26"/>
-          <w:szCs w:val="26"/>
-        </w:rPr>
-      </w:pPr>
-      <w:r>
-        <w:rPr>
-          <w:b/>
-          <w:bCs/>
-          <w:sz w:val="26"/>
-          <w:szCs w:val="26"/>
-          <w:u w:val="single"/>
-        </w:rPr>
-        <w:t>Thời gian:</w:t>
-      </w:r>
-      <w:r>
-        <w:rPr>
-          <w:b/>
-          <w:bCs/>
-          <w:sz w:val="26"/>
-          <w:szCs w:val="26"/>
-        </w:rPr>
-        <w:t xml:space="preserve"> </w:t>
-      </w:r>
-      <w:r>
-        <w:rPr>
-          <w:sz w:val="26"/>
-          <w:szCs w:val="26"/>
-        </w:rPr>
-        <w:t>Lúc</w:t>
-      </w:r>
-      <w:r>
-        <w:rPr>
-          <w:sz w:val="26"/>
-          <w:szCs w:val="26"/>
-        </w:rPr>
-        <w:t xml:space="preserve"> </w:t>
-      </w:r>
-      <w:r>
-        <w:rPr>
-          <w:sz w:val="26"/>
-          <w:szCs w:val="26"/>
-        </w:rPr>
-        <w:t>{thoi_gian_bat_dau}</w:t>
-      </w:r>
-    </w:p>
-    <w:p>
-      <w:pPr>
-        <w:numPr>
-          <w:ilvl w:val="0"/>
-          <w:numId w:val="3"/>
-        </w:numPr>
-        <w:tabs>
-          <w:tab w:val="num" w:pos="784"/>
-        </w:tabs>
-        <w:spacing w:before="120" w:after="120"/>
-        <w:ind w:left="0" w:firstLine="0"/>
-        <w:rPr>
-          <w:sz w:val="26"/>
-          <w:szCs w:val="26"/>
-        </w:rPr>
-      </w:pPr>
-      <w:r>
-        <w:rPr>
-          <w:b/>
-          <w:sz w:val="26"/>
-          <w:szCs w:val="26"/>
-          <w:u w:val="single"/>
-        </w:rPr>
-        <w:t>Địa điểm:</w:t>
-      </w:r>
-      <w:r>
-        <w:rPr>
-          <w:b/>
-          <w:sz w:val="26"/>
-          <w:szCs w:val="26"/>
-        </w:rPr>
-        <w:t xml:space="preserve"> </w:t>
-      </w:r>
-      <w:r>
-        <w:rPr>
-          <w:sz w:val="26"/>
-          <w:szCs w:val="26"/>
-        </w:rPr>
-        <w:t xml:space="preserve">Tại văn phòng Tổ thí nghiệm điện Lâm </w:t>
-      </w:r>
-      <w:r>
-        <w:rPr>
-          <w:sz w:val="26"/>
-          <w:szCs w:val="26"/>
-        </w:rPr>
-        <w:t>Đồng</w:t>
-      </w:r>
-      <w:r>
-        <w:rPr>
-          <w:sz w:val="26"/>
-          <w:szCs w:val="26"/>
-          <w:lang w:val="vi-VN"/>
-        </w:rPr>
-        <w:t>.</w:t>
-      </w:r>
-    </w:p>
-    <w:p>
-      <w:pPr>
-        <w:numPr>
-          <w:ilvl w:val="0"/>
-          <w:numId w:val="3"/>
-        </w:numPr>
-        <w:tabs>
-          <w:tab w:val="num" w:pos="784"/>
-        </w:tabs>
-        <w:spacing w:before="120" w:after="120"/>
-        <w:ind w:left="0" w:firstLine="0"/>
-        <w:rPr>
-          <w:sz w:val="26"/>
-          <w:szCs w:val="26"/>
-        </w:rPr>
-      </w:pPr>
-      <w:r>
-        <w:rPr>
-          <w:b/>
-          <w:sz w:val="26"/>
-          <w:szCs w:val="26"/>
-          <w:u w:val="single"/>
-        </w:rPr>
-        <w:t>Thành phần:</w:t>
-      </w:r>
-      <w:r>
-        <w:rPr>
-          <w:b/>
-          <w:sz w:val="26"/>
-          <w:szCs w:val="26"/>
-          <w:u w:val="single"/>
-          <w:lang w:val="vi-VN"/>
-        </w:rPr>
-        <w:tab/>
-      </w:r>
-      <w:r>
-        <w:rPr>
-          <w:b/>
-          <w:sz w:val="26"/>
-          <w:szCs w:val="26"/>
-          <w:u w:val="single"/>
-          <w:lang w:val="vi-VN"/>
-        </w:rPr>
-        <w:tab/>
-      </w:r>
-    </w:p>
-    <w:p>
-      <w:pPr>
-        <w:numPr>
-          <w:ilvl w:val="1"/>
-          <w:numId w:val="3"/>
-        </w:numPr>
-        <w:tabs>
-          <w:tab w:val="clear" w:pos="567"/>
-          <w:tab w:val="left" w:pos="784"/>
-          <w:tab w:val="left" w:pos="4536"/>
-        </w:tabs>
-        <w:spacing w:before="120"/>
-        <w:ind w:left="0" w:firstLine="0"/>
-        <w:jc w:val="both"/>
-        <w:rPr>
-          <w:color w:val="000000" w:themeColor="text1"/>
-          <w:sz w:val="26"/>
-          <w:szCs w:val="26"/>
-        </w:rPr>
-      </w:pPr>
-      <w:r>
-        <w:rPr>
-          <w:color w:val="000000" w:themeColor="text1"/>
-          <w:sz w:val="26"/>
-          <w:szCs w:val="26"/>
-        </w:rPr>
-        <w:t>Ông:</w:t>
-      </w:r>
-      <w:r>
-        <w:rPr>
-          <w:color w:val="000000" w:themeColor="text1"/>
-          <w:sz w:val="26"/>
-          <w:szCs w:val="26"/>
-        </w:rPr>
-        <w:t xml:space="preserve"> </w:t>
-      </w:r>
-      <w:r>
-        <w:rPr>
-          <w:color w:val="000000" w:themeColor="text1"/>
-          <w:sz w:val="26"/>
-          <w:szCs w:val="26"/>
-        </w:rPr>
-        <w:t>{nguoi_chu_tri}</w:t>
-      </w:r>
-      <w:r>
-        <w:rPr>
-          <w:color w:val="000000" w:themeColor="text1"/>
-          <w:sz w:val="26"/>
-          <w:szCs w:val="26"/>
-          <w:lang w:val="vi-VN"/>
-        </w:rPr>
-        <w:tab/>
-      </w:r>
-      <w:r>
-        <w:rPr>
-          <w:color w:val="000000" w:themeColor="text1"/>
-          <w:sz w:val="26"/>
-          <w:szCs w:val="26"/>
-        </w:rPr>
-        <w:t>- Chỉ huy</w:t>
-      </w:r>
-      <w:r>
-        <w:rPr>
-          <w:color w:val="000000" w:themeColor="text1"/>
-          <w:sz w:val="26"/>
-          <w:szCs w:val="26"/>
-          <w:lang w:val="vi-VN"/>
-        </w:rPr>
-        <w:tab/>
-      </w:r>
-      <w:r>
-        <w:rPr>
-          <w:color w:val="000000" w:themeColor="text1"/>
-          <w:sz w:val="26"/>
-          <w:szCs w:val="26"/>
-          <w:lang w:val="vi-VN"/>
-        </w:rPr>
-        <w:tab/>
-      </w:r>
-      <w:r>
-        <w:rPr>
-          <w:color w:val="000000" w:themeColor="text1"/>
-          <w:sz w:val="26"/>
-          <w:szCs w:val="26"/>
-        </w:rPr>
-        <w:t xml:space="preserve"> trực tiếp đơn vị công tác.</w:t>
-      </w:r>
-    </w:p>
-    <w:p>
-      <w:pPr>
-        <w:numPr>
-          <w:ilvl w:val="1"/>
-          <w:numId w:val="3"/>
-        </w:numPr>
-        <w:tabs>
-          <w:tab w:val="clear" w:pos="567"/>
-          <w:tab w:val="left" w:pos="784"/>
-        </w:tabs>
-        <w:spacing w:before="120"/>
-        <w:ind w:left="0" w:firstLine="0"/>
-        <w:jc w:val="both"/>
-        <w:rPr>
-          <w:sz w:val="26"/>
-          <w:szCs w:val="26"/>
-        </w:rPr>
-      </w:pPr>
-      <w:r>
-        <w:rPr>
-          <w:sz w:val="26"/>
-          <w:szCs w:val="26"/>
-        </w:rPr>
-        <w:t xml:space="preserve">Và các ông </w:t>
-      </w:r>
-    </w:p>
-    <w:p>
-      <w:pPr>
-        <w:numPr>
-          <w:ilvl w:val="0"/>
-          <w:numId w:val="3"/>
-        </w:numPr>
-        <w:spacing w:before="120" w:after="120"/>
-        <w:ind w:left="0" w:firstLine="0"/>
-        <w:rPr>
-          <w:b/>
-          <w:sz w:val="26"/>
-          <w:szCs w:val="26"/>
-        </w:rPr>
-      </w:pPr>
-      <w:r>
-        <w:rPr>
-          <w:b/>
-          <w:sz w:val="26"/>
-          <w:szCs w:val="26"/>
-          <w:u w:val="single"/>
-        </w:rPr>
-        <w:t xml:space="preserve">Nội </w:t>
-      </w:r>
-      <w:r>
-        <w:rPr>
-          <w:b/>
-          <w:sz w:val="26"/>
-          <w:szCs w:val="26"/>
-          <w:u w:val="single"/>
-        </w:rPr>
-        <w:t>dun</w:t>
-      </w:r>
-      <w:r>
-        <w:rPr>
-          <w:b/>
-          <w:sz w:val="26"/>
-          <w:szCs w:val="26"/>
-          <w:u w:val="single"/>
-        </w:rPr>
-        <w:t>g:</w:t>
-      </w:r>
-    </w:p>
-    <w:p>
-      <w:pPr>
-        <w:ind w:firstLine="567"/>
-        <w:jc w:val="both"/>
-        <w:rPr>
-          <w:sz w:val="26"/>
-        </w:rPr>
-      </w:pPr>
-      <w:r>
-        <w:rPr>
-          <w:sz w:val="26"/>
-          <w:szCs w:val="26"/>
-        </w:rPr>
-        <w:t>Chỉ huy trực tiếp đơn vị công tác thông qua phương án</w:t>
-      </w:r>
-      <w:r>
-        <w:rPr>
-          <w:sz w:val="26"/>
-          <w:szCs w:val="26"/>
-        </w:rPr>
-        <w:t xml:space="preserve"> {noi_dung_cong_tac}</w:t>
-      </w:r>
-      <w:r>
-        <w:rPr>
-          <w:sz w:val="26"/>
-          <w:szCs w:val="26"/>
-        </w:rPr>
-        <w:t>.</w:t>
-      </w:r>
-    </w:p>
-    <w:p>
-      <w:pPr>
-        <w:pStyle w:val="ListParagraph"/>
-        <w:numPr>
-          <w:ilvl w:val="0"/>
-          <w:numId w:val="10"/>
-        </w:numPr>
-        <w:tabs>
-          <w:tab w:val="clear" w:pos="927"/>
-          <w:tab w:val="left" w:pos="567"/>
-        </w:tabs>
-        <w:suppressAutoHyphens w:val="0"/>
-        <w:spacing w:before="120" w:after="60" w:line="259" w:lineRule="auto"/>
-        <w:ind w:left="0" w:firstLine="0"/>
-        <w:contextualSpacing w:val="0"/>
-        <w:jc w:val="both"/>
-        <w:rPr>
-          <w:sz w:val="26"/>
-        </w:rPr>
-      </w:pPr>
-      <w:r>
-        <w:rPr>
-          <w:sz w:val="26"/>
-          <w:szCs w:val="26"/>
-        </w:rPr>
-        <w:t xml:space="preserve">Các </w:t>
-      </w:r>
-      <w:r>
-        <w:rPr>
-          <w:sz w:val="26"/>
-        </w:rPr>
-        <w:t>phương pháp thi công khác (nếu có);</w:t>
-      </w:r>
-    </w:p>
-    <w:p>
-      <w:pPr>
-        <w:pStyle w:val="ListParagraph"/>
-        <w:numPr>
-          <w:ilvl w:val="0"/>
-          <w:numId w:val="10"/>
-        </w:numPr>
-        <w:tabs>
-          <w:tab w:val="clear" w:pos="927"/>
-          <w:tab w:val="left" w:pos="567"/>
-        </w:tabs>
-        <w:suppressAutoHyphens w:val="0"/>
-        <w:spacing w:before="120" w:after="60" w:line="259" w:lineRule="auto"/>
-        <w:ind w:left="0" w:firstLine="0"/>
-        <w:contextualSpacing w:val="0"/>
-        <w:jc w:val="both"/>
-        <w:rPr>
-          <w:sz w:val="26"/>
-        </w:rPr>
-      </w:pPr>
-      <w:r>
-        <w:rPr>
-          <w:sz w:val="26"/>
-        </w:rPr>
-        <w:t>Phương án phòng chống lây lan dịc</w:t>
-      </w:r>
-      <w:r>
-        <w:rPr>
-          <w:sz w:val="26"/>
-        </w:rPr>
-        <w:t>h</w:t>
-      </w:r>
-      <w:r>
-        <w:rPr>
-          <w:sz w:val="26"/>
-        </w:rPr>
-        <w:t xml:space="preserve"> </w:t>
-      </w:r>
-      <w:r>
-        <w:rPr>
-          <w:sz w:val="26"/>
-        </w:rPr>
-        <w:t>bệnh</w:t>
-      </w:r>
-      <w:r>
-        <w:rPr>
-          <w:sz w:val="26"/>
-        </w:rPr>
-        <w:t xml:space="preserve"> </w:t>
-      </w:r>
-      <w:r>
-        <w:rPr>
-          <w:sz w:val="26"/>
-        </w:rPr>
-        <w:t>liên</w:t>
-      </w:r>
-      <w:r>
-        <w:rPr>
-          <w:sz w:val="26"/>
-        </w:rPr>
-        <w:t xml:space="preserve"> </w:t>
-      </w:r>
-      <w:r>
-        <w:rPr>
-          <w:sz w:val="26"/>
-        </w:rPr>
-        <w:t>quan;</w:t>
-      </w:r>
-      <w:r>
-        <w:t xml:space="preserve"> </w:t>
-      </w:r>
-    </w:p>
-    <w:p>
-      <w:pPr>
-        <w:pStyle w:val="ListParagraph"/>
-        <w:numPr>
-          <w:ilvl w:val="0"/>
-          <w:numId w:val="10"/>
-        </w:numPr>
-        <w:tabs>
-          <w:tab w:val="clear" w:pos="927"/>
-          <w:tab w:val="left" w:pos="567"/>
-        </w:tabs>
-        <w:suppressAutoHyphens w:val="0"/>
-        <w:spacing w:before="120" w:after="60" w:line="259" w:lineRule="auto"/>
-        <w:ind w:left="0" w:firstLine="0"/>
-        <w:contextualSpacing w:val="0"/>
-        <w:jc w:val="both"/>
-        <w:rPr>
-          <w:sz w:val="26"/>
-          <w:szCs w:val="26"/>
-        </w:rPr>
-      </w:pPr>
-      <w:r>
-        <w:rPr>
-          <w:sz w:val="26"/>
-        </w:rPr>
-        <w:t>Thời</w:t>
-      </w:r>
-      <w:r>
-        <w:rPr>
-          <w:sz w:val="26"/>
-        </w:rPr>
-        <w:t xml:space="preserve"> </w:t>
-      </w:r>
-      <w:r>
-        <w:rPr>
-          <w:sz w:val="26"/>
-        </w:rPr>
-        <w:t>gian</w:t>
-      </w:r>
-      <w:r>
-        <w:rPr>
-          <w:sz w:val="26"/>
-        </w:rPr>
-        <w:t xml:space="preserve"> </w:t>
-      </w:r>
-      <w:r>
-        <w:rPr>
-          <w:sz w:val="26"/>
-        </w:rPr>
-        <w:t>cắt</w:t>
-      </w:r>
-      <w:r>
-        <w:rPr>
-          <w:sz w:val="26"/>
-          <w:szCs w:val="26"/>
-        </w:rPr>
-        <w:t xml:space="preserve"> </w:t>
-      </w:r>
-      <w:r>
-        <w:rPr>
-          <w:sz w:val="26"/>
-          <w:szCs w:val="26"/>
-        </w:rPr>
-        <w:t>điện:</w:t>
-      </w:r>
-      <w:r>
-        <w:rPr>
-          <w:sz w:val="26"/>
-          <w:szCs w:val="26"/>
-        </w:rPr>
-        <w:t xml:space="preserve"> </w:t>
-      </w:r>
-      <w:r>
-        <w:rPr>
-          <w:sz w:val="26"/>
-          <w:szCs w:val="26"/>
-        </w:rPr>
-        <w:t>Theo</w:t>
-      </w:r>
-      <w:r>
-        <w:rPr>
-          <w:sz w:val="26"/>
-          <w:szCs w:val="26"/>
-        </w:rPr>
-        <w:t xml:space="preserve"> </w:t>
-      </w:r>
-      <w:r>
-        <w:rPr>
-          <w:sz w:val="26"/>
-          <w:szCs w:val="26"/>
-        </w:rPr>
-        <w:t>lịch</w:t>
-      </w:r>
-      <w:r>
-        <w:rPr>
-          <w:sz w:val="26"/>
-          <w:szCs w:val="26"/>
-        </w:rPr>
-        <w:t xml:space="preserve"> </w:t>
-      </w:r>
-      <w:r>
-        <w:rPr>
-          <w:sz w:val="26"/>
-          <w:szCs w:val="26"/>
-        </w:rPr>
-        <w:t>cắt</w:t>
-      </w:r>
-      <w:r>
-        <w:rPr>
-          <w:sz w:val="26"/>
-          <w:szCs w:val="26"/>
-        </w:rPr>
-        <w:t xml:space="preserve"> </w:t>
-      </w:r>
-      <w:r>
-        <w:rPr>
-          <w:sz w:val="26"/>
-          <w:szCs w:val="26"/>
-        </w:rPr>
-        <w:t>điện</w:t>
-      </w:r>
-      <w:r>
-        <w:rPr>
-          <w:sz w:val="26"/>
-          <w:szCs w:val="26"/>
-        </w:rPr>
-        <w:t xml:space="preserve"> </w:t>
-      </w:r>
-      <w:r>
-        <w:rPr>
-          <w:sz w:val="26"/>
-          <w:szCs w:val="26"/>
-        </w:rPr>
-        <w:t>của</w:t>
-      </w:r>
-      <w:r>
-        <w:rPr>
-          <w:sz w:val="26"/>
-          <w:szCs w:val="26"/>
-        </w:rPr>
-        <w:t xml:space="preserve"> </w:t>
-      </w:r>
-      <w:r>
-        <w:rPr>
-          <w:sz w:val="26"/>
-          <w:szCs w:val="26"/>
-        </w:rPr>
-        <w:t>Công</w:t>
-      </w:r>
-      <w:r>
-        <w:rPr>
-          <w:sz w:val="26"/>
-          <w:szCs w:val="26"/>
-        </w:rPr>
-        <w:t xml:space="preserve"> </w:t>
-      </w:r>
-      <w:r>
-        <w:rPr>
-          <w:sz w:val="26"/>
-          <w:szCs w:val="26"/>
-        </w:rPr>
-        <w:t>ty</w:t>
-      </w:r>
-      <w:r>
-        <w:rPr>
-          <w:sz w:val="26"/>
-          <w:szCs w:val="26"/>
-        </w:rPr>
-        <w:t xml:space="preserve"> </w:t>
-      </w:r>
-      <w:r>
-        <w:rPr>
-          <w:sz w:val="26"/>
-          <w:szCs w:val="26"/>
-        </w:rPr>
-        <w:t>Truyền</w:t>
-      </w:r>
-      <w:r>
-        <w:rPr>
-          <w:sz w:val="26"/>
-          <w:szCs w:val="26"/>
-        </w:rPr>
-        <w:t xml:space="preserve"> </w:t>
-      </w:r>
-      <w:r>
-        <w:rPr>
-          <w:sz w:val="26"/>
-          <w:szCs w:val="26"/>
-        </w:rPr>
-        <w:t>tải</w:t>
-      </w:r>
-      <w:r>
-        <w:rPr>
-          <w:sz w:val="26"/>
-          <w:szCs w:val="26"/>
-        </w:rPr>
-        <w:t xml:space="preserve"> </w:t>
-      </w:r>
-      <w:r>
-        <w:rPr>
-          <w:sz w:val="26"/>
-          <w:szCs w:val="26"/>
-        </w:rPr>
-        <w:t>điện</w:t>
-      </w:r>
-      <w:r>
-        <w:rPr>
-          <w:sz w:val="26"/>
-          <w:szCs w:val="26"/>
-        </w:rPr>
-        <w:t xml:space="preserve"> </w:t>
-      </w:r>
-      <w:r>
-        <w:rPr>
-          <w:sz w:val="26"/>
-          <w:szCs w:val="26"/>
-        </w:rPr>
-        <w:t>3.</w:t>
-      </w:r>
-    </w:p>
-    <w:p>
-      <w:pPr>
-        <w:numPr>
-          <w:ilvl w:val="1"/>
-          <w:numId w:val="3"/>
-        </w:numPr>
-        <w:spacing w:before="120" w:after="60"/>
-        <w:ind w:left="0" w:firstLine="0"/>
-        <w:jc w:val="both"/>
-        <w:rPr>
-          <w:sz w:val="26"/>
-          <w:szCs w:val="26"/>
-        </w:rPr>
-      </w:pPr>
-      <w:r>
-        <w:rPr>
-          <w:sz w:val="26"/>
-          <w:szCs w:val="26"/>
-        </w:rPr>
-        <w:t>Phân</w:t>
-      </w:r>
-      <w:r>
-        <w:rPr>
-          <w:sz w:val="26"/>
-          <w:szCs w:val="26"/>
-        </w:rPr>
-        <w:t xml:space="preserve"> </w:t>
-      </w:r>
-      <w:r>
-        <w:rPr>
-          <w:sz w:val="26"/>
-          <w:szCs w:val="26"/>
-        </w:rPr>
-        <w:t>công</w:t>
-      </w:r>
-      <w:r>
-        <w:rPr>
-          <w:sz w:val="26"/>
-          <w:szCs w:val="26"/>
-        </w:rPr>
-        <w:t xml:space="preserve"> </w:t>
-      </w:r>
-      <w:r>
-        <w:rPr>
-          <w:sz w:val="26"/>
-          <w:szCs w:val="26"/>
-        </w:rPr>
-        <w:t>khối</w:t>
-      </w:r>
-      <w:r>
-        <w:rPr>
-          <w:sz w:val="26"/>
-          <w:szCs w:val="26"/>
-        </w:rPr>
-        <w:t xml:space="preserve"> </w:t>
-      </w:r>
-      <w:r>
-        <w:rPr>
-          <w:sz w:val="26"/>
-          <w:szCs w:val="26"/>
-        </w:rPr>
-        <w:t>lượng</w:t>
-      </w:r>
-      <w:r>
-        <w:rPr>
-          <w:sz w:val="26"/>
-          <w:szCs w:val="26"/>
-        </w:rPr>
-        <w:t xml:space="preserve"> </w:t>
-      </w:r>
-      <w:r>
-        <w:rPr>
-          <w:sz w:val="26"/>
-          <w:szCs w:val="26"/>
-        </w:rPr>
-        <w:t>công</w:t>
-      </w:r>
-      <w:r>
-        <w:rPr>
-          <w:sz w:val="26"/>
-          <w:szCs w:val="26"/>
-        </w:rPr>
-        <w:t xml:space="preserve"> </w:t>
-      </w:r>
-      <w:r>
-        <w:rPr>
-          <w:sz w:val="26"/>
-          <w:szCs w:val="26"/>
-        </w:rPr>
-        <w:t>tác</w:t>
-      </w:r>
-      <w:r>
-        <w:rPr>
-          <w:sz w:val="26"/>
-          <w:szCs w:val="26"/>
-        </w:rPr>
-        <w:t xml:space="preserve"> </w:t>
-      </w:r>
-      <w:r>
-        <w:rPr>
-          <w:sz w:val="26"/>
-          <w:szCs w:val="26"/>
-        </w:rPr>
-        <w:t>cụ</w:t>
-      </w:r>
-      <w:r>
-        <w:rPr>
-          <w:sz w:val="26"/>
-          <w:szCs w:val="26"/>
-        </w:rPr>
-        <w:t xml:space="preserve"> </w:t>
-      </w:r>
-      <w:r>
-        <w:rPr>
-          <w:sz w:val="26"/>
-          <w:szCs w:val="26"/>
-        </w:rPr>
-        <w:t>thể</w:t>
-      </w:r>
-      <w:r>
-        <w:rPr>
-          <w:sz w:val="26"/>
-          <w:szCs w:val="26"/>
-        </w:rPr>
-        <w:t xml:space="preserve"> </w:t>
-      </w:r>
-      <w:r>
-        <w:rPr>
-          <w:sz w:val="26"/>
-          <w:szCs w:val="26"/>
-        </w:rPr>
-        <w:t>cho</w:t>
-      </w:r>
-      <w:r>
-        <w:rPr>
-          <w:sz w:val="26"/>
-          <w:szCs w:val="26"/>
-        </w:rPr>
-        <w:t xml:space="preserve"> </w:t>
-      </w:r>
-      <w:r>
-        <w:rPr>
-          <w:sz w:val="26"/>
-          <w:szCs w:val="26"/>
-        </w:rPr>
-        <w:t>đơn</w:t>
-      </w:r>
-      <w:r>
-        <w:rPr>
-          <w:sz w:val="26"/>
-          <w:szCs w:val="26"/>
-        </w:rPr>
-        <w:t xml:space="preserve"> </w:t>
-      </w:r>
-      <w:r>
-        <w:rPr>
-          <w:sz w:val="26"/>
-          <w:szCs w:val="26"/>
-        </w:rPr>
-        <w:t>vị</w:t>
-      </w:r>
-      <w:r>
-        <w:rPr>
-          <w:sz w:val="26"/>
-          <w:szCs w:val="26"/>
-        </w:rPr>
-        <w:t xml:space="preserve"> </w:t>
-      </w:r>
-      <w:r>
-        <w:rPr>
-          <w:sz w:val="26"/>
-          <w:szCs w:val="26"/>
-        </w:rPr>
-        <w:t>công</w:t>
-      </w:r>
-      <w:r>
-        <w:rPr>
-          <w:sz w:val="26"/>
-          <w:szCs w:val="26"/>
-        </w:rPr>
-        <w:t xml:space="preserve"> </w:t>
-      </w:r>
-      <w:r>
-        <w:rPr>
-          <w:sz w:val="26"/>
-          <w:szCs w:val="26"/>
-        </w:rPr>
-        <w:t>tác:</w:t>
-      </w:r>
-    </w:p>
-    <w:p>
-      <w:pPr>
-        <w:spacing w:before="120" w:after="60"/>
-        <w:ind w:firstLine="567"/>
-        <w:jc w:val="both"/>
-        <w:rPr>
-          <w:sz w:val="26"/>
-          <w:szCs w:val="26"/>
-        </w:rPr>
-      </w:pPr>
-      <w:r>
-        <w:rPr>
-          <w:sz w:val="26"/>
-          <w:szCs w:val="26"/>
-        </w:rPr>
-        <w:t>Công</w:t>
-      </w:r>
-      <w:r>
-        <w:rPr>
-          <w:sz w:val="26"/>
-          <w:szCs w:val="26"/>
-        </w:rPr>
-        <w:t xml:space="preserve"> </w:t>
-      </w:r>
-      <w:r>
-        <w:rPr>
-          <w:sz w:val="26"/>
-          <w:szCs w:val="26"/>
-        </w:rPr>
-        <w:t>tác</w:t>
-      </w:r>
-      <w:r>
-        <w:rPr>
-          <w:sz w:val="26"/>
-          <w:szCs w:val="26"/>
-        </w:rPr>
-        <w:t xml:space="preserve"> </w:t>
-      </w:r>
-      <w:r>
-        <w:rPr>
-          <w:sz w:val="26"/>
-          <w:szCs w:val="26"/>
-        </w:rPr>
-        <w:t>thí</w:t>
-      </w:r>
-      <w:r>
-        <w:rPr>
-          <w:sz w:val="26"/>
-          <w:szCs w:val="26"/>
-        </w:rPr>
-        <w:t xml:space="preserve"> </w:t>
-      </w:r>
-      <w:r>
-        <w:rPr>
-          <w:sz w:val="26"/>
-          <w:szCs w:val="26"/>
-        </w:rPr>
-        <w:t>nghiệm</w:t>
-      </w:r>
-      <w:r>
-        <w:rPr>
-          <w:sz w:val="26"/>
-          <w:szCs w:val="26"/>
-        </w:rPr>
-        <w:t xml:space="preserve"> </w:t>
-      </w:r>
-      <w:r>
-        <w:rPr>
-          <w:sz w:val="26"/>
-          <w:szCs w:val="26"/>
-        </w:rPr>
-        <w:t>nhất</w:t>
-      </w:r>
-      <w:r>
-        <w:rPr>
-          <w:sz w:val="26"/>
-          <w:szCs w:val="26"/>
-        </w:rPr>
-        <w:t xml:space="preserve"> </w:t>
-      </w:r>
-      <w:r>
-        <w:rPr>
-          <w:sz w:val="26"/>
-          <w:szCs w:val="26"/>
-        </w:rPr>
-        <w:t>thứ</w:t>
-      </w:r>
-      <w:r>
-        <w:rPr>
-          <w:sz w:val="26"/>
-          <w:szCs w:val="26"/>
-        </w:rPr>
-        <w:t xml:space="preserve"> </w:t>
-      </w:r>
-      <w:r>
-        <w:rPr>
-          <w:sz w:val="26"/>
-          <w:szCs w:val="26"/>
-        </w:rPr>
-        <w:t>do</w:t>
-      </w:r>
-      <w:r>
-        <w:rPr>
-          <w:sz w:val="26"/>
-          <w:szCs w:val="26"/>
-        </w:rPr>
-        <w:t xml:space="preserve"> </w:t>
-      </w:r>
-      <w:r>
-        <w:rPr>
-          <w:sz w:val="26"/>
-          <w:szCs w:val="26"/>
-        </w:rPr>
-        <w:t>Chỉ</w:t>
-      </w:r>
-      <w:r>
-        <w:rPr>
-          <w:sz w:val="26"/>
-          <w:szCs w:val="26"/>
-        </w:rPr>
-        <w:t xml:space="preserve"> </w:t>
-      </w:r>
-      <w:r>
-        <w:rPr>
-          <w:sz w:val="26"/>
-          <w:szCs w:val="26"/>
-        </w:rPr>
-        <w:t>huy</w:t>
-      </w:r>
-      <w:r>
-        <w:rPr>
-          <w:sz w:val="26"/>
-          <w:szCs w:val="26"/>
-        </w:rPr>
-        <w:t xml:space="preserve"> </w:t>
-      </w:r>
-      <w:r>
-        <w:rPr>
-          <w:sz w:val="26"/>
-          <w:szCs w:val="26"/>
-        </w:rPr>
-        <w:t>trực</w:t>
-      </w:r>
-      <w:r>
-        <w:rPr>
-          <w:sz w:val="26"/>
-          <w:szCs w:val="26"/>
-        </w:rPr>
-        <w:t xml:space="preserve"> </w:t>
-      </w:r>
-      <w:r>
-        <w:rPr>
-          <w:sz w:val="26"/>
-          <w:szCs w:val="26"/>
-        </w:rPr>
-        <w:t>tiếp</w:t>
-      </w:r>
-      <w:r>
-        <w:rPr>
-          <w:sz w:val="26"/>
-          <w:szCs w:val="26"/>
-        </w:rPr>
-        <w:t xml:space="preserve"> </w:t>
-      </w:r>
-      <w:r>
-        <w:rPr>
-          <w:sz w:val="26"/>
-          <w:szCs w:val="26"/>
-        </w:rPr>
-        <w:t>đơn</w:t>
-      </w:r>
-      <w:r>
-        <w:rPr>
-          <w:sz w:val="26"/>
-          <w:szCs w:val="26"/>
-        </w:rPr>
-        <w:t xml:space="preserve"> </w:t>
-      </w:r>
-      <w:r>
-        <w:rPr>
-          <w:sz w:val="26"/>
-          <w:szCs w:val="26"/>
-        </w:rPr>
-        <w:t>vị</w:t>
-      </w:r>
-      <w:r>
-        <w:rPr>
-          <w:sz w:val="26"/>
-          <w:szCs w:val="26"/>
-        </w:rPr>
-        <w:t xml:space="preserve"> </w:t>
-      </w:r>
-      <w:r>
-        <w:rPr>
-          <w:sz w:val="26"/>
-          <w:szCs w:val="26"/>
-        </w:rPr>
-        <w:t>công</w:t>
-      </w:r>
-      <w:r>
-        <w:rPr>
-          <w:sz w:val="26"/>
-          <w:szCs w:val="26"/>
-        </w:rPr>
-        <w:t xml:space="preserve"> </w:t>
-      </w:r>
-      <w:r>
-        <w:rPr>
-          <w:sz w:val="26"/>
-          <w:szCs w:val="26"/>
-        </w:rPr>
-        <w:t>tác</w:t>
-      </w:r>
-      <w:r>
-        <w:rPr>
-          <w:sz w:val="26"/>
-          <w:szCs w:val="26"/>
-        </w:rPr>
-        <w:t xml:space="preserve"> </w:t>
-      </w:r>
-      <w:r>
-        <w:rPr>
-          <w:sz w:val="26"/>
-          <w:szCs w:val="26"/>
-        </w:rPr>
-        <w:t>phân</w:t>
-      </w:r>
-      <w:r>
-        <w:rPr>
-          <w:sz w:val="26"/>
-          <w:szCs w:val="26"/>
-        </w:rPr>
-        <w:t xml:space="preserve"> </w:t>
-      </w:r>
-      <w:r>
-        <w:rPr>
-          <w:sz w:val="26"/>
-          <w:szCs w:val="26"/>
-        </w:rPr>
-        <w:t>công</w:t>
-      </w:r>
-      <w:r>
-        <w:rPr>
-          <w:sz w:val="26"/>
-          <w:szCs w:val="26"/>
-        </w:rPr>
-        <w:t xml:space="preserve"> </w:t>
-      </w:r>
-      <w:r>
-        <w:rPr>
-          <w:sz w:val="26"/>
-          <w:szCs w:val="26"/>
-        </w:rPr>
-        <w:t>công</w:t>
-      </w:r>
-      <w:r>
-        <w:rPr>
-          <w:sz w:val="26"/>
-          <w:szCs w:val="26"/>
-        </w:rPr>
-        <w:t xml:space="preserve"> </w:t>
-      </w:r>
-      <w:r>
-        <w:rPr>
-          <w:sz w:val="26"/>
-          <w:szCs w:val="26"/>
-        </w:rPr>
-        <w:t>tác.</w:t>
-      </w:r>
-    </w:p>
-    <w:p>
-      <w:pPr>
-        <w:numPr>
-          <w:ilvl w:val="0"/>
-          <w:numId w:val="3"/>
-        </w:numPr>
-        <w:spacing w:before="120" w:after="60"/>
-        <w:ind w:left="0" w:firstLine="0"/>
-        <w:jc w:val="both"/>
-        <w:rPr>
-          <w:b/>
-          <w:sz w:val="26"/>
-          <w:szCs w:val="26"/>
-          <w:u w:val="single"/>
-        </w:rPr>
-      </w:pPr>
-      <w:r>
-        <w:rPr>
-          <w:b/>
-          <w:sz w:val="26"/>
-          <w:szCs w:val="26"/>
-          <w:u w:val="single"/>
-        </w:rPr>
-        <w:t>Thảo</w:t>
-      </w:r>
-      <w:r>
-        <w:rPr>
-          <w:b/>
-          <w:sz w:val="26"/>
-          <w:szCs w:val="26"/>
-          <w:u w:val="single"/>
-        </w:rPr>
-        <w:t xml:space="preserve"> </w:t>
-      </w:r>
-      <w:r>
-        <w:rPr>
-          <w:b/>
-          <w:sz w:val="26"/>
-          <w:szCs w:val="26"/>
-          <w:u w:val="single"/>
-        </w:rPr>
-        <w:t>luận,</w:t>
-      </w:r>
-      <w:r>
-        <w:rPr>
-          <w:b/>
-          <w:sz w:val="26"/>
-          <w:szCs w:val="26"/>
-          <w:u w:val="single"/>
-        </w:rPr>
-        <w:t xml:space="preserve"> </w:t>
-      </w:r>
-      <w:r>
-        <w:rPr>
-          <w:b/>
-          <w:sz w:val="26"/>
-          <w:szCs w:val="26"/>
-          <w:u w:val="single"/>
-        </w:rPr>
-        <w:t>đóng</w:t>
-      </w:r>
-      <w:r>
-        <w:rPr>
-          <w:b/>
-          <w:sz w:val="26"/>
-          <w:szCs w:val="26"/>
-          <w:u w:val="single"/>
-        </w:rPr>
-        <w:t xml:space="preserve"> </w:t>
-      </w:r>
-      <w:r>
-        <w:rPr>
-          <w:b/>
-          <w:sz w:val="26"/>
-          <w:szCs w:val="26"/>
-          <w:u w:val="single"/>
-        </w:rPr>
-        <w:t>góp</w:t>
-      </w:r>
-      <w:r>
-        <w:rPr>
-          <w:b/>
-          <w:sz w:val="26"/>
-          <w:szCs w:val="26"/>
-          <w:u w:val="single"/>
-        </w:rPr>
-        <w:t xml:space="preserve"> </w:t>
-      </w:r>
-      <w:r>
-        <w:rPr>
-          <w:b/>
-          <w:sz w:val="26"/>
-          <w:szCs w:val="26"/>
-          <w:u w:val="single"/>
-        </w:rPr>
-        <w:t>ý</w:t>
-      </w:r>
-      <w:r>
-        <w:rPr>
-          <w:b/>
-          <w:sz w:val="26"/>
-          <w:szCs w:val="26"/>
-          <w:u w:val="single"/>
-        </w:rPr>
-        <w:t xml:space="preserve"> </w:t>
-      </w:r>
-      <w:r>
-        <w:rPr>
-          <w:b/>
-          <w:sz w:val="26"/>
-          <w:szCs w:val="26"/>
-          <w:u w:val="single"/>
-        </w:rPr>
-        <w:t>kiến</w:t>
-      </w:r>
-      <w:r>
-        <w:rPr>
-          <w:b/>
-          <w:sz w:val="26"/>
-          <w:szCs w:val="26"/>
-          <w:u w:val="single"/>
-        </w:rPr>
-        <w:t xml:space="preserve"> </w:t>
-      </w:r>
-      <w:r>
-        <w:rPr>
-          <w:b/>
-          <w:sz w:val="26"/>
-          <w:szCs w:val="26"/>
-          <w:u w:val="single"/>
-        </w:rPr>
-        <w:t>của</w:t>
-      </w:r>
-      <w:r>
-        <w:rPr>
-          <w:b/>
-          <w:sz w:val="26"/>
-          <w:szCs w:val="26"/>
-          <w:u w:val="single"/>
-        </w:rPr>
-        <w:t xml:space="preserve"> </w:t>
-      </w:r>
-      <w:r>
-        <w:rPr>
-          <w:b/>
-          <w:sz w:val="26"/>
-          <w:szCs w:val="26"/>
-          <w:u w:val="single"/>
-        </w:rPr>
-        <w:t>các</w:t>
-      </w:r>
-      <w:r>
-        <w:rPr>
-          <w:b/>
-          <w:sz w:val="26"/>
-          <w:szCs w:val="26"/>
-          <w:u w:val="single"/>
-        </w:rPr>
-        <w:t xml:space="preserve"> </w:t>
-      </w:r>
-      <w:r>
-        <w:rPr>
-          <w:b/>
-          <w:sz w:val="26"/>
-          <w:szCs w:val="26"/>
-          <w:u w:val="single"/>
-        </w:rPr>
-        <w:t>thành</w:t>
-      </w:r>
-      <w:r>
-        <w:rPr>
-          <w:b/>
-          <w:sz w:val="26"/>
-          <w:szCs w:val="26"/>
-          <w:u w:val="single"/>
-        </w:rPr>
-        <w:t xml:space="preserve"> </w:t>
-      </w:r>
-      <w:r>
-        <w:rPr>
-          <w:b/>
-          <w:sz w:val="26"/>
-          <w:szCs w:val="26"/>
-          <w:u w:val="single"/>
-        </w:rPr>
-        <w:t>viên</w:t>
-      </w:r>
-      <w:r>
-        <w:rPr>
-          <w:b/>
-          <w:sz w:val="26"/>
-          <w:szCs w:val="26"/>
-          <w:u w:val="single"/>
-        </w:rPr>
-        <w:t xml:space="preserve"> </w:t>
-      </w:r>
-      <w:r>
-        <w:rPr>
-          <w:b/>
-          <w:sz w:val="26"/>
-          <w:szCs w:val="26"/>
-          <w:u w:val="single"/>
-        </w:rPr>
-        <w:t>trong</w:t>
-      </w:r>
-      <w:r>
-        <w:rPr>
-          <w:b/>
-          <w:sz w:val="26"/>
-          <w:szCs w:val="26"/>
-          <w:u w:val="single"/>
-        </w:rPr>
-        <w:t xml:space="preserve"> </w:t>
-      </w:r>
-      <w:r>
-        <w:rPr>
-          <w:b/>
-          <w:sz w:val="26"/>
-          <w:szCs w:val="26"/>
-          <w:u w:val="single"/>
-        </w:rPr>
-        <w:t>đơn</w:t>
-      </w:r>
-      <w:r>
-        <w:rPr>
-          <w:b/>
-          <w:sz w:val="26"/>
-          <w:szCs w:val="26"/>
-          <w:u w:val="single"/>
-        </w:rPr>
-        <w:t xml:space="preserve"> </w:t>
-      </w:r>
-      <w:r>
-        <w:rPr>
-          <w:b/>
-          <w:sz w:val="26"/>
-          <w:szCs w:val="26"/>
-          <w:u w:val="single"/>
-        </w:rPr>
-        <w:t>vị</w:t>
-      </w:r>
-      <w:r>
-        <w:rPr>
-          <w:b/>
-          <w:sz w:val="26"/>
-          <w:szCs w:val="26"/>
-          <w:u w:val="single"/>
-        </w:rPr>
-        <w:t xml:space="preserve"> </w:t>
-      </w:r>
-      <w:r>
-        <w:rPr>
-          <w:b/>
-          <w:sz w:val="26"/>
-          <w:szCs w:val="26"/>
-          <w:u w:val="single"/>
-        </w:rPr>
-        <w:t>công</w:t>
-      </w:r>
-      <w:r>
-        <w:rPr>
-          <w:b/>
-          <w:sz w:val="26"/>
-          <w:szCs w:val="26"/>
-          <w:u w:val="single"/>
-        </w:rPr>
-        <w:t xml:space="preserve"> </w:t>
-      </w:r>
-      <w:r>
-        <w:rPr>
-          <w:b/>
-          <w:sz w:val="26"/>
-          <w:szCs w:val="26"/>
-          <w:u w:val="single"/>
-        </w:rPr>
-        <w:t>tác</w:t>
-      </w:r>
-      <w:r>
-        <w:rPr>
-          <w:b/>
-          <w:sz w:val="26"/>
-          <w:szCs w:val="26"/>
-          <w:u w:val="single"/>
-        </w:rPr>
-        <w:t xml:space="preserve"> </w:t>
-      </w:r>
-      <w:r>
-        <w:rPr>
-          <w:b/>
-          <w:sz w:val="26"/>
-          <w:szCs w:val="26"/>
-          <w:u w:val="single"/>
-        </w:rPr>
-        <w:t>và</w:t>
-      </w:r>
-      <w:r>
-        <w:rPr>
-          <w:b/>
-          <w:sz w:val="26"/>
-          <w:szCs w:val="26"/>
-          <w:u w:val="single"/>
-        </w:rPr>
-        <w:t xml:space="preserve"> </w:t>
-      </w:r>
-      <w:r>
-        <w:rPr>
-          <w:b/>
-          <w:sz w:val="26"/>
-          <w:szCs w:val="26"/>
-          <w:u w:val="single"/>
-        </w:rPr>
-        <w:t>của</w:t>
-      </w:r>
-      <w:r>
-        <w:rPr>
-          <w:b/>
-          <w:sz w:val="26"/>
-          <w:szCs w:val="26"/>
-          <w:u w:val="single"/>
-        </w:rPr>
-        <w:t xml:space="preserve"> </w:t>
-      </w:r>
-      <w:r>
-        <w:rPr>
-          <w:b/>
-          <w:sz w:val="26"/>
-          <w:szCs w:val="26"/>
-          <w:u w:val="single"/>
-        </w:rPr>
-        <w:t>đơn</w:t>
-      </w:r>
-      <w:r>
-        <w:rPr>
-          <w:b/>
-          <w:sz w:val="26"/>
-          <w:szCs w:val="26"/>
-          <w:u w:val="single"/>
-        </w:rPr>
-        <w:t xml:space="preserve"> </w:t>
-      </w:r>
-      <w:r>
-        <w:rPr>
-          <w:b/>
-          <w:sz w:val="26"/>
-          <w:szCs w:val="26"/>
-          <w:u w:val="single"/>
-        </w:rPr>
-        <w:t>vị</w:t>
-      </w:r>
-      <w:r>
-        <w:rPr>
-          <w:b/>
-          <w:sz w:val="26"/>
-          <w:szCs w:val="26"/>
-          <w:u w:val="single"/>
-        </w:rPr>
-        <w:t xml:space="preserve"> </w:t>
-      </w:r>
-      <w:r>
-        <w:rPr>
-          <w:b/>
-          <w:sz w:val="26"/>
-          <w:szCs w:val="26"/>
-          <w:u w:val="single"/>
-        </w:rPr>
-        <w:t>công</w:t>
-      </w:r>
-      <w:r>
-        <w:rPr>
-          <w:b/>
-          <w:sz w:val="26"/>
-          <w:szCs w:val="26"/>
-          <w:u w:val="single"/>
-        </w:rPr>
-        <w:t xml:space="preserve"> </w:t>
-      </w:r>
-      <w:r>
-        <w:rPr>
-          <w:b/>
-          <w:sz w:val="26"/>
-          <w:szCs w:val="26"/>
-          <w:u w:val="single"/>
-        </w:rPr>
-        <w:t>tác:</w:t>
-      </w:r>
-    </w:p>
-    <w:p>
-      <w:pPr>
-        <w:pStyle w:val="ListParagraph"/>
-        <w:numPr>
-          <w:ilvl w:val="0"/>
-          <w:numId w:val="10"/>
-        </w:numPr>
-        <w:tabs>
-          <w:tab w:val="clear" w:pos="927"/>
-          <w:tab w:val="left" w:pos="567"/>
-        </w:tabs>
-        <w:suppressAutoHyphens w:val="0"/>
-        <w:spacing w:before="120" w:after="60" w:line="259" w:lineRule="auto"/>
-        <w:ind w:left="0" w:firstLine="0"/>
-        <w:contextualSpacing w:val="0"/>
-        <w:jc w:val="both"/>
-        <w:rPr>
-          <w:sz w:val="26"/>
-          <w:szCs w:val="26"/>
-        </w:rPr>
-      </w:pPr>
-      <w:r>
-        <w:rPr>
-          <w:sz w:val="26"/>
-          <w:szCs w:val="26"/>
-        </w:rPr>
-        <w:t>Tuân</w:t>
-      </w:r>
-      <w:r>
-        <w:rPr>
-          <w:sz w:val="26"/>
-          <w:szCs w:val="26"/>
-        </w:rPr>
-        <w:t xml:space="preserve"> </w:t>
-      </w:r>
-      <w:r>
-        <w:rPr>
-          <w:sz w:val="26"/>
-        </w:rPr>
-        <w:t>thủ</w:t>
-      </w:r>
-      <w:r>
-        <w:rPr>
-          <w:sz w:val="26"/>
-          <w:szCs w:val="26"/>
-        </w:rPr>
-        <w:t xml:space="preserve"> </w:t>
-      </w:r>
-      <w:r>
-        <w:rPr>
-          <w:sz w:val="26"/>
-          <w:szCs w:val="26"/>
-        </w:rPr>
-        <w:t>các</w:t>
-      </w:r>
-      <w:r>
-        <w:rPr>
-          <w:sz w:val="26"/>
-          <w:szCs w:val="26"/>
-        </w:rPr>
-        <w:t xml:space="preserve"> </w:t>
-      </w:r>
-      <w:r>
-        <w:rPr>
-          <w:sz w:val="26"/>
-          <w:szCs w:val="26"/>
-        </w:rPr>
-        <w:t>biện</w:t>
-      </w:r>
-      <w:r>
-        <w:rPr>
-          <w:sz w:val="26"/>
-          <w:szCs w:val="26"/>
-        </w:rPr>
-        <w:t xml:space="preserve"> </w:t>
-      </w:r>
-      <w:r>
-        <w:rPr>
-          <w:sz w:val="26"/>
-          <w:szCs w:val="26"/>
-        </w:rPr>
-        <w:t>pháp</w:t>
-      </w:r>
-      <w:r>
-        <w:rPr>
-          <w:sz w:val="26"/>
-          <w:szCs w:val="26"/>
-        </w:rPr>
-        <w:t xml:space="preserve"> </w:t>
-      </w:r>
-      <w:r>
-        <w:rPr>
-          <w:sz w:val="26"/>
-          <w:szCs w:val="26"/>
-        </w:rPr>
-        <w:t>an</w:t>
-      </w:r>
-      <w:r>
-        <w:rPr>
-          <w:sz w:val="26"/>
-          <w:szCs w:val="26"/>
-        </w:rPr>
-        <w:t xml:space="preserve"> </w:t>
-      </w:r>
-      <w:r>
-        <w:rPr>
-          <w:sz w:val="26"/>
-          <w:szCs w:val="26"/>
-        </w:rPr>
-        <w:t>toàn</w:t>
-      </w:r>
-      <w:r>
-        <w:rPr>
-          <w:sz w:val="26"/>
-          <w:szCs w:val="26"/>
-        </w:rPr>
-        <w:t xml:space="preserve"> </w:t>
-      </w:r>
-      <w:r>
-        <w:rPr>
-          <w:sz w:val="26"/>
-          <w:szCs w:val="26"/>
-        </w:rPr>
-        <w:t>&amp;</w:t>
-      </w:r>
-      <w:r>
-        <w:rPr>
-          <w:sz w:val="26"/>
-          <w:szCs w:val="26"/>
-        </w:rPr>
-        <w:t xml:space="preserve"> </w:t>
-      </w:r>
-      <w:r>
-        <w:rPr>
-          <w:sz w:val="26"/>
-          <w:szCs w:val="26"/>
-        </w:rPr>
-        <w:t>thi</w:t>
-      </w:r>
-      <w:r>
-        <w:rPr>
-          <w:sz w:val="26"/>
-          <w:szCs w:val="26"/>
-        </w:rPr>
-        <w:t xml:space="preserve"> </w:t>
-      </w:r>
-      <w:r>
-        <w:rPr>
-          <w:sz w:val="26"/>
-          <w:szCs w:val="26"/>
-        </w:rPr>
-        <w:t>công</w:t>
-      </w:r>
-      <w:r>
-        <w:rPr>
-          <w:sz w:val="26"/>
-          <w:szCs w:val="26"/>
-        </w:rPr>
-        <w:t xml:space="preserve"> </w:t>
-      </w:r>
-      <w:r>
-        <w:rPr>
-          <w:sz w:val="26"/>
-          <w:szCs w:val="26"/>
-        </w:rPr>
-        <w:t>trong</w:t>
-      </w:r>
-      <w:r>
-        <w:rPr>
-          <w:sz w:val="26"/>
-          <w:szCs w:val="26"/>
-        </w:rPr>
-        <w:t xml:space="preserve"> </w:t>
-      </w:r>
-      <w:r>
-        <w:rPr>
-          <w:sz w:val="26"/>
-          <w:szCs w:val="26"/>
-        </w:rPr>
-        <w:t>phương</w:t>
-      </w:r>
-      <w:r>
-        <w:rPr>
-          <w:sz w:val="26"/>
-          <w:szCs w:val="26"/>
-        </w:rPr>
-        <w:t xml:space="preserve"> </w:t>
-      </w:r>
-      <w:r>
-        <w:rPr>
-          <w:sz w:val="26"/>
-          <w:szCs w:val="26"/>
-        </w:rPr>
-        <w:t>án</w:t>
-      </w:r>
-      <w:r>
-        <w:rPr>
-          <w:sz w:val="26"/>
-          <w:szCs w:val="26"/>
-        </w:rPr>
-        <w:t xml:space="preserve"> </w:t>
-      </w:r>
-      <w:r>
-        <w:rPr>
-          <w:sz w:val="26"/>
-          <w:szCs w:val="26"/>
-        </w:rPr>
-        <w:t>đã</w:t>
-      </w:r>
-      <w:r>
-        <w:rPr>
-          <w:sz w:val="26"/>
-          <w:szCs w:val="26"/>
-        </w:rPr>
-        <w:t xml:space="preserve"> </w:t>
-      </w:r>
-      <w:r>
-        <w:rPr>
-          <w:sz w:val="26"/>
-          <w:szCs w:val="26"/>
-        </w:rPr>
-        <w:t>đề</w:t>
-      </w:r>
-      <w:r>
-        <w:rPr>
-          <w:sz w:val="26"/>
-          <w:szCs w:val="26"/>
-        </w:rPr>
-        <w:t xml:space="preserve"> </w:t>
-      </w:r>
-      <w:r>
-        <w:rPr>
-          <w:sz w:val="26"/>
-          <w:szCs w:val="26"/>
-        </w:rPr>
-        <w:t>ra.</w:t>
-      </w:r>
-    </w:p>
-    <w:p>
-      <w:pPr>
-        <w:pStyle w:val="ListParagraph"/>
-        <w:numPr>
-          <w:ilvl w:val="0"/>
-          <w:numId w:val="10"/>
-        </w:numPr>
-        <w:tabs>
-          <w:tab w:val="clear" w:pos="927"/>
-          <w:tab w:val="left" w:pos="567"/>
-        </w:tabs>
-        <w:suppressAutoHyphens w:val="0"/>
-        <w:spacing w:before="120" w:after="60" w:line="259" w:lineRule="auto"/>
-        <w:ind w:left="0" w:firstLine="0"/>
-        <w:contextualSpacing w:val="0"/>
-        <w:jc w:val="both"/>
-        <w:rPr>
-          <w:sz w:val="26"/>
-        </w:rPr>
-      </w:pPr>
-      <w:r>
-        <w:rPr>
-          <w:sz w:val="26"/>
-        </w:rPr>
-        <w:t>Làm</w:t>
-      </w:r>
-      <w:r>
-        <w:rPr>
-          <w:sz w:val="26"/>
-        </w:rPr>
-        <w:t xml:space="preserve"> </w:t>
-      </w:r>
-      <w:r>
-        <w:rPr>
-          <w:sz w:val="26"/>
-        </w:rPr>
-        <w:t>việc</w:t>
-      </w:r>
-      <w:r>
-        <w:rPr>
-          <w:sz w:val="26"/>
-        </w:rPr>
-        <w:t xml:space="preserve"> </w:t>
-      </w:r>
-      <w:r>
-        <w:rPr>
-          <w:sz w:val="26"/>
-        </w:rPr>
-        <w:t>khi</w:t>
-      </w:r>
-      <w:r>
-        <w:rPr>
-          <w:sz w:val="26"/>
-        </w:rPr>
-        <w:t xml:space="preserve"> </w:t>
-      </w:r>
-      <w:r>
-        <w:rPr>
-          <w:sz w:val="26"/>
-        </w:rPr>
-        <w:t>đã</w:t>
-      </w:r>
-      <w:r>
-        <w:rPr>
-          <w:sz w:val="26"/>
-        </w:rPr>
-        <w:t xml:space="preserve"> </w:t>
-      </w:r>
-      <w:r>
-        <w:rPr>
-          <w:sz w:val="26"/>
-        </w:rPr>
-        <w:t>được</w:t>
-      </w:r>
-      <w:r>
-        <w:rPr>
-          <w:sz w:val="26"/>
-        </w:rPr>
-        <w:t xml:space="preserve"> </w:t>
-      </w:r>
-      <w:r>
-        <w:rPr>
-          <w:sz w:val="26"/>
-        </w:rPr>
-        <w:t>cho</w:t>
-      </w:r>
-      <w:r>
-        <w:rPr>
-          <w:sz w:val="26"/>
-        </w:rPr>
-        <w:t xml:space="preserve"> </w:t>
-      </w:r>
-      <w:r>
-        <w:rPr>
-          <w:sz w:val="26"/>
-        </w:rPr>
-        <w:t>phép</w:t>
-      </w:r>
-      <w:r>
-        <w:rPr>
-          <w:sz w:val="26"/>
-        </w:rPr>
-        <w:t xml:space="preserve"> </w:t>
-      </w:r>
-      <w:r>
-        <w:rPr>
-          <w:sz w:val="26"/>
-        </w:rPr>
-        <w:t>và</w:t>
-      </w:r>
-      <w:r>
-        <w:rPr>
-          <w:sz w:val="26"/>
-        </w:rPr>
-        <w:t xml:space="preserve"> </w:t>
-      </w:r>
-      <w:r>
-        <w:rPr>
-          <w:sz w:val="26"/>
-        </w:rPr>
-        <w:t>kiểm</w:t>
-      </w:r>
-      <w:r>
-        <w:rPr>
-          <w:sz w:val="26"/>
-        </w:rPr>
-        <w:t xml:space="preserve"> </w:t>
-      </w:r>
-      <w:r>
-        <w:rPr>
-          <w:sz w:val="26"/>
-        </w:rPr>
-        <w:t>tra</w:t>
-      </w:r>
-      <w:r>
-        <w:rPr>
-          <w:sz w:val="26"/>
-        </w:rPr>
-        <w:t xml:space="preserve"> </w:t>
-      </w:r>
-      <w:r>
-        <w:rPr>
-          <w:sz w:val="26"/>
-        </w:rPr>
-        <w:t>thiết</w:t>
-      </w:r>
-      <w:r>
-        <w:rPr>
-          <w:sz w:val="26"/>
-        </w:rPr>
-        <w:t xml:space="preserve"> </w:t>
-      </w:r>
-      <w:r>
-        <w:rPr>
-          <w:sz w:val="26"/>
-        </w:rPr>
-        <w:t>bị</w:t>
-      </w:r>
-      <w:r>
-        <w:rPr>
-          <w:sz w:val="26"/>
-        </w:rPr>
-        <w:t xml:space="preserve"> </w:t>
-      </w:r>
-      <w:r>
-        <w:rPr>
-          <w:sz w:val="26"/>
-        </w:rPr>
-        <w:t>đã</w:t>
-      </w:r>
-      <w:r>
-        <w:rPr>
-          <w:sz w:val="26"/>
-        </w:rPr>
-        <w:t xml:space="preserve"> </w:t>
-      </w:r>
-      <w:r>
-        <w:rPr>
-          <w:sz w:val="26"/>
-        </w:rPr>
-        <w:t>được</w:t>
-      </w:r>
-      <w:r>
-        <w:rPr>
-          <w:sz w:val="26"/>
-        </w:rPr>
-        <w:t xml:space="preserve"> </w:t>
-      </w:r>
-      <w:r>
-        <w:rPr>
-          <w:sz w:val="26"/>
-        </w:rPr>
-        <w:t>cô</w:t>
-      </w:r>
-      <w:r>
-        <w:rPr>
-          <w:sz w:val="26"/>
-        </w:rPr>
-        <w:t xml:space="preserve"> </w:t>
-      </w:r>
-      <w:r>
-        <w:rPr>
-          <w:sz w:val="26"/>
-        </w:rPr>
-        <w:t>lập</w:t>
-      </w:r>
-      <w:r>
-        <w:rPr>
-          <w:sz w:val="26"/>
-        </w:rPr>
-        <w:t xml:space="preserve"> </w:t>
-      </w:r>
-      <w:r>
-        <w:rPr>
-          <w:sz w:val="26"/>
-        </w:rPr>
-        <w:t>và</w:t>
-      </w:r>
-      <w:r>
-        <w:rPr>
-          <w:sz w:val="26"/>
-        </w:rPr>
-        <w:t xml:space="preserve"> </w:t>
-      </w:r>
-      <w:r>
-        <w:rPr>
-          <w:sz w:val="26"/>
-        </w:rPr>
-        <w:t>đặt</w:t>
-      </w:r>
-      <w:r>
-        <w:rPr>
-          <w:sz w:val="26"/>
-        </w:rPr>
-        <w:t xml:space="preserve"> </w:t>
-      </w:r>
-      <w:r>
-        <w:rPr>
-          <w:sz w:val="26"/>
-        </w:rPr>
-        <w:t>biển</w:t>
-      </w:r>
-      <w:r>
-        <w:rPr>
-          <w:sz w:val="26"/>
-        </w:rPr>
-        <w:t xml:space="preserve"> </w:t>
-      </w:r>
-      <w:r>
-        <w:rPr>
-          <w:sz w:val="26"/>
-        </w:rPr>
-        <w:t>báo</w:t>
-      </w:r>
-      <w:r>
-        <w:rPr>
-          <w:sz w:val="26"/>
-        </w:rPr>
-        <w:t xml:space="preserve"> </w:t>
-      </w:r>
-      <w:r>
-        <w:rPr>
-          <w:sz w:val="26"/>
-        </w:rPr>
-        <w:t>đầy</w:t>
-      </w:r>
-      <w:r>
-        <w:rPr>
-          <w:sz w:val="26"/>
-        </w:rPr>
-        <w:t xml:space="preserve"> </w:t>
-      </w:r>
-      <w:r>
-        <w:rPr>
-          <w:sz w:val="26"/>
-        </w:rPr>
-        <w:t>đủ</w:t>
-      </w:r>
-      <w:r>
-        <w:rPr>
-          <w:sz w:val="26"/>
-        </w:rPr>
-        <w:t xml:space="preserve"> </w:t>
-      </w:r>
-      <w:r>
-        <w:rPr>
-          <w:sz w:val="26"/>
-        </w:rPr>
-        <w:t>như</w:t>
-      </w:r>
-      <w:r>
-        <w:rPr>
-          <w:sz w:val="26"/>
-        </w:rPr>
-        <w:t xml:space="preserve"> </w:t>
-      </w:r>
-      <w:r>
-        <w:rPr>
-          <w:sz w:val="26"/>
-        </w:rPr>
-        <w:t>yêu</w:t>
-      </w:r>
-      <w:r>
-        <w:rPr>
-          <w:sz w:val="26"/>
-        </w:rPr>
-        <w:t xml:space="preserve"> </w:t>
-      </w:r>
-      <w:r>
-        <w:rPr>
-          <w:sz w:val="26"/>
-        </w:rPr>
-        <w:t>cầu.</w:t>
-      </w:r>
-    </w:p>
-    <w:p>
-      <w:pPr>
-        <w:pStyle w:val="ListParagraph"/>
-        <w:numPr>
-          <w:ilvl w:val="0"/>
-          <w:numId w:val="10"/>
-        </w:numPr>
-        <w:tabs>
-          <w:tab w:val="clear" w:pos="927"/>
-          <w:tab w:val="left" w:pos="567"/>
-        </w:tabs>
-        <w:suppressAutoHyphens w:val="0"/>
-        <w:spacing w:before="120" w:after="60" w:line="259" w:lineRule="auto"/>
-        <w:ind w:left="0" w:firstLine="0"/>
-        <w:contextualSpacing w:val="0"/>
-        <w:jc w:val="both"/>
-        <w:rPr>
-          <w:b/>
-          <w:sz w:val="26"/>
-          <w:szCs w:val="26"/>
-        </w:rPr>
-      </w:pPr>
-      <w:r>
-        <w:rPr>
-          <w:sz w:val="26"/>
-        </w:rPr>
-        <w:t>Kiểm</w:t>
-      </w:r>
-      <w:r>
-        <w:rPr>
-          <w:sz w:val="26"/>
-        </w:rPr>
-        <w:t xml:space="preserve"> </w:t>
-      </w:r>
-      <w:r>
-        <w:rPr>
-          <w:sz w:val="26"/>
-        </w:rPr>
-        <w:t>tra</w:t>
-      </w:r>
-      <w:r>
-        <w:rPr>
-          <w:sz w:val="26"/>
-        </w:rPr>
-        <w:t xml:space="preserve"> </w:t>
-      </w:r>
-      <w:r>
-        <w:rPr>
-          <w:sz w:val="26"/>
-        </w:rPr>
-        <w:t>các</w:t>
-      </w:r>
-      <w:r>
-        <w:rPr>
-          <w:sz w:val="26"/>
-        </w:rPr>
-        <w:t xml:space="preserve"> </w:t>
-      </w:r>
-      <w:r>
-        <w:rPr>
-          <w:sz w:val="26"/>
-        </w:rPr>
-        <w:t>biện</w:t>
-      </w:r>
-      <w:r>
-        <w:rPr>
-          <w:sz w:val="26"/>
-        </w:rPr>
-        <w:t xml:space="preserve"> </w:t>
-      </w:r>
-      <w:r>
-        <w:rPr>
-          <w:sz w:val="26"/>
-        </w:rPr>
-        <w:t>pháp</w:t>
-      </w:r>
-      <w:r>
-        <w:rPr>
-          <w:sz w:val="26"/>
-        </w:rPr>
-        <w:t xml:space="preserve"> </w:t>
-      </w:r>
-      <w:r>
-        <w:rPr>
-          <w:sz w:val="26"/>
-        </w:rPr>
-        <w:t>an</w:t>
-      </w:r>
-      <w:r>
-        <w:rPr>
-          <w:sz w:val="26"/>
-        </w:rPr>
-        <w:t xml:space="preserve"> </w:t>
-      </w:r>
-      <w:r>
-        <w:rPr>
-          <w:sz w:val="26"/>
-        </w:rPr>
-        <w:t>toàn</w:t>
-      </w:r>
-      <w:r>
-        <w:rPr>
-          <w:sz w:val="26"/>
-        </w:rPr>
-        <w:t xml:space="preserve"> </w:t>
-      </w:r>
-      <w:r>
-        <w:rPr>
-          <w:sz w:val="26"/>
-        </w:rPr>
-        <w:t>tại</w:t>
-      </w:r>
-      <w:r>
-        <w:rPr>
-          <w:sz w:val="26"/>
-        </w:rPr>
-        <w:t xml:space="preserve"> </w:t>
-      </w:r>
-      <w:r>
-        <w:rPr>
-          <w:sz w:val="26"/>
-        </w:rPr>
-        <w:t>hiện</w:t>
-      </w:r>
-      <w:r>
-        <w:rPr>
-          <w:sz w:val="26"/>
-        </w:rPr>
-        <w:t xml:space="preserve"> </w:t>
-      </w:r>
-      <w:r>
-        <w:rPr>
-          <w:sz w:val="26"/>
-        </w:rPr>
-        <w:t>trường</w:t>
-      </w:r>
-      <w:r>
-        <w:rPr>
-          <w:sz w:val="26"/>
-        </w:rPr>
-        <w:t xml:space="preserve"> </w:t>
-      </w:r>
-      <w:r>
-        <w:rPr>
-          <w:sz w:val="26"/>
-        </w:rPr>
-        <w:t>đã</w:t>
-      </w:r>
-      <w:r>
-        <w:rPr>
-          <w:sz w:val="26"/>
-        </w:rPr>
-        <w:t xml:space="preserve"> </w:t>
-      </w:r>
-      <w:r>
-        <w:rPr>
-          <w:sz w:val="26"/>
-        </w:rPr>
-        <w:t>thực</w:t>
-      </w:r>
-      <w:r>
-        <w:rPr>
-          <w:sz w:val="26"/>
-        </w:rPr>
-        <w:t xml:space="preserve"> </w:t>
-      </w:r>
-      <w:r>
-        <w:rPr>
-          <w:sz w:val="26"/>
-        </w:rPr>
-        <w:t>hiện</w:t>
-      </w:r>
-      <w:r>
-        <w:rPr>
-          <w:sz w:val="26"/>
-        </w:rPr>
-        <w:t xml:space="preserve"> </w:t>
-      </w:r>
-      <w:r>
-        <w:rPr>
-          <w:sz w:val="26"/>
-        </w:rPr>
-        <w:t>đầy</w:t>
-      </w:r>
-      <w:r>
-        <w:rPr>
-          <w:sz w:val="26"/>
-        </w:rPr>
-        <w:t xml:space="preserve"> </w:t>
-      </w:r>
-      <w:r>
-        <w:rPr>
-          <w:sz w:val="26"/>
-        </w:rPr>
-        <w:t>đủ</w:t>
-      </w:r>
-      <w:r>
-        <w:rPr>
-          <w:sz w:val="26"/>
-        </w:rPr>
-        <w:t xml:space="preserve"> </w:t>
-      </w:r>
-      <w:r>
-        <w:rPr>
-          <w:sz w:val="26"/>
-        </w:rPr>
-        <w:t>theo</w:t>
-      </w:r>
-      <w:r>
-        <w:rPr>
-          <w:sz w:val="26"/>
-        </w:rPr>
-        <w:t xml:space="preserve"> </w:t>
-      </w:r>
-      <w:r>
-        <w:rPr>
-          <w:sz w:val="26"/>
-        </w:rPr>
-        <w:t>phương</w:t>
-      </w:r>
-      <w:r>
-        <w:rPr>
-          <w:sz w:val="26"/>
-        </w:rPr>
-        <w:t xml:space="preserve"> </w:t>
-      </w:r>
-      <w:r>
-        <w:rPr>
-          <w:sz w:val="26"/>
-        </w:rPr>
-        <w:t>án</w:t>
-      </w:r>
-      <w:r>
-        <w:rPr>
-          <w:sz w:val="26"/>
-        </w:rPr>
-        <w:t xml:space="preserve"> </w:t>
-      </w:r>
-      <w:r>
-        <w:rPr>
-          <w:sz w:val="26"/>
-        </w:rPr>
-        <w:t>đề</w:t>
-      </w:r>
-      <w:r>
-        <w:rPr>
-          <w:sz w:val="26"/>
-        </w:rPr>
-        <w:t xml:space="preserve"> </w:t>
-      </w:r>
-      <w:r>
-        <w:rPr>
-          <w:sz w:val="26"/>
-        </w:rPr>
-        <w:t>ra</w:t>
-      </w:r>
-      <w:r>
-        <w:rPr>
-          <w:sz w:val="26"/>
-          <w:szCs w:val="26"/>
-        </w:rPr>
-        <w:t>;</w:t>
-      </w:r>
-      <w:r>
-        <w:rPr>
-          <w:sz w:val="26"/>
-          <w:szCs w:val="26"/>
-        </w:rPr>
-        <w:t xml:space="preserve"> </w:t>
-      </w:r>
-      <w:r>
-        <w:rPr>
-          <w:sz w:val="26"/>
-          <w:szCs w:val="26"/>
-        </w:rPr>
-        <w:t>chỉ</w:t>
-      </w:r>
-      <w:r>
-        <w:rPr>
-          <w:sz w:val="26"/>
-          <w:szCs w:val="26"/>
-        </w:rPr>
-        <w:t xml:space="preserve"> </w:t>
-      </w:r>
-      <w:r>
-        <w:rPr>
-          <w:sz w:val="26"/>
-          <w:szCs w:val="26"/>
-        </w:rPr>
-        <w:t>dẫn</w:t>
-      </w:r>
-      <w:r>
-        <w:rPr>
-          <w:sz w:val="26"/>
-          <w:szCs w:val="26"/>
-        </w:rPr>
-        <w:t xml:space="preserve"> </w:t>
-      </w:r>
-      <w:r>
-        <w:rPr>
-          <w:sz w:val="26"/>
-          <w:szCs w:val="26"/>
-        </w:rPr>
-        <w:t>cho</w:t>
-      </w:r>
-      <w:r>
-        <w:rPr>
-          <w:sz w:val="26"/>
-          <w:szCs w:val="26"/>
-        </w:rPr>
-        <w:t xml:space="preserve"> </w:t>
-      </w:r>
-      <w:r>
-        <w:rPr>
-          <w:sz w:val="26"/>
-          <w:szCs w:val="26"/>
-        </w:rPr>
-        <w:t>NVĐVCT</w:t>
-      </w:r>
-      <w:r>
-        <w:rPr>
-          <w:sz w:val="26"/>
-          <w:szCs w:val="26"/>
-        </w:rPr>
-        <w:t xml:space="preserve"> </w:t>
-      </w:r>
-      <w:r>
-        <w:rPr>
-          <w:sz w:val="26"/>
-          <w:szCs w:val="26"/>
-        </w:rPr>
-        <w:t>nắm</w:t>
-      </w:r>
-      <w:r>
-        <w:rPr>
-          <w:sz w:val="26"/>
-          <w:szCs w:val="26"/>
-        </w:rPr>
-        <w:t xml:space="preserve"> </w:t>
-      </w:r>
-      <w:r>
-        <w:rPr>
-          <w:sz w:val="26"/>
-          <w:szCs w:val="26"/>
-        </w:rPr>
-        <w:t>rõ</w:t>
-      </w:r>
-      <w:r>
-        <w:rPr>
-          <w:sz w:val="26"/>
-          <w:szCs w:val="26"/>
-        </w:rPr>
-        <w:t xml:space="preserve"> </w:t>
-      </w:r>
-      <w:r>
-        <w:rPr>
-          <w:sz w:val="26"/>
-          <w:szCs w:val="26"/>
-        </w:rPr>
-        <w:t>phạm</w:t>
-      </w:r>
-      <w:r>
-        <w:rPr>
-          <w:sz w:val="26"/>
-          <w:szCs w:val="26"/>
-        </w:rPr>
-        <w:t xml:space="preserve"> </w:t>
-      </w:r>
-      <w:r>
-        <w:rPr>
-          <w:sz w:val="26"/>
-          <w:szCs w:val="26"/>
-        </w:rPr>
-        <w:t>vi</w:t>
-      </w:r>
-      <w:r>
-        <w:rPr>
-          <w:sz w:val="26"/>
-          <w:szCs w:val="26"/>
-        </w:rPr>
-        <w:t xml:space="preserve"> </w:t>
-      </w:r>
-      <w:r>
-        <w:rPr>
-          <w:sz w:val="26"/>
-          <w:szCs w:val="26"/>
-        </w:rPr>
-        <w:t>làm</w:t>
-      </w:r>
-      <w:r>
-        <w:rPr>
-          <w:sz w:val="26"/>
-          <w:szCs w:val="26"/>
-        </w:rPr>
-        <w:t xml:space="preserve"> </w:t>
-      </w:r>
-      <w:r>
-        <w:rPr>
-          <w:sz w:val="26"/>
-          <w:szCs w:val="26"/>
-        </w:rPr>
-        <w:t>việc,</w:t>
-      </w:r>
-      <w:r>
-        <w:rPr>
-          <w:sz w:val="26"/>
-          <w:szCs w:val="26"/>
-        </w:rPr>
-        <w:t xml:space="preserve"> </w:t>
-      </w:r>
-      <w:r>
-        <w:rPr>
-          <w:sz w:val="26"/>
-          <w:szCs w:val="26"/>
-        </w:rPr>
-        <w:t>phạm</w:t>
-      </w:r>
-      <w:r>
-        <w:rPr>
-          <w:sz w:val="26"/>
-          <w:szCs w:val="26"/>
-        </w:rPr>
-        <w:t xml:space="preserve"> </w:t>
-      </w:r>
-      <w:r>
-        <w:rPr>
-          <w:sz w:val="26"/>
-          <w:szCs w:val="26"/>
-        </w:rPr>
-        <w:t>vi</w:t>
-      </w:r>
-      <w:r>
-        <w:rPr>
-          <w:sz w:val="26"/>
-          <w:szCs w:val="26"/>
-        </w:rPr>
-        <w:t xml:space="preserve"> </w:t>
-      </w:r>
-      <w:r>
-        <w:rPr>
-          <w:sz w:val="26"/>
-          <w:szCs w:val="26"/>
-        </w:rPr>
-        <w:t>không</w:t>
-      </w:r>
-      <w:r>
-        <w:rPr>
-          <w:sz w:val="26"/>
-          <w:szCs w:val="26"/>
-        </w:rPr>
-        <w:t xml:space="preserve"> </w:t>
-      </w:r>
-      <w:r>
-        <w:rPr>
-          <w:sz w:val="26"/>
-          <w:szCs w:val="26"/>
-        </w:rPr>
-        <w:t>được</w:t>
-      </w:r>
-      <w:r>
-        <w:rPr>
-          <w:sz w:val="26"/>
-          <w:szCs w:val="26"/>
-        </w:rPr>
-        <w:t xml:space="preserve"> </w:t>
-      </w:r>
-      <w:r>
-        <w:rPr>
-          <w:sz w:val="26"/>
-          <w:szCs w:val="26"/>
-        </w:rPr>
-        <w:t>làm</w:t>
-      </w:r>
-      <w:r>
-        <w:rPr>
-          <w:sz w:val="26"/>
-          <w:szCs w:val="26"/>
-        </w:rPr>
-        <w:t xml:space="preserve"> </w:t>
-      </w:r>
-      <w:r>
-        <w:rPr>
-          <w:sz w:val="26"/>
-          <w:szCs w:val="26"/>
-        </w:rPr>
-        <w:t>việc,</w:t>
-      </w:r>
-      <w:r>
-        <w:rPr>
-          <w:sz w:val="26"/>
-          <w:szCs w:val="26"/>
-        </w:rPr>
-        <w:t xml:space="preserve"> </w:t>
-      </w:r>
-      <w:r>
-        <w:rPr>
-          <w:sz w:val="26"/>
-          <w:szCs w:val="26"/>
-        </w:rPr>
-        <w:t>nhắc</w:t>
-      </w:r>
-      <w:r>
-        <w:rPr>
-          <w:sz w:val="26"/>
-          <w:szCs w:val="26"/>
-        </w:rPr>
-        <w:t xml:space="preserve"> </w:t>
-      </w:r>
-      <w:r>
-        <w:rPr>
-          <w:sz w:val="26"/>
-          <w:szCs w:val="26"/>
-        </w:rPr>
-        <w:t>nhở</w:t>
-      </w:r>
-      <w:r>
-        <w:rPr>
-          <w:sz w:val="26"/>
-          <w:szCs w:val="26"/>
-        </w:rPr>
-        <w:t xml:space="preserve"> </w:t>
-      </w:r>
-      <w:r>
-        <w:rPr>
-          <w:sz w:val="26"/>
-          <w:szCs w:val="26"/>
-        </w:rPr>
-        <w:t>các</w:t>
-      </w:r>
-      <w:r>
-        <w:rPr>
-          <w:sz w:val="26"/>
-          <w:szCs w:val="26"/>
-        </w:rPr>
-        <w:t xml:space="preserve"> </w:t>
-      </w:r>
-      <w:r>
-        <w:rPr>
-          <w:sz w:val="26"/>
-          <w:szCs w:val="26"/>
-        </w:rPr>
-        <w:t>mối</w:t>
-      </w:r>
-      <w:r>
-        <w:rPr>
-          <w:sz w:val="26"/>
-          <w:szCs w:val="26"/>
-        </w:rPr>
-        <w:t xml:space="preserve"> </w:t>
-      </w:r>
-      <w:r>
-        <w:rPr>
-          <w:sz w:val="26"/>
-          <w:szCs w:val="26"/>
-        </w:rPr>
-        <w:t>nguy</w:t>
-      </w:r>
-      <w:r>
-        <w:rPr>
-          <w:sz w:val="26"/>
-          <w:szCs w:val="26"/>
-        </w:rPr>
-        <w:t xml:space="preserve"> </w:t>
-      </w:r>
-      <w:r>
-        <w:rPr>
-          <w:sz w:val="26"/>
-          <w:szCs w:val="26"/>
-        </w:rPr>
-        <w:t>hiểm</w:t>
-      </w:r>
-      <w:r>
-        <w:rPr>
-          <w:sz w:val="26"/>
-          <w:szCs w:val="26"/>
-        </w:rPr>
-        <w:t xml:space="preserve"> </w:t>
-      </w:r>
-      <w:r>
-        <w:rPr>
-          <w:sz w:val="26"/>
-          <w:szCs w:val="26"/>
-        </w:rPr>
-        <w:t>và</w:t>
-      </w:r>
-      <w:r>
-        <w:rPr>
-          <w:sz w:val="26"/>
-          <w:szCs w:val="26"/>
-        </w:rPr>
-        <w:t xml:space="preserve"> </w:t>
-      </w:r>
-      <w:r>
-        <w:rPr>
-          <w:sz w:val="26"/>
-          <w:szCs w:val="26"/>
-        </w:rPr>
-        <w:t>nhận</w:t>
-      </w:r>
-      <w:r>
-        <w:rPr>
-          <w:sz w:val="26"/>
-          <w:szCs w:val="26"/>
-        </w:rPr>
-        <w:t xml:space="preserve"> </w:t>
-      </w:r>
-      <w:r>
-        <w:rPr>
-          <w:sz w:val="26"/>
-          <w:szCs w:val="26"/>
-        </w:rPr>
-        <w:t>diện</w:t>
-      </w:r>
-      <w:r>
-        <w:rPr>
-          <w:sz w:val="26"/>
-          <w:szCs w:val="26"/>
-        </w:rPr>
-        <w:t xml:space="preserve"> </w:t>
-      </w:r>
-      <w:r>
-        <w:rPr>
-          <w:sz w:val="26"/>
-          <w:szCs w:val="26"/>
-        </w:rPr>
-        <w:t>mối</w:t>
-      </w:r>
-      <w:r>
-        <w:rPr>
-          <w:sz w:val="26"/>
-          <w:szCs w:val="26"/>
-        </w:rPr>
-        <w:t xml:space="preserve"> </w:t>
-      </w:r>
-      <w:r>
-        <w:rPr>
-          <w:sz w:val="26"/>
-          <w:szCs w:val="26"/>
-        </w:rPr>
-        <w:t>nguy,</w:t>
-      </w:r>
-      <w:r>
-        <w:rPr>
-          <w:sz w:val="26"/>
-          <w:szCs w:val="26"/>
-        </w:rPr>
-        <w:t xml:space="preserve"> </w:t>
-      </w:r>
-      <w:r>
-        <w:rPr>
-          <w:sz w:val="26"/>
-          <w:szCs w:val="26"/>
-        </w:rPr>
-        <w:t>kịp</w:t>
-      </w:r>
-      <w:r>
-        <w:rPr>
-          <w:sz w:val="26"/>
-          <w:szCs w:val="26"/>
-        </w:rPr>
-        <w:t xml:space="preserve"> </w:t>
-      </w:r>
-      <w:r>
-        <w:rPr>
-          <w:sz w:val="26"/>
-          <w:szCs w:val="26"/>
-        </w:rPr>
-        <w:t>thời</w:t>
-      </w:r>
-      <w:r>
-        <w:rPr>
-          <w:sz w:val="26"/>
-          <w:szCs w:val="26"/>
-        </w:rPr>
-        <w:t xml:space="preserve"> </w:t>
-      </w:r>
-      <w:r>
-        <w:rPr>
-          <w:sz w:val="26"/>
-          <w:szCs w:val="26"/>
-        </w:rPr>
-        <w:t>báo</w:t>
-      </w:r>
-      <w:r>
-        <w:rPr>
-          <w:sz w:val="26"/>
-          <w:szCs w:val="26"/>
-        </w:rPr>
-        <w:t xml:space="preserve"> </w:t>
-      </w:r>
-      <w:r>
-        <w:rPr>
-          <w:sz w:val="26"/>
-          <w:szCs w:val="26"/>
-        </w:rPr>
-        <w:t>báo</w:t>
-      </w:r>
-      <w:r>
-        <w:rPr>
-          <w:sz w:val="26"/>
-          <w:szCs w:val="26"/>
-        </w:rPr>
-        <w:t xml:space="preserve"> </w:t>
-      </w:r>
-      <w:r>
-        <w:rPr>
-          <w:sz w:val="26"/>
-          <w:szCs w:val="26"/>
-        </w:rPr>
-        <w:t>lãnh</w:t>
-      </w:r>
-      <w:r>
-        <w:rPr>
-          <w:sz w:val="26"/>
-          <w:szCs w:val="26"/>
-        </w:rPr>
-        <w:t xml:space="preserve"> </w:t>
-      </w:r>
-      <w:r>
-        <w:rPr>
-          <w:sz w:val="26"/>
-          <w:szCs w:val="26"/>
-        </w:rPr>
-        <w:t>đạo</w:t>
-      </w:r>
-      <w:r>
-        <w:rPr>
-          <w:sz w:val="26"/>
-          <w:szCs w:val="26"/>
-        </w:rPr>
-        <w:t xml:space="preserve"> </w:t>
-      </w:r>
-      <w:r>
-        <w:rPr>
-          <w:sz w:val="26"/>
-          <w:szCs w:val="26"/>
-        </w:rPr>
-        <w:t>khi</w:t>
-      </w:r>
-      <w:r>
-        <w:rPr>
-          <w:sz w:val="26"/>
-          <w:szCs w:val="26"/>
-        </w:rPr>
-        <w:t xml:space="preserve"> </w:t>
-      </w:r>
-      <w:r>
-        <w:rPr>
-          <w:sz w:val="26"/>
-          <w:szCs w:val="26"/>
-        </w:rPr>
-        <w:t>có</w:t>
-      </w:r>
-      <w:r>
-        <w:rPr>
-          <w:sz w:val="26"/>
-          <w:szCs w:val="26"/>
-        </w:rPr>
-        <w:t xml:space="preserve"> </w:t>
-      </w:r>
-      <w:r>
-        <w:rPr>
-          <w:sz w:val="26"/>
-          <w:szCs w:val="26"/>
-        </w:rPr>
-        <w:t>nguy;</w:t>
-      </w:r>
-      <w:r>
-        <w:rPr>
-          <w:sz w:val="26"/>
-          <w:szCs w:val="26"/>
-        </w:rPr>
-        <w:t xml:space="preserve"> </w:t>
-      </w:r>
-      <w:r>
-        <w:rPr>
-          <w:b/>
-          <w:i/>
-          <w:sz w:val="26"/>
-          <w:szCs w:val="26"/>
-        </w:rPr>
-        <w:t>chụp</w:t>
-      </w:r>
-      <w:r>
-        <w:rPr>
-          <w:b/>
-          <w:i/>
-          <w:sz w:val="26"/>
-          <w:szCs w:val="26"/>
-        </w:rPr>
-        <w:t xml:space="preserve"> </w:t>
-      </w:r>
-      <w:r>
-        <w:rPr>
-          <w:b/>
-          <w:i/>
-          <w:sz w:val="26"/>
-          <w:szCs w:val="26"/>
-        </w:rPr>
-        <w:t>ảnh</w:t>
-      </w:r>
-      <w:r>
-        <w:rPr>
-          <w:b/>
-          <w:i/>
-          <w:sz w:val="26"/>
-          <w:szCs w:val="26"/>
-        </w:rPr>
-        <w:t xml:space="preserve"> </w:t>
-      </w:r>
-      <w:r>
-        <w:rPr>
-          <w:b/>
-          <w:i/>
-          <w:sz w:val="26"/>
-          <w:szCs w:val="26"/>
-        </w:rPr>
-        <w:t>hiện</w:t>
-      </w:r>
-      <w:r>
-        <w:rPr>
-          <w:b/>
-          <w:i/>
-          <w:sz w:val="26"/>
-          <w:szCs w:val="26"/>
-        </w:rPr>
-        <w:t xml:space="preserve"> </w:t>
-      </w:r>
-      <w:r>
-        <w:rPr>
-          <w:b/>
-          <w:i/>
-          <w:sz w:val="26"/>
-          <w:szCs w:val="26"/>
-        </w:rPr>
-        <w:t>trường</w:t>
-      </w:r>
-      <w:r>
-        <w:rPr>
-          <w:b/>
-          <w:i/>
-          <w:sz w:val="26"/>
-          <w:szCs w:val="26"/>
-        </w:rPr>
-        <w:t xml:space="preserve"> </w:t>
-      </w:r>
-      <w:r>
-        <w:rPr>
-          <w:b/>
-          <w:i/>
-          <w:sz w:val="26"/>
-          <w:szCs w:val="26"/>
-        </w:rPr>
-        <w:t>đầy</w:t>
-      </w:r>
-      <w:r>
-        <w:rPr>
-          <w:b/>
-          <w:i/>
-          <w:sz w:val="26"/>
-          <w:szCs w:val="26"/>
-        </w:rPr>
-        <w:t xml:space="preserve"> </w:t>
-      </w:r>
-      <w:r>
-        <w:rPr>
-          <w:b/>
-          <w:i/>
-          <w:sz w:val="26"/>
-          <w:szCs w:val="26"/>
-        </w:rPr>
-        <w:t>đủ</w:t>
-      </w:r>
-      <w:r>
-        <w:rPr>
-          <w:b/>
-          <w:i/>
-          <w:sz w:val="26"/>
-          <w:szCs w:val="26"/>
-        </w:rPr>
-        <w:t xml:space="preserve"> </w:t>
-      </w:r>
-      <w:r>
-        <w:rPr>
-          <w:b/>
-          <w:i/>
-          <w:sz w:val="26"/>
-          <w:szCs w:val="26"/>
-        </w:rPr>
-        <w:t>các</w:t>
-      </w:r>
-      <w:r>
-        <w:rPr>
-          <w:b/>
-          <w:i/>
-          <w:sz w:val="26"/>
-          <w:szCs w:val="26"/>
-        </w:rPr>
-        <w:t xml:space="preserve"> </w:t>
-      </w:r>
-      <w:r>
-        <w:rPr>
-          <w:b/>
-          <w:i/>
-          <w:sz w:val="26"/>
-          <w:szCs w:val="26"/>
-        </w:rPr>
-        <w:t>bước</w:t>
-      </w:r>
-      <w:r>
-        <w:rPr>
-          <w:b/>
-          <w:i/>
-          <w:sz w:val="26"/>
-          <w:szCs w:val="26"/>
-        </w:rPr>
-        <w:t xml:space="preserve"> </w:t>
-      </w:r>
-      <w:r>
-        <w:rPr>
-          <w:b/>
-          <w:i/>
-          <w:sz w:val="26"/>
-          <w:szCs w:val="26"/>
-        </w:rPr>
-        <w:t>theo</w:t>
-      </w:r>
-      <w:r>
-        <w:rPr>
-          <w:b/>
-          <w:i/>
-          <w:sz w:val="26"/>
-          <w:szCs w:val="26"/>
-        </w:rPr>
-        <w:t xml:space="preserve"> </w:t>
-      </w:r>
-      <w:r>
-        <w:rPr>
-          <w:b/>
-          <w:i/>
-          <w:sz w:val="26"/>
-          <w:szCs w:val="26"/>
-        </w:rPr>
-        <w:t>quy</w:t>
-      </w:r>
-      <w:r>
-        <w:rPr>
-          <w:b/>
-          <w:i/>
-          <w:sz w:val="26"/>
-          <w:szCs w:val="26"/>
-        </w:rPr>
-        <w:t xml:space="preserve"> </w:t>
-      </w:r>
-      <w:r>
-        <w:rPr>
-          <w:b/>
-          <w:i/>
-          <w:sz w:val="26"/>
-          <w:szCs w:val="26"/>
-        </w:rPr>
-        <w:t>định</w:t>
-      </w:r>
-      <w:r>
-        <w:rPr>
-          <w:b/>
-          <w:sz w:val="26"/>
-          <w:szCs w:val="26"/>
-        </w:rPr>
-        <w:t>.</w:t>
-      </w:r>
-    </w:p>
-    <w:p>
-      <w:pPr>
-        <w:pStyle w:val="ListParagraph"/>
-        <w:numPr>
-          <w:ilvl w:val="0"/>
-          <w:numId w:val="10"/>
-        </w:numPr>
-        <w:tabs>
-          <w:tab w:val="clear" w:pos="927"/>
-          <w:tab w:val="left" w:pos="567"/>
-        </w:tabs>
-        <w:suppressAutoHyphens w:val="0"/>
-        <w:spacing w:before="120" w:after="60" w:line="259" w:lineRule="auto"/>
-        <w:ind w:left="0" w:firstLine="0"/>
-        <w:contextualSpacing w:val="0"/>
-        <w:jc w:val="both"/>
-        <w:rPr>
-          <w:sz w:val="26"/>
-        </w:rPr>
-      </w:pPr>
-      <w:r>
-        <w:rPr>
-          <w:sz w:val="26"/>
-        </w:rPr>
-        <w:t>Thời</w:t>
-      </w:r>
-      <w:r>
-        <w:rPr>
-          <w:sz w:val="26"/>
-        </w:rPr>
-        <w:t xml:space="preserve"> </w:t>
-      </w:r>
-      <w:r>
-        <w:rPr>
-          <w:sz w:val="26"/>
-        </w:rPr>
-        <w:t>gian,</w:t>
-      </w:r>
-      <w:r>
-        <w:rPr>
-          <w:sz w:val="26"/>
-        </w:rPr>
-        <w:t xml:space="preserve"> </w:t>
-      </w:r>
-      <w:r>
-        <w:rPr>
-          <w:sz w:val="26"/>
-        </w:rPr>
-        <w:t>hạng</w:t>
-      </w:r>
-      <w:r>
-        <w:rPr>
-          <w:sz w:val="26"/>
-        </w:rPr>
-        <w:t xml:space="preserve"> </w:t>
-      </w:r>
-      <w:r>
-        <w:rPr>
-          <w:sz w:val="26"/>
-        </w:rPr>
-        <w:t>mục</w:t>
-      </w:r>
-      <w:r>
-        <w:rPr>
-          <w:sz w:val="26"/>
-        </w:rPr>
-        <w:t xml:space="preserve"> </w:t>
-      </w:r>
-      <w:r>
-        <w:rPr>
-          <w:sz w:val="26"/>
-        </w:rPr>
-        <w:t>thí</w:t>
-      </w:r>
-      <w:r>
-        <w:rPr>
-          <w:sz w:val="26"/>
-        </w:rPr>
-        <w:t xml:space="preserve"> </w:t>
-      </w:r>
-      <w:r>
-        <w:rPr>
-          <w:sz w:val="26"/>
-        </w:rPr>
-        <w:t>nghiệm</w:t>
-      </w:r>
-      <w:r>
-        <w:rPr>
-          <w:sz w:val="26"/>
-        </w:rPr>
-        <w:t xml:space="preserve"> </w:t>
-      </w:r>
-      <w:r>
-        <w:rPr>
-          <w:sz w:val="26"/>
-        </w:rPr>
-        <w:t>thiết</w:t>
-      </w:r>
-      <w:r>
-        <w:rPr>
-          <w:sz w:val="26"/>
-        </w:rPr>
-        <w:t xml:space="preserve"> </w:t>
-      </w:r>
-      <w:r>
-        <w:rPr>
-          <w:sz w:val="26"/>
-        </w:rPr>
-        <w:t>bị</w:t>
-      </w:r>
-      <w:r>
-        <w:rPr>
-          <w:sz w:val="26"/>
-        </w:rPr>
-        <w:t xml:space="preserve"> </w:t>
-      </w:r>
-      <w:r>
-        <w:rPr>
-          <w:sz w:val="26"/>
-        </w:rPr>
-        <w:t>theo</w:t>
-      </w:r>
-      <w:r>
-        <w:rPr>
-          <w:sz w:val="26"/>
-        </w:rPr>
-        <w:t xml:space="preserve"> </w:t>
-      </w:r>
-      <w:r>
-        <w:rPr>
-          <w:sz w:val="26"/>
-        </w:rPr>
-        <w:t>quy</w:t>
-      </w:r>
-      <w:r>
-        <w:rPr>
-          <w:sz w:val="26"/>
-        </w:rPr>
-        <w:t xml:space="preserve"> </w:t>
-      </w:r>
-      <w:r>
-        <w:rPr>
-          <w:sz w:val="26"/>
-        </w:rPr>
-        <w:t>định</w:t>
-      </w:r>
-      <w:r>
-        <w:rPr>
-          <w:sz w:val="26"/>
-        </w:rPr>
-        <w:t xml:space="preserve"> </w:t>
-      </w:r>
-      <w:r>
-        <w:rPr>
-          <w:sz w:val="26"/>
-        </w:rPr>
-        <w:t>và</w:t>
-      </w:r>
-      <w:r>
-        <w:rPr>
-          <w:sz w:val="26"/>
-        </w:rPr>
-        <w:t xml:space="preserve"> </w:t>
-      </w:r>
-      <w:r>
-        <w:rPr>
-          <w:sz w:val="26"/>
-        </w:rPr>
-        <w:t>theo</w:t>
-      </w:r>
-      <w:r>
-        <w:rPr>
-          <w:sz w:val="26"/>
-        </w:rPr>
-        <w:t xml:space="preserve"> </w:t>
-      </w:r>
-      <w:r>
-        <w:rPr>
-          <w:sz w:val="26"/>
-        </w:rPr>
-        <w:t>lịch</w:t>
-      </w:r>
-      <w:r>
-        <w:rPr>
-          <w:sz w:val="26"/>
-        </w:rPr>
-        <w:t xml:space="preserve"> </w:t>
-      </w:r>
-      <w:r>
-        <w:rPr>
-          <w:sz w:val="26"/>
-        </w:rPr>
-        <w:t>được</w:t>
-      </w:r>
-      <w:r>
-        <w:rPr>
-          <w:sz w:val="26"/>
-        </w:rPr>
-        <w:t xml:space="preserve"> </w:t>
-      </w:r>
-      <w:r>
-        <w:rPr>
-          <w:sz w:val="26"/>
-        </w:rPr>
-        <w:t>duyệt.</w:t>
-      </w:r>
-    </w:p>
-    <w:p>
-      <w:pPr>
-        <w:pStyle w:val="ListParagraph"/>
-        <w:numPr>
-          <w:ilvl w:val="0"/>
-          <w:numId w:val="10"/>
-        </w:numPr>
-        <w:tabs>
-          <w:tab w:val="clear" w:pos="927"/>
-          <w:tab w:val="left" w:pos="567"/>
-        </w:tabs>
-        <w:suppressAutoHyphens w:val="0"/>
-        <w:spacing w:before="120" w:after="60" w:line="259" w:lineRule="auto"/>
-        <w:ind w:left="0" w:firstLine="0"/>
-        <w:contextualSpacing w:val="0"/>
-        <w:jc w:val="both"/>
-        <w:rPr>
-          <w:sz w:val="26"/>
-        </w:rPr>
-      </w:pPr>
-      <w:r>
-        <w:rPr>
-          <w:sz w:val="26"/>
-        </w:rPr>
-        <w:t>Kiểm</w:t>
-      </w:r>
-      <w:r>
-        <w:rPr>
-          <w:sz w:val="26"/>
-        </w:rPr>
-        <w:t xml:space="preserve"> </w:t>
-      </w:r>
-      <w:r>
-        <w:rPr>
-          <w:sz w:val="26"/>
-        </w:rPr>
-        <w:t>tra</w:t>
-      </w:r>
-      <w:r>
-        <w:rPr>
-          <w:sz w:val="26"/>
-        </w:rPr>
-        <w:t xml:space="preserve"> </w:t>
-      </w:r>
-      <w:r>
-        <w:rPr>
-          <w:sz w:val="26"/>
-        </w:rPr>
-        <w:t>sức</w:t>
-      </w:r>
-      <w:r>
-        <w:rPr>
-          <w:sz w:val="26"/>
-        </w:rPr>
-        <w:t xml:space="preserve"> </w:t>
-      </w:r>
-      <w:r>
-        <w:rPr>
-          <w:sz w:val="26"/>
-        </w:rPr>
-        <w:t>khỏe</w:t>
-      </w:r>
-      <w:r>
-        <w:rPr>
-          <w:sz w:val="26"/>
-        </w:rPr>
-        <w:t xml:space="preserve"> </w:t>
-      </w:r>
-      <w:r>
-        <w:rPr>
-          <w:sz w:val="26"/>
-        </w:rPr>
-        <w:t>công</w:t>
-      </w:r>
-      <w:r>
-        <w:rPr>
-          <w:sz w:val="26"/>
-        </w:rPr>
-        <w:t xml:space="preserve"> </w:t>
-      </w:r>
-      <w:r>
-        <w:rPr>
-          <w:sz w:val="26"/>
-        </w:rPr>
-        <w:t>nhân</w:t>
-      </w:r>
-      <w:r>
-        <w:rPr>
-          <w:sz w:val="26"/>
-        </w:rPr>
-        <w:t xml:space="preserve"> </w:t>
-      </w:r>
-      <w:r>
-        <w:rPr>
-          <w:sz w:val="26"/>
-        </w:rPr>
-        <w:t>trước</w:t>
-      </w:r>
-      <w:r>
-        <w:rPr>
-          <w:sz w:val="26"/>
-        </w:rPr>
-        <w:t xml:space="preserve"> </w:t>
-      </w:r>
-      <w:r>
-        <w:rPr>
-          <w:sz w:val="26"/>
-        </w:rPr>
-        <w:t>khi</w:t>
-      </w:r>
-      <w:r>
-        <w:rPr>
-          <w:sz w:val="26"/>
-        </w:rPr>
-        <w:t xml:space="preserve"> </w:t>
-      </w:r>
-      <w:r>
-        <w:rPr>
-          <w:sz w:val="26"/>
-        </w:rPr>
-        <w:t>bố</w:t>
-      </w:r>
-      <w:r>
-        <w:rPr>
-          <w:sz w:val="26"/>
-        </w:rPr>
-        <w:t xml:space="preserve"> </w:t>
-      </w:r>
-      <w:r>
-        <w:rPr>
-          <w:sz w:val="26"/>
-        </w:rPr>
-        <w:t>trí</w:t>
-      </w:r>
-      <w:r>
-        <w:rPr>
-          <w:sz w:val="26"/>
-        </w:rPr>
-        <w:t xml:space="preserve"> </w:t>
-      </w:r>
-      <w:r>
-        <w:rPr>
-          <w:sz w:val="26"/>
-        </w:rPr>
-        <w:t>công</w:t>
-      </w:r>
-      <w:r>
-        <w:rPr>
-          <w:sz w:val="26"/>
-        </w:rPr>
-        <w:t xml:space="preserve"> </w:t>
-      </w:r>
-      <w:r>
-        <w:rPr>
-          <w:sz w:val="26"/>
-        </w:rPr>
-        <w:t>tác.</w:t>
-      </w:r>
-      <w:r>
-        <w:rPr>
-          <w:sz w:val="26"/>
-        </w:rPr>
-        <w:t xml:space="preserve"> </w:t>
-      </w:r>
-      <w:r>
-        <w:rPr>
-          <w:sz w:val="26"/>
-        </w:rPr>
-        <w:t>Không</w:t>
-      </w:r>
-      <w:r>
-        <w:rPr>
-          <w:sz w:val="26"/>
-        </w:rPr>
-        <w:t xml:space="preserve"> </w:t>
-      </w:r>
-      <w:r>
-        <w:rPr>
-          <w:sz w:val="26"/>
-        </w:rPr>
-        <w:t>được</w:t>
-      </w:r>
-      <w:r>
-        <w:rPr>
-          <w:sz w:val="26"/>
-        </w:rPr>
-        <w:t xml:space="preserve"> </w:t>
-      </w:r>
-      <w:r>
-        <w:rPr>
-          <w:sz w:val="26"/>
-        </w:rPr>
-        <w:t>uống</w:t>
-      </w:r>
-      <w:r>
-        <w:rPr>
-          <w:sz w:val="26"/>
-        </w:rPr>
-        <w:t xml:space="preserve"> </w:t>
-      </w:r>
-      <w:r>
-        <w:rPr>
-          <w:sz w:val="26"/>
-        </w:rPr>
-        <w:t>rượu</w:t>
-      </w:r>
-      <w:r>
-        <w:rPr>
-          <w:sz w:val="26"/>
-        </w:rPr>
-        <w:t xml:space="preserve"> </w:t>
-      </w:r>
-      <w:r>
-        <w:rPr>
-          <w:sz w:val="26"/>
-        </w:rPr>
-        <w:t>bia</w:t>
-      </w:r>
-      <w:r>
-        <w:rPr>
-          <w:sz w:val="26"/>
-        </w:rPr>
-        <w:t xml:space="preserve"> </w:t>
-      </w:r>
-      <w:r>
-        <w:rPr>
-          <w:sz w:val="26"/>
-        </w:rPr>
-        <w:t>trong</w:t>
-      </w:r>
-      <w:r>
-        <w:rPr>
-          <w:sz w:val="26"/>
-        </w:rPr>
-        <w:t xml:space="preserve"> </w:t>
-      </w:r>
-      <w:r>
-        <w:rPr>
-          <w:sz w:val="26"/>
-        </w:rPr>
-        <w:t>đợt</w:t>
-      </w:r>
-      <w:r>
-        <w:rPr>
-          <w:sz w:val="26"/>
-        </w:rPr>
-        <w:t xml:space="preserve"> </w:t>
-      </w:r>
-      <w:r>
-        <w:rPr>
-          <w:sz w:val="26"/>
-        </w:rPr>
-        <w:t>công</w:t>
-      </w:r>
-      <w:r>
-        <w:rPr>
-          <w:sz w:val="26"/>
-        </w:rPr>
-        <w:t xml:space="preserve"> </w:t>
-      </w:r>
-      <w:r>
-        <w:rPr>
-          <w:sz w:val="26"/>
-        </w:rPr>
-        <w:t>tác.</w:t>
-      </w:r>
-    </w:p>
-    <w:p>
-      <w:pPr>
-        <w:pStyle w:val="ListParagraph"/>
-        <w:numPr>
-          <w:ilvl w:val="0"/>
-          <w:numId w:val="10"/>
-        </w:numPr>
-        <w:tabs>
-          <w:tab w:val="clear" w:pos="927"/>
-          <w:tab w:val="left" w:pos="567"/>
-        </w:tabs>
-        <w:suppressAutoHyphens w:val="0"/>
-        <w:spacing w:before="120" w:after="60" w:line="259" w:lineRule="auto"/>
-        <w:ind w:left="0" w:firstLine="0"/>
-        <w:contextualSpacing w:val="0"/>
-        <w:jc w:val="both"/>
-        <w:rPr>
-          <w:sz w:val="26"/>
-        </w:rPr>
-      </w:pPr>
-      <w:r>
-        <w:rPr>
-          <w:sz w:val="26"/>
-        </w:rPr>
-        <w:t>Người</w:t>
-      </w:r>
-      <w:r>
-        <w:rPr>
-          <w:sz w:val="26"/>
-        </w:rPr>
-        <w:t xml:space="preserve"> </w:t>
-      </w:r>
-      <w:r>
-        <w:rPr>
-          <w:sz w:val="26"/>
-        </w:rPr>
-        <w:t>chỉ</w:t>
-      </w:r>
-      <w:r>
-        <w:rPr>
-          <w:sz w:val="26"/>
-        </w:rPr>
-        <w:t xml:space="preserve"> </w:t>
-      </w:r>
-      <w:r>
-        <w:rPr>
-          <w:sz w:val="26"/>
-        </w:rPr>
-        <w:t>huy</w:t>
-      </w:r>
-      <w:r>
-        <w:rPr>
-          <w:sz w:val="26"/>
-        </w:rPr>
-        <w:t xml:space="preserve"> </w:t>
-      </w:r>
-      <w:r>
-        <w:rPr>
-          <w:sz w:val="26"/>
-        </w:rPr>
-        <w:t>trực</w:t>
-      </w:r>
-      <w:r>
-        <w:rPr>
-          <w:sz w:val="26"/>
-        </w:rPr>
-        <w:t xml:space="preserve"> </w:t>
-      </w:r>
-      <w:r>
-        <w:rPr>
-          <w:sz w:val="26"/>
-        </w:rPr>
-        <w:t>tiếp</w:t>
-      </w:r>
-      <w:r>
-        <w:rPr>
-          <w:sz w:val="26"/>
-        </w:rPr>
-        <w:t xml:space="preserve"> </w:t>
-      </w:r>
-      <w:r>
-        <w:rPr>
-          <w:sz w:val="26"/>
-        </w:rPr>
-        <w:t>luôn</w:t>
-      </w:r>
-      <w:r>
-        <w:rPr>
-          <w:sz w:val="26"/>
-        </w:rPr>
-        <w:t xml:space="preserve"> </w:t>
-      </w:r>
-      <w:r>
-        <w:rPr>
-          <w:sz w:val="26"/>
-        </w:rPr>
-        <w:t>có</w:t>
-      </w:r>
-      <w:r>
-        <w:rPr>
-          <w:sz w:val="26"/>
-        </w:rPr>
-        <w:t xml:space="preserve"> </w:t>
-      </w:r>
-      <w:r>
-        <w:rPr>
-          <w:sz w:val="26"/>
-        </w:rPr>
-        <w:t>mặt</w:t>
-      </w:r>
-      <w:r>
-        <w:rPr>
-          <w:sz w:val="26"/>
-        </w:rPr>
-        <w:t xml:space="preserve"> </w:t>
-      </w:r>
-      <w:r>
-        <w:rPr>
-          <w:sz w:val="26"/>
-        </w:rPr>
-        <w:t>tại</w:t>
-      </w:r>
-      <w:r>
-        <w:rPr>
-          <w:sz w:val="26"/>
-        </w:rPr>
-        <w:t xml:space="preserve"> </w:t>
-      </w:r>
-      <w:r>
-        <w:rPr>
-          <w:sz w:val="26"/>
-        </w:rPr>
-        <w:t>hiện</w:t>
-      </w:r>
-      <w:r>
-        <w:rPr>
-          <w:sz w:val="26"/>
-        </w:rPr>
-        <w:t xml:space="preserve"> </w:t>
-      </w:r>
-      <w:r>
-        <w:rPr>
-          <w:sz w:val="26"/>
-        </w:rPr>
-        <w:t>trường</w:t>
-      </w:r>
-      <w:r>
-        <w:rPr>
-          <w:sz w:val="26"/>
-        </w:rPr>
-        <w:t xml:space="preserve"> </w:t>
-      </w:r>
-      <w:r>
-        <w:rPr>
-          <w:sz w:val="26"/>
-        </w:rPr>
-        <w:t>để</w:t>
-      </w:r>
-      <w:r>
-        <w:rPr>
-          <w:sz w:val="26"/>
-        </w:rPr>
-        <w:t xml:space="preserve"> </w:t>
-      </w:r>
-      <w:r>
-        <w:rPr>
-          <w:sz w:val="26"/>
-        </w:rPr>
-        <w:t>giám</w:t>
-      </w:r>
-      <w:r>
-        <w:rPr>
-          <w:sz w:val="26"/>
-        </w:rPr>
-        <w:t xml:space="preserve"> </w:t>
-      </w:r>
-      <w:r>
-        <w:rPr>
-          <w:sz w:val="26"/>
-        </w:rPr>
-        <w:t>sát</w:t>
-      </w:r>
-      <w:r>
-        <w:rPr>
-          <w:sz w:val="26"/>
-        </w:rPr>
-        <w:t xml:space="preserve"> </w:t>
-      </w:r>
-      <w:r>
-        <w:rPr>
-          <w:sz w:val="26"/>
-        </w:rPr>
-        <w:t>được</w:t>
-      </w:r>
-      <w:r>
-        <w:rPr>
-          <w:sz w:val="26"/>
-        </w:rPr>
-        <w:t xml:space="preserve"> </w:t>
-      </w:r>
-      <w:r>
-        <w:rPr>
-          <w:sz w:val="26"/>
-        </w:rPr>
-        <w:t>hết</w:t>
-      </w:r>
-      <w:r>
-        <w:rPr>
-          <w:sz w:val="26"/>
-        </w:rPr>
-        <w:t xml:space="preserve"> </w:t>
-      </w:r>
-      <w:r>
-        <w:rPr>
-          <w:sz w:val="26"/>
-        </w:rPr>
-        <w:t>nhân</w:t>
-      </w:r>
-      <w:r>
-        <w:rPr>
-          <w:sz w:val="26"/>
-        </w:rPr>
-        <w:t xml:space="preserve"> </w:t>
-      </w:r>
-      <w:r>
-        <w:rPr>
-          <w:sz w:val="26"/>
-        </w:rPr>
-        <w:t>viên</w:t>
-      </w:r>
-      <w:r>
-        <w:rPr>
-          <w:sz w:val="26"/>
-        </w:rPr>
-        <w:t xml:space="preserve"> </w:t>
-      </w:r>
-      <w:r>
-        <w:rPr>
-          <w:sz w:val="26"/>
-        </w:rPr>
-        <w:t>đơn</w:t>
-      </w:r>
-      <w:r>
-        <w:rPr>
-          <w:sz w:val="26"/>
-        </w:rPr>
-        <w:t xml:space="preserve"> </w:t>
-      </w:r>
-      <w:r>
-        <w:rPr>
-          <w:sz w:val="26"/>
-        </w:rPr>
-        <w:t>vị</w:t>
-      </w:r>
-      <w:r>
-        <w:rPr>
-          <w:sz w:val="26"/>
-        </w:rPr>
-        <w:t xml:space="preserve"> </w:t>
-      </w:r>
-      <w:r>
-        <w:rPr>
-          <w:sz w:val="26"/>
-        </w:rPr>
-        <w:t>công</w:t>
-      </w:r>
-      <w:r>
-        <w:rPr>
-          <w:sz w:val="26"/>
-        </w:rPr>
-        <w:t xml:space="preserve"> </w:t>
-      </w:r>
-      <w:r>
-        <w:rPr>
-          <w:sz w:val="26"/>
-        </w:rPr>
-        <w:t>tác.</w:t>
-      </w:r>
-      <w:r>
-        <w:rPr>
-          <w:sz w:val="26"/>
-        </w:rPr>
-        <w:t xml:space="preserve"> </w:t>
-      </w:r>
-      <w:r>
-        <w:rPr>
-          <w:sz w:val="26"/>
-        </w:rPr>
-        <w:t>Người</w:t>
-      </w:r>
-      <w:r>
-        <w:rPr>
-          <w:sz w:val="26"/>
-        </w:rPr>
-        <w:t xml:space="preserve"> </w:t>
-      </w:r>
-      <w:r>
-        <w:rPr>
-          <w:sz w:val="26"/>
-        </w:rPr>
-        <w:t>lãnh</w:t>
-      </w:r>
-      <w:r>
-        <w:rPr>
-          <w:sz w:val="26"/>
-        </w:rPr>
-        <w:t xml:space="preserve"> </w:t>
-      </w:r>
-      <w:r>
-        <w:rPr>
-          <w:sz w:val="26"/>
-        </w:rPr>
-        <w:t>đạo</w:t>
-      </w:r>
-      <w:r>
-        <w:rPr>
-          <w:sz w:val="26"/>
-        </w:rPr>
-        <w:t xml:space="preserve"> </w:t>
-      </w:r>
-      <w:r>
-        <w:rPr>
-          <w:sz w:val="26"/>
-        </w:rPr>
-        <w:t>công</w:t>
-      </w:r>
-      <w:r>
-        <w:rPr>
-          <w:sz w:val="26"/>
-        </w:rPr>
-        <w:t xml:space="preserve"> </w:t>
-      </w:r>
-      <w:r>
-        <w:rPr>
-          <w:sz w:val="26"/>
-        </w:rPr>
-        <w:t>việc</w:t>
-      </w:r>
-      <w:r>
-        <w:rPr>
-          <w:sz w:val="26"/>
-        </w:rPr>
-        <w:t xml:space="preserve"> </w:t>
-      </w:r>
-      <w:r>
-        <w:rPr>
-          <w:sz w:val="26"/>
-        </w:rPr>
-        <w:t>định</w:t>
-      </w:r>
-      <w:r>
-        <w:rPr>
-          <w:sz w:val="26"/>
-        </w:rPr>
-        <w:t xml:space="preserve"> </w:t>
-      </w:r>
-      <w:r>
-        <w:rPr>
-          <w:sz w:val="26"/>
-        </w:rPr>
-        <w:t>kỳ</w:t>
-      </w:r>
-      <w:r>
-        <w:rPr>
-          <w:sz w:val="26"/>
-        </w:rPr>
-        <w:t xml:space="preserve"> </w:t>
-      </w:r>
-      <w:r>
-        <w:rPr>
-          <w:sz w:val="26"/>
-        </w:rPr>
-        <w:t>kiểm</w:t>
-      </w:r>
-      <w:r>
-        <w:rPr>
-          <w:sz w:val="26"/>
-        </w:rPr>
-        <w:t xml:space="preserve"> </w:t>
-      </w:r>
-      <w:r>
-        <w:rPr>
-          <w:sz w:val="26"/>
-        </w:rPr>
-        <w:t>tra</w:t>
-      </w:r>
-      <w:r>
-        <w:rPr>
-          <w:sz w:val="26"/>
-        </w:rPr>
-        <w:t xml:space="preserve"> </w:t>
-      </w:r>
-      <w:r>
-        <w:rPr>
-          <w:sz w:val="26"/>
-        </w:rPr>
-        <w:t>việc</w:t>
-      </w:r>
-      <w:r>
-        <w:rPr>
-          <w:sz w:val="26"/>
-        </w:rPr>
-        <w:t xml:space="preserve"> </w:t>
-      </w:r>
-      <w:r>
-        <w:rPr>
-          <w:sz w:val="26"/>
-        </w:rPr>
-        <w:t>chấp</w:t>
-      </w:r>
-      <w:r>
-        <w:rPr>
-          <w:sz w:val="26"/>
-        </w:rPr>
-        <w:t xml:space="preserve"> </w:t>
-      </w:r>
-      <w:r>
-        <w:rPr>
-          <w:sz w:val="26"/>
-        </w:rPr>
-        <w:t>hành</w:t>
-      </w:r>
-      <w:r>
-        <w:rPr>
-          <w:sz w:val="26"/>
-        </w:rPr>
-        <w:t xml:space="preserve"> </w:t>
-      </w:r>
-      <w:r>
-        <w:rPr>
-          <w:sz w:val="26"/>
-        </w:rPr>
-        <w:t>QT-KTAT</w:t>
-      </w:r>
-      <w:r>
-        <w:rPr>
-          <w:sz w:val="26"/>
-        </w:rPr>
-        <w:t xml:space="preserve"> </w:t>
-      </w:r>
-      <w:r>
-        <w:rPr>
-          <w:sz w:val="26"/>
-        </w:rPr>
-        <w:t>của</w:t>
-      </w:r>
-      <w:r>
-        <w:rPr>
-          <w:sz w:val="26"/>
-        </w:rPr>
-        <w:t xml:space="preserve"> </w:t>
-      </w:r>
-      <w:r>
-        <w:rPr>
-          <w:sz w:val="26"/>
-        </w:rPr>
-        <w:t>nhân</w:t>
-      </w:r>
-      <w:r>
-        <w:rPr>
-          <w:sz w:val="26"/>
-        </w:rPr>
-        <w:t xml:space="preserve"> </w:t>
-      </w:r>
-      <w:r>
-        <w:rPr>
-          <w:sz w:val="26"/>
-        </w:rPr>
-        <w:t>viên</w:t>
-      </w:r>
-      <w:r>
-        <w:rPr>
-          <w:sz w:val="26"/>
-        </w:rPr>
-        <w:t xml:space="preserve"> </w:t>
-      </w:r>
-      <w:r>
-        <w:rPr>
-          <w:sz w:val="26"/>
-        </w:rPr>
-        <w:t>trong</w:t>
-      </w:r>
-      <w:r>
-        <w:rPr>
-          <w:sz w:val="26"/>
-        </w:rPr>
-        <w:t xml:space="preserve"> </w:t>
-      </w:r>
-      <w:r>
-        <w:rPr>
-          <w:sz w:val="26"/>
-        </w:rPr>
-        <w:t>nhóm</w:t>
-      </w:r>
-      <w:r>
-        <w:rPr>
-          <w:sz w:val="26"/>
-        </w:rPr>
-        <w:t xml:space="preserve"> </w:t>
-      </w:r>
-      <w:r>
-        <w:rPr>
-          <w:sz w:val="26"/>
-        </w:rPr>
-        <w:t>mình.</w:t>
-      </w:r>
-    </w:p>
-    <w:p>
-      <w:pPr>
-        <w:pStyle w:val="ListParagraph"/>
-        <w:numPr>
-          <w:ilvl w:val="0"/>
-          <w:numId w:val="10"/>
-        </w:numPr>
-        <w:tabs>
-          <w:tab w:val="clear" w:pos="927"/>
-          <w:tab w:val="left" w:pos="567"/>
-        </w:tabs>
-        <w:suppressAutoHyphens w:val="0"/>
-        <w:spacing w:before="120" w:after="60" w:line="259" w:lineRule="auto"/>
-        <w:ind w:left="0" w:firstLine="0"/>
-        <w:contextualSpacing w:val="0"/>
-        <w:jc w:val="both"/>
-        <w:rPr>
-          <w:sz w:val="26"/>
-        </w:rPr>
-      </w:pPr>
-      <w:r>
-        <w:rPr>
-          <w:sz w:val="26"/>
-        </w:rPr>
-        <w:t>Phải</w:t>
-      </w:r>
-      <w:r>
-        <w:rPr>
-          <w:sz w:val="26"/>
-        </w:rPr>
-        <w:t xml:space="preserve"> </w:t>
-      </w:r>
-      <w:r>
-        <w:rPr>
-          <w:sz w:val="26"/>
-        </w:rPr>
-        <w:t>tập</w:t>
-      </w:r>
-      <w:r>
-        <w:rPr>
-          <w:sz w:val="26"/>
-        </w:rPr>
-        <w:t xml:space="preserve"> </w:t>
-      </w:r>
-      <w:r>
-        <w:rPr>
-          <w:sz w:val="26"/>
-        </w:rPr>
-        <w:t>trung</w:t>
-      </w:r>
-      <w:r>
-        <w:rPr>
-          <w:sz w:val="26"/>
-        </w:rPr>
-        <w:t xml:space="preserve"> </w:t>
-      </w:r>
-      <w:r>
-        <w:rPr>
-          <w:sz w:val="26"/>
-        </w:rPr>
-        <w:t>trong</w:t>
-      </w:r>
-      <w:r>
-        <w:rPr>
-          <w:sz w:val="26"/>
-        </w:rPr>
-        <w:t xml:space="preserve"> </w:t>
-      </w:r>
-      <w:r>
-        <w:rPr>
-          <w:sz w:val="26"/>
-        </w:rPr>
-        <w:t>công</w:t>
-      </w:r>
-      <w:r>
-        <w:rPr>
-          <w:sz w:val="26"/>
-        </w:rPr>
-        <w:t xml:space="preserve"> </w:t>
-      </w:r>
-      <w:r>
-        <w:rPr>
-          <w:sz w:val="26"/>
-        </w:rPr>
-        <w:t>tác.</w:t>
-      </w:r>
-      <w:r>
-        <w:rPr>
-          <w:sz w:val="26"/>
-        </w:rPr>
-        <w:t xml:space="preserve"> </w:t>
-      </w:r>
-      <w:r>
-        <w:rPr>
-          <w:sz w:val="26"/>
-        </w:rPr>
-        <w:t>Không</w:t>
-      </w:r>
-      <w:r>
-        <w:rPr>
-          <w:sz w:val="26"/>
-        </w:rPr>
-        <w:t xml:space="preserve"> </w:t>
-      </w:r>
-      <w:r>
-        <w:rPr>
-          <w:sz w:val="26"/>
-        </w:rPr>
-        <w:t>được</w:t>
-      </w:r>
-      <w:r>
-        <w:rPr>
-          <w:sz w:val="26"/>
-        </w:rPr>
-        <w:t xml:space="preserve"> </w:t>
-      </w:r>
-      <w:r>
-        <w:rPr>
-          <w:sz w:val="26"/>
-        </w:rPr>
-        <w:t>trao</w:t>
-      </w:r>
-      <w:r>
-        <w:rPr>
-          <w:sz w:val="26"/>
-        </w:rPr>
-        <w:t xml:space="preserve"> </w:t>
-      </w:r>
-      <w:r>
-        <w:rPr>
-          <w:sz w:val="26"/>
-        </w:rPr>
-        <w:t>đổi</w:t>
-      </w:r>
-      <w:r>
-        <w:rPr>
-          <w:sz w:val="26"/>
-        </w:rPr>
-        <w:t xml:space="preserve"> </w:t>
-      </w:r>
-      <w:r>
-        <w:rPr>
-          <w:sz w:val="26"/>
-        </w:rPr>
-        <w:t>điện</w:t>
-      </w:r>
-      <w:r>
-        <w:rPr>
-          <w:sz w:val="26"/>
-        </w:rPr>
-        <w:t xml:space="preserve"> </w:t>
-      </w:r>
-      <w:r>
-        <w:rPr>
-          <w:sz w:val="26"/>
-        </w:rPr>
-        <w:t>thoại,</w:t>
-      </w:r>
-      <w:r>
-        <w:rPr>
-          <w:sz w:val="26"/>
-        </w:rPr>
-        <w:t xml:space="preserve"> </w:t>
-      </w:r>
-      <w:r>
-        <w:rPr>
-          <w:sz w:val="26"/>
-        </w:rPr>
-        <w:t>bộ</w:t>
-      </w:r>
-      <w:r>
-        <w:rPr>
-          <w:sz w:val="26"/>
-        </w:rPr>
-        <w:t xml:space="preserve"> </w:t>
-      </w:r>
-      <w:r>
-        <w:rPr>
-          <w:sz w:val="26"/>
-        </w:rPr>
-        <w:t>đàm,</w:t>
-      </w:r>
-      <w:r>
-        <w:rPr>
-          <w:sz w:val="26"/>
-        </w:rPr>
-        <w:t xml:space="preserve"> </w:t>
-      </w:r>
-      <w:r>
-        <w:rPr>
-          <w:sz w:val="26"/>
-        </w:rPr>
-        <w:t>khi</w:t>
-      </w:r>
-      <w:r>
-        <w:rPr>
-          <w:sz w:val="26"/>
-        </w:rPr>
-        <w:t xml:space="preserve"> </w:t>
-      </w:r>
-      <w:r>
-        <w:rPr>
-          <w:sz w:val="26"/>
-        </w:rPr>
-        <w:t>cần</w:t>
-      </w:r>
-      <w:r>
-        <w:rPr>
-          <w:sz w:val="26"/>
-        </w:rPr>
-        <w:t xml:space="preserve"> </w:t>
-      </w:r>
-      <w:r>
-        <w:rPr>
-          <w:sz w:val="26"/>
-        </w:rPr>
-        <w:t>thiết</w:t>
-      </w:r>
-      <w:r>
-        <w:rPr>
-          <w:sz w:val="26"/>
-        </w:rPr>
-        <w:t xml:space="preserve"> </w:t>
-      </w:r>
-      <w:r>
-        <w:rPr>
-          <w:sz w:val="26"/>
-        </w:rPr>
-        <w:t>trao</w:t>
-      </w:r>
-      <w:r>
-        <w:rPr>
-          <w:sz w:val="26"/>
-        </w:rPr>
-        <w:t xml:space="preserve"> </w:t>
-      </w:r>
-      <w:r>
-        <w:rPr>
-          <w:sz w:val="26"/>
-        </w:rPr>
-        <w:t>đổi</w:t>
-      </w:r>
-      <w:r>
-        <w:rPr>
-          <w:sz w:val="26"/>
-        </w:rPr>
-        <w:t xml:space="preserve"> </w:t>
-      </w:r>
-      <w:r>
-        <w:rPr>
-          <w:sz w:val="26"/>
-        </w:rPr>
-        <w:t>phải</w:t>
-      </w:r>
-      <w:r>
-        <w:rPr>
-          <w:sz w:val="26"/>
-        </w:rPr>
-        <w:t xml:space="preserve"> </w:t>
-      </w:r>
-      <w:r>
-        <w:rPr>
-          <w:sz w:val="26"/>
-        </w:rPr>
-        <w:t>dừng</w:t>
-      </w:r>
-      <w:r>
-        <w:rPr>
-          <w:sz w:val="26"/>
-        </w:rPr>
-        <w:t xml:space="preserve"> </w:t>
-      </w:r>
-      <w:r>
-        <w:rPr>
-          <w:sz w:val="26"/>
-        </w:rPr>
-        <w:t>công</w:t>
-      </w:r>
-      <w:r>
-        <w:rPr>
-          <w:sz w:val="26"/>
-        </w:rPr>
-        <w:t xml:space="preserve"> </w:t>
-      </w:r>
-      <w:r>
-        <w:rPr>
-          <w:sz w:val="26"/>
-        </w:rPr>
-        <w:t>tác</w:t>
-      </w:r>
-      <w:r>
-        <w:rPr>
-          <w:sz w:val="26"/>
-        </w:rPr>
-        <w:t xml:space="preserve"> </w:t>
-      </w:r>
-      <w:r>
-        <w:rPr>
-          <w:sz w:val="26"/>
-        </w:rPr>
-        <w:t>lại</w:t>
-      </w:r>
-      <w:r>
-        <w:rPr>
-          <w:sz w:val="26"/>
-        </w:rPr>
-        <w:t xml:space="preserve"> </w:t>
-      </w:r>
-      <w:r>
-        <w:rPr>
-          <w:sz w:val="26"/>
-        </w:rPr>
-        <w:t>để</w:t>
-      </w:r>
-      <w:r>
-        <w:rPr>
-          <w:sz w:val="26"/>
-        </w:rPr>
-        <w:t xml:space="preserve"> </w:t>
-      </w:r>
-      <w:r>
-        <w:rPr>
-          <w:sz w:val="26"/>
-        </w:rPr>
-        <w:t>nghe</w:t>
-      </w:r>
-      <w:r>
-        <w:rPr>
-          <w:sz w:val="26"/>
-        </w:rPr>
-        <w:t xml:space="preserve"> </w:t>
-      </w:r>
-      <w:r>
-        <w:rPr>
-          <w:sz w:val="26"/>
-        </w:rPr>
-        <w:t>điện</w:t>
-      </w:r>
-      <w:r>
-        <w:rPr>
-          <w:sz w:val="26"/>
-        </w:rPr>
-        <w:t xml:space="preserve"> </w:t>
-      </w:r>
-      <w:r>
-        <w:rPr>
-          <w:sz w:val="26"/>
-        </w:rPr>
-        <w:t>thoại,</w:t>
-      </w:r>
-      <w:r>
-        <w:rPr>
-          <w:sz w:val="26"/>
-        </w:rPr>
-        <w:t xml:space="preserve"> </w:t>
-      </w:r>
-      <w:r>
-        <w:rPr>
-          <w:sz w:val="26"/>
-        </w:rPr>
-        <w:t>bộ</w:t>
-      </w:r>
-      <w:r>
-        <w:rPr>
-          <w:sz w:val="26"/>
-        </w:rPr>
-        <w:t xml:space="preserve"> </w:t>
-      </w:r>
-      <w:r>
-        <w:rPr>
-          <w:sz w:val="26"/>
-        </w:rPr>
-        <w:t>đàm.</w:t>
-      </w:r>
-    </w:p>
-    <w:p>
-      <w:pPr>
-        <w:pStyle w:val="ListParagraph"/>
-        <w:numPr>
-          <w:ilvl w:val="0"/>
-          <w:numId w:val="10"/>
-        </w:numPr>
-        <w:tabs>
-          <w:tab w:val="clear" w:pos="927"/>
-          <w:tab w:val="left" w:pos="567"/>
-        </w:tabs>
-        <w:suppressAutoHyphens w:val="0"/>
-        <w:spacing w:before="120" w:after="60" w:line="259" w:lineRule="auto"/>
-        <w:ind w:left="0" w:firstLine="0"/>
-        <w:contextualSpacing w:val="0"/>
-        <w:jc w:val="both"/>
-        <w:rPr>
-          <w:sz w:val="26"/>
-        </w:rPr>
-      </w:pPr>
-      <w:r>
-        <w:rPr>
-          <w:sz w:val="26"/>
-        </w:rPr>
-        <w:t>Sau</w:t>
-      </w:r>
-      <w:r>
-        <w:rPr>
-          <w:sz w:val="26"/>
-        </w:rPr>
-        <w:t xml:space="preserve"> </w:t>
-      </w:r>
-      <w:r>
-        <w:rPr>
-          <w:sz w:val="26"/>
-        </w:rPr>
-        <w:t>khi</w:t>
-      </w:r>
-      <w:r>
-        <w:rPr>
-          <w:sz w:val="26"/>
-        </w:rPr>
-        <w:t xml:space="preserve"> </w:t>
-      </w:r>
-      <w:r>
-        <w:rPr>
-          <w:sz w:val="26"/>
-        </w:rPr>
-        <w:t>kết</w:t>
-      </w:r>
-      <w:r>
-        <w:rPr>
-          <w:sz w:val="26"/>
-        </w:rPr>
-        <w:t xml:space="preserve"> </w:t>
-      </w:r>
-      <w:r>
-        <w:rPr>
-          <w:sz w:val="26"/>
-        </w:rPr>
-        <w:t>thúc</w:t>
-      </w:r>
-      <w:r>
-        <w:rPr>
-          <w:sz w:val="26"/>
-        </w:rPr>
-        <w:t xml:space="preserve"> </w:t>
-      </w:r>
-      <w:r>
-        <w:rPr>
-          <w:sz w:val="26"/>
-        </w:rPr>
-        <w:t>công</w:t>
-      </w:r>
-      <w:r>
-        <w:rPr>
-          <w:sz w:val="26"/>
-        </w:rPr>
-        <w:t xml:space="preserve"> </w:t>
-      </w:r>
-      <w:r>
-        <w:rPr>
-          <w:sz w:val="26"/>
-        </w:rPr>
-        <w:t>tác,</w:t>
-      </w:r>
-      <w:r>
-        <w:rPr>
-          <w:sz w:val="26"/>
-        </w:rPr>
-        <w:t xml:space="preserve"> </w:t>
-      </w:r>
-      <w:r>
-        <w:rPr>
-          <w:sz w:val="26"/>
-        </w:rPr>
-        <w:t>phải</w:t>
-      </w:r>
-      <w:r>
-        <w:rPr>
-          <w:sz w:val="26"/>
-        </w:rPr>
-        <w:t xml:space="preserve"> </w:t>
-      </w:r>
-      <w:r>
-        <w:rPr>
-          <w:sz w:val="26"/>
-        </w:rPr>
-        <w:t>kiểm</w:t>
-      </w:r>
-      <w:r>
-        <w:rPr>
-          <w:sz w:val="26"/>
-        </w:rPr>
-        <w:t xml:space="preserve"> </w:t>
-      </w:r>
-      <w:r>
-        <w:rPr>
-          <w:sz w:val="26"/>
-        </w:rPr>
-        <w:t>tra</w:t>
-      </w:r>
-      <w:r>
-        <w:rPr>
-          <w:sz w:val="26"/>
-        </w:rPr>
-        <w:t xml:space="preserve"> </w:t>
-      </w:r>
-      <w:r>
-        <w:rPr>
-          <w:sz w:val="26"/>
-        </w:rPr>
-        <w:t>lại</w:t>
-      </w:r>
-      <w:r>
-        <w:rPr>
-          <w:sz w:val="26"/>
-        </w:rPr>
-        <w:t xml:space="preserve"> </w:t>
-      </w:r>
-      <w:r>
-        <w:rPr>
-          <w:sz w:val="26"/>
-        </w:rPr>
-        <w:t>hiện</w:t>
-      </w:r>
-      <w:r>
-        <w:rPr>
-          <w:sz w:val="26"/>
-        </w:rPr>
-        <w:t xml:space="preserve"> </w:t>
-      </w:r>
-      <w:r>
-        <w:rPr>
-          <w:sz w:val="26"/>
-        </w:rPr>
-        <w:t>trường</w:t>
-      </w:r>
-      <w:r>
-        <w:rPr>
-          <w:sz w:val="26"/>
-        </w:rPr>
-        <w:t xml:space="preserve"> </w:t>
-      </w:r>
-      <w:r>
-        <w:rPr>
-          <w:sz w:val="26"/>
-        </w:rPr>
-        <w:t>lần</w:t>
-      </w:r>
-      <w:r>
-        <w:rPr>
-          <w:sz w:val="26"/>
-        </w:rPr>
-        <w:t xml:space="preserve"> </w:t>
-      </w:r>
-      <w:r>
-        <w:rPr>
-          <w:sz w:val="26"/>
-        </w:rPr>
-        <w:t>cuối</w:t>
-      </w:r>
-      <w:r>
-        <w:rPr>
-          <w:sz w:val="26"/>
-        </w:rPr>
-        <w:t xml:space="preserve"> </w:t>
-      </w:r>
-      <w:r>
-        <w:rPr>
-          <w:sz w:val="26"/>
-        </w:rPr>
-        <w:t>trước</w:t>
-      </w:r>
-      <w:r>
-        <w:rPr>
-          <w:sz w:val="26"/>
-        </w:rPr>
-        <w:t xml:space="preserve"> </w:t>
-      </w:r>
-      <w:r>
-        <w:rPr>
-          <w:sz w:val="26"/>
-        </w:rPr>
-        <w:t>khi</w:t>
-      </w:r>
-      <w:r>
-        <w:rPr>
-          <w:sz w:val="26"/>
-        </w:rPr>
-        <w:t xml:space="preserve"> </w:t>
-      </w:r>
-      <w:r>
-        <w:rPr>
-          <w:sz w:val="26"/>
-        </w:rPr>
-        <w:t>trả</w:t>
-      </w:r>
-      <w:r>
-        <w:rPr>
-          <w:sz w:val="26"/>
-        </w:rPr>
-        <w:t xml:space="preserve"> </w:t>
-      </w:r>
-      <w:r>
-        <w:rPr>
-          <w:sz w:val="26"/>
-        </w:rPr>
-        <w:t>điện,</w:t>
-      </w:r>
-      <w:r>
-        <w:rPr>
-          <w:sz w:val="26"/>
-        </w:rPr>
-        <w:t xml:space="preserve"> </w:t>
-      </w:r>
-      <w:r>
-        <w:rPr>
-          <w:sz w:val="26"/>
-        </w:rPr>
-        <w:t>phải</w:t>
-      </w:r>
-      <w:r>
-        <w:rPr>
-          <w:sz w:val="26"/>
-        </w:rPr>
-        <w:t xml:space="preserve"> </w:t>
-      </w:r>
-      <w:r>
-        <w:rPr>
-          <w:sz w:val="26"/>
-        </w:rPr>
-        <w:t>trả</w:t>
-      </w:r>
-      <w:r>
-        <w:rPr>
-          <w:sz w:val="26"/>
-        </w:rPr>
-        <w:t xml:space="preserve"> </w:t>
-      </w:r>
-      <w:r>
-        <w:rPr>
-          <w:sz w:val="26"/>
-        </w:rPr>
-        <w:t>đúng</w:t>
-      </w:r>
-      <w:r>
-        <w:rPr>
-          <w:sz w:val="26"/>
-        </w:rPr>
-        <w:t xml:space="preserve"> </w:t>
-      </w:r>
-      <w:r>
-        <w:rPr>
-          <w:sz w:val="26"/>
-        </w:rPr>
-        <w:t>sơ</w:t>
-      </w:r>
-      <w:r>
-        <w:rPr>
-          <w:sz w:val="26"/>
-        </w:rPr>
-        <w:t xml:space="preserve"> </w:t>
-      </w:r>
-      <w:r>
-        <w:rPr>
-          <w:sz w:val="26"/>
-        </w:rPr>
-        <w:t>đồ</w:t>
-      </w:r>
-      <w:r>
-        <w:rPr>
-          <w:sz w:val="26"/>
-        </w:rPr>
-        <w:t xml:space="preserve"> </w:t>
-      </w:r>
-      <w:r>
-        <w:rPr>
-          <w:sz w:val="26"/>
-        </w:rPr>
-        <w:t>như</w:t>
-      </w:r>
-      <w:r>
-        <w:rPr>
-          <w:sz w:val="26"/>
-        </w:rPr>
-        <w:t xml:space="preserve"> </w:t>
-      </w:r>
-      <w:r>
-        <w:rPr>
-          <w:sz w:val="26"/>
-        </w:rPr>
-        <w:t>trước</w:t>
-      </w:r>
-      <w:r>
-        <w:rPr>
-          <w:sz w:val="26"/>
-        </w:rPr>
-        <w:t xml:space="preserve"> </w:t>
-      </w:r>
-      <w:r>
-        <w:rPr>
-          <w:sz w:val="26"/>
-        </w:rPr>
-        <w:t>khi</w:t>
-      </w:r>
-      <w:r>
-        <w:rPr>
-          <w:sz w:val="26"/>
-        </w:rPr>
-        <w:t xml:space="preserve"> </w:t>
-      </w:r>
-      <w:r>
-        <w:rPr>
-          <w:sz w:val="26"/>
-        </w:rPr>
-        <w:t>nhận</w:t>
-      </w:r>
-      <w:r>
-        <w:rPr>
-          <w:sz w:val="26"/>
-        </w:rPr>
-        <w:t xml:space="preserve"> </w:t>
-      </w:r>
-      <w:r>
-        <w:rPr>
-          <w:sz w:val="26"/>
-        </w:rPr>
-        <w:t>bàn</w:t>
-      </w:r>
-      <w:r>
-        <w:rPr>
-          <w:sz w:val="26"/>
-        </w:rPr>
-        <w:t xml:space="preserve"> </w:t>
-      </w:r>
-      <w:r>
-        <w:rPr>
-          <w:sz w:val="26"/>
-        </w:rPr>
-        <w:t>giao</w:t>
-      </w:r>
-      <w:r>
-        <w:rPr>
-          <w:sz w:val="26"/>
-        </w:rPr>
-        <w:t xml:space="preserve"> </w:t>
-      </w:r>
-      <w:r>
-        <w:rPr>
-          <w:sz w:val="26"/>
-        </w:rPr>
-        <w:t>hiện</w:t>
-      </w:r>
-      <w:r>
-        <w:rPr>
-          <w:sz w:val="26"/>
-        </w:rPr>
-        <w:t xml:space="preserve"> </w:t>
-      </w:r>
-      <w:r>
-        <w:rPr>
-          <w:sz w:val="26"/>
-        </w:rPr>
-        <w:t>trường.</w:t>
-      </w:r>
-    </w:p>
-    <w:p>
-      <w:pPr>
-        <w:pStyle w:val="ListParagraph"/>
-        <w:numPr>
-          <w:ilvl w:val="0"/>
-          <w:numId w:val="10"/>
-        </w:numPr>
-        <w:tabs>
-          <w:tab w:val="clear" w:pos="927"/>
-          <w:tab w:val="left" w:pos="567"/>
-        </w:tabs>
-        <w:suppressAutoHyphens w:val="0"/>
-        <w:spacing w:before="120" w:after="60" w:line="259" w:lineRule="auto"/>
-        <w:ind w:left="0" w:firstLine="0"/>
-        <w:contextualSpacing w:val="0"/>
-        <w:jc w:val="both"/>
-        <w:rPr>
-          <w:sz w:val="26"/>
-        </w:rPr>
-      </w:pPr>
-      <w:r>
-        <w:rPr>
-          <w:sz w:val="26"/>
-        </w:rPr>
-        <w:t>Chuẩn</w:t>
-      </w:r>
-      <w:r>
-        <w:rPr>
-          <w:sz w:val="26"/>
-        </w:rPr>
-        <w:t xml:space="preserve"> </w:t>
-      </w:r>
-      <w:r>
-        <w:rPr>
-          <w:sz w:val="26"/>
-        </w:rPr>
-        <w:t>bị</w:t>
-      </w:r>
-      <w:r>
-        <w:rPr>
-          <w:sz w:val="26"/>
-        </w:rPr>
-        <w:t xml:space="preserve"> </w:t>
-      </w:r>
-      <w:r>
-        <w:rPr>
-          <w:sz w:val="26"/>
-        </w:rPr>
-        <w:t>đầy</w:t>
-      </w:r>
-      <w:r>
-        <w:rPr>
-          <w:sz w:val="26"/>
-        </w:rPr>
-        <w:t xml:space="preserve"> </w:t>
-      </w:r>
-      <w:r>
-        <w:rPr>
-          <w:sz w:val="26"/>
-        </w:rPr>
-        <w:t>áo</w:t>
-      </w:r>
-      <w:r>
-        <w:rPr>
-          <w:sz w:val="26"/>
-        </w:rPr>
-        <w:t xml:space="preserve"> </w:t>
-      </w:r>
-      <w:r>
-        <w:rPr>
-          <w:sz w:val="26"/>
-        </w:rPr>
-        <w:t>chống</w:t>
-      </w:r>
-      <w:r>
-        <w:rPr>
-          <w:sz w:val="26"/>
-        </w:rPr>
-        <w:t xml:space="preserve"> </w:t>
-      </w:r>
-      <w:r>
-        <w:rPr>
-          <w:sz w:val="26"/>
-        </w:rPr>
-        <w:t>rét,</w:t>
-      </w:r>
-      <w:r>
-        <w:rPr>
-          <w:sz w:val="26"/>
-        </w:rPr>
-        <w:t xml:space="preserve"> </w:t>
-      </w:r>
-      <w:r>
-        <w:rPr>
-          <w:sz w:val="26"/>
-        </w:rPr>
-        <w:t>áo</w:t>
-      </w:r>
-      <w:r>
-        <w:rPr>
-          <w:sz w:val="26"/>
-        </w:rPr>
-        <w:t xml:space="preserve"> </w:t>
-      </w:r>
-      <w:r>
-        <w:rPr>
-          <w:sz w:val="26"/>
-        </w:rPr>
-        <w:t>đi</w:t>
-      </w:r>
-      <w:r>
-        <w:rPr>
-          <w:sz w:val="26"/>
-        </w:rPr>
-        <w:t xml:space="preserve"> </w:t>
-      </w:r>
-      <w:r>
-        <w:rPr>
-          <w:sz w:val="26"/>
-        </w:rPr>
-        <w:t>mưa,</w:t>
-      </w:r>
-      <w:r>
-        <w:rPr>
-          <w:sz w:val="26"/>
-        </w:rPr>
-        <w:t xml:space="preserve"> </w:t>
-      </w:r>
-      <w:r>
-        <w:rPr>
-          <w:sz w:val="26"/>
-        </w:rPr>
-        <w:t>đèn</w:t>
-      </w:r>
-      <w:r>
-        <w:rPr>
-          <w:sz w:val="26"/>
-        </w:rPr>
-        <w:t xml:space="preserve"> </w:t>
-      </w:r>
-      <w:r>
-        <w:rPr>
-          <w:sz w:val="26"/>
-        </w:rPr>
-        <w:t>chiếu</w:t>
-      </w:r>
-      <w:r>
-        <w:rPr>
-          <w:sz w:val="26"/>
-        </w:rPr>
-        <w:t xml:space="preserve"> </w:t>
-      </w:r>
-      <w:r>
-        <w:rPr>
-          <w:sz w:val="26"/>
-        </w:rPr>
-        <w:t>sáng.</w:t>
-      </w:r>
-    </w:p>
-    <w:p>
-      <w:pPr>
-        <w:pStyle w:val="ListParagraph"/>
-        <w:numPr>
-          <w:ilvl w:val="0"/>
-          <w:numId w:val="10"/>
-        </w:numPr>
-        <w:tabs>
-          <w:tab w:val="clear" w:pos="927"/>
-          <w:tab w:val="left" w:pos="567"/>
-        </w:tabs>
-        <w:suppressAutoHyphens w:val="0"/>
-        <w:spacing w:before="120" w:after="60" w:line="259" w:lineRule="auto"/>
-        <w:ind w:left="0" w:firstLine="0"/>
-        <w:contextualSpacing w:val="0"/>
-        <w:jc w:val="both"/>
-        <w:rPr>
-          <w:sz w:val="26"/>
-        </w:rPr>
-      </w:pPr>
-      <w:r>
-        <w:rPr>
-          <w:sz w:val="26"/>
-        </w:rPr>
-        <w:t>Tuân</w:t>
-      </w:r>
-      <w:r>
-        <w:rPr>
-          <w:sz w:val="26"/>
-        </w:rPr>
-        <w:t xml:space="preserve"> </w:t>
-      </w:r>
-      <w:r>
-        <w:rPr>
-          <w:sz w:val="26"/>
-        </w:rPr>
-        <w:t>thủ</w:t>
-      </w:r>
-      <w:r>
-        <w:rPr>
-          <w:sz w:val="26"/>
-        </w:rPr>
-        <w:t xml:space="preserve"> </w:t>
-      </w:r>
-      <w:r>
-        <w:rPr>
-          <w:sz w:val="26"/>
-        </w:rPr>
-        <w:t>đầy</w:t>
-      </w:r>
-      <w:r>
-        <w:rPr>
-          <w:sz w:val="26"/>
-        </w:rPr>
-        <w:t xml:space="preserve"> </w:t>
-      </w:r>
-      <w:r>
-        <w:rPr>
-          <w:sz w:val="26"/>
-        </w:rPr>
-        <w:t>đủ</w:t>
-      </w:r>
-      <w:r>
-        <w:rPr>
-          <w:sz w:val="26"/>
-        </w:rPr>
-        <w:t xml:space="preserve"> </w:t>
-      </w:r>
-      <w:r>
-        <w:rPr>
-          <w:sz w:val="26"/>
-        </w:rPr>
-        <w:t>các</w:t>
-      </w:r>
-      <w:r>
-        <w:rPr>
-          <w:sz w:val="26"/>
-        </w:rPr>
-        <w:t xml:space="preserve"> </w:t>
-      </w:r>
-      <w:r>
-        <w:rPr>
-          <w:sz w:val="26"/>
-        </w:rPr>
-        <w:t>biện</w:t>
-      </w:r>
-      <w:r>
-        <w:rPr>
-          <w:sz w:val="26"/>
-        </w:rPr>
-        <w:t xml:space="preserve"> </w:t>
-      </w:r>
-      <w:r>
-        <w:rPr>
-          <w:sz w:val="26"/>
-        </w:rPr>
-        <w:t>pháp</w:t>
-      </w:r>
-      <w:r>
-        <w:rPr>
-          <w:sz w:val="26"/>
-        </w:rPr>
-        <w:t xml:space="preserve"> </w:t>
-      </w:r>
-      <w:r>
-        <w:rPr>
-          <w:sz w:val="26"/>
-        </w:rPr>
-        <w:t>phòng</w:t>
-      </w:r>
-      <w:r>
-        <w:rPr>
-          <w:sz w:val="26"/>
-        </w:rPr>
-        <w:t xml:space="preserve"> </w:t>
-      </w:r>
-      <w:r>
-        <w:rPr>
-          <w:sz w:val="26"/>
-        </w:rPr>
-        <w:t>ngừa</w:t>
-      </w:r>
-      <w:r>
-        <w:rPr>
-          <w:sz w:val="26"/>
-        </w:rPr>
-        <w:t xml:space="preserve"> </w:t>
-      </w:r>
-      <w:r>
-        <w:rPr>
-          <w:sz w:val="26"/>
-        </w:rPr>
-        <w:t>các</w:t>
-      </w:r>
-      <w:r>
-        <w:rPr>
-          <w:sz w:val="26"/>
-        </w:rPr>
-        <w:t xml:space="preserve"> </w:t>
-      </w:r>
-      <w:r>
-        <w:rPr>
-          <w:sz w:val="26"/>
-        </w:rPr>
-        <w:t>bệnh</w:t>
-      </w:r>
-      <w:r>
-        <w:rPr>
-          <w:sz w:val="26"/>
-        </w:rPr>
-        <w:t xml:space="preserve"> </w:t>
-      </w:r>
-      <w:r>
-        <w:rPr>
-          <w:sz w:val="26"/>
-        </w:rPr>
-        <w:t>lây</w:t>
-      </w:r>
-      <w:r>
-        <w:rPr>
-          <w:sz w:val="26"/>
-        </w:rPr>
-        <w:t xml:space="preserve"> </w:t>
-      </w:r>
-      <w:r>
-        <w:rPr>
-          <w:sz w:val="26"/>
-        </w:rPr>
-        <w:t>lan.</w:t>
-      </w:r>
-    </w:p>
-    <w:p>
-      <w:pPr>
-        <w:pStyle w:val="ListParagraph"/>
-        <w:numPr>
-          <w:ilvl w:val="0"/>
-          <w:numId w:val="10"/>
-        </w:numPr>
-        <w:tabs>
-          <w:tab w:val="clear" w:pos="927"/>
-          <w:tab w:val="left" w:pos="567"/>
-        </w:tabs>
-        <w:suppressAutoHyphens w:val="0"/>
-        <w:spacing w:before="120" w:after="60" w:line="259" w:lineRule="auto"/>
-        <w:ind w:left="0" w:firstLine="0"/>
-        <w:contextualSpacing w:val="0"/>
-        <w:jc w:val="both"/>
-        <w:rPr>
-          <w:sz w:val="26"/>
-          <w:szCs w:val="26"/>
-        </w:rPr>
-      </w:pPr>
-      <w:r>
-        <w:rPr>
-          <w:sz w:val="26"/>
-        </w:rPr>
-        <w:t>Mang</w:t>
-      </w:r>
-      <w:r>
-        <w:rPr>
-          <w:sz w:val="26"/>
-        </w:rPr>
-        <w:t xml:space="preserve"> </w:t>
-      </w:r>
-      <w:r>
-        <w:rPr>
-          <w:sz w:val="26"/>
-        </w:rPr>
-        <w:t>theo</w:t>
-      </w:r>
-      <w:r>
-        <w:rPr>
-          <w:sz w:val="26"/>
-          <w:szCs w:val="26"/>
-        </w:rPr>
-        <w:t xml:space="preserve"> </w:t>
-      </w:r>
-      <w:r>
-        <w:rPr>
-          <w:sz w:val="26"/>
-          <w:szCs w:val="26"/>
-        </w:rPr>
-        <w:t>các</w:t>
-      </w:r>
-      <w:r>
-        <w:rPr>
-          <w:sz w:val="26"/>
-          <w:szCs w:val="26"/>
-        </w:rPr>
-        <w:t xml:space="preserve"> </w:t>
-      </w:r>
-      <w:r>
-        <w:rPr>
-          <w:sz w:val="26"/>
-          <w:szCs w:val="26"/>
-        </w:rPr>
-        <w:t>loại</w:t>
-      </w:r>
-      <w:r>
-        <w:rPr>
-          <w:sz w:val="26"/>
-          <w:szCs w:val="26"/>
-        </w:rPr>
-        <w:t xml:space="preserve"> </w:t>
-      </w:r>
-      <w:r>
-        <w:rPr>
-          <w:sz w:val="26"/>
-          <w:szCs w:val="26"/>
-        </w:rPr>
-        <w:t>thuốc</w:t>
-      </w:r>
-      <w:r>
-        <w:rPr>
-          <w:sz w:val="26"/>
-          <w:szCs w:val="26"/>
-        </w:rPr>
-        <w:t xml:space="preserve"> </w:t>
-      </w:r>
-      <w:r>
-        <w:rPr>
-          <w:sz w:val="26"/>
-          <w:szCs w:val="26"/>
-        </w:rPr>
-        <w:t>SCC,</w:t>
-      </w:r>
-      <w:r>
-        <w:rPr>
-          <w:sz w:val="26"/>
-          <w:szCs w:val="26"/>
-        </w:rPr>
-        <w:t xml:space="preserve"> </w:t>
-      </w:r>
-      <w:r>
-        <w:rPr>
-          <w:sz w:val="26"/>
-          <w:szCs w:val="26"/>
-        </w:rPr>
-        <w:t>thuốc</w:t>
-      </w:r>
-      <w:r>
-        <w:rPr>
-          <w:sz w:val="26"/>
-          <w:szCs w:val="26"/>
-        </w:rPr>
-        <w:t xml:space="preserve"> </w:t>
-      </w:r>
-      <w:r>
-        <w:rPr>
-          <w:sz w:val="26"/>
-          <w:szCs w:val="26"/>
-        </w:rPr>
-        <w:t>tăng</w:t>
-      </w:r>
-      <w:r>
-        <w:rPr>
-          <w:sz w:val="26"/>
-          <w:szCs w:val="26"/>
-        </w:rPr>
-        <w:t xml:space="preserve"> </w:t>
-      </w:r>
-      <w:r>
-        <w:rPr>
-          <w:sz w:val="26"/>
-          <w:szCs w:val="26"/>
-        </w:rPr>
-        <w:t>cường</w:t>
-      </w:r>
-      <w:r>
-        <w:rPr>
-          <w:sz w:val="26"/>
-          <w:szCs w:val="26"/>
-        </w:rPr>
-        <w:t xml:space="preserve"> </w:t>
-      </w:r>
-      <w:r>
-        <w:rPr>
-          <w:sz w:val="26"/>
-          <w:szCs w:val="26"/>
-        </w:rPr>
-        <w:t>sức</w:t>
-      </w:r>
-      <w:r>
-        <w:rPr>
-          <w:sz w:val="26"/>
-          <w:szCs w:val="26"/>
-        </w:rPr>
-        <w:t xml:space="preserve"> </w:t>
-      </w:r>
-      <w:r>
-        <w:rPr>
-          <w:sz w:val="26"/>
-          <w:szCs w:val="26"/>
-        </w:rPr>
-        <w:t>khỏe</w:t>
-      </w:r>
-      <w:r>
-        <w:rPr>
-          <w:sz w:val="26"/>
-          <w:szCs w:val="26"/>
-        </w:rPr>
-        <w:t xml:space="preserve"> </w:t>
-      </w:r>
-      <w:r>
-        <w:rPr>
-          <w:sz w:val="26"/>
-          <w:szCs w:val="26"/>
-        </w:rPr>
-        <w:t>(vitamin</w:t>
-      </w:r>
-      <w:r>
-        <w:rPr>
-          <w:sz w:val="26"/>
-          <w:szCs w:val="26"/>
-        </w:rPr>
-        <w:t xml:space="preserve"> </w:t>
-      </w:r>
-      <w:r>
-        <w:rPr>
-          <w:sz w:val="26"/>
-          <w:szCs w:val="26"/>
-        </w:rPr>
-        <w:t>C..),</w:t>
-      </w:r>
-      <w:r>
-        <w:rPr>
-          <w:sz w:val="26"/>
-          <w:szCs w:val="26"/>
-        </w:rPr>
-        <w:t xml:space="preserve"> </w:t>
-      </w:r>
-      <w:r>
-        <w:rPr>
-          <w:sz w:val="26"/>
-          <w:szCs w:val="26"/>
-        </w:rPr>
-        <w:t>nhiệt</w:t>
-      </w:r>
-      <w:r>
-        <w:rPr>
-          <w:sz w:val="26"/>
-          <w:szCs w:val="26"/>
-        </w:rPr>
-        <w:t xml:space="preserve"> </w:t>
-      </w:r>
-      <w:r>
-        <w:rPr>
-          <w:sz w:val="26"/>
-          <w:szCs w:val="26"/>
-        </w:rPr>
-        <w:t>kế</w:t>
-      </w:r>
-      <w:r>
-        <w:rPr>
-          <w:sz w:val="26"/>
-          <w:szCs w:val="26"/>
-        </w:rPr>
-        <w:t xml:space="preserve"> </w:t>
-      </w:r>
-      <w:r>
-        <w:rPr>
-          <w:sz w:val="26"/>
-          <w:szCs w:val="26"/>
-        </w:rPr>
-        <w:t>hồng</w:t>
-      </w:r>
-      <w:r>
-        <w:rPr>
-          <w:sz w:val="26"/>
-          <w:szCs w:val="26"/>
-        </w:rPr>
-        <w:t xml:space="preserve"> </w:t>
-      </w:r>
-      <w:r>
-        <w:rPr>
-          <w:sz w:val="26"/>
-          <w:szCs w:val="26"/>
-        </w:rPr>
-        <w:t>ngoại.</w:t>
-      </w:r>
-    </w:p>
-    <w:p>
-      <w:pPr>
-        <w:spacing w:before="120"/>
-        <w:ind w:firstLine="567"/>
-        <w:jc w:val="both"/>
-        <w:rPr>
-          <w:sz w:val="26"/>
-          <w:szCs w:val="26"/>
-          <w:lang w:val="vi-VN"/>
-        </w:rPr>
-      </w:pPr>
-      <w:r>
-        <w:rPr>
-          <w:sz w:val="26"/>
-          <w:szCs w:val="26"/>
-        </w:rPr>
-        <w:lastRenderedPageBreak/>
-        <w:t>Buổi</w:t>
-      </w:r>
-      <w:r>
-        <w:rPr>
-          <w:sz w:val="26"/>
-          <w:szCs w:val="26"/>
-        </w:rPr>
-        <w:t xml:space="preserve"> </w:t>
-      </w:r>
-      <w:r>
-        <w:rPr>
-          <w:sz w:val="26"/>
-          <w:szCs w:val="26"/>
-        </w:rPr>
-        <w:t>phổ</w:t>
-      </w:r>
-      <w:r>
-        <w:rPr>
-          <w:sz w:val="26"/>
-          <w:szCs w:val="26"/>
-        </w:rPr>
-        <w:t xml:space="preserve"> </w:t>
-      </w:r>
-      <w:r>
-        <w:rPr>
-          <w:sz w:val="26"/>
-          <w:szCs w:val="26"/>
-        </w:rPr>
-        <w:t>biến</w:t>
-      </w:r>
-      <w:r>
-        <w:rPr>
-          <w:sz w:val="26"/>
-          <w:szCs w:val="26"/>
-        </w:rPr>
-        <w:t xml:space="preserve"> </w:t>
-      </w:r>
-      <w:r>
-        <w:rPr>
-          <w:sz w:val="26"/>
-          <w:szCs w:val="26"/>
-        </w:rPr>
-        <w:t>kết</w:t>
-      </w:r>
-      <w:r>
-        <w:rPr>
-          <w:sz w:val="26"/>
-          <w:szCs w:val="26"/>
-        </w:rPr>
-        <w:t xml:space="preserve"> </w:t>
-      </w:r>
-      <w:r>
-        <w:rPr>
-          <w:sz w:val="26"/>
-          <w:szCs w:val="26"/>
-        </w:rPr>
-        <w:t>thúc</w:t>
-      </w:r>
-      <w:r>
-        <w:rPr>
-          <w:sz w:val="26"/>
-          <w:szCs w:val="26"/>
-        </w:rPr>
-        <w:t xml:space="preserve"> </w:t>
-      </w:r>
-      <w:r>
-        <w:rPr>
-          <w:sz w:val="26"/>
-          <w:szCs w:val="26"/>
-        </w:rPr>
-        <w:t>lúc</w:t>
-      </w:r>
-      <w:r>
-        <w:rPr>
-          <w:sz w:val="26"/>
-          <w:szCs w:val="26"/>
-        </w:rPr>
-        <w:t xml:space="preserve"> </w:t>
-      </w:r>
-      <w:r>
-        <w:rPr>
-          <w:sz w:val="26"/>
-          <w:szCs w:val="26"/>
-        </w:rPr>
-        <w:t>{thoi_gian_ket_thuc}</w:t>
-      </w:r>
-      <w:r>
-        <w:rPr>
-          <w:sz w:val="26"/>
-          <w:szCs w:val="26"/>
-        </w:rPr>
-        <w:t>.</w:t>
-      </w:r>
-      <w:r>
-        <w:rPr>
-          <w:sz w:val="26"/>
-          <w:szCs w:val="26"/>
-          <w:lang w:val="vi-VN"/>
-        </w:rPr>
-        <w:t>/.</w:t>
-      </w:r>
-    </w:p>
-    <w:tbl>
-      <w:tblPr>
-        <w:tblStyle w:val="TableGrid"/>
-        <w:tblW w:w="5000" w:type="pct"/>
-        <w:tblBorders>
-          <w:top w:val="none" w:sz="0" w:space="0" w:color="auto"/>
-          <w:left w:val="none" w:sz="0" w:space="0" w:color="auto"/>
-          <w:bottom w:val="none" w:sz="0" w:space="0" w:color="auto"/>
-          <w:right w:val="none" w:sz="0" w:space="0" w:color="auto"/>
-          <w:insideH w:val="none" w:sz="0" w:space="0" w:color="auto"/>
-          <w:insideV w:val="none" w:sz="0" w:space="0" w:color="auto"/>
-        </w:tblBorders>
-        <w:tblLook w:val="04A0" w:firstRow="1" w:lastRow="0" w:firstColumn="1" w:lastColumn="0" w:noHBand="0" w:noVBand="1"/>
-      </w:tblPr>
-      <w:tblGrid>
-        <w:gridCol w:w="4676"/>
-        <w:gridCol w:w="4677"/>
-      </w:tblGrid>
-      <w:tr>
-        <w:tc>
-          <w:tcPr>
-            <w:tcW w:w="2500" w:type="pct"/>
-          </w:tcPr>
-          <w:p>
-            <w:pPr>
-              <w:tabs>
-                <w:tab w:val="center" w:pos="2410"/>
-                <w:tab w:val="center" w:pos="7088"/>
-              </w:tabs>
-              <w:jc w:val="center"/>
-              <w:rPr>
-                <w:b/>
-                <w:sz w:val="26"/>
-                <w:szCs w:val="28"/>
-              </w:rPr>
-            </w:pPr>
-            <w:r>
-              <w:rPr>
-                <w:b/>
-                <w:sz w:val="26"/>
-                <w:szCs w:val="28"/>
-              </w:rPr>
-              <w:t>Chủ trì</w:t>
-            </w:r>
-          </w:p>
-          <w:p>
-            <w:pPr>
-              <w:tabs>
-                <w:tab w:val="center" w:pos="2410"/>
-                <w:tab w:val="center" w:pos="7088"/>
-              </w:tabs>
-              <w:rPr>
-                <w:b/>
-                <w:sz w:val="26"/>
-                <w:szCs w:val="28"/>
-              </w:rPr>
-            </w:pPr>
-          </w:p>
-          <w:p>
-            <w:pPr>
-              <w:tabs>
-                <w:tab w:val="center" w:pos="2410"/>
-                <w:tab w:val="center" w:pos="7088"/>
-              </w:tabs>
-              <w:jc w:val="center"/>
-              <w:rPr>
-                <w:b/>
-                <w:sz w:val="26"/>
-                <w:szCs w:val="28"/>
-              </w:rPr>
-            </w:pPr>
-          </w:p>
-          <w:p>
-            <w:pPr>
-              <w:tabs>
-                <w:tab w:val="center" w:pos="2410"/>
-                <w:tab w:val="center" w:pos="7088"/>
-              </w:tabs>
-              <w:rPr>
-                <w:b/>
-                <w:sz w:val="26"/>
-                <w:szCs w:val="28"/>
-              </w:rPr>
-            </w:pPr>
-          </w:p>
-          <w:p>
-            <w:pPr>
-              <w:tabs>
-                <w:tab w:val="center" w:pos="2410"/>
-                <w:tab w:val="center" w:pos="7088"/>
-              </w:tabs>
-              <w:rPr>
-                <w:b/>
-                <w:sz w:val="26"/>
-                <w:szCs w:val="28"/>
-              </w:rPr>
-            </w:pPr>
-          </w:p>
-          <w:p>
-            <w:pPr>
-              <w:tabs>
-                <w:tab w:val="center" w:pos="2410"/>
-                <w:tab w:val="center" w:pos="7088"/>
-              </w:tabs>
-              <w:jc w:val="center"/>
-              <w:rPr>
-                <w:sz w:val="26"/>
-                <w:szCs w:val="26"/>
-                <w:lang w:val="vi-VN"/>
-              </w:rPr>
-            </w:pPr>
-          </w:p>
-          <w:p>
-            <w:pPr>
-              <w:tabs>
-                <w:tab w:val="center" w:pos="2410"/>
-                <w:tab w:val="center" w:pos="7088"/>
-              </w:tabs>
-              <w:jc w:val="center"/>
-              <w:rPr>
-                <w:b/>
-                <w:bCs/>
-                <w:sz w:val="26"/>
-                <w:szCs w:val="26"/>
-                <w:lang w:val="vi-VN"/>
-              </w:rPr>
-            </w:pPr>
-            <w:r>
-              <w:rPr>
-                <w:b/>
-                <w:bCs/>
-                <w:sz w:val="26"/>
-                <w:szCs w:val="26"/>
-              </w:rPr>
-              <w:t>{nguoi_chu_tri}</w:t>
-            </w:r>
-          </w:p>
-        </w:tc>
-        <w:tc>
-          <w:tcPr>
-            <w:tcW w:w="2500" w:type="pct"/>
-          </w:tcPr>
-          <w:p>
-            <w:pPr>
-              <w:jc w:val="center"/>
-              <w:rPr>
-                <w:b/>
-                <w:sz w:val="26"/>
-                <w:szCs w:val="28"/>
-              </w:rPr>
-            </w:pPr>
-            <w:r>
-              <w:rPr>
-                <w:b/>
-                <w:sz w:val="26"/>
-                <w:szCs w:val="28"/>
-              </w:rPr>
-              <w:t>Thư ký</w:t>
-            </w:r>
-          </w:p>
-          <w:p>
-            <w:pPr>
-              <w:jc w:val="center"/>
-              <w:rPr>
-                <w:b/>
-                <w:sz w:val="26"/>
-                <w:szCs w:val="28"/>
-              </w:rPr>
-            </w:pPr>
-          </w:p>
-          <w:p>
-            <w:pPr>
-              <w:jc w:val="center"/>
-              <w:rPr>
-                <w:b/>
-                <w:sz w:val="26"/>
-                <w:szCs w:val="28"/>
-              </w:rPr>
-            </w:pPr>
-          </w:p>
-          <w:p>
-            <w:pPr>
-              <w:jc w:val="center"/>
-              <w:rPr>
-                <w:b/>
-                <w:sz w:val="26"/>
-                <w:szCs w:val="28"/>
-              </w:rPr>
-            </w:pPr>
-          </w:p>
-          <w:p>
-            <w:pPr>
-              <w:jc w:val="center"/>
-              <w:rPr>
-                <w:b/>
-                <w:sz w:val="26"/>
-                <w:szCs w:val="28"/>
-              </w:rPr>
-            </w:pPr>
-          </w:p>
-          <w:p>
-            <w:pPr>
-              <w:jc w:val="center"/>
-              <w:rPr>
-                <w:b/>
-                <w:sz w:val="26"/>
-                <w:szCs w:val="28"/>
-              </w:rPr>
-            </w:pPr>
-          </w:p>
-          <w:p>
-            <w:pPr>
-              <w:jc w:val="center"/>
-              <w:rPr>
-                <w:b/>
-                <w:bCs/>
-                <w:sz w:val="26"/>
-                <w:szCs w:val="26"/>
-                <w:lang w:val="vi-VN"/>
-              </w:rPr>
-            </w:pPr>
-            <w:r>
-              <w:rPr>
-                <w:b/>
-                <w:bCs/>
-                <w:sz w:val="26"/>
-                <w:szCs w:val="26"/>
-                <w:lang w:val="vi-VN"/>
-              </w:rPr>
-              <w:t>Trần Phúc Linh</w:t>
-            </w:r>
-          </w:p>
-        </w:tc>
-      </w:tr>
-    </w:tbl>
-    <w:p>
-      <w:pPr>
-        <w:suppressAutoHyphens w:val="0"/>
-        <w:rPr>
-          <w:b/>
-          <w:sz w:val="26"/>
-          <w:szCs w:val="26"/>
-        </w:rPr>
-      </w:pPr>
     </w:p>
     <w:sectPr>
       <w:headerReference w:type="default" r:id="rId13"/>
@@ -12053,6 +6317,106 @@
 </file>
 
 <file path=customXml/item2.xml><?xml version="1.0" encoding="utf-8"?>
+<?mso-contentType ?>
+<FormTemplates xmlns="http://schemas.microsoft.com/sharepoint/v3/contenttype/forms">
+  <Display>DocumentLibraryForm</Display>
+  <Edit>DocumentLibraryForm</Edit>
+  <New>DocumentLibraryForm</New>
+</FormTemplates>
+</file>
+
+<file path=customXml/item3.xml><?xml version="1.0" encoding="utf-8"?>
+<p:properties xmlns:p="http://schemas.microsoft.com/office/2006/metadata/properties" xmlns:xsi="http://www.w3.org/2001/XMLSchema-instance" xmlns:pc="http://schemas.microsoft.com/office/infopath/2007/PartnerControls">
+  <documentManagement>
+    <_activity xmlns="f4a5a11c-7819-4824-9e21-1c6a953b54fb" xsi:nil="true"/>
+  </documentManagement>
+</p:properties>
+</file>
+
+<file path=customXml/item4.xml><?xml version="1.0" encoding="utf-8"?>
+<b:Sources xmlns:b="http://schemas.openxmlformats.org/officeDocument/2006/bibliography" xmlns="http://schemas.openxmlformats.org/officeDocument/2006/bibliography" SelectedStyle="\APA.XSL" StyleName="APA"/>
+</file>
+
+<file path=customXml/item5.xml><?xml version="1.0" encoding="utf-8"?>
+<MrLinh xmlns="tranphuclinh">
+  <PhobienPATC>
+    <Ngay_PATC>29 tháng 4 năm 2026</Ngay_PATC>
+    <GioPATC>09</GioPATC>
+    <ND_CViec> Thí nghiệm MBA TD41 TBA 220kV Phan Rí sau khi bổ sung dầu</ND_CViec>
+    <Diadiem>Ngăn MC 582 TBA 500kV Vĩnh Tân</Diadiem>
+    <CHTT>Trần Văn Hoàng</CHTT>
+    <DVCT>Nguyễn Hữu Kính
+Hoàng Trần Quản Trọng
+Trần Văn Hoàng
+Kim Văn Quỳnh
+Hồ Văn Huy
+Lê Hữu Anh
+Trần Phúc Linh
+Tạ Quốc Đạt
+Nguyễn Xuân Khánh
+Đoàn Hoàng Quang Định</DVCT>
+    <Thuky>Trần Phúc Linh</Thuky>
+    <Ngay_BBHT>03/4/2026</Ngay_BBHT>
+    <GioBBHT>06</GioBBHT>
+    <HangMuc>Hạng mục 9</HangMuc>
+    <HangMuc>Hạng mục 10</HangMuc>
+  </PhobienPATC>
+  <DanhMuc>
+    <TenDanhMuc>Danh mục 2</TenDanhMuc>
+    <HangMuc>Hạng mục 1</HangMuc>
+    <HangMuc>Hạng mục 2</HangMuc>
+    <HangMuc>Hạng mục 3</HangMuc>
+    <HangMuc>Hạng mục 4</HangMuc>
+    <HangMuc>Hạng mục 5</HangMuc>
+    <HangMuc>Hạng mục 6</HangMuc>
+    <HangMuc>Hạng mục 7</HangMuc>
+    <HangMuc>Hạng mục 8</HangMuc>
+    <HangMuc>Hạng mục 9</HangMuc>
+    <HangMuc>Hạng mục 10</HangMuc>
+  </DanhMuc>
+  <DanhMuc>
+    <TenDanhMuc>Danh mục 3</TenDanhMuc>
+    <HangMuc>Hạng mục 1</HangMuc>
+    <HangMuc>Hạng mục 2</HangMuc>
+    <HangMuc>Hạng mục 3</HangMuc>
+    <HangMuc>Hạng mục 4</HangMuc>
+    <HangMuc>Hạng mục 5</HangMuc>
+    <HangMuc>Hạng mục 6</HangMuc>
+    <HangMuc>Hạng mục 7</HangMuc>
+    <HangMuc>Hạng mục 8</HangMuc>
+    <HangMuc>Hạng mục 9</HangMuc>
+    <HangMuc>Hạng mục 10</HangMuc>
+  </DanhMuc>
+  <DanhMuc>
+    <TenDanhMuc>Danh mục 4</TenDanhMuc>
+    <HangMuc>Hạng mục 1</HangMuc>
+    <HangMuc>Hạng mục 2</HangMuc>
+    <HangMuc>Hạng mục 3</HangMuc>
+    <HangMuc>Hạng mục 4</HangMuc>
+    <HangMuc>Hạng mục 5</HangMuc>
+    <HangMuc>Hạng mục 6</HangMuc>
+    <HangMuc>Hạng mục 7</HangMuc>
+    <HangMuc>Hạng mục 8</HangMuc>
+    <HangMuc>Hạng mục 9</HangMuc>
+    <HangMuc>Hạng mục 10</HangMuc>
+  </DanhMuc>
+  <DanhMuc>
+    <TenDanhMuc>Danh mục 5</TenDanhMuc>
+    <HangMuc>Hạng mục 1</HangMuc>
+    <HangMuc>Hạng mục 2</HangMuc>
+    <HangMuc>Hạng mục 3</HangMuc>
+    <HangMuc>Hạng mục 4</HangMuc>
+    <HangMuc>Hạng mục 5</HangMuc>
+    <HangMuc>Hạng mục 6</HangMuc>
+    <HangMuc>Hạng mục 7</HangMuc>
+    <HangMuc>Hạng mục 8</HangMuc>
+    <HangMuc>Hạng mục 9</HangMuc>
+    <HangMuc>Hạng mục 10</HangMuc>
+  </DanhMuc>
+</MrLinh>
+</file>
+
+<file path=customXml/item6.xml><?xml version="1.0" encoding="utf-8"?>
 <ct:contentTypeSchema xmlns:ct="http://schemas.microsoft.com/office/2006/metadata/contentType" xmlns:ma="http://schemas.microsoft.com/office/2006/metadata/properties/metaAttributes" ct:_="" ma:_="" ma:contentTypeName="Tài liệu" ma:contentTypeID="0x0101003D6A26BEA43AD54C99CF6CFFD0AB935F" ma:contentTypeVersion="17" ma:contentTypeDescription="Tạo tài liệu mới." ma:contentTypeScope="" ma:versionID="af904db980aeeeb0c820978c361938b4">
   <xsd:schema xmlns:xsd="http://www.w3.org/2001/XMLSchema" xmlns:xs="http://www.w3.org/2001/XMLSchema" xmlns:p="http://schemas.microsoft.com/office/2006/metadata/properties" xmlns:ns3="f4a5a11c-7819-4824-9e21-1c6a953b54fb" xmlns:ns4="2cd0ddd0-898b-46ea-a782-d5498b2a516c" targetNamespace="http://schemas.microsoft.com/office/2006/metadata/properties" ma:root="true" ma:fieldsID="2a2c0ab740631f726e6fe3bbdb2b4cd3" ns3:_="" ns4:_="">
     <xsd:import namespace="f4a5a11c-7819-4824-9e21-1c6a953b54fb"/>
@@ -12297,106 +6661,6 @@
 </ct:contentTypeSchema>
 </file>
 
-<file path=customXml/item3.xml><?xml version="1.0" encoding="utf-8"?>
-<MrLinh xmlns="tranphuclinh">
-  <PhobienPATC>
-    <Ngay_PATC>29 tháng 4 năm 2026</Ngay_PATC>
-    <GioPATC>09</GioPATC>
-    <ND_CViec> Thí nghiệm MBA TD41 TBA 220kV Phan Rí sau khi bổ sung dầu</ND_CViec>
-    <Diadiem>Ngăn MC 582 TBA 500kV Vĩnh Tân</Diadiem>
-    <CHTT>Trần Văn Hoàng</CHTT>
-    <DVCT>Nguyễn Hữu Kính
-Hoàng Trần Quản Trọng
-Trần Văn Hoàng
-Kim Văn Quỳnh
-Hồ Văn Huy
-Lê Hữu Anh
-Trần Phúc Linh
-Tạ Quốc Đạt
-Nguyễn Xuân Khánh
-Đoàn Hoàng Quang Định</DVCT>
-    <Thuky>Trần Phúc Linh</Thuky>
-    <Ngay_BBHT>03/4/2026</Ngay_BBHT>
-    <GioBBHT>06</GioBBHT>
-    <HangMuc>Hạng mục 9</HangMuc>
-    <HangMuc>Hạng mục 10</HangMuc>
-  </PhobienPATC>
-  <DanhMuc>
-    <TenDanhMuc>Danh mục 2</TenDanhMuc>
-    <HangMuc>Hạng mục 1</HangMuc>
-    <HangMuc>Hạng mục 2</HangMuc>
-    <HangMuc>Hạng mục 3</HangMuc>
-    <HangMuc>Hạng mục 4</HangMuc>
-    <HangMuc>Hạng mục 5</HangMuc>
-    <HangMuc>Hạng mục 6</HangMuc>
-    <HangMuc>Hạng mục 7</HangMuc>
-    <HangMuc>Hạng mục 8</HangMuc>
-    <HangMuc>Hạng mục 9</HangMuc>
-    <HangMuc>Hạng mục 10</HangMuc>
-  </DanhMuc>
-  <DanhMuc>
-    <TenDanhMuc>Danh mục 3</TenDanhMuc>
-    <HangMuc>Hạng mục 1</HangMuc>
-    <HangMuc>Hạng mục 2</HangMuc>
-    <HangMuc>Hạng mục 3</HangMuc>
-    <HangMuc>Hạng mục 4</HangMuc>
-    <HangMuc>Hạng mục 5</HangMuc>
-    <HangMuc>Hạng mục 6</HangMuc>
-    <HangMuc>Hạng mục 7</HangMuc>
-    <HangMuc>Hạng mục 8</HangMuc>
-    <HangMuc>Hạng mục 9</HangMuc>
-    <HangMuc>Hạng mục 10</HangMuc>
-  </DanhMuc>
-  <DanhMuc>
-    <TenDanhMuc>Danh mục 4</TenDanhMuc>
-    <HangMuc>Hạng mục 1</HangMuc>
-    <HangMuc>Hạng mục 2</HangMuc>
-    <HangMuc>Hạng mục 3</HangMuc>
-    <HangMuc>Hạng mục 4</HangMuc>
-    <HangMuc>Hạng mục 5</HangMuc>
-    <HangMuc>Hạng mục 6</HangMuc>
-    <HangMuc>Hạng mục 7</HangMuc>
-    <HangMuc>Hạng mục 8</HangMuc>
-    <HangMuc>Hạng mục 9</HangMuc>
-    <HangMuc>Hạng mục 10</HangMuc>
-  </DanhMuc>
-  <DanhMuc>
-    <TenDanhMuc>Danh mục 5</TenDanhMuc>
-    <HangMuc>Hạng mục 1</HangMuc>
-    <HangMuc>Hạng mục 2</HangMuc>
-    <HangMuc>Hạng mục 3</HangMuc>
-    <HangMuc>Hạng mục 4</HangMuc>
-    <HangMuc>Hạng mục 5</HangMuc>
-    <HangMuc>Hạng mục 6</HangMuc>
-    <HangMuc>Hạng mục 7</HangMuc>
-    <HangMuc>Hạng mục 8</HangMuc>
-    <HangMuc>Hạng mục 9</HangMuc>
-    <HangMuc>Hạng mục 10</HangMuc>
-  </DanhMuc>
-</MrLinh>
-</file>
-
-<file path=customXml/item4.xml><?xml version="1.0" encoding="utf-8"?>
-<b:Sources xmlns:b="http://schemas.openxmlformats.org/officeDocument/2006/bibliography" xmlns="http://schemas.openxmlformats.org/officeDocument/2006/bibliography" SelectedStyle="\APA.XSL" StyleName="APA"/>
-</file>
-
-<file path=customXml/item5.xml><?xml version="1.0" encoding="utf-8"?>
-<p:properties xmlns:p="http://schemas.microsoft.com/office/2006/metadata/properties" xmlns:xsi="http://www.w3.org/2001/XMLSchema-instance" xmlns:pc="http://schemas.microsoft.com/office/infopath/2007/PartnerControls">
-  <documentManagement>
-    <_activity xmlns="f4a5a11c-7819-4824-9e21-1c6a953b54fb" xsi:nil="true"/>
-  </documentManagement>
-</p:properties>
-</file>
-
-<file path=customXml/item6.xml><?xml version="1.0" encoding="utf-8"?>
-<?mso-contentType ?>
-<FormTemplates xmlns="http://schemas.microsoft.com/sharepoint/v3/contenttype/forms">
-  <Display>DocumentLibraryForm</Display>
-  <Edit>DocumentLibraryForm</Edit>
-  <New>DocumentLibraryForm</New>
-</FormTemplates>
-</file>
-
 <file path=customXml/itemProps1.xml><?xml version="1.0" encoding="utf-8"?>
 <ds:datastoreItem xmlns:ds="http://schemas.openxmlformats.org/officeDocument/2006/customXml" ds:itemID="{55AF091B-3C7A-41E3-B477-F2FDAA23CFDA}">
   <ds:schemaRefs>
@@ -12406,6 +6670,40 @@
 </file>
 
 <file path=customXml/itemProps2.xml><?xml version="1.0" encoding="utf-8"?>
+<ds:datastoreItem xmlns:ds="http://schemas.openxmlformats.org/officeDocument/2006/customXml" ds:itemID="{533C5E75-3032-4E84-BB28-0F21C8ACB6A2}">
+  <ds:schemaRefs>
+    <ds:schemaRef ds:uri="http://schemas.microsoft.com/sharepoint/v3/contenttype/forms"/>
+  </ds:schemaRefs>
+</ds:datastoreItem>
+</file>
+
+<file path=customXml/itemProps3.xml><?xml version="1.0" encoding="utf-8"?>
+<ds:datastoreItem xmlns:ds="http://schemas.openxmlformats.org/officeDocument/2006/customXml" ds:itemID="{75F95D7B-77FE-4EBD-BB81-BE9EFEC843E0}">
+  <ds:schemaRefs>
+    <ds:schemaRef ds:uri="http://schemas.microsoft.com/office/2006/metadata/properties"/>
+    <ds:schemaRef ds:uri="http://schemas.microsoft.com/office/infopath/2007/PartnerControls"/>
+    <ds:schemaRef ds:uri="f4a5a11c-7819-4824-9e21-1c6a953b54fb"/>
+  </ds:schemaRefs>
+</ds:datastoreItem>
+</file>
+
+<file path=customXml/itemProps4.xml><?xml version="1.0" encoding="utf-8"?>
+<ds:datastoreItem xmlns:ds="http://schemas.openxmlformats.org/officeDocument/2006/customXml" ds:itemID="{2FBA5D8E-CB78-4A1C-BFBE-D410B0A0401B}">
+  <ds:schemaRefs>
+    <ds:schemaRef ds:uri="http://schemas.openxmlformats.org/officeDocument/2006/bibliography"/>
+  </ds:schemaRefs>
+</ds:datastoreItem>
+</file>
+
+<file path=customXml/itemProps5.xml><?xml version="1.0" encoding="utf-8"?>
+<ds:datastoreItem xmlns:ds="http://schemas.openxmlformats.org/officeDocument/2006/customXml" ds:itemID="{9D7C7E3C-431E-4096-A5D6-821764FB404C}">
+  <ds:schemaRefs>
+    <ds:schemaRef ds:uri="tranphuclinh"/>
+  </ds:schemaRefs>
+</ds:datastoreItem>
+</file>
+
+<file path=customXml/itemProps6.xml><?xml version="1.0" encoding="utf-8"?>
 <ds:datastoreItem xmlns:ds="http://schemas.openxmlformats.org/officeDocument/2006/customXml" ds:itemID="{2E5F3AD3-925F-45A8-802D-F3FA608239E5}">
   <ds:schemaRefs>
     <ds:schemaRef ds:uri="http://schemas.microsoft.com/office/2006/metadata/contentType"/>
@@ -12422,38 +6720,4 @@
     <ds:schemaRef ds:uri="http://schemas.microsoft.com/internal/obd"/>
   </ds:schemaRefs>
 </ds:datastoreItem>
-</file>
-
-<file path=customXml/itemProps3.xml><?xml version="1.0" encoding="utf-8"?>
-<ds:datastoreItem xmlns:ds="http://schemas.openxmlformats.org/officeDocument/2006/customXml" ds:itemID="{9D7C7E3C-431E-4096-A5D6-821764FB404C}">
-  <ds:schemaRefs>
-    <ds:schemaRef ds:uri="tranphuclinh"/>
-  </ds:schemaRefs>
-</ds:datastoreItem>
-</file>
-
-<file path=customXml/itemProps4.xml><?xml version="1.0" encoding="utf-8"?>
-<ds:datastoreItem xmlns:ds="http://schemas.openxmlformats.org/officeDocument/2006/customXml" ds:itemID="{2FBA5D8E-CB78-4A1C-BFBE-D410B0A0401B}">
-  <ds:schemaRefs>
-    <ds:schemaRef ds:uri="http://schemas.openxmlformats.org/officeDocument/2006/bibliography"/>
-  </ds:schemaRefs>
-</ds:datastoreItem>
-</file>
-
-<file path=customXml/itemProps5.xml><?xml version="1.0" encoding="utf-8"?>
-<ds:datastoreItem xmlns:ds="http://schemas.openxmlformats.org/officeDocument/2006/customXml" ds:itemID="{75F95D7B-77FE-4EBD-BB81-BE9EFEC843E0}">
-  <ds:schemaRefs>
-    <ds:schemaRef ds:uri="http://schemas.microsoft.com/office/2006/metadata/properties"/>
-    <ds:schemaRef ds:uri="http://schemas.microsoft.com/office/infopath/2007/PartnerControls"/>
-    <ds:schemaRef ds:uri="f4a5a11c-7819-4824-9e21-1c6a953b54fb"/>
-  </ds:schemaRefs>
-</ds:datastoreItem>
-</file>
-
-<file path=customXml/itemProps6.xml><?xml version="1.0" encoding="utf-8"?>
-<ds:datastoreItem xmlns:ds="http://schemas.openxmlformats.org/officeDocument/2006/customXml" ds:itemID="{533C5E75-3032-4E84-BB28-0F21C8ACB6A2}">
-  <ds:schemaRefs>
-    <ds:schemaRef ds:uri="http://schemas.microsoft.com/sharepoint/v3/contenttype/forms"/>
-  </ds:schemaRefs>
-</ds:datastoreItem>
 </file>